--- a/docassemble/RFApackage/data/templates/RFAcomplaint_addendum.docx
+++ b/docassemble/RFApackage/data/templates/RFAcomplaint_addendum.docx
@@ -70,25 +70,7 @@
           <w:sz w:val="28"/>
           <w:szCs w:val="28"/>
         </w:rPr>
-        <w:t xml:space="preserve">Family Division, {{ </w:t>
-      </w:r>
-      <w:proofErr w:type="spellStart"/>
-      <w:r>
-        <w:rPr>
-          <w:rFonts w:ascii="Arial" w:hAnsi="Arial" w:cs="Arial"/>
-          <w:sz w:val="28"/>
-          <w:szCs w:val="28"/>
-        </w:rPr>
-        <w:t>trial_court.address.county</w:t>
-      </w:r>
-      <w:proofErr w:type="spellEnd"/>
-      <w:r>
-        <w:rPr>
-          <w:rFonts w:ascii="Arial" w:hAnsi="Arial" w:cs="Arial"/>
-          <w:sz w:val="28"/>
-          <w:szCs w:val="28"/>
-        </w:rPr>
-        <w:t xml:space="preserve"> }} Unit</w:t>
+        <w:t>Family Division, {{ trial_court.address.county }} Unit</w:t>
       </w:r>
     </w:p>
     <w:p>
@@ -107,41 +89,13 @@
         </w:rPr>
         <w:t xml:space="preserve">{%p if </w:t>
       </w:r>
-      <w:proofErr w:type="spellStart"/>
-      <w:r>
-        <w:rPr>
-          <w:rFonts w:ascii="Arial" w:hAnsi="Arial" w:cs="Arial"/>
-          <w:sz w:val="24"/>
-          <w:szCs w:val="24"/>
-        </w:rPr>
-        <w:t>who_needs_protection</w:t>
-      </w:r>
-      <w:proofErr w:type="spellEnd"/>
-      <w:r>
-        <w:rPr>
-          <w:rFonts w:ascii="Arial" w:hAnsi="Arial" w:cs="Arial"/>
-          <w:sz w:val="24"/>
-          <w:szCs w:val="24"/>
-        </w:rPr>
-        <w:t xml:space="preserve"> == '</w:t>
-      </w:r>
-      <w:proofErr w:type="spellStart"/>
-      <w:r>
-        <w:rPr>
-          <w:rFonts w:ascii="Arial" w:hAnsi="Arial" w:cs="Arial"/>
-          <w:sz w:val="24"/>
-          <w:szCs w:val="24"/>
-        </w:rPr>
-        <w:t>order_obo_child</w:t>
-      </w:r>
-      <w:proofErr w:type="spellEnd"/>
-      <w:r>
-        <w:rPr>
-          <w:rFonts w:ascii="Arial" w:hAnsi="Arial" w:cs="Arial"/>
-          <w:sz w:val="24"/>
-          <w:szCs w:val="24"/>
-        </w:rPr>
-        <w:t>'</w:t>
+      <w:r>
+        <w:rPr>
+          <w:rFonts w:ascii="Arial" w:hAnsi="Arial" w:cs="Arial"/>
+          <w:sz w:val="24"/>
+          <w:szCs w:val="24"/>
+        </w:rPr>
+        <w:t>who_needs_protection == 'order_obo_child'</w:t>
       </w:r>
       <w:r>
         <w:rPr>
@@ -193,25 +147,7 @@
           <w:sz w:val="28"/>
           <w:szCs w:val="28"/>
         </w:rPr>
-        <w:t xml:space="preserve">[0] }} v. {{ </w:t>
-      </w:r>
-      <w:proofErr w:type="spellStart"/>
-      <w:r>
-        <w:rPr>
-          <w:rFonts w:ascii="Arial" w:hAnsi="Arial" w:cs="Arial"/>
-          <w:sz w:val="28"/>
-          <w:szCs w:val="28"/>
-        </w:rPr>
-        <w:t>other_parties</w:t>
-      </w:r>
-      <w:proofErr w:type="spellEnd"/>
-      <w:r>
-        <w:rPr>
-          <w:rFonts w:ascii="Arial" w:hAnsi="Arial" w:cs="Arial"/>
-          <w:sz w:val="28"/>
-          <w:szCs w:val="28"/>
-        </w:rPr>
-        <w:t>[0] }}</w:t>
+        <w:t>[0] }} v. {{ other_parties[0] }}</w:t>
       </w:r>
     </w:p>
     <w:p>
@@ -256,25 +192,7 @@
           <w:sz w:val="28"/>
           <w:szCs w:val="28"/>
         </w:rPr>
-        <w:t xml:space="preserve">{{ users[0] }} v. {{ </w:t>
-      </w:r>
-      <w:proofErr w:type="spellStart"/>
-      <w:r>
-        <w:rPr>
-          <w:rFonts w:ascii="Arial" w:hAnsi="Arial" w:cs="Arial"/>
-          <w:sz w:val="28"/>
-          <w:szCs w:val="28"/>
-        </w:rPr>
-        <w:t>other_parties</w:t>
-      </w:r>
-      <w:proofErr w:type="spellEnd"/>
-      <w:r>
-        <w:rPr>
-          <w:rFonts w:ascii="Arial" w:hAnsi="Arial" w:cs="Arial"/>
-          <w:sz w:val="28"/>
-          <w:szCs w:val="28"/>
-        </w:rPr>
-        <w:t>[0] }}</w:t>
+        <w:t>{{ users[0] }} v. {{ other_parties[0] }}</w:t>
       </w:r>
     </w:p>
     <w:p>
@@ -310,7 +228,6 @@
         </w:rPr>
         <w:t xml:space="preserve">{%p for field in </w:t>
       </w:r>
-      <w:proofErr w:type="spellStart"/>
       <w:r>
         <w:rPr>
           <w:rFonts w:ascii="Arial" w:hAnsi="Arial" w:cs="Arial"/>
@@ -333,16 +250,7 @@
           <w:sz w:val="24"/>
           <w:szCs w:val="24"/>
         </w:rPr>
-        <w:t>.overflow</w:t>
-      </w:r>
-      <w:proofErr w:type="spellEnd"/>
-      <w:r>
-        <w:rPr>
-          <w:rFonts w:ascii="Arial" w:hAnsi="Arial" w:cs="Arial"/>
-          <w:sz w:val="24"/>
-          <w:szCs w:val="24"/>
-        </w:rPr>
-        <w:t>()</w:t>
+        <w:t>.overflow()</w:t>
       </w:r>
       <w:r>
         <w:rPr>
@@ -375,25 +283,7 @@
           <w:sz w:val="24"/>
           <w:szCs w:val="24"/>
         </w:rPr>
-        <w:t xml:space="preserve">{%p if </w:t>
-      </w:r>
-      <w:proofErr w:type="spellStart"/>
-      <w:r>
-        <w:rPr>
-          <w:rFonts w:ascii="Arial" w:hAnsi="Arial" w:cs="Arial"/>
-          <w:sz w:val="24"/>
-          <w:szCs w:val="24"/>
-        </w:rPr>
-        <w:t>field.field_name</w:t>
-      </w:r>
-      <w:proofErr w:type="spellEnd"/>
-      <w:r>
-        <w:rPr>
-          <w:rFonts w:ascii="Arial" w:hAnsi="Arial" w:cs="Arial"/>
-          <w:sz w:val="24"/>
-          <w:szCs w:val="24"/>
-        </w:rPr>
-        <w:t xml:space="preserve"> == "children" %}</w:t>
+        <w:t>{%p if field.field_name == "children" %}</w:t>
       </w:r>
     </w:p>
     <w:p>
@@ -600,25 +490,7 @@
                 <w:sz w:val="20"/>
                 <w:szCs w:val="20"/>
               </w:rPr>
-              <w:t xml:space="preserve">{%tr for row in </w:t>
-            </w:r>
-            <w:proofErr w:type="spellStart"/>
-            <w:r>
-              <w:rPr>
-                <w:rFonts w:ascii="Arial" w:eastAsia="Calibri" w:hAnsi="Arial" w:cs="Arial"/>
-                <w:sz w:val="20"/>
-                <w:szCs w:val="20"/>
-              </w:rPr>
-              <w:t>field.overflow_value</w:t>
-            </w:r>
-            <w:proofErr w:type="spellEnd"/>
-            <w:r>
-              <w:rPr>
-                <w:rFonts w:ascii="Arial" w:eastAsia="Calibri" w:hAnsi="Arial" w:cs="Arial"/>
-                <w:sz w:val="20"/>
-                <w:szCs w:val="20"/>
-              </w:rPr>
-              <w:t>() %}</w:t>
+              <w:t>{%tr for row in field.overflow_value() %}</w:t>
             </w:r>
           </w:p>
         </w:tc>
@@ -740,25 +612,7 @@
                 <w:sz w:val="20"/>
                 <w:szCs w:val="20"/>
               </w:rPr>
-              <w:t xml:space="preserve">{{ </w:t>
-            </w:r>
-            <w:proofErr w:type="spellStart"/>
-            <w:r>
-              <w:rPr>
-                <w:rFonts w:ascii="Arial" w:eastAsia="Calibri" w:hAnsi="Arial" w:cs="Arial"/>
-                <w:sz w:val="20"/>
-                <w:szCs w:val="20"/>
-              </w:rPr>
-              <w:t>row.birthdate</w:t>
-            </w:r>
-            <w:proofErr w:type="spellEnd"/>
-            <w:r>
-              <w:rPr>
-                <w:rFonts w:ascii="Arial" w:eastAsia="Calibri" w:hAnsi="Arial" w:cs="Arial"/>
-                <w:sz w:val="20"/>
-                <w:szCs w:val="20"/>
-              </w:rPr>
-              <w:t xml:space="preserve"> }}</w:t>
+              <w:t>{{ row.birthdate }}</w:t>
             </w:r>
           </w:p>
         </w:tc>
@@ -781,25 +635,7 @@
                 <w:sz w:val="20"/>
                 <w:szCs w:val="20"/>
               </w:rPr>
-              <w:t xml:space="preserve">{{ </w:t>
-            </w:r>
-            <w:proofErr w:type="spellStart"/>
-            <w:r>
-              <w:rPr>
-                <w:rFonts w:ascii="Arial" w:eastAsia="Calibri" w:hAnsi="Arial" w:cs="Arial"/>
-                <w:sz w:val="20"/>
-                <w:szCs w:val="20"/>
-              </w:rPr>
-              <w:t>row.in_danger</w:t>
-            </w:r>
-            <w:proofErr w:type="spellEnd"/>
-            <w:r>
-              <w:rPr>
-                <w:rFonts w:ascii="Arial" w:eastAsia="Calibri" w:hAnsi="Arial" w:cs="Arial"/>
-                <w:sz w:val="20"/>
-                <w:szCs w:val="20"/>
-              </w:rPr>
-              <w:t xml:space="preserve"> }}</w:t>
+              <w:t>{{ row.in_danger }}</w:t>
             </w:r>
           </w:p>
         </w:tc>
@@ -822,7 +658,23 @@
                 <w:sz w:val="20"/>
                 <w:szCs w:val="20"/>
               </w:rPr>
-              <w:t>{{ row.relationship_user1}}</w:t>
+              <w:t>{{ row.relationship_user</w:t>
+            </w:r>
+            <w:r>
+              <w:rPr>
+                <w:rFonts w:ascii="Arial" w:hAnsi="Arial" w:cs="Arial"/>
+                <w:sz w:val="20"/>
+                <w:szCs w:val="20"/>
+              </w:rPr>
+              <w:t>s</w:t>
+            </w:r>
+            <w:r>
+              <w:rPr>
+                <w:rFonts w:ascii="Arial" w:hAnsi="Arial" w:cs="Arial"/>
+                <w:sz w:val="20"/>
+                <w:szCs w:val="20"/>
+              </w:rPr>
+              <w:t>1}}</w:t>
             </w:r>
           </w:p>
         </w:tc>
@@ -845,7 +697,23 @@
                 <w:sz w:val="20"/>
                 <w:szCs w:val="20"/>
               </w:rPr>
-              <w:t>{{ row.relationship_op1}}</w:t>
+              <w:t>{{ row.relationship_</w:t>
+            </w:r>
+            <w:r>
+              <w:rPr>
+                <w:rFonts w:ascii="Arial" w:hAnsi="Arial" w:cs="Arial"/>
+                <w:sz w:val="20"/>
+                <w:szCs w:val="20"/>
+              </w:rPr>
+              <w:t>OP</w:t>
+            </w:r>
+            <w:r>
+              <w:rPr>
+                <w:rFonts w:ascii="Arial" w:hAnsi="Arial" w:cs="Arial"/>
+                <w:sz w:val="20"/>
+                <w:szCs w:val="20"/>
+              </w:rPr>
+              <w:t>}}</w:t>
             </w:r>
           </w:p>
         </w:tc>
@@ -868,25 +736,7 @@
                 <w:sz w:val="20"/>
                 <w:szCs w:val="20"/>
               </w:rPr>
-              <w:t xml:space="preserve">{{ </w:t>
-            </w:r>
-            <w:proofErr w:type="spellStart"/>
-            <w:r>
-              <w:rPr>
-                <w:rFonts w:ascii="Arial" w:hAnsi="Arial" w:cs="Arial"/>
-                <w:sz w:val="20"/>
-                <w:szCs w:val="20"/>
-              </w:rPr>
-              <w:t>row.custody_wanted</w:t>
-            </w:r>
-            <w:proofErr w:type="spellEnd"/>
-            <w:r>
-              <w:rPr>
-                <w:rFonts w:ascii="Arial" w:hAnsi="Arial" w:cs="Arial"/>
-                <w:sz w:val="20"/>
-                <w:szCs w:val="20"/>
-              </w:rPr>
-              <w:t>}}</w:t>
+              <w:t>{{ row.custody_wanted}}</w:t>
             </w:r>
           </w:p>
         </w:tc>
@@ -910,25 +760,7 @@
                 <w:sz w:val="20"/>
                 <w:szCs w:val="20"/>
               </w:rPr>
-              <w:t xml:space="preserve">{%tr </w:t>
-            </w:r>
-            <w:proofErr w:type="spellStart"/>
-            <w:r>
-              <w:rPr>
-                <w:rFonts w:ascii="Arial" w:eastAsia="Calibri" w:hAnsi="Arial" w:cs="Arial"/>
-                <w:sz w:val="20"/>
-                <w:szCs w:val="20"/>
-              </w:rPr>
-              <w:t>endfor</w:t>
-            </w:r>
-            <w:proofErr w:type="spellEnd"/>
-            <w:r>
-              <w:rPr>
-                <w:rFonts w:ascii="Arial" w:eastAsia="Calibri" w:hAnsi="Arial" w:cs="Arial"/>
-                <w:sz w:val="20"/>
-                <w:szCs w:val="20"/>
-              </w:rPr>
-              <w:t xml:space="preserve"> %}</w:t>
+              <w:t>{%tr endfor %}</w:t>
             </w:r>
           </w:p>
         </w:tc>
@@ -1034,7 +866,6 @@
         </w:rPr>
         <w:t xml:space="preserve">{%p </w:t>
       </w:r>
-      <w:proofErr w:type="spellStart"/>
       <w:r>
         <w:rPr>
           <w:rFonts w:ascii="Arial" w:hAnsi="Arial" w:cs="Arial"/>
@@ -1049,34 +880,7 @@
           <w:sz w:val="24"/>
           <w:szCs w:val="24"/>
         </w:rPr>
-        <w:t>if</w:t>
-      </w:r>
-      <w:proofErr w:type="spellEnd"/>
-      <w:r>
-        <w:rPr>
-          <w:rFonts w:ascii="Arial" w:hAnsi="Arial" w:cs="Arial"/>
-          <w:sz w:val="24"/>
-          <w:szCs w:val="24"/>
-        </w:rPr>
-        <w:t xml:space="preserve"> </w:t>
-      </w:r>
-      <w:proofErr w:type="spellStart"/>
-      <w:r>
-        <w:rPr>
-          <w:rFonts w:ascii="Arial" w:hAnsi="Arial" w:cs="Arial"/>
-          <w:sz w:val="24"/>
-          <w:szCs w:val="24"/>
-        </w:rPr>
-        <w:t>field.is_object_list</w:t>
-      </w:r>
-      <w:proofErr w:type="spellEnd"/>
-      <w:r>
-        <w:rPr>
-          <w:rFonts w:ascii="Arial" w:hAnsi="Arial" w:cs="Arial"/>
-          <w:sz w:val="24"/>
-          <w:szCs w:val="24"/>
-        </w:rPr>
-        <w:t xml:space="preserve">() %} </w:t>
+        <w:t xml:space="preserve">if field.is_object_list() %} </w:t>
       </w:r>
     </w:p>
     <w:p>
@@ -1094,16 +898,7 @@
           <w:sz w:val="24"/>
           <w:szCs w:val="24"/>
         </w:rPr>
-        <w:t xml:space="preserve">{{ </w:t>
-      </w:r>
-      <w:proofErr w:type="spellStart"/>
-      <w:r>
-        <w:rPr>
-          <w:rFonts w:ascii="Arial" w:hAnsi="Arial" w:cs="Arial"/>
-          <w:sz w:val="24"/>
-          <w:szCs w:val="24"/>
-        </w:rPr>
-        <w:t>field.</w:t>
+        <w:t>{{ field.</w:t>
       </w:r>
       <w:r>
         <w:rPr>
@@ -1113,7 +908,6 @@
         </w:rPr>
         <w:t>label</w:t>
       </w:r>
-      <w:proofErr w:type="spellEnd"/>
       <w:r>
         <w:rPr>
           <w:rFonts w:ascii="Arial" w:hAnsi="Arial" w:cs="Arial"/>
@@ -1155,19 +949,23 @@
                 <w:sz w:val="24"/>
                 <w:szCs w:val="24"/>
               </w:rPr>
-              <w:t>{%</w:t>
-            </w:r>
-            <w:proofErr w:type="spellStart"/>
-            <w:r>
+              <w:t>{%tc for column in field.columns() %}</w:t>
+            </w:r>
+          </w:p>
+        </w:tc>
+        <w:tc>
+          <w:tcPr>
+            <w:tcW w:w="3117" w:type="dxa"/>
+          </w:tcPr>
+          <w:p>
+            <w:pPr>
               <w:rPr>
                 <w:rFonts w:ascii="Arial" w:hAnsi="Arial" w:cs="Arial"/>
                 <w:b/>
                 <w:sz w:val="24"/>
                 <w:szCs w:val="24"/>
               </w:rPr>
-              <w:t>tc</w:t>
-            </w:r>
-            <w:proofErr w:type="spellEnd"/>
+            </w:pPr>
             <w:r>
               <w:rPr>
                 <w:rFonts w:ascii="Arial" w:hAnsi="Arial" w:cs="Arial"/>
@@ -1175,9 +973,8 @@
                 <w:sz w:val="24"/>
                 <w:szCs w:val="24"/>
               </w:rPr>
-              <w:t xml:space="preserve"> for column in </w:t>
-            </w:r>
-            <w:proofErr w:type="spellStart"/>
+              <w:t>{{ label(column)</w:t>
+            </w:r>
             <w:r>
               <w:rPr>
                 <w:rFonts w:ascii="Arial" w:hAnsi="Arial" w:cs="Arial"/>
@@ -1185,9 +982,8 @@
                 <w:sz w:val="24"/>
                 <w:szCs w:val="24"/>
               </w:rPr>
-              <w:t>field.columns</w:t>
-            </w:r>
-            <w:proofErr w:type="spellEnd"/>
+              <w:t>.capitalize()</w:t>
+            </w:r>
             <w:r>
               <w:rPr>
                 <w:rFonts w:ascii="Arial" w:hAnsi="Arial" w:cs="Arial"/>
@@ -1195,7 +991,7 @@
                 <w:sz w:val="24"/>
                 <w:szCs w:val="24"/>
               </w:rPr>
-              <w:t>() %}</w:t>
+              <w:t xml:space="preserve"> }}</w:t>
             </w:r>
           </w:p>
         </w:tc>
@@ -1219,89 +1015,7 @@
                 <w:sz w:val="24"/>
                 <w:szCs w:val="24"/>
               </w:rPr>
-              <w:t>{{ label(column)</w:t>
-            </w:r>
-            <w:r>
-              <w:rPr>
-                <w:rFonts w:ascii="Arial" w:hAnsi="Arial" w:cs="Arial"/>
-                <w:b/>
-                <w:sz w:val="24"/>
-                <w:szCs w:val="24"/>
-              </w:rPr>
-              <w:t>.capitalize()</w:t>
-            </w:r>
-            <w:r>
-              <w:rPr>
-                <w:rFonts w:ascii="Arial" w:hAnsi="Arial" w:cs="Arial"/>
-                <w:b/>
-                <w:sz w:val="24"/>
-                <w:szCs w:val="24"/>
-              </w:rPr>
-              <w:t xml:space="preserve"> }}</w:t>
-            </w:r>
-          </w:p>
-        </w:tc>
-        <w:tc>
-          <w:tcPr>
-            <w:tcW w:w="3117" w:type="dxa"/>
-          </w:tcPr>
-          <w:p>
-            <w:pPr>
-              <w:rPr>
-                <w:rFonts w:ascii="Arial" w:hAnsi="Arial" w:cs="Arial"/>
-                <w:b/>
-                <w:sz w:val="24"/>
-                <w:szCs w:val="24"/>
-              </w:rPr>
-            </w:pPr>
-            <w:r>
-              <w:rPr>
-                <w:rFonts w:ascii="Arial" w:hAnsi="Arial" w:cs="Arial"/>
-                <w:b/>
-                <w:sz w:val="24"/>
-                <w:szCs w:val="24"/>
-              </w:rPr>
-              <w:t>{%</w:t>
-            </w:r>
-            <w:proofErr w:type="spellStart"/>
-            <w:r>
-              <w:rPr>
-                <w:rFonts w:ascii="Arial" w:hAnsi="Arial" w:cs="Arial"/>
-                <w:b/>
-                <w:sz w:val="24"/>
-                <w:szCs w:val="24"/>
-              </w:rPr>
-              <w:t>tc</w:t>
-            </w:r>
-            <w:proofErr w:type="spellEnd"/>
-            <w:r>
-              <w:rPr>
-                <w:rFonts w:ascii="Arial" w:hAnsi="Arial" w:cs="Arial"/>
-                <w:b/>
-                <w:sz w:val="24"/>
-                <w:szCs w:val="24"/>
-              </w:rPr>
-              <w:t xml:space="preserve"> </w:t>
-            </w:r>
-            <w:proofErr w:type="spellStart"/>
-            <w:r>
-              <w:rPr>
-                <w:rFonts w:ascii="Arial" w:hAnsi="Arial" w:cs="Arial"/>
-                <w:b/>
-                <w:sz w:val="24"/>
-                <w:szCs w:val="24"/>
-              </w:rPr>
-              <w:t>endfor</w:t>
-            </w:r>
-            <w:proofErr w:type="spellEnd"/>
-            <w:r>
-              <w:rPr>
-                <w:rFonts w:ascii="Arial" w:hAnsi="Arial" w:cs="Arial"/>
-                <w:b/>
-                <w:sz w:val="24"/>
-                <w:szCs w:val="24"/>
-              </w:rPr>
-              <w:t xml:space="preserve"> %}</w:t>
+              <w:t>{%tc endfor %}</w:t>
             </w:r>
           </w:p>
         </w:tc>
@@ -1325,25 +1039,7 @@
                 <w:sz w:val="24"/>
                 <w:szCs w:val="24"/>
               </w:rPr>
-              <w:t xml:space="preserve">{%tr for row in </w:t>
-            </w:r>
-            <w:proofErr w:type="spellStart"/>
-            <w:r>
-              <w:rPr>
-                <w:rFonts w:ascii="Arial" w:hAnsi="Arial" w:cs="Arial"/>
-                <w:sz w:val="24"/>
-                <w:szCs w:val="24"/>
-              </w:rPr>
-              <w:t>field.overflow_value</w:t>
-            </w:r>
-            <w:proofErr w:type="spellEnd"/>
-            <w:r>
-              <w:rPr>
-                <w:rFonts w:ascii="Arial" w:hAnsi="Arial" w:cs="Arial"/>
-                <w:sz w:val="24"/>
-                <w:szCs w:val="24"/>
-              </w:rPr>
-              <w:t>() %}</w:t>
+              <w:t>{%tr for row in field.overflow_value() %}</w:t>
             </w:r>
           </w:p>
         </w:tc>
@@ -1395,43 +1091,7 @@
                 <w:sz w:val="24"/>
                 <w:szCs w:val="24"/>
               </w:rPr>
-              <w:t>{%</w:t>
-            </w:r>
-            <w:proofErr w:type="spellStart"/>
-            <w:r>
-              <w:rPr>
-                <w:rFonts w:ascii="Arial" w:hAnsi="Arial" w:cs="Arial"/>
-                <w:sz w:val="24"/>
-                <w:szCs w:val="24"/>
-              </w:rPr>
-              <w:t>tc</w:t>
-            </w:r>
-            <w:proofErr w:type="spellEnd"/>
-            <w:r>
-              <w:rPr>
-                <w:rFonts w:ascii="Arial" w:hAnsi="Arial" w:cs="Arial"/>
-                <w:sz w:val="24"/>
-                <w:szCs w:val="24"/>
-              </w:rPr>
-              <w:t xml:space="preserve"> for column in </w:t>
-            </w:r>
-            <w:proofErr w:type="spellStart"/>
-            <w:r>
-              <w:rPr>
-                <w:rFonts w:ascii="Arial" w:hAnsi="Arial" w:cs="Arial"/>
-                <w:sz w:val="24"/>
-                <w:szCs w:val="24"/>
-              </w:rPr>
-              <w:t>field.columns</w:t>
-            </w:r>
-            <w:proofErr w:type="spellEnd"/>
-            <w:r>
-              <w:rPr>
-                <w:rFonts w:ascii="Arial" w:hAnsi="Arial" w:cs="Arial"/>
-                <w:sz w:val="24"/>
-                <w:szCs w:val="24"/>
-              </w:rPr>
-              <w:t>() %}</w:t>
+              <w:t>{%tc for column in field.columns() %}</w:t>
             </w:r>
           </w:p>
         </w:tc>
@@ -1453,25 +1113,7 @@
                 <w:sz w:val="24"/>
                 <w:szCs w:val="24"/>
               </w:rPr>
-              <w:t xml:space="preserve">{{ </w:t>
-            </w:r>
-            <w:proofErr w:type="spellStart"/>
-            <w:r>
-              <w:rPr>
-                <w:rFonts w:ascii="Arial" w:hAnsi="Arial" w:cs="Arial"/>
-                <w:sz w:val="24"/>
-                <w:szCs w:val="24"/>
-              </w:rPr>
-              <w:t>safeattr</w:t>
-            </w:r>
-            <w:proofErr w:type="spellEnd"/>
-            <w:r>
-              <w:rPr>
-                <w:rFonts w:ascii="Arial" w:hAnsi="Arial" w:cs="Arial"/>
-                <w:sz w:val="24"/>
-                <w:szCs w:val="24"/>
-              </w:rPr>
-              <w:t>(row, key(column)) }}</w:t>
+              <w:t>{{ safeattr(row, key(column)) }}</w:t>
             </w:r>
           </w:p>
         </w:tc>
@@ -1493,43 +1135,7 @@
                 <w:sz w:val="24"/>
                 <w:szCs w:val="24"/>
               </w:rPr>
-              <w:t>{%</w:t>
-            </w:r>
-            <w:proofErr w:type="spellStart"/>
-            <w:r>
-              <w:rPr>
-                <w:rFonts w:ascii="Arial" w:hAnsi="Arial" w:cs="Arial"/>
-                <w:sz w:val="24"/>
-                <w:szCs w:val="24"/>
-              </w:rPr>
-              <w:t>tc</w:t>
-            </w:r>
-            <w:proofErr w:type="spellEnd"/>
-            <w:r>
-              <w:rPr>
-                <w:rFonts w:ascii="Arial" w:hAnsi="Arial" w:cs="Arial"/>
-                <w:sz w:val="24"/>
-                <w:szCs w:val="24"/>
-              </w:rPr>
-              <w:t xml:space="preserve"> </w:t>
-            </w:r>
-            <w:proofErr w:type="spellStart"/>
-            <w:r>
-              <w:rPr>
-                <w:rFonts w:ascii="Arial" w:hAnsi="Arial" w:cs="Arial"/>
-                <w:sz w:val="24"/>
-                <w:szCs w:val="24"/>
-              </w:rPr>
-              <w:t>endfor</w:t>
-            </w:r>
-            <w:proofErr w:type="spellEnd"/>
-            <w:r>
-              <w:rPr>
-                <w:rFonts w:ascii="Arial" w:hAnsi="Arial" w:cs="Arial"/>
-                <w:sz w:val="24"/>
-                <w:szCs w:val="24"/>
-              </w:rPr>
-              <w:t xml:space="preserve"> %}</w:t>
+              <w:t>{%tc endfor %}</w:t>
             </w:r>
           </w:p>
         </w:tc>
@@ -1553,25 +1159,7 @@
                 <w:sz w:val="24"/>
                 <w:szCs w:val="24"/>
               </w:rPr>
-              <w:t xml:space="preserve">{%tr </w:t>
-            </w:r>
-            <w:proofErr w:type="spellStart"/>
-            <w:r>
-              <w:rPr>
-                <w:rFonts w:ascii="Arial" w:hAnsi="Arial" w:cs="Arial"/>
-                <w:sz w:val="24"/>
-                <w:szCs w:val="24"/>
-              </w:rPr>
-              <w:t>endfor</w:t>
-            </w:r>
-            <w:proofErr w:type="spellEnd"/>
-            <w:r>
-              <w:rPr>
-                <w:rFonts w:ascii="Arial" w:hAnsi="Arial" w:cs="Arial"/>
-                <w:sz w:val="24"/>
-                <w:szCs w:val="24"/>
-              </w:rPr>
-              <w:t xml:space="preserve"> %}</w:t>
+              <w:t>{%tr endfor %}</w:t>
             </w:r>
           </w:p>
         </w:tc>
@@ -1628,43 +1216,7 @@
           <w:sz w:val="24"/>
           <w:szCs w:val="24"/>
         </w:rPr>
-        <w:t xml:space="preserve">{%p </w:t>
-      </w:r>
-      <w:proofErr w:type="spellStart"/>
-      <w:r>
-        <w:rPr>
-          <w:rFonts w:ascii="Arial" w:hAnsi="Arial" w:cs="Arial"/>
-          <w:sz w:val="24"/>
-          <w:szCs w:val="24"/>
-        </w:rPr>
-        <w:t>elif</w:t>
-      </w:r>
-      <w:proofErr w:type="spellEnd"/>
-      <w:r>
-        <w:rPr>
-          <w:rFonts w:ascii="Arial" w:hAnsi="Arial" w:cs="Arial"/>
-          <w:sz w:val="24"/>
-          <w:szCs w:val="24"/>
-        </w:rPr>
-        <w:t xml:space="preserve"> </w:t>
-      </w:r>
-      <w:proofErr w:type="spellStart"/>
-      <w:r>
-        <w:rPr>
-          <w:rFonts w:ascii="Arial" w:hAnsi="Arial" w:cs="Arial"/>
-          <w:sz w:val="24"/>
-          <w:szCs w:val="24"/>
-        </w:rPr>
-        <w:t>field.is_list</w:t>
-      </w:r>
-      <w:proofErr w:type="spellEnd"/>
-      <w:r>
-        <w:rPr>
-          <w:rFonts w:ascii="Arial" w:hAnsi="Arial" w:cs="Arial"/>
-          <w:sz w:val="24"/>
-          <w:szCs w:val="24"/>
-        </w:rPr>
-        <w:t>() %}</w:t>
+        <w:t>{%p elif field.is_list() %}</w:t>
       </w:r>
     </w:p>
     <w:p>
@@ -1692,16 +1244,7 @@
           <w:szCs w:val="24"/>
         </w:rPr>
         <w:lastRenderedPageBreak/>
-        <w:t xml:space="preserve">{{ </w:t>
-      </w:r>
-      <w:proofErr w:type="spellStart"/>
-      <w:r>
-        <w:rPr>
-          <w:rFonts w:ascii="Arial" w:hAnsi="Arial" w:cs="Arial"/>
-          <w:sz w:val="24"/>
-          <w:szCs w:val="24"/>
-        </w:rPr>
-        <w:t>field.</w:t>
+        <w:t>{{ field.</w:t>
       </w:r>
       <w:r>
         <w:rPr>
@@ -1711,7 +1254,6 @@
         </w:rPr>
         <w:t>label</w:t>
       </w:r>
-      <w:proofErr w:type="spellEnd"/>
       <w:r>
         <w:rPr>
           <w:rFonts w:ascii="Arial" w:hAnsi="Arial" w:cs="Arial"/>
@@ -1740,25 +1282,7 @@
           <w:sz w:val="24"/>
           <w:szCs w:val="24"/>
         </w:rPr>
-        <w:t xml:space="preserve">{%p for item in </w:t>
-      </w:r>
-      <w:proofErr w:type="spellStart"/>
-      <w:r>
-        <w:rPr>
-          <w:rFonts w:ascii="Arial" w:hAnsi="Arial" w:cs="Arial"/>
-          <w:sz w:val="24"/>
-          <w:szCs w:val="24"/>
-        </w:rPr>
-        <w:t>field.overflow_value</w:t>
-      </w:r>
-      <w:proofErr w:type="spellEnd"/>
-      <w:r>
-        <w:rPr>
-          <w:rFonts w:ascii="Arial" w:hAnsi="Arial" w:cs="Arial"/>
-          <w:sz w:val="24"/>
-          <w:szCs w:val="24"/>
-        </w:rPr>
-        <w:t>() %}</w:t>
+        <w:t>{%p for item in field.overflow_value() %}</w:t>
       </w:r>
     </w:p>
     <w:p>
@@ -1802,18 +1326,8 @@
           <w:sz w:val="24"/>
           <w:szCs w:val="24"/>
         </w:rPr>
-        <w:t xml:space="preserve">{%p </w:t>
-      </w:r>
-      <w:proofErr w:type="spellStart"/>
-      <w:r>
-        <w:rPr>
-          <w:rFonts w:ascii="Arial" w:hAnsi="Arial" w:cs="Arial"/>
-          <w:sz w:val="24"/>
-          <w:szCs w:val="24"/>
-        </w:rPr>
-        <w:t>endfor</w:t>
-      </w:r>
-      <w:proofErr w:type="spellEnd"/>
+        <w:t>{%p endfor</w:t>
+      </w:r>
       <w:r>
         <w:rPr>
           <w:rFonts w:ascii="Arial" w:hAnsi="Arial" w:cs="Arial"/>
@@ -1880,9 +1394,8 @@
           <w:sz w:val="24"/>
           <w:szCs w:val="24"/>
         </w:rPr>
-        <w:t xml:space="preserve">{{ </w:t>
-      </w:r>
-      <w:proofErr w:type="spellStart"/>
+        <w:t>{{ field.</w:t>
+      </w:r>
       <w:r>
         <w:rPr>
           <w:rFonts w:ascii="Arial" w:hAnsi="Arial" w:cs="Arial"/>
@@ -1890,7 +1403,7 @@
           <w:sz w:val="24"/>
           <w:szCs w:val="24"/>
         </w:rPr>
-        <w:t>field.</w:t>
+        <w:t>label</w:t>
       </w:r>
       <w:r>
         <w:rPr>
@@ -1899,16 +1412,6 @@
           <w:sz w:val="24"/>
           <w:szCs w:val="24"/>
         </w:rPr>
-        <w:t>label</w:t>
-      </w:r>
-      <w:proofErr w:type="spellEnd"/>
-      <w:r>
-        <w:rPr>
-          <w:rFonts w:ascii="Arial" w:hAnsi="Arial" w:cs="Arial"/>
-          <w:b/>
-          <w:sz w:val="24"/>
-          <w:szCs w:val="24"/>
-        </w:rPr>
         <w:t xml:space="preserve"> }}</w:t>
       </w:r>
       <w:r>
@@ -1917,43 +1420,131 @@
           <w:sz w:val="24"/>
           <w:szCs w:val="24"/>
         </w:rPr>
-        <w:t xml:space="preserve">: {{ </w:t>
-      </w:r>
-      <w:proofErr w:type="spellStart"/>
-      <w:r>
-        <w:rPr>
-          <w:rFonts w:ascii="Arial" w:hAnsi="Arial" w:cs="Arial"/>
-          <w:sz w:val="24"/>
-          <w:szCs w:val="24"/>
-        </w:rPr>
-        <w:t>field.overflow_value</w:t>
-      </w:r>
-      <w:proofErr w:type="spellEnd"/>
-      <w:r>
-        <w:rPr>
-          <w:rFonts w:ascii="Arial" w:hAnsi="Arial" w:cs="Arial"/>
-          <w:sz w:val="24"/>
-          <w:szCs w:val="24"/>
-        </w:rPr>
-        <w:t>(</w:t>
-      </w:r>
-      <w:proofErr w:type="spellStart"/>
-      <w:r>
-        <w:rPr>
-          <w:rFonts w:ascii="Arial" w:hAnsi="Arial" w:cs="Arial"/>
-          <w:sz w:val="24"/>
-          <w:szCs w:val="24"/>
-        </w:rPr>
-        <w:t>overflow_message</w:t>
-      </w:r>
-      <w:proofErr w:type="spellEnd"/>
-      <w:r>
-        <w:rPr>
-          <w:rFonts w:ascii="Arial" w:hAnsi="Arial" w:cs="Arial"/>
-          <w:sz w:val="24"/>
-          <w:szCs w:val="24"/>
-        </w:rPr>
-        <w:t>=</w:t>
+        <w:t>: {{ field.overflow_value(</w:t>
+      </w:r>
+      <w:r>
+        <w:rPr>
+          <w:rFonts w:ascii="Arial" w:hAnsi="Arial" w:cs="Arial"/>
+          <w:sz w:val="24"/>
+          <w:szCs w:val="24"/>
+        </w:rPr>
+        <w:t>overflow_message=</w:t>
+      </w:r>
+      <w:r>
+        <w:rPr>
+          <w:rFonts w:ascii="Arial" w:hAnsi="Arial" w:cs="Arial"/>
+          <w:sz w:val="24"/>
+          <w:szCs w:val="24"/>
+        </w:rPr>
+        <w:t xml:space="preserve"> RFAaffidavit</w:t>
+      </w:r>
+      <w:r>
+        <w:rPr>
+          <w:rFonts w:ascii="Arial" w:hAnsi="Arial" w:cs="Arial"/>
+          <w:sz w:val="24"/>
+          <w:szCs w:val="24"/>
+        </w:rPr>
+        <w:t>.default_overflow_message</w:t>
+      </w:r>
+      <w:r>
+        <w:rPr>
+          <w:rFonts w:ascii="Arial" w:hAnsi="Arial" w:cs="Arial"/>
+          <w:sz w:val="24"/>
+          <w:szCs w:val="24"/>
+        </w:rPr>
+        <w:t>) }}</w:t>
+      </w:r>
+    </w:p>
+    <w:p>
+      <w:pPr>
+        <w:rPr>
+          <w:rFonts w:ascii="Arial" w:hAnsi="Arial" w:cs="Arial"/>
+          <w:sz w:val="24"/>
+          <w:szCs w:val="24"/>
+        </w:rPr>
+      </w:pPr>
+      <w:r>
+        <w:rPr>
+          <w:rFonts w:ascii="Arial" w:hAnsi="Arial" w:cs="Arial"/>
+          <w:sz w:val="24"/>
+          <w:szCs w:val="24"/>
+        </w:rPr>
+        <w:t>{%p endif %}</w:t>
+      </w:r>
+    </w:p>
+    <w:p>
+      <w:pPr>
+        <w:rPr>
+          <w:rFonts w:ascii="Arial" w:hAnsi="Arial" w:cs="Arial"/>
+          <w:sz w:val="24"/>
+          <w:szCs w:val="24"/>
+        </w:rPr>
+      </w:pPr>
+      <w:r>
+        <w:rPr>
+          <w:rFonts w:ascii="Arial" w:hAnsi="Arial" w:cs="Arial"/>
+          <w:sz w:val="24"/>
+          <w:szCs w:val="24"/>
+        </w:rPr>
+        <w:t>{%p endfor %}</w:t>
+      </w:r>
+    </w:p>
+    <w:p>
+      <w:pPr>
+        <w:rPr>
+          <w:rFonts w:ascii="Arial" w:hAnsi="Arial" w:cs="Arial"/>
+          <w:sz w:val="24"/>
+          <w:szCs w:val="24"/>
+        </w:rPr>
+      </w:pPr>
+    </w:p>
+    <w:p>
+      <w:pPr>
+        <w:rPr>
+          <w:rFonts w:ascii="Arial" w:hAnsi="Arial" w:cs="Arial"/>
+          <w:sz w:val="24"/>
+          <w:szCs w:val="24"/>
+        </w:rPr>
+      </w:pPr>
+      <w:r>
+        <w:rPr>
+          <w:rFonts w:ascii="Arial" w:hAnsi="Arial" w:cs="Arial"/>
+          <w:sz w:val="24"/>
+          <w:szCs w:val="24"/>
+        </w:rPr>
+        <w:t xml:space="preserve">{%p for field in </w:t>
+      </w:r>
+      <w:r>
+        <w:rPr>
+          <w:rFonts w:ascii="Arial" w:hAnsi="Arial" w:cs="Arial"/>
+          <w:sz w:val="24"/>
+          <w:szCs w:val="24"/>
+        </w:rPr>
+        <w:t>RFA</w:t>
+      </w:r>
+      <w:r>
+        <w:rPr>
+          <w:rFonts w:ascii="Arial" w:hAnsi="Arial" w:cs="Arial"/>
+          <w:sz w:val="24"/>
+          <w:szCs w:val="24"/>
+        </w:rPr>
+        <w:t>complaint</w:t>
+      </w:r>
+      <w:r>
+        <w:rPr>
+          <w:rFonts w:ascii="Arial" w:hAnsi="Arial" w:cs="Arial"/>
+          <w:sz w:val="24"/>
+          <w:szCs w:val="24"/>
+        </w:rPr>
+        <w:t>onbehalfofminor</w:t>
+      </w:r>
+      <w:r>
+        <w:rPr>
+          <w:rFonts w:ascii="Arial" w:hAnsi="Arial" w:cs="Arial"/>
+          <w:sz w:val="24"/>
+          <w:szCs w:val="24"/>
+        </w:rPr>
+        <w:t>.overflow()</w:t>
       </w:r>
       <w:r>
         <w:rPr>
@@ -1963,160 +1554,6 @@
         </w:rPr>
         <w:t xml:space="preserve"> </w:t>
       </w:r>
-      <w:proofErr w:type="spellStart"/>
-      <w:r>
-        <w:rPr>
-          <w:rFonts w:ascii="Arial" w:hAnsi="Arial" w:cs="Arial"/>
-          <w:sz w:val="24"/>
-          <w:szCs w:val="24"/>
-        </w:rPr>
-        <w:t>RFAaffidavit</w:t>
-      </w:r>
-      <w:r>
-        <w:rPr>
-          <w:rFonts w:ascii="Arial" w:hAnsi="Arial" w:cs="Arial"/>
-          <w:sz w:val="24"/>
-          <w:szCs w:val="24"/>
-        </w:rPr>
-        <w:t>.default_overflow_message</w:t>
-      </w:r>
-      <w:proofErr w:type="spellEnd"/>
-      <w:r>
-        <w:rPr>
-          <w:rFonts w:ascii="Arial" w:hAnsi="Arial" w:cs="Arial"/>
-          <w:sz w:val="24"/>
-          <w:szCs w:val="24"/>
-        </w:rPr>
-        <w:t>) }}</w:t>
-      </w:r>
-    </w:p>
-    <w:p>
-      <w:pPr>
-        <w:rPr>
-          <w:rFonts w:ascii="Arial" w:hAnsi="Arial" w:cs="Arial"/>
-          <w:sz w:val="24"/>
-          <w:szCs w:val="24"/>
-        </w:rPr>
-      </w:pPr>
-      <w:r>
-        <w:rPr>
-          <w:rFonts w:ascii="Arial" w:hAnsi="Arial" w:cs="Arial"/>
-          <w:sz w:val="24"/>
-          <w:szCs w:val="24"/>
-        </w:rPr>
-        <w:t>{%p endif %}</w:t>
-      </w:r>
-    </w:p>
-    <w:p>
-      <w:pPr>
-        <w:rPr>
-          <w:rFonts w:ascii="Arial" w:hAnsi="Arial" w:cs="Arial"/>
-          <w:sz w:val="24"/>
-          <w:szCs w:val="24"/>
-        </w:rPr>
-      </w:pPr>
-      <w:r>
-        <w:rPr>
-          <w:rFonts w:ascii="Arial" w:hAnsi="Arial" w:cs="Arial"/>
-          <w:sz w:val="24"/>
-          <w:szCs w:val="24"/>
-        </w:rPr>
-        <w:t xml:space="preserve">{%p </w:t>
-      </w:r>
-      <w:proofErr w:type="spellStart"/>
-      <w:r>
-        <w:rPr>
-          <w:rFonts w:ascii="Arial" w:hAnsi="Arial" w:cs="Arial"/>
-          <w:sz w:val="24"/>
-          <w:szCs w:val="24"/>
-        </w:rPr>
-        <w:t>endfor</w:t>
-      </w:r>
-      <w:proofErr w:type="spellEnd"/>
-      <w:r>
-        <w:rPr>
-          <w:rFonts w:ascii="Arial" w:hAnsi="Arial" w:cs="Arial"/>
-          <w:sz w:val="24"/>
-          <w:szCs w:val="24"/>
-        </w:rPr>
-        <w:t xml:space="preserve"> %}</w:t>
-      </w:r>
-    </w:p>
-    <w:p>
-      <w:pPr>
-        <w:rPr>
-          <w:rFonts w:ascii="Arial" w:hAnsi="Arial" w:cs="Arial"/>
-          <w:sz w:val="24"/>
-          <w:szCs w:val="24"/>
-        </w:rPr>
-      </w:pPr>
-    </w:p>
-    <w:p>
-      <w:pPr>
-        <w:rPr>
-          <w:rFonts w:ascii="Arial" w:hAnsi="Arial" w:cs="Arial"/>
-          <w:sz w:val="24"/>
-          <w:szCs w:val="24"/>
-        </w:rPr>
-      </w:pPr>
-      <w:r>
-        <w:rPr>
-          <w:rFonts w:ascii="Arial" w:hAnsi="Arial" w:cs="Arial"/>
-          <w:sz w:val="24"/>
-          <w:szCs w:val="24"/>
-        </w:rPr>
-        <w:t xml:space="preserve">{%p for field in </w:t>
-      </w:r>
-      <w:proofErr w:type="spellStart"/>
-      <w:r>
-        <w:rPr>
-          <w:rFonts w:ascii="Arial" w:hAnsi="Arial" w:cs="Arial"/>
-          <w:sz w:val="24"/>
-          <w:szCs w:val="24"/>
-        </w:rPr>
-        <w:t>RFA</w:t>
-      </w:r>
-      <w:r>
-        <w:rPr>
-          <w:rFonts w:ascii="Arial" w:hAnsi="Arial" w:cs="Arial"/>
-          <w:sz w:val="24"/>
-          <w:szCs w:val="24"/>
-        </w:rPr>
-        <w:t>complaint</w:t>
-      </w:r>
-      <w:r>
-        <w:rPr>
-          <w:rFonts w:ascii="Arial" w:hAnsi="Arial" w:cs="Arial"/>
-          <w:sz w:val="24"/>
-          <w:szCs w:val="24"/>
-        </w:rPr>
-        <w:t>onbehalfofminor</w:t>
-      </w:r>
-      <w:r>
-        <w:rPr>
-          <w:rFonts w:ascii="Arial" w:hAnsi="Arial" w:cs="Arial"/>
-          <w:sz w:val="24"/>
-          <w:szCs w:val="24"/>
-        </w:rPr>
-        <w:t>.overflow</w:t>
-      </w:r>
-      <w:proofErr w:type="spellEnd"/>
-      <w:r>
-        <w:rPr>
-          <w:rFonts w:ascii="Arial" w:hAnsi="Arial" w:cs="Arial"/>
-          <w:sz w:val="24"/>
-          <w:szCs w:val="24"/>
-        </w:rPr>
-        <w:t>()</w:t>
-      </w:r>
-      <w:r>
-        <w:rPr>
-          <w:rFonts w:ascii="Arial" w:hAnsi="Arial" w:cs="Arial"/>
-          <w:sz w:val="24"/>
-          <w:szCs w:val="24"/>
-        </w:rPr>
-        <w:t xml:space="preserve"> </w:t>
-      </w:r>
       <w:r>
         <w:rPr>
           <w:rFonts w:ascii="Arial" w:hAnsi="Arial" w:cs="Arial"/>
@@ -2140,25 +1577,7 @@
           <w:sz w:val="24"/>
           <w:szCs w:val="24"/>
         </w:rPr>
-        <w:t xml:space="preserve">{%p if </w:t>
-      </w:r>
-      <w:proofErr w:type="spellStart"/>
-      <w:r>
-        <w:rPr>
-          <w:rFonts w:ascii="Arial" w:hAnsi="Arial" w:cs="Arial"/>
-          <w:sz w:val="24"/>
-          <w:szCs w:val="24"/>
-        </w:rPr>
-        <w:t>field.field_name</w:t>
-      </w:r>
-      <w:proofErr w:type="spellEnd"/>
-      <w:r>
-        <w:rPr>
-          <w:rFonts w:ascii="Arial" w:hAnsi="Arial" w:cs="Arial"/>
-          <w:sz w:val="24"/>
-          <w:szCs w:val="24"/>
-        </w:rPr>
-        <w:t xml:space="preserve"> == "children" %}</w:t>
+        <w:t>{%p if field.field_name == "children" %}</w:t>
       </w:r>
     </w:p>
     <w:p>
@@ -2365,25 +1784,7 @@
                 <w:sz w:val="20"/>
                 <w:szCs w:val="20"/>
               </w:rPr>
-              <w:t xml:space="preserve">{%tr for row in </w:t>
-            </w:r>
-            <w:proofErr w:type="spellStart"/>
-            <w:r>
-              <w:rPr>
-                <w:rFonts w:ascii="Arial" w:eastAsia="Calibri" w:hAnsi="Arial" w:cs="Arial"/>
-                <w:sz w:val="20"/>
-                <w:szCs w:val="20"/>
-              </w:rPr>
-              <w:t>field.overflow_value</w:t>
-            </w:r>
-            <w:proofErr w:type="spellEnd"/>
-            <w:r>
-              <w:rPr>
-                <w:rFonts w:ascii="Arial" w:eastAsia="Calibri" w:hAnsi="Arial" w:cs="Arial"/>
-                <w:sz w:val="20"/>
-                <w:szCs w:val="20"/>
-              </w:rPr>
-              <w:t>() %}</w:t>
+              <w:t>{%tr for row in field.overflow_value() %}</w:t>
             </w:r>
           </w:p>
         </w:tc>
@@ -2505,25 +1906,7 @@
                 <w:sz w:val="20"/>
                 <w:szCs w:val="20"/>
               </w:rPr>
-              <w:t xml:space="preserve">{{ </w:t>
-            </w:r>
-            <w:proofErr w:type="spellStart"/>
-            <w:r>
-              <w:rPr>
-                <w:rFonts w:ascii="Arial" w:eastAsia="Calibri" w:hAnsi="Arial" w:cs="Arial"/>
-                <w:sz w:val="20"/>
-                <w:szCs w:val="20"/>
-              </w:rPr>
-              <w:t>row.birthdate</w:t>
-            </w:r>
-            <w:proofErr w:type="spellEnd"/>
-            <w:r>
-              <w:rPr>
-                <w:rFonts w:ascii="Arial" w:eastAsia="Calibri" w:hAnsi="Arial" w:cs="Arial"/>
-                <w:sz w:val="20"/>
-                <w:szCs w:val="20"/>
-              </w:rPr>
-              <w:t xml:space="preserve"> }}</w:t>
+              <w:t>{{ row.birthdate }}</w:t>
             </w:r>
           </w:p>
         </w:tc>
@@ -2546,25 +1929,7 @@
                 <w:sz w:val="20"/>
                 <w:szCs w:val="20"/>
               </w:rPr>
-              <w:t xml:space="preserve">{{ </w:t>
-            </w:r>
-            <w:proofErr w:type="spellStart"/>
-            <w:r>
-              <w:rPr>
-                <w:rFonts w:ascii="Arial" w:eastAsia="Calibri" w:hAnsi="Arial" w:cs="Arial"/>
-                <w:sz w:val="20"/>
-                <w:szCs w:val="20"/>
-              </w:rPr>
-              <w:t>row.in_danger</w:t>
-            </w:r>
-            <w:proofErr w:type="spellEnd"/>
-            <w:r>
-              <w:rPr>
-                <w:rFonts w:ascii="Arial" w:eastAsia="Calibri" w:hAnsi="Arial" w:cs="Arial"/>
-                <w:sz w:val="20"/>
-                <w:szCs w:val="20"/>
-              </w:rPr>
-              <w:t xml:space="preserve"> }}</w:t>
+              <w:t>{{ row.in_danger }}</w:t>
             </w:r>
           </w:p>
         </w:tc>
@@ -2633,25 +1998,7 @@
                 <w:sz w:val="20"/>
                 <w:szCs w:val="20"/>
               </w:rPr>
-              <w:t xml:space="preserve">{{ </w:t>
-            </w:r>
-            <w:proofErr w:type="spellStart"/>
-            <w:r>
-              <w:rPr>
-                <w:rFonts w:ascii="Arial" w:hAnsi="Arial" w:cs="Arial"/>
-                <w:sz w:val="20"/>
-                <w:szCs w:val="20"/>
-              </w:rPr>
-              <w:t>row.custody_wanted</w:t>
-            </w:r>
-            <w:proofErr w:type="spellEnd"/>
-            <w:r>
-              <w:rPr>
-                <w:rFonts w:ascii="Arial" w:hAnsi="Arial" w:cs="Arial"/>
-                <w:sz w:val="20"/>
-                <w:szCs w:val="20"/>
-              </w:rPr>
-              <w:t>}}</w:t>
+              <w:t>{{ row.custody_wanted}}</w:t>
             </w:r>
           </w:p>
         </w:tc>
@@ -2675,25 +2022,7 @@
                 <w:sz w:val="20"/>
                 <w:szCs w:val="20"/>
               </w:rPr>
-              <w:t xml:space="preserve">{%tr </w:t>
-            </w:r>
-            <w:proofErr w:type="spellStart"/>
-            <w:r>
-              <w:rPr>
-                <w:rFonts w:ascii="Arial" w:eastAsia="Calibri" w:hAnsi="Arial" w:cs="Arial"/>
-                <w:sz w:val="20"/>
-                <w:szCs w:val="20"/>
-              </w:rPr>
-              <w:t>endfor</w:t>
-            </w:r>
-            <w:proofErr w:type="spellEnd"/>
-            <w:r>
-              <w:rPr>
-                <w:rFonts w:ascii="Arial" w:eastAsia="Calibri" w:hAnsi="Arial" w:cs="Arial"/>
-                <w:sz w:val="20"/>
-                <w:szCs w:val="20"/>
-              </w:rPr>
-              <w:t xml:space="preserve"> %}</w:t>
+              <w:t>{%tr endfor %}</w:t>
             </w:r>
           </w:p>
         </w:tc>
@@ -2799,7 +2128,6 @@
         </w:rPr>
         <w:t xml:space="preserve">{%p </w:t>
       </w:r>
-      <w:proofErr w:type="spellStart"/>
       <w:r>
         <w:rPr>
           <w:rFonts w:ascii="Arial" w:hAnsi="Arial" w:cs="Arial"/>
@@ -2814,34 +2142,7 @@
           <w:sz w:val="24"/>
           <w:szCs w:val="24"/>
         </w:rPr>
-        <w:t>if</w:t>
-      </w:r>
-      <w:proofErr w:type="spellEnd"/>
-      <w:r>
-        <w:rPr>
-          <w:rFonts w:ascii="Arial" w:hAnsi="Arial" w:cs="Arial"/>
-          <w:sz w:val="24"/>
-          <w:szCs w:val="24"/>
-        </w:rPr>
-        <w:t xml:space="preserve"> </w:t>
-      </w:r>
-      <w:proofErr w:type="spellStart"/>
-      <w:r>
-        <w:rPr>
-          <w:rFonts w:ascii="Arial" w:hAnsi="Arial" w:cs="Arial"/>
-          <w:sz w:val="24"/>
-          <w:szCs w:val="24"/>
-        </w:rPr>
-        <w:t>field.is_object_list</w:t>
-      </w:r>
-      <w:proofErr w:type="spellEnd"/>
-      <w:r>
-        <w:rPr>
-          <w:rFonts w:ascii="Arial" w:hAnsi="Arial" w:cs="Arial"/>
-          <w:sz w:val="24"/>
-          <w:szCs w:val="24"/>
-        </w:rPr>
-        <w:t xml:space="preserve">() %} </w:t>
+        <w:t xml:space="preserve">if field.is_object_list() %} </w:t>
       </w:r>
     </w:p>
     <w:p>
@@ -2859,25 +2160,7 @@
           <w:sz w:val="24"/>
           <w:szCs w:val="24"/>
         </w:rPr>
-        <w:t xml:space="preserve">{{ </w:t>
-      </w:r>
-      <w:proofErr w:type="spellStart"/>
-      <w:r>
-        <w:rPr>
-          <w:rFonts w:ascii="Arial" w:hAnsi="Arial" w:cs="Arial"/>
-          <w:sz w:val="24"/>
-          <w:szCs w:val="24"/>
-        </w:rPr>
-        <w:t>field.label</w:t>
-      </w:r>
-      <w:proofErr w:type="spellEnd"/>
-      <w:r>
-        <w:rPr>
-          <w:rFonts w:ascii="Arial" w:hAnsi="Arial" w:cs="Arial"/>
-          <w:sz w:val="24"/>
-          <w:szCs w:val="24"/>
-        </w:rPr>
-        <w:t xml:space="preserve"> }}</w:t>
+        <w:t>{{ field.label }}</w:t>
       </w:r>
     </w:p>
     <w:tbl>
@@ -2912,19 +2195,23 @@
                 <w:sz w:val="24"/>
                 <w:szCs w:val="24"/>
               </w:rPr>
-              <w:t>{%</w:t>
-            </w:r>
-            <w:proofErr w:type="spellStart"/>
-            <w:r>
+              <w:t>{%tc for column in field.columns() %}</w:t>
+            </w:r>
+          </w:p>
+        </w:tc>
+        <w:tc>
+          <w:tcPr>
+            <w:tcW w:w="3117" w:type="dxa"/>
+          </w:tcPr>
+          <w:p>
+            <w:pPr>
               <w:rPr>
                 <w:rFonts w:ascii="Arial" w:hAnsi="Arial" w:cs="Arial"/>
                 <w:b/>
                 <w:sz w:val="24"/>
                 <w:szCs w:val="24"/>
               </w:rPr>
-              <w:t>tc</w:t>
-            </w:r>
-            <w:proofErr w:type="spellEnd"/>
+            </w:pPr>
             <w:r>
               <w:rPr>
                 <w:rFonts w:ascii="Arial" w:hAnsi="Arial" w:cs="Arial"/>
@@ -2932,19 +2219,23 @@
                 <w:sz w:val="24"/>
                 <w:szCs w:val="24"/>
               </w:rPr>
-              <w:t xml:space="preserve"> for column in </w:t>
-            </w:r>
-            <w:proofErr w:type="spellStart"/>
-            <w:r>
+              <w:t>{{ label(column).capitalize() }}</w:t>
+            </w:r>
+          </w:p>
+        </w:tc>
+        <w:tc>
+          <w:tcPr>
+            <w:tcW w:w="3117" w:type="dxa"/>
+          </w:tcPr>
+          <w:p>
+            <w:pPr>
               <w:rPr>
                 <w:rFonts w:ascii="Arial" w:hAnsi="Arial" w:cs="Arial"/>
                 <w:b/>
                 <w:sz w:val="24"/>
                 <w:szCs w:val="24"/>
               </w:rPr>
-              <w:t>field.columns</w:t>
-            </w:r>
-            <w:proofErr w:type="spellEnd"/>
+            </w:pPr>
             <w:r>
               <w:rPr>
                 <w:rFonts w:ascii="Arial" w:hAnsi="Arial" w:cs="Arial"/>
@@ -2952,95 +2243,7 @@
                 <w:sz w:val="24"/>
                 <w:szCs w:val="24"/>
               </w:rPr>
-              <w:t>() %}</w:t>
-            </w:r>
-          </w:p>
-        </w:tc>
-        <w:tc>
-          <w:tcPr>
-            <w:tcW w:w="3117" w:type="dxa"/>
-          </w:tcPr>
-          <w:p>
-            <w:pPr>
-              <w:rPr>
-                <w:rFonts w:ascii="Arial" w:hAnsi="Arial" w:cs="Arial"/>
-                <w:b/>
-                <w:sz w:val="24"/>
-                <w:szCs w:val="24"/>
-              </w:rPr>
-            </w:pPr>
-            <w:r>
-              <w:rPr>
-                <w:rFonts w:ascii="Arial" w:hAnsi="Arial" w:cs="Arial"/>
-                <w:b/>
-                <w:sz w:val="24"/>
-                <w:szCs w:val="24"/>
-              </w:rPr>
-              <w:t>{{ label(column).capitalize() }}</w:t>
-            </w:r>
-          </w:p>
-        </w:tc>
-        <w:tc>
-          <w:tcPr>
-            <w:tcW w:w="3117" w:type="dxa"/>
-          </w:tcPr>
-          <w:p>
-            <w:pPr>
-              <w:rPr>
-                <w:rFonts w:ascii="Arial" w:hAnsi="Arial" w:cs="Arial"/>
-                <w:b/>
-                <w:sz w:val="24"/>
-                <w:szCs w:val="24"/>
-              </w:rPr>
-            </w:pPr>
-            <w:r>
-              <w:rPr>
-                <w:rFonts w:ascii="Arial" w:hAnsi="Arial" w:cs="Arial"/>
-                <w:b/>
-                <w:sz w:val="24"/>
-                <w:szCs w:val="24"/>
-              </w:rPr>
-              <w:t>{%</w:t>
-            </w:r>
-            <w:proofErr w:type="spellStart"/>
-            <w:r>
-              <w:rPr>
-                <w:rFonts w:ascii="Arial" w:hAnsi="Arial" w:cs="Arial"/>
-                <w:b/>
-                <w:sz w:val="24"/>
-                <w:szCs w:val="24"/>
-              </w:rPr>
-              <w:t>tc</w:t>
-            </w:r>
-            <w:proofErr w:type="spellEnd"/>
-            <w:r>
-              <w:rPr>
-                <w:rFonts w:ascii="Arial" w:hAnsi="Arial" w:cs="Arial"/>
-                <w:b/>
-                <w:sz w:val="24"/>
-                <w:szCs w:val="24"/>
-              </w:rPr>
-              <w:t xml:space="preserve"> </w:t>
-            </w:r>
-            <w:proofErr w:type="spellStart"/>
-            <w:r>
-              <w:rPr>
-                <w:rFonts w:ascii="Arial" w:hAnsi="Arial" w:cs="Arial"/>
-                <w:b/>
-                <w:sz w:val="24"/>
-                <w:szCs w:val="24"/>
-              </w:rPr>
-              <w:t>endfor</w:t>
-            </w:r>
-            <w:proofErr w:type="spellEnd"/>
-            <w:r>
-              <w:rPr>
-                <w:rFonts w:ascii="Arial" w:hAnsi="Arial" w:cs="Arial"/>
-                <w:b/>
-                <w:sz w:val="24"/>
-                <w:szCs w:val="24"/>
-              </w:rPr>
-              <w:t xml:space="preserve"> %}</w:t>
+              <w:t>{%tc endfor %}</w:t>
             </w:r>
           </w:p>
         </w:tc>
@@ -3064,25 +2267,7 @@
                 <w:sz w:val="24"/>
                 <w:szCs w:val="24"/>
               </w:rPr>
-              <w:t xml:space="preserve">{%tr for row in </w:t>
-            </w:r>
-            <w:proofErr w:type="spellStart"/>
-            <w:r>
-              <w:rPr>
-                <w:rFonts w:ascii="Arial" w:hAnsi="Arial" w:cs="Arial"/>
-                <w:sz w:val="24"/>
-                <w:szCs w:val="24"/>
-              </w:rPr>
-              <w:t>field.overflow_value</w:t>
-            </w:r>
-            <w:proofErr w:type="spellEnd"/>
-            <w:r>
-              <w:rPr>
-                <w:rFonts w:ascii="Arial" w:hAnsi="Arial" w:cs="Arial"/>
-                <w:sz w:val="24"/>
-                <w:szCs w:val="24"/>
-              </w:rPr>
-              <w:t>() %}</w:t>
+              <w:t>{%tr for row in field.overflow_value() %}</w:t>
             </w:r>
           </w:p>
         </w:tc>
@@ -3134,43 +2319,7 @@
                 <w:sz w:val="24"/>
                 <w:szCs w:val="24"/>
               </w:rPr>
-              <w:t>{%</w:t>
-            </w:r>
-            <w:proofErr w:type="spellStart"/>
-            <w:r>
-              <w:rPr>
-                <w:rFonts w:ascii="Arial" w:hAnsi="Arial" w:cs="Arial"/>
-                <w:sz w:val="24"/>
-                <w:szCs w:val="24"/>
-              </w:rPr>
-              <w:t>tc</w:t>
-            </w:r>
-            <w:proofErr w:type="spellEnd"/>
-            <w:r>
-              <w:rPr>
-                <w:rFonts w:ascii="Arial" w:hAnsi="Arial" w:cs="Arial"/>
-                <w:sz w:val="24"/>
-                <w:szCs w:val="24"/>
-              </w:rPr>
-              <w:t xml:space="preserve"> for column in </w:t>
-            </w:r>
-            <w:proofErr w:type="spellStart"/>
-            <w:r>
-              <w:rPr>
-                <w:rFonts w:ascii="Arial" w:hAnsi="Arial" w:cs="Arial"/>
-                <w:sz w:val="24"/>
-                <w:szCs w:val="24"/>
-              </w:rPr>
-              <w:t>field.columns</w:t>
-            </w:r>
-            <w:proofErr w:type="spellEnd"/>
-            <w:r>
-              <w:rPr>
-                <w:rFonts w:ascii="Arial" w:hAnsi="Arial" w:cs="Arial"/>
-                <w:sz w:val="24"/>
-                <w:szCs w:val="24"/>
-              </w:rPr>
-              <w:t>() %}</w:t>
+              <w:t>{%tc for column in field.columns() %}</w:t>
             </w:r>
           </w:p>
         </w:tc>
@@ -3192,25 +2341,7 @@
                 <w:sz w:val="24"/>
                 <w:szCs w:val="24"/>
               </w:rPr>
-              <w:t xml:space="preserve">{{ </w:t>
-            </w:r>
-            <w:proofErr w:type="spellStart"/>
-            <w:r>
-              <w:rPr>
-                <w:rFonts w:ascii="Arial" w:hAnsi="Arial" w:cs="Arial"/>
-                <w:sz w:val="24"/>
-                <w:szCs w:val="24"/>
-              </w:rPr>
-              <w:t>safeattr</w:t>
-            </w:r>
-            <w:proofErr w:type="spellEnd"/>
-            <w:r>
-              <w:rPr>
-                <w:rFonts w:ascii="Arial" w:hAnsi="Arial" w:cs="Arial"/>
-                <w:sz w:val="24"/>
-                <w:szCs w:val="24"/>
-              </w:rPr>
-              <w:t>(row, key(column)) }}</w:t>
+              <w:t>{{ safeattr(row, key(column)) }}</w:t>
             </w:r>
           </w:p>
         </w:tc>
@@ -3232,43 +2363,7 @@
                 <w:sz w:val="24"/>
                 <w:szCs w:val="24"/>
               </w:rPr>
-              <w:t>{%</w:t>
-            </w:r>
-            <w:proofErr w:type="spellStart"/>
-            <w:r>
-              <w:rPr>
-                <w:rFonts w:ascii="Arial" w:hAnsi="Arial" w:cs="Arial"/>
-                <w:sz w:val="24"/>
-                <w:szCs w:val="24"/>
-              </w:rPr>
-              <w:t>tc</w:t>
-            </w:r>
-            <w:proofErr w:type="spellEnd"/>
-            <w:r>
-              <w:rPr>
-                <w:rFonts w:ascii="Arial" w:hAnsi="Arial" w:cs="Arial"/>
-                <w:sz w:val="24"/>
-                <w:szCs w:val="24"/>
-              </w:rPr>
-              <w:t xml:space="preserve"> </w:t>
-            </w:r>
-            <w:proofErr w:type="spellStart"/>
-            <w:r>
-              <w:rPr>
-                <w:rFonts w:ascii="Arial" w:hAnsi="Arial" w:cs="Arial"/>
-                <w:sz w:val="24"/>
-                <w:szCs w:val="24"/>
-              </w:rPr>
-              <w:t>endfor</w:t>
-            </w:r>
-            <w:proofErr w:type="spellEnd"/>
-            <w:r>
-              <w:rPr>
-                <w:rFonts w:ascii="Arial" w:hAnsi="Arial" w:cs="Arial"/>
-                <w:sz w:val="24"/>
-                <w:szCs w:val="24"/>
-              </w:rPr>
-              <w:t xml:space="preserve"> %}</w:t>
+              <w:t>{%tc endfor %}</w:t>
             </w:r>
           </w:p>
         </w:tc>
@@ -3292,25 +2387,7 @@
                 <w:sz w:val="24"/>
                 <w:szCs w:val="24"/>
               </w:rPr>
-              <w:t xml:space="preserve">{%tr </w:t>
-            </w:r>
-            <w:proofErr w:type="spellStart"/>
-            <w:r>
-              <w:rPr>
-                <w:rFonts w:ascii="Arial" w:hAnsi="Arial" w:cs="Arial"/>
-                <w:sz w:val="24"/>
-                <w:szCs w:val="24"/>
-              </w:rPr>
-              <w:t>endfor</w:t>
-            </w:r>
-            <w:proofErr w:type="spellEnd"/>
-            <w:r>
-              <w:rPr>
-                <w:rFonts w:ascii="Arial" w:hAnsi="Arial" w:cs="Arial"/>
-                <w:sz w:val="24"/>
-                <w:szCs w:val="24"/>
-              </w:rPr>
-              <w:t xml:space="preserve"> %}</w:t>
+              <w:t>{%tr endfor %}</w:t>
             </w:r>
           </w:p>
         </w:tc>
@@ -3367,43 +2444,7 @@
           <w:sz w:val="24"/>
           <w:szCs w:val="24"/>
         </w:rPr>
-        <w:t xml:space="preserve">{%p </w:t>
-      </w:r>
-      <w:proofErr w:type="spellStart"/>
-      <w:r>
-        <w:rPr>
-          <w:rFonts w:ascii="Arial" w:hAnsi="Arial" w:cs="Arial"/>
-          <w:sz w:val="24"/>
-          <w:szCs w:val="24"/>
-        </w:rPr>
-        <w:t>elif</w:t>
-      </w:r>
-      <w:proofErr w:type="spellEnd"/>
-      <w:r>
-        <w:rPr>
-          <w:rFonts w:ascii="Arial" w:hAnsi="Arial" w:cs="Arial"/>
-          <w:sz w:val="24"/>
-          <w:szCs w:val="24"/>
-        </w:rPr>
-        <w:t xml:space="preserve"> </w:t>
-      </w:r>
-      <w:proofErr w:type="spellStart"/>
-      <w:r>
-        <w:rPr>
-          <w:rFonts w:ascii="Arial" w:hAnsi="Arial" w:cs="Arial"/>
-          <w:sz w:val="24"/>
-          <w:szCs w:val="24"/>
-        </w:rPr>
-        <w:t>field.is_list</w:t>
-      </w:r>
-      <w:proofErr w:type="spellEnd"/>
-      <w:r>
-        <w:rPr>
-          <w:rFonts w:ascii="Arial" w:hAnsi="Arial" w:cs="Arial"/>
-          <w:sz w:val="24"/>
-          <w:szCs w:val="24"/>
-        </w:rPr>
-        <w:t>() %}</w:t>
+        <w:t>{%p elif field.is_list() %}</w:t>
       </w:r>
     </w:p>
     <w:p>
@@ -3430,25 +2471,7 @@
           <w:sz w:val="24"/>
           <w:szCs w:val="24"/>
         </w:rPr>
-        <w:t xml:space="preserve">{{ </w:t>
-      </w:r>
-      <w:proofErr w:type="spellStart"/>
-      <w:r>
-        <w:rPr>
-          <w:rFonts w:ascii="Arial" w:hAnsi="Arial" w:cs="Arial"/>
-          <w:sz w:val="24"/>
-          <w:szCs w:val="24"/>
-        </w:rPr>
-        <w:t>field.label</w:t>
-      </w:r>
-      <w:proofErr w:type="spellEnd"/>
-      <w:r>
-        <w:rPr>
-          <w:rFonts w:ascii="Arial" w:hAnsi="Arial" w:cs="Arial"/>
-          <w:sz w:val="24"/>
-          <w:szCs w:val="24"/>
-        </w:rPr>
-        <w:t xml:space="preserve"> }}</w:t>
+        <w:t>{{ field.label }}</w:t>
       </w:r>
     </w:p>
     <w:p>
@@ -3470,25 +2493,7 @@
           <w:sz w:val="24"/>
           <w:szCs w:val="24"/>
         </w:rPr>
-        <w:t xml:space="preserve">{%p for item in </w:t>
-      </w:r>
-      <w:proofErr w:type="spellStart"/>
-      <w:r>
-        <w:rPr>
-          <w:rFonts w:ascii="Arial" w:hAnsi="Arial" w:cs="Arial"/>
-          <w:sz w:val="24"/>
-          <w:szCs w:val="24"/>
-        </w:rPr>
-        <w:t>field.overflow_value</w:t>
-      </w:r>
-      <w:proofErr w:type="spellEnd"/>
-      <w:r>
-        <w:rPr>
-          <w:rFonts w:ascii="Arial" w:hAnsi="Arial" w:cs="Arial"/>
-          <w:sz w:val="24"/>
-          <w:szCs w:val="24"/>
-        </w:rPr>
-        <w:t>() %}</w:t>
+        <w:t>{%p for item in field.overflow_value() %}</w:t>
       </w:r>
     </w:p>
     <w:p>
@@ -3532,25 +2537,7 @@
           <w:sz w:val="24"/>
           <w:szCs w:val="24"/>
         </w:rPr>
-        <w:t xml:space="preserve">{%p </w:t>
-      </w:r>
-      <w:proofErr w:type="spellStart"/>
-      <w:r>
-        <w:rPr>
-          <w:rFonts w:ascii="Arial" w:hAnsi="Arial" w:cs="Arial"/>
-          <w:sz w:val="24"/>
-          <w:szCs w:val="24"/>
-        </w:rPr>
-        <w:t>endfor</w:t>
-      </w:r>
-      <w:proofErr w:type="spellEnd"/>
-      <w:r>
-        <w:rPr>
-          <w:rFonts w:ascii="Arial" w:hAnsi="Arial" w:cs="Arial"/>
-          <w:sz w:val="24"/>
-          <w:szCs w:val="24"/>
-        </w:rPr>
-        <w:t xml:space="preserve"> %}</w:t>
+        <w:t>{%p endfor %}</w:t>
       </w:r>
     </w:p>
     <w:p>
@@ -3594,89 +2581,15 @@
           <w:sz w:val="24"/>
           <w:szCs w:val="24"/>
         </w:rPr>
-        <w:t xml:space="preserve">{{ </w:t>
-      </w:r>
-      <w:proofErr w:type="spellStart"/>
-      <w:r>
-        <w:rPr>
-          <w:rFonts w:ascii="Arial" w:hAnsi="Arial" w:cs="Arial"/>
-          <w:b/>
-          <w:sz w:val="24"/>
-          <w:szCs w:val="24"/>
-        </w:rPr>
-        <w:t>field.label</w:t>
-      </w:r>
-      <w:proofErr w:type="spellEnd"/>
-      <w:r>
-        <w:rPr>
-          <w:rFonts w:ascii="Arial" w:hAnsi="Arial" w:cs="Arial"/>
-          <w:b/>
-          <w:sz w:val="24"/>
-          <w:szCs w:val="24"/>
-        </w:rPr>
-        <w:t xml:space="preserve"> }}</w:t>
-      </w:r>
-      <w:r>
-        <w:rPr>
-          <w:rFonts w:ascii="Arial" w:hAnsi="Arial" w:cs="Arial"/>
-          <w:sz w:val="24"/>
-          <w:szCs w:val="24"/>
-        </w:rPr>
-        <w:t xml:space="preserve">: {{ </w:t>
-      </w:r>
-      <w:proofErr w:type="spellStart"/>
-      <w:r>
-        <w:rPr>
-          <w:rFonts w:ascii="Arial" w:hAnsi="Arial" w:cs="Arial"/>
-          <w:sz w:val="24"/>
-          <w:szCs w:val="24"/>
-        </w:rPr>
-        <w:t>field.overflow_value</w:t>
-      </w:r>
-      <w:proofErr w:type="spellEnd"/>
-      <w:r>
-        <w:rPr>
-          <w:rFonts w:ascii="Arial" w:hAnsi="Arial" w:cs="Arial"/>
-          <w:sz w:val="24"/>
-          <w:szCs w:val="24"/>
-        </w:rPr>
-        <w:t>(</w:t>
-      </w:r>
-      <w:proofErr w:type="spellStart"/>
-      <w:r>
-        <w:rPr>
-          <w:rFonts w:ascii="Arial" w:hAnsi="Arial" w:cs="Arial"/>
-          <w:sz w:val="24"/>
-          <w:szCs w:val="24"/>
-        </w:rPr>
-        <w:t>overflow_message</w:t>
-      </w:r>
-      <w:proofErr w:type="spellEnd"/>
-      <w:r>
-        <w:rPr>
-          <w:rFonts w:ascii="Arial" w:hAnsi="Arial" w:cs="Arial"/>
-          <w:sz w:val="24"/>
-          <w:szCs w:val="24"/>
-        </w:rPr>
-        <w:t xml:space="preserve">= </w:t>
-      </w:r>
-      <w:proofErr w:type="spellStart"/>
-      <w:r>
-        <w:rPr>
-          <w:rFonts w:ascii="Arial" w:hAnsi="Arial" w:cs="Arial"/>
-          <w:sz w:val="24"/>
-          <w:szCs w:val="24"/>
-        </w:rPr>
-        <w:t>RFAaffidavit.default_overflow_message</w:t>
-      </w:r>
-      <w:proofErr w:type="spellEnd"/>
-      <w:r>
-        <w:rPr>
-          <w:rFonts w:ascii="Arial" w:hAnsi="Arial" w:cs="Arial"/>
-          <w:sz w:val="24"/>
-          <w:szCs w:val="24"/>
-        </w:rPr>
-        <w:t>) }}</w:t>
+        <w:t>{{ field.label }}</w:t>
+      </w:r>
+      <w:r>
+        <w:rPr>
+          <w:rFonts w:ascii="Arial" w:hAnsi="Arial" w:cs="Arial"/>
+          <w:sz w:val="24"/>
+          <w:szCs w:val="24"/>
+        </w:rPr>
+        <w:t>: {{ field.overflow_value(overflow_message= RFAaffidavit.default_overflow_message) }}</w:t>
       </w:r>
     </w:p>
     <w:p>
@@ -3710,25 +2623,7 @@
           <w:sz w:val="24"/>
           <w:szCs w:val="24"/>
         </w:rPr>
-        <w:t xml:space="preserve">{%p </w:t>
-      </w:r>
-      <w:proofErr w:type="spellStart"/>
-      <w:r>
-        <w:rPr>
-          <w:rFonts w:ascii="Arial" w:hAnsi="Arial" w:cs="Arial"/>
-          <w:sz w:val="24"/>
-          <w:szCs w:val="24"/>
-        </w:rPr>
-        <w:t>endfor</w:t>
-      </w:r>
-      <w:proofErr w:type="spellEnd"/>
-      <w:r>
-        <w:rPr>
-          <w:rFonts w:ascii="Arial" w:hAnsi="Arial" w:cs="Arial"/>
-          <w:sz w:val="24"/>
-          <w:szCs w:val="24"/>
-        </w:rPr>
-        <w:t xml:space="preserve"> %}</w:t>
+        <w:t>{%p endfor %}</w:t>
       </w:r>
     </w:p>
     <w:p>

--- a/docassemble/RFApackage/data/templates/RFAcomplaint_addendum.docx
+++ b/docassemble/RFApackage/data/templates/RFAcomplaint_addendum.docx
@@ -70,7 +70,25 @@
           <w:sz w:val="28"/>
           <w:szCs w:val="28"/>
         </w:rPr>
-        <w:t>Family Division, {{ trial_court.address.county }} Unit</w:t>
+        <w:t xml:space="preserve">Family Division, {{ </w:t>
+      </w:r>
+      <w:proofErr w:type="spellStart"/>
+      <w:r>
+        <w:rPr>
+          <w:rFonts w:ascii="Arial" w:hAnsi="Arial" w:cs="Arial"/>
+          <w:sz w:val="28"/>
+          <w:szCs w:val="28"/>
+        </w:rPr>
+        <w:t>trial_court.address.county</w:t>
+      </w:r>
+      <w:proofErr w:type="spellEnd"/>
+      <w:r>
+        <w:rPr>
+          <w:rFonts w:ascii="Arial" w:hAnsi="Arial" w:cs="Arial"/>
+          <w:sz w:val="28"/>
+          <w:szCs w:val="28"/>
+        </w:rPr>
+        <w:t xml:space="preserve"> }} Unit</w:t>
       </w:r>
     </w:p>
     <w:p>
@@ -89,13 +107,41 @@
         </w:rPr>
         <w:t xml:space="preserve">{%p if </w:t>
       </w:r>
-      <w:r>
-        <w:rPr>
-          <w:rFonts w:ascii="Arial" w:hAnsi="Arial" w:cs="Arial"/>
-          <w:sz w:val="24"/>
-          <w:szCs w:val="24"/>
-        </w:rPr>
-        <w:t>who_needs_protection == 'order_obo_child'</w:t>
+      <w:proofErr w:type="spellStart"/>
+      <w:r>
+        <w:rPr>
+          <w:rFonts w:ascii="Arial" w:hAnsi="Arial" w:cs="Arial"/>
+          <w:sz w:val="24"/>
+          <w:szCs w:val="24"/>
+        </w:rPr>
+        <w:t>who_needs_protection</w:t>
+      </w:r>
+      <w:proofErr w:type="spellEnd"/>
+      <w:r>
+        <w:rPr>
+          <w:rFonts w:ascii="Arial" w:hAnsi="Arial" w:cs="Arial"/>
+          <w:sz w:val="24"/>
+          <w:szCs w:val="24"/>
+        </w:rPr>
+        <w:t xml:space="preserve"> == '</w:t>
+      </w:r>
+      <w:proofErr w:type="spellStart"/>
+      <w:r>
+        <w:rPr>
+          <w:rFonts w:ascii="Arial" w:hAnsi="Arial" w:cs="Arial"/>
+          <w:sz w:val="24"/>
+          <w:szCs w:val="24"/>
+        </w:rPr>
+        <w:t>order_obo_child</w:t>
+      </w:r>
+      <w:proofErr w:type="spellEnd"/>
+      <w:r>
+        <w:rPr>
+          <w:rFonts w:ascii="Arial" w:hAnsi="Arial" w:cs="Arial"/>
+          <w:sz w:val="24"/>
+          <w:szCs w:val="24"/>
+        </w:rPr>
+        <w:t>'</w:t>
       </w:r>
       <w:r>
         <w:rPr>
@@ -147,8 +193,36 @@
           <w:sz w:val="28"/>
           <w:szCs w:val="28"/>
         </w:rPr>
-        <w:t>[0] }} v. {{ other_parties[0] }}</w:t>
-      </w:r>
+        <w:t xml:space="preserve">[0] }} v. {{ </w:t>
+      </w:r>
+      <w:proofErr w:type="spellStart"/>
+      <w:r>
+        <w:rPr>
+          <w:rFonts w:ascii="Arial" w:hAnsi="Arial" w:cs="Arial"/>
+          <w:sz w:val="28"/>
+          <w:szCs w:val="28"/>
+        </w:rPr>
+        <w:t>other_parties</w:t>
+      </w:r>
+      <w:proofErr w:type="spellEnd"/>
+      <w:r>
+        <w:rPr>
+          <w:rFonts w:ascii="Arial" w:hAnsi="Arial" w:cs="Arial"/>
+          <w:sz w:val="28"/>
+          <w:szCs w:val="28"/>
+        </w:rPr>
+        <w:t>[0</w:t>
+      </w:r>
+      <w:proofErr w:type="gramStart"/>
+      <w:r>
+        <w:rPr>
+          <w:rFonts w:ascii="Arial" w:hAnsi="Arial" w:cs="Arial"/>
+          <w:sz w:val="28"/>
+          <w:szCs w:val="28"/>
+        </w:rPr>
+        <w:t>] }}</w:t>
+      </w:r>
+      <w:proofErr w:type="gramEnd"/>
     </w:p>
     <w:p>
       <w:pPr>
@@ -192,7 +266,25 @@
           <w:sz w:val="28"/>
           <w:szCs w:val="28"/>
         </w:rPr>
-        <w:t>{{ users[0] }} v. {{ other_parties[0] }}</w:t>
+        <w:t xml:space="preserve">{{ users[0] }} v. {{ </w:t>
+      </w:r>
+      <w:proofErr w:type="spellStart"/>
+      <w:r>
+        <w:rPr>
+          <w:rFonts w:ascii="Arial" w:hAnsi="Arial" w:cs="Arial"/>
+          <w:sz w:val="28"/>
+          <w:szCs w:val="28"/>
+        </w:rPr>
+        <w:t>other_parties</w:t>
+      </w:r>
+      <w:proofErr w:type="spellEnd"/>
+      <w:r>
+        <w:rPr>
+          <w:rFonts w:ascii="Arial" w:hAnsi="Arial" w:cs="Arial"/>
+          <w:sz w:val="28"/>
+          <w:szCs w:val="28"/>
+        </w:rPr>
+        <w:t>[0] }}</w:t>
       </w:r>
     </w:p>
     <w:p>
@@ -226,8 +318,9 @@
           <w:sz w:val="24"/>
           <w:szCs w:val="24"/>
         </w:rPr>
-        <w:t xml:space="preserve">{%p for field in </w:t>
-      </w:r>
+        <w:t xml:space="preserve">{%p if </w:t>
+      </w:r>
+      <w:proofErr w:type="spellStart"/>
       <w:r>
         <w:rPr>
           <w:rFonts w:ascii="Arial" w:hAnsi="Arial" w:cs="Arial"/>
@@ -250,23 +343,16 @@
           <w:sz w:val="24"/>
           <w:szCs w:val="24"/>
         </w:rPr>
-        <w:t>.overflow()</w:t>
-      </w:r>
-      <w:r>
-        <w:rPr>
-          <w:rFonts w:ascii="Arial" w:hAnsi="Arial" w:cs="Arial"/>
-          <w:sz w:val="24"/>
-          <w:szCs w:val="24"/>
-        </w:rPr>
-        <w:t xml:space="preserve"> </w:t>
-      </w:r>
-      <w:r>
-        <w:rPr>
-          <w:rFonts w:ascii="Arial" w:hAnsi="Arial" w:cs="Arial"/>
-          <w:sz w:val="24"/>
-          <w:szCs w:val="24"/>
-        </w:rPr>
-        <w:t>%}</w:t>
+        <w:t>.enabled</w:t>
+      </w:r>
+      <w:proofErr w:type="spellEnd"/>
+      <w:r>
+        <w:rPr>
+          <w:rFonts w:ascii="Arial" w:hAnsi="Arial" w:cs="Arial"/>
+          <w:sz w:val="24"/>
+          <w:szCs w:val="24"/>
+        </w:rPr>
+        <w:t xml:space="preserve"> %}</w:t>
       </w:r>
     </w:p>
     <w:p>
@@ -283,7 +369,92 @@
           <w:sz w:val="24"/>
           <w:szCs w:val="24"/>
         </w:rPr>
-        <w:t>{%p if field.field_name == "children" %}</w:t>
+        <w:t xml:space="preserve">{%p for field in </w:t>
+      </w:r>
+      <w:proofErr w:type="spellStart"/>
+      <w:r>
+        <w:rPr>
+          <w:rFonts w:ascii="Arial" w:hAnsi="Arial" w:cs="Arial"/>
+          <w:sz w:val="24"/>
+          <w:szCs w:val="24"/>
+        </w:rPr>
+        <w:t>RFA</w:t>
+      </w:r>
+      <w:r>
+        <w:rPr>
+          <w:rFonts w:ascii="Arial" w:hAnsi="Arial" w:cs="Arial"/>
+          <w:sz w:val="24"/>
+          <w:szCs w:val="24"/>
+        </w:rPr>
+        <w:t>complaint</w:t>
+      </w:r>
+      <w:r>
+        <w:rPr>
+          <w:rFonts w:ascii="Arial" w:hAnsi="Arial" w:cs="Arial"/>
+          <w:sz w:val="24"/>
+          <w:szCs w:val="24"/>
+        </w:rPr>
+        <w:t>.overflow</w:t>
+      </w:r>
+      <w:proofErr w:type="spellEnd"/>
+      <w:r>
+        <w:rPr>
+          <w:rFonts w:ascii="Arial" w:hAnsi="Arial" w:cs="Arial"/>
+          <w:sz w:val="24"/>
+          <w:szCs w:val="24"/>
+        </w:rPr>
+        <w:t>()</w:t>
+      </w:r>
+      <w:r>
+        <w:rPr>
+          <w:rFonts w:ascii="Arial" w:hAnsi="Arial" w:cs="Arial"/>
+          <w:sz w:val="24"/>
+          <w:szCs w:val="24"/>
+        </w:rPr>
+        <w:t xml:space="preserve"> </w:t>
+      </w:r>
+      <w:r>
+        <w:rPr>
+          <w:rFonts w:ascii="Arial" w:hAnsi="Arial" w:cs="Arial"/>
+          <w:sz w:val="24"/>
+          <w:szCs w:val="24"/>
+        </w:rPr>
+        <w:t>%}</w:t>
+      </w:r>
+    </w:p>
+    <w:p>
+      <w:pPr>
+        <w:rPr>
+          <w:rFonts w:ascii="Arial" w:hAnsi="Arial" w:cs="Arial"/>
+          <w:sz w:val="24"/>
+          <w:szCs w:val="24"/>
+        </w:rPr>
+      </w:pPr>
+      <w:r>
+        <w:rPr>
+          <w:rFonts w:ascii="Arial" w:hAnsi="Arial" w:cs="Arial"/>
+          <w:sz w:val="24"/>
+          <w:szCs w:val="24"/>
+        </w:rPr>
+        <w:t xml:space="preserve">{%p if </w:t>
+      </w:r>
+      <w:proofErr w:type="spellStart"/>
+      <w:r>
+        <w:rPr>
+          <w:rFonts w:ascii="Arial" w:hAnsi="Arial" w:cs="Arial"/>
+          <w:sz w:val="24"/>
+          <w:szCs w:val="24"/>
+        </w:rPr>
+        <w:t>field.field_name</w:t>
+      </w:r>
+      <w:proofErr w:type="spellEnd"/>
+      <w:r>
+        <w:rPr>
+          <w:rFonts w:ascii="Arial" w:hAnsi="Arial" w:cs="Arial"/>
+          <w:sz w:val="24"/>
+          <w:szCs w:val="24"/>
+        </w:rPr>
+        <w:t xml:space="preserve"> == "children" %}</w:t>
       </w:r>
     </w:p>
     <w:p>
@@ -490,7 +661,25 @@
                 <w:sz w:val="20"/>
                 <w:szCs w:val="20"/>
               </w:rPr>
-              <w:t>{%tr for row in field.overflow_value() %}</w:t>
+              <w:t xml:space="preserve">{%tr for row in </w:t>
+            </w:r>
+            <w:proofErr w:type="spellStart"/>
+            <w:r>
+              <w:rPr>
+                <w:rFonts w:ascii="Arial" w:eastAsia="Calibri" w:hAnsi="Arial" w:cs="Arial"/>
+                <w:sz w:val="20"/>
+                <w:szCs w:val="20"/>
+              </w:rPr>
+              <w:t>field.overflow_value</w:t>
+            </w:r>
+            <w:proofErr w:type="spellEnd"/>
+            <w:r>
+              <w:rPr>
+                <w:rFonts w:ascii="Arial" w:eastAsia="Calibri" w:hAnsi="Arial" w:cs="Arial"/>
+                <w:sz w:val="20"/>
+                <w:szCs w:val="20"/>
+              </w:rPr>
+              <w:t>() %}</w:t>
             </w:r>
           </w:p>
         </w:tc>
@@ -612,7 +801,25 @@
                 <w:sz w:val="20"/>
                 <w:szCs w:val="20"/>
               </w:rPr>
-              <w:t>{{ row.birthdate }}</w:t>
+              <w:t xml:space="preserve">{{ </w:t>
+            </w:r>
+            <w:proofErr w:type="spellStart"/>
+            <w:r>
+              <w:rPr>
+                <w:rFonts w:ascii="Arial" w:eastAsia="Calibri" w:hAnsi="Arial" w:cs="Arial"/>
+                <w:sz w:val="20"/>
+                <w:szCs w:val="20"/>
+              </w:rPr>
+              <w:t>row.birthdate</w:t>
+            </w:r>
+            <w:proofErr w:type="spellEnd"/>
+            <w:r>
+              <w:rPr>
+                <w:rFonts w:ascii="Arial" w:eastAsia="Calibri" w:hAnsi="Arial" w:cs="Arial"/>
+                <w:sz w:val="20"/>
+                <w:szCs w:val="20"/>
+              </w:rPr>
+              <w:t xml:space="preserve"> }}</w:t>
             </w:r>
           </w:p>
         </w:tc>
@@ -635,7 +842,25 @@
                 <w:sz w:val="20"/>
                 <w:szCs w:val="20"/>
               </w:rPr>
-              <w:t>{{ row.in_danger }}</w:t>
+              <w:t xml:space="preserve">{{ </w:t>
+            </w:r>
+            <w:proofErr w:type="spellStart"/>
+            <w:r>
+              <w:rPr>
+                <w:rFonts w:ascii="Arial" w:eastAsia="Calibri" w:hAnsi="Arial" w:cs="Arial"/>
+                <w:sz w:val="20"/>
+                <w:szCs w:val="20"/>
+              </w:rPr>
+              <w:t>row.in_danger</w:t>
+            </w:r>
+            <w:proofErr w:type="spellEnd"/>
+            <w:r>
+              <w:rPr>
+                <w:rFonts w:ascii="Arial" w:eastAsia="Calibri" w:hAnsi="Arial" w:cs="Arial"/>
+                <w:sz w:val="20"/>
+                <w:szCs w:val="20"/>
+              </w:rPr>
+              <w:t xml:space="preserve"> }}</w:t>
             </w:r>
           </w:p>
         </w:tc>
@@ -697,7 +922,16 @@
                 <w:sz w:val="20"/>
                 <w:szCs w:val="20"/>
               </w:rPr>
-              <w:t>{{ row.relationship_</w:t>
+              <w:t xml:space="preserve">{{ </w:t>
+            </w:r>
+            <w:proofErr w:type="spellStart"/>
+            <w:r>
+              <w:rPr>
+                <w:rFonts w:ascii="Arial" w:hAnsi="Arial" w:cs="Arial"/>
+                <w:sz w:val="20"/>
+                <w:szCs w:val="20"/>
+              </w:rPr>
+              <w:t>row.relationship_</w:t>
             </w:r>
             <w:r>
               <w:rPr>
@@ -707,6 +941,7 @@
               </w:rPr>
               <w:t>OP</w:t>
             </w:r>
+            <w:proofErr w:type="spellEnd"/>
             <w:r>
               <w:rPr>
                 <w:rFonts w:ascii="Arial" w:hAnsi="Arial" w:cs="Arial"/>
@@ -736,7 +971,25 @@
                 <w:sz w:val="20"/>
                 <w:szCs w:val="20"/>
               </w:rPr>
-              <w:t>{{ row.custody_wanted}}</w:t>
+              <w:t xml:space="preserve">{{ </w:t>
+            </w:r>
+            <w:proofErr w:type="spellStart"/>
+            <w:r>
+              <w:rPr>
+                <w:rFonts w:ascii="Arial" w:hAnsi="Arial" w:cs="Arial"/>
+                <w:sz w:val="20"/>
+                <w:szCs w:val="20"/>
+              </w:rPr>
+              <w:t>row.custody_wanted</w:t>
+            </w:r>
+            <w:proofErr w:type="spellEnd"/>
+            <w:r>
+              <w:rPr>
+                <w:rFonts w:ascii="Arial" w:hAnsi="Arial" w:cs="Arial"/>
+                <w:sz w:val="20"/>
+                <w:szCs w:val="20"/>
+              </w:rPr>
+              <w:t>}}</w:t>
             </w:r>
           </w:p>
         </w:tc>
@@ -760,7 +1013,25 @@
                 <w:sz w:val="20"/>
                 <w:szCs w:val="20"/>
               </w:rPr>
-              <w:t>{%tr endfor %}</w:t>
+              <w:t xml:space="preserve">{%tr </w:t>
+            </w:r>
+            <w:proofErr w:type="spellStart"/>
+            <w:r>
+              <w:rPr>
+                <w:rFonts w:ascii="Arial" w:eastAsia="Calibri" w:hAnsi="Arial" w:cs="Arial"/>
+                <w:sz w:val="20"/>
+                <w:szCs w:val="20"/>
+              </w:rPr>
+              <w:t>endfor</w:t>
+            </w:r>
+            <w:proofErr w:type="spellEnd"/>
+            <w:r>
+              <w:rPr>
+                <w:rFonts w:ascii="Arial" w:eastAsia="Calibri" w:hAnsi="Arial" w:cs="Arial"/>
+                <w:sz w:val="20"/>
+                <w:szCs w:val="20"/>
+              </w:rPr>
+              <w:t xml:space="preserve"> %}</w:t>
             </w:r>
           </w:p>
         </w:tc>
@@ -866,6 +1137,7 @@
         </w:rPr>
         <w:t xml:space="preserve">{%p </w:t>
       </w:r>
+      <w:proofErr w:type="spellStart"/>
       <w:r>
         <w:rPr>
           <w:rFonts w:ascii="Arial" w:hAnsi="Arial" w:cs="Arial"/>
@@ -880,7 +1152,34 @@
           <w:sz w:val="24"/>
           <w:szCs w:val="24"/>
         </w:rPr>
-        <w:t xml:space="preserve">if field.is_object_list() %} </w:t>
+        <w:t>if</w:t>
+      </w:r>
+      <w:proofErr w:type="spellEnd"/>
+      <w:r>
+        <w:rPr>
+          <w:rFonts w:ascii="Arial" w:hAnsi="Arial" w:cs="Arial"/>
+          <w:sz w:val="24"/>
+          <w:szCs w:val="24"/>
+        </w:rPr>
+        <w:t xml:space="preserve"> </w:t>
+      </w:r>
+      <w:proofErr w:type="spellStart"/>
+      <w:r>
+        <w:rPr>
+          <w:rFonts w:ascii="Arial" w:hAnsi="Arial" w:cs="Arial"/>
+          <w:sz w:val="24"/>
+          <w:szCs w:val="24"/>
+        </w:rPr>
+        <w:t>field.is_object_list</w:t>
+      </w:r>
+      <w:proofErr w:type="spellEnd"/>
+      <w:r>
+        <w:rPr>
+          <w:rFonts w:ascii="Arial" w:hAnsi="Arial" w:cs="Arial"/>
+          <w:sz w:val="24"/>
+          <w:szCs w:val="24"/>
+        </w:rPr>
+        <w:t xml:space="preserve">() %} </w:t>
       </w:r>
     </w:p>
     <w:p>
@@ -898,7 +1197,16 @@
           <w:sz w:val="24"/>
           <w:szCs w:val="24"/>
         </w:rPr>
-        <w:t>{{ field.</w:t>
+        <w:t xml:space="preserve">{{ </w:t>
+      </w:r>
+      <w:proofErr w:type="spellStart"/>
+      <w:r>
+        <w:rPr>
+          <w:rFonts w:ascii="Arial" w:hAnsi="Arial" w:cs="Arial"/>
+          <w:sz w:val="24"/>
+          <w:szCs w:val="24"/>
+        </w:rPr>
+        <w:t>field.</w:t>
       </w:r>
       <w:r>
         <w:rPr>
@@ -908,6 +1216,7 @@
         </w:rPr>
         <w:t>label</w:t>
       </w:r>
+      <w:proofErr w:type="spellEnd"/>
       <w:r>
         <w:rPr>
           <w:rFonts w:ascii="Arial" w:hAnsi="Arial" w:cs="Arial"/>
@@ -949,7 +1258,47 @@
                 <w:sz w:val="24"/>
                 <w:szCs w:val="24"/>
               </w:rPr>
-              <w:t>{%tc for column in field.columns() %}</w:t>
+              <w:t>{%</w:t>
+            </w:r>
+            <w:proofErr w:type="spellStart"/>
+            <w:r>
+              <w:rPr>
+                <w:rFonts w:ascii="Arial" w:hAnsi="Arial" w:cs="Arial"/>
+                <w:b/>
+                <w:sz w:val="24"/>
+                <w:szCs w:val="24"/>
+              </w:rPr>
+              <w:t>tc</w:t>
+            </w:r>
+            <w:proofErr w:type="spellEnd"/>
+            <w:r>
+              <w:rPr>
+                <w:rFonts w:ascii="Arial" w:hAnsi="Arial" w:cs="Arial"/>
+                <w:b/>
+                <w:sz w:val="24"/>
+                <w:szCs w:val="24"/>
+              </w:rPr>
+              <w:t xml:space="preserve"> for column in </w:t>
+            </w:r>
+            <w:proofErr w:type="spellStart"/>
+            <w:r>
+              <w:rPr>
+                <w:rFonts w:ascii="Arial" w:hAnsi="Arial" w:cs="Arial"/>
+                <w:b/>
+                <w:sz w:val="24"/>
+                <w:szCs w:val="24"/>
+              </w:rPr>
+              <w:t>field.columns</w:t>
+            </w:r>
+            <w:proofErr w:type="spellEnd"/>
+            <w:r>
+              <w:rPr>
+                <w:rFonts w:ascii="Arial" w:hAnsi="Arial" w:cs="Arial"/>
+                <w:b/>
+                <w:sz w:val="24"/>
+                <w:szCs w:val="24"/>
+              </w:rPr>
+              <w:t>() %}</w:t>
             </w:r>
           </w:p>
         </w:tc>
@@ -1015,7 +1364,47 @@
                 <w:sz w:val="24"/>
                 <w:szCs w:val="24"/>
               </w:rPr>
-              <w:t>{%tc endfor %}</w:t>
+              <w:t>{%</w:t>
+            </w:r>
+            <w:proofErr w:type="spellStart"/>
+            <w:r>
+              <w:rPr>
+                <w:rFonts w:ascii="Arial" w:hAnsi="Arial" w:cs="Arial"/>
+                <w:b/>
+                <w:sz w:val="24"/>
+                <w:szCs w:val="24"/>
+              </w:rPr>
+              <w:t>tc</w:t>
+            </w:r>
+            <w:proofErr w:type="spellEnd"/>
+            <w:r>
+              <w:rPr>
+                <w:rFonts w:ascii="Arial" w:hAnsi="Arial" w:cs="Arial"/>
+                <w:b/>
+                <w:sz w:val="24"/>
+                <w:szCs w:val="24"/>
+              </w:rPr>
+              <w:t xml:space="preserve"> </w:t>
+            </w:r>
+            <w:proofErr w:type="spellStart"/>
+            <w:r>
+              <w:rPr>
+                <w:rFonts w:ascii="Arial" w:hAnsi="Arial" w:cs="Arial"/>
+                <w:b/>
+                <w:sz w:val="24"/>
+                <w:szCs w:val="24"/>
+              </w:rPr>
+              <w:t>endfor</w:t>
+            </w:r>
+            <w:proofErr w:type="spellEnd"/>
+            <w:r>
+              <w:rPr>
+                <w:rFonts w:ascii="Arial" w:hAnsi="Arial" w:cs="Arial"/>
+                <w:b/>
+                <w:sz w:val="24"/>
+                <w:szCs w:val="24"/>
+              </w:rPr>
+              <w:t xml:space="preserve"> %}</w:t>
             </w:r>
           </w:p>
         </w:tc>
@@ -1039,7 +1428,25 @@
                 <w:sz w:val="24"/>
                 <w:szCs w:val="24"/>
               </w:rPr>
-              <w:t>{%tr for row in field.overflow_value() %}</w:t>
+              <w:t xml:space="preserve">{%tr for row in </w:t>
+            </w:r>
+            <w:proofErr w:type="spellStart"/>
+            <w:r>
+              <w:rPr>
+                <w:rFonts w:ascii="Arial" w:hAnsi="Arial" w:cs="Arial"/>
+                <w:sz w:val="24"/>
+                <w:szCs w:val="24"/>
+              </w:rPr>
+              <w:t>field.overflow_value</w:t>
+            </w:r>
+            <w:proofErr w:type="spellEnd"/>
+            <w:r>
+              <w:rPr>
+                <w:rFonts w:ascii="Arial" w:hAnsi="Arial" w:cs="Arial"/>
+                <w:sz w:val="24"/>
+                <w:szCs w:val="24"/>
+              </w:rPr>
+              <w:t>() %}</w:t>
             </w:r>
           </w:p>
         </w:tc>
@@ -1091,7 +1498,43 @@
                 <w:sz w:val="24"/>
                 <w:szCs w:val="24"/>
               </w:rPr>
-              <w:t>{%tc for column in field.columns() %}</w:t>
+              <w:t>{%</w:t>
+            </w:r>
+            <w:proofErr w:type="spellStart"/>
+            <w:r>
+              <w:rPr>
+                <w:rFonts w:ascii="Arial" w:hAnsi="Arial" w:cs="Arial"/>
+                <w:sz w:val="24"/>
+                <w:szCs w:val="24"/>
+              </w:rPr>
+              <w:t>tc</w:t>
+            </w:r>
+            <w:proofErr w:type="spellEnd"/>
+            <w:r>
+              <w:rPr>
+                <w:rFonts w:ascii="Arial" w:hAnsi="Arial" w:cs="Arial"/>
+                <w:sz w:val="24"/>
+                <w:szCs w:val="24"/>
+              </w:rPr>
+              <w:t xml:space="preserve"> for column in </w:t>
+            </w:r>
+            <w:proofErr w:type="spellStart"/>
+            <w:r>
+              <w:rPr>
+                <w:rFonts w:ascii="Arial" w:hAnsi="Arial" w:cs="Arial"/>
+                <w:sz w:val="24"/>
+                <w:szCs w:val="24"/>
+              </w:rPr>
+              <w:t>field.columns</w:t>
+            </w:r>
+            <w:proofErr w:type="spellEnd"/>
+            <w:r>
+              <w:rPr>
+                <w:rFonts w:ascii="Arial" w:hAnsi="Arial" w:cs="Arial"/>
+                <w:sz w:val="24"/>
+                <w:szCs w:val="24"/>
+              </w:rPr>
+              <w:t>() %}</w:t>
             </w:r>
           </w:p>
         </w:tc>
@@ -1113,7 +1556,25 @@
                 <w:sz w:val="24"/>
                 <w:szCs w:val="24"/>
               </w:rPr>
-              <w:t>{{ safeattr(row, key(column)) }}</w:t>
+              <w:t xml:space="preserve">{{ </w:t>
+            </w:r>
+            <w:proofErr w:type="spellStart"/>
+            <w:r>
+              <w:rPr>
+                <w:rFonts w:ascii="Arial" w:hAnsi="Arial" w:cs="Arial"/>
+                <w:sz w:val="24"/>
+                <w:szCs w:val="24"/>
+              </w:rPr>
+              <w:t>safeattr</w:t>
+            </w:r>
+            <w:proofErr w:type="spellEnd"/>
+            <w:r>
+              <w:rPr>
+                <w:rFonts w:ascii="Arial" w:hAnsi="Arial" w:cs="Arial"/>
+                <w:sz w:val="24"/>
+                <w:szCs w:val="24"/>
+              </w:rPr>
+              <w:t>(row, key(column)) }}</w:t>
             </w:r>
           </w:p>
         </w:tc>
@@ -1135,7 +1596,43 @@
                 <w:sz w:val="24"/>
                 <w:szCs w:val="24"/>
               </w:rPr>
-              <w:t>{%tc endfor %}</w:t>
+              <w:t>{%</w:t>
+            </w:r>
+            <w:proofErr w:type="spellStart"/>
+            <w:r>
+              <w:rPr>
+                <w:rFonts w:ascii="Arial" w:hAnsi="Arial" w:cs="Arial"/>
+                <w:sz w:val="24"/>
+                <w:szCs w:val="24"/>
+              </w:rPr>
+              <w:t>tc</w:t>
+            </w:r>
+            <w:proofErr w:type="spellEnd"/>
+            <w:r>
+              <w:rPr>
+                <w:rFonts w:ascii="Arial" w:hAnsi="Arial" w:cs="Arial"/>
+                <w:sz w:val="24"/>
+                <w:szCs w:val="24"/>
+              </w:rPr>
+              <w:t xml:space="preserve"> </w:t>
+            </w:r>
+            <w:proofErr w:type="spellStart"/>
+            <w:r>
+              <w:rPr>
+                <w:rFonts w:ascii="Arial" w:hAnsi="Arial" w:cs="Arial"/>
+                <w:sz w:val="24"/>
+                <w:szCs w:val="24"/>
+              </w:rPr>
+              <w:t>endfor</w:t>
+            </w:r>
+            <w:proofErr w:type="spellEnd"/>
+            <w:r>
+              <w:rPr>
+                <w:rFonts w:ascii="Arial" w:hAnsi="Arial" w:cs="Arial"/>
+                <w:sz w:val="24"/>
+                <w:szCs w:val="24"/>
+              </w:rPr>
+              <w:t xml:space="preserve"> %}</w:t>
             </w:r>
           </w:p>
         </w:tc>
@@ -1159,7 +1656,25 @@
                 <w:sz w:val="24"/>
                 <w:szCs w:val="24"/>
               </w:rPr>
-              <w:t>{%tr endfor %}</w:t>
+              <w:t xml:space="preserve">{%tr </w:t>
+            </w:r>
+            <w:proofErr w:type="spellStart"/>
+            <w:r>
+              <w:rPr>
+                <w:rFonts w:ascii="Arial" w:hAnsi="Arial" w:cs="Arial"/>
+                <w:sz w:val="24"/>
+                <w:szCs w:val="24"/>
+              </w:rPr>
+              <w:t>endfor</w:t>
+            </w:r>
+            <w:proofErr w:type="spellEnd"/>
+            <w:r>
+              <w:rPr>
+                <w:rFonts w:ascii="Arial" w:hAnsi="Arial" w:cs="Arial"/>
+                <w:sz w:val="24"/>
+                <w:szCs w:val="24"/>
+              </w:rPr>
+              <w:t xml:space="preserve"> %}</w:t>
             </w:r>
           </w:p>
         </w:tc>
@@ -1216,7 +1731,43 @@
           <w:sz w:val="24"/>
           <w:szCs w:val="24"/>
         </w:rPr>
-        <w:t>{%p elif field.is_list() %}</w:t>
+        <w:t xml:space="preserve">{%p </w:t>
+      </w:r>
+      <w:proofErr w:type="spellStart"/>
+      <w:r>
+        <w:rPr>
+          <w:rFonts w:ascii="Arial" w:hAnsi="Arial" w:cs="Arial"/>
+          <w:sz w:val="24"/>
+          <w:szCs w:val="24"/>
+        </w:rPr>
+        <w:t>elif</w:t>
+      </w:r>
+      <w:proofErr w:type="spellEnd"/>
+      <w:r>
+        <w:rPr>
+          <w:rFonts w:ascii="Arial" w:hAnsi="Arial" w:cs="Arial"/>
+          <w:sz w:val="24"/>
+          <w:szCs w:val="24"/>
+        </w:rPr>
+        <w:t xml:space="preserve"> </w:t>
+      </w:r>
+      <w:proofErr w:type="spellStart"/>
+      <w:r>
+        <w:rPr>
+          <w:rFonts w:ascii="Arial" w:hAnsi="Arial" w:cs="Arial"/>
+          <w:sz w:val="24"/>
+          <w:szCs w:val="24"/>
+        </w:rPr>
+        <w:t>field.is_list</w:t>
+      </w:r>
+      <w:proofErr w:type="spellEnd"/>
+      <w:r>
+        <w:rPr>
+          <w:rFonts w:ascii="Arial" w:hAnsi="Arial" w:cs="Arial"/>
+          <w:sz w:val="24"/>
+          <w:szCs w:val="24"/>
+        </w:rPr>
+        <w:t>() %}</w:t>
       </w:r>
     </w:p>
     <w:p>
@@ -1244,7 +1795,16 @@
           <w:szCs w:val="24"/>
         </w:rPr>
         <w:lastRenderedPageBreak/>
-        <w:t>{{ field.</w:t>
+        <w:t xml:space="preserve">{{ </w:t>
+      </w:r>
+      <w:proofErr w:type="spellStart"/>
+      <w:r>
+        <w:rPr>
+          <w:rFonts w:ascii="Arial" w:hAnsi="Arial" w:cs="Arial"/>
+          <w:sz w:val="24"/>
+          <w:szCs w:val="24"/>
+        </w:rPr>
+        <w:t>field.</w:t>
       </w:r>
       <w:r>
         <w:rPr>
@@ -1254,6 +1814,7 @@
         </w:rPr>
         <w:t>label</w:t>
       </w:r>
+      <w:proofErr w:type="spellEnd"/>
       <w:r>
         <w:rPr>
           <w:rFonts w:ascii="Arial" w:hAnsi="Arial" w:cs="Arial"/>
@@ -1282,7 +1843,25 @@
           <w:sz w:val="24"/>
           <w:szCs w:val="24"/>
         </w:rPr>
-        <w:t>{%p for item in field.overflow_value() %}</w:t>
+        <w:t xml:space="preserve">{%p for item in </w:t>
+      </w:r>
+      <w:proofErr w:type="spellStart"/>
+      <w:r>
+        <w:rPr>
+          <w:rFonts w:ascii="Arial" w:hAnsi="Arial" w:cs="Arial"/>
+          <w:sz w:val="24"/>
+          <w:szCs w:val="24"/>
+        </w:rPr>
+        <w:t>field.overflow_value</w:t>
+      </w:r>
+      <w:proofErr w:type="spellEnd"/>
+      <w:r>
+        <w:rPr>
+          <w:rFonts w:ascii="Arial" w:hAnsi="Arial" w:cs="Arial"/>
+          <w:sz w:val="24"/>
+          <w:szCs w:val="24"/>
+        </w:rPr>
+        <w:t>() %}</w:t>
       </w:r>
     </w:p>
     <w:p>
@@ -1326,8 +1905,18 @@
           <w:sz w:val="24"/>
           <w:szCs w:val="24"/>
         </w:rPr>
-        <w:t>{%p endfor</w:t>
-      </w:r>
+        <w:t xml:space="preserve">{%p </w:t>
+      </w:r>
+      <w:proofErr w:type="spellStart"/>
+      <w:r>
+        <w:rPr>
+          <w:rFonts w:ascii="Arial" w:hAnsi="Arial" w:cs="Arial"/>
+          <w:sz w:val="24"/>
+          <w:szCs w:val="24"/>
+        </w:rPr>
+        <w:t>endfor</w:t>
+      </w:r>
+      <w:proofErr w:type="spellEnd"/>
       <w:r>
         <w:rPr>
           <w:rFonts w:ascii="Arial" w:hAnsi="Arial" w:cs="Arial"/>
@@ -1394,8 +1983,9 @@
           <w:sz w:val="24"/>
           <w:szCs w:val="24"/>
         </w:rPr>
-        <w:t>{{ field.</w:t>
-      </w:r>
+        <w:t xml:space="preserve">{{ </w:t>
+      </w:r>
+      <w:proofErr w:type="spellStart"/>
       <w:r>
         <w:rPr>
           <w:rFonts w:ascii="Arial" w:hAnsi="Arial" w:cs="Arial"/>
@@ -1403,8 +1993,18 @@
           <w:sz w:val="24"/>
           <w:szCs w:val="24"/>
         </w:rPr>
+        <w:t>field.</w:t>
+      </w:r>
+      <w:r>
+        <w:rPr>
+          <w:rFonts w:ascii="Arial" w:hAnsi="Arial" w:cs="Arial"/>
+          <w:b/>
+          <w:sz w:val="24"/>
+          <w:szCs w:val="24"/>
+        </w:rPr>
         <w:t>label</w:t>
       </w:r>
+      <w:proofErr w:type="spellEnd"/>
       <w:r>
         <w:rPr>
           <w:rFonts w:ascii="Arial" w:hAnsi="Arial" w:cs="Arial"/>
@@ -1420,23 +2020,60 @@
           <w:sz w:val="24"/>
           <w:szCs w:val="24"/>
         </w:rPr>
-        <w:t>: {{ field.overflow_value(</w:t>
-      </w:r>
-      <w:r>
-        <w:rPr>
-          <w:rFonts w:ascii="Arial" w:hAnsi="Arial" w:cs="Arial"/>
-          <w:sz w:val="24"/>
-          <w:szCs w:val="24"/>
-        </w:rPr>
-        <w:t>overflow_message=</w:t>
-      </w:r>
-      <w:r>
-        <w:rPr>
-          <w:rFonts w:ascii="Arial" w:hAnsi="Arial" w:cs="Arial"/>
-          <w:sz w:val="24"/>
-          <w:szCs w:val="24"/>
-        </w:rPr>
-        <w:t xml:space="preserve"> RFAaffidavit</w:t>
+        <w:t xml:space="preserve">: {{ </w:t>
+      </w:r>
+      <w:proofErr w:type="spellStart"/>
+      <w:r>
+        <w:rPr>
+          <w:rFonts w:ascii="Arial" w:hAnsi="Arial" w:cs="Arial"/>
+          <w:sz w:val="24"/>
+          <w:szCs w:val="24"/>
+        </w:rPr>
+        <w:t>field.overflow_value</w:t>
+      </w:r>
+      <w:proofErr w:type="spellEnd"/>
+      <w:r>
+        <w:rPr>
+          <w:rFonts w:ascii="Arial" w:hAnsi="Arial" w:cs="Arial"/>
+          <w:sz w:val="24"/>
+          <w:szCs w:val="24"/>
+        </w:rPr>
+        <w:t>(</w:t>
+      </w:r>
+      <w:proofErr w:type="spellStart"/>
+      <w:r>
+        <w:rPr>
+          <w:rFonts w:ascii="Arial" w:hAnsi="Arial" w:cs="Arial"/>
+          <w:sz w:val="24"/>
+          <w:szCs w:val="24"/>
+        </w:rPr>
+        <w:t>overflow_message</w:t>
+      </w:r>
+      <w:proofErr w:type="spellEnd"/>
+      <w:r>
+        <w:rPr>
+          <w:rFonts w:ascii="Arial" w:hAnsi="Arial" w:cs="Arial"/>
+          <w:sz w:val="24"/>
+          <w:szCs w:val="24"/>
+        </w:rPr>
+        <w:t>=</w:t>
+      </w:r>
+      <w:r>
+        <w:rPr>
+          <w:rFonts w:ascii="Arial" w:hAnsi="Arial" w:cs="Arial"/>
+          <w:sz w:val="24"/>
+          <w:szCs w:val="24"/>
+        </w:rPr>
+        <w:t xml:space="preserve"> </w:t>
+      </w:r>
+      <w:proofErr w:type="spellStart"/>
+      <w:r>
+        <w:rPr>
+          <w:rFonts w:ascii="Arial" w:hAnsi="Arial" w:cs="Arial"/>
+          <w:sz w:val="24"/>
+          <w:szCs w:val="24"/>
+        </w:rPr>
+        <w:t>RFAaffidavit</w:t>
       </w:r>
       <w:r>
         <w:rPr>
@@ -1446,6 +2083,7 @@
         </w:rPr>
         <w:t>.default_overflow_message</w:t>
       </w:r>
+      <w:proofErr w:type="spellEnd"/>
       <w:r>
         <w:rPr>
           <w:rFonts w:ascii="Arial" w:hAnsi="Arial" w:cs="Arial"/>
@@ -1486,7 +2124,25 @@
           <w:sz w:val="24"/>
           <w:szCs w:val="24"/>
         </w:rPr>
-        <w:t>{%p endfor %}</w:t>
+        <w:t xml:space="preserve">{%p </w:t>
+      </w:r>
+      <w:proofErr w:type="spellStart"/>
+      <w:r>
+        <w:rPr>
+          <w:rFonts w:ascii="Arial" w:hAnsi="Arial" w:cs="Arial"/>
+          <w:sz w:val="24"/>
+          <w:szCs w:val="24"/>
+        </w:rPr>
+        <w:t>endfor</w:t>
+      </w:r>
+      <w:proofErr w:type="spellEnd"/>
+      <w:r>
+        <w:rPr>
+          <w:rFonts w:ascii="Arial" w:hAnsi="Arial" w:cs="Arial"/>
+          <w:sz w:val="24"/>
+          <w:szCs w:val="24"/>
+        </w:rPr>
+        <w:t xml:space="preserve"> %}</w:t>
       </w:r>
     </w:p>
     <w:p>
@@ -1497,6 +2153,14 @@
           <w:szCs w:val="24"/>
         </w:rPr>
       </w:pPr>
+      <w:r>
+        <w:rPr>
+          <w:rFonts w:ascii="Arial" w:hAnsi="Arial" w:cs="Arial"/>
+          <w:sz w:val="24"/>
+          <w:szCs w:val="24"/>
+        </w:rPr>
+        <w:t>{%p endif %}</w:t>
+      </w:r>
     </w:p>
     <w:p>
       <w:pPr>
@@ -1506,62 +2170,6 @@
           <w:szCs w:val="24"/>
         </w:rPr>
       </w:pPr>
-      <w:r>
-        <w:rPr>
-          <w:rFonts w:ascii="Arial" w:hAnsi="Arial" w:cs="Arial"/>
-          <w:sz w:val="24"/>
-          <w:szCs w:val="24"/>
-        </w:rPr>
-        <w:t xml:space="preserve">{%p for field in </w:t>
-      </w:r>
-      <w:r>
-        <w:rPr>
-          <w:rFonts w:ascii="Arial" w:hAnsi="Arial" w:cs="Arial"/>
-          <w:sz w:val="24"/>
-          <w:szCs w:val="24"/>
-        </w:rPr>
-        <w:t>RFA</w:t>
-      </w:r>
-      <w:r>
-        <w:rPr>
-          <w:rFonts w:ascii="Arial" w:hAnsi="Arial" w:cs="Arial"/>
-          <w:sz w:val="24"/>
-          <w:szCs w:val="24"/>
-        </w:rPr>
-        <w:t>complaint</w:t>
-      </w:r>
-      <w:r>
-        <w:rPr>
-          <w:rFonts w:ascii="Arial" w:hAnsi="Arial" w:cs="Arial"/>
-          <w:sz w:val="24"/>
-          <w:szCs w:val="24"/>
-        </w:rPr>
-        <w:t>onbehalfofminor</w:t>
-      </w:r>
-      <w:r>
-        <w:rPr>
-          <w:rFonts w:ascii="Arial" w:hAnsi="Arial" w:cs="Arial"/>
-          <w:sz w:val="24"/>
-          <w:szCs w:val="24"/>
-        </w:rPr>
-        <w:t>.overflow()</w:t>
-      </w:r>
-      <w:r>
-        <w:rPr>
-          <w:rFonts w:ascii="Arial" w:hAnsi="Arial" w:cs="Arial"/>
-          <w:sz w:val="24"/>
-          <w:szCs w:val="24"/>
-        </w:rPr>
-        <w:t xml:space="preserve"> </w:t>
-      </w:r>
-      <w:r>
-        <w:rPr>
-          <w:rFonts w:ascii="Arial" w:hAnsi="Arial" w:cs="Arial"/>
-          <w:sz w:val="24"/>
-          <w:szCs w:val="24"/>
-        </w:rPr>
-        <w:t>%}</w:t>
-      </w:r>
     </w:p>
     <w:p>
       <w:pPr>
@@ -1577,7 +2185,159 @@
           <w:sz w:val="24"/>
           <w:szCs w:val="24"/>
         </w:rPr>
-        <w:t>{%p if field.field_name == "children" %}</w:t>
+        <w:t xml:space="preserve">{%p if </w:t>
+      </w:r>
+      <w:proofErr w:type="spellStart"/>
+      <w:r>
+        <w:rPr>
+          <w:rFonts w:ascii="Arial" w:hAnsi="Arial" w:cs="Arial"/>
+          <w:sz w:val="24"/>
+          <w:szCs w:val="24"/>
+        </w:rPr>
+        <w:t>RFA</w:t>
+      </w:r>
+      <w:r>
+        <w:rPr>
+          <w:rFonts w:ascii="Arial" w:hAnsi="Arial" w:cs="Arial"/>
+          <w:sz w:val="24"/>
+          <w:szCs w:val="24"/>
+        </w:rPr>
+        <w:t>complaint</w:t>
+      </w:r>
+      <w:r>
+        <w:rPr>
+          <w:rFonts w:ascii="Arial" w:hAnsi="Arial" w:cs="Arial"/>
+          <w:sz w:val="24"/>
+          <w:szCs w:val="24"/>
+        </w:rPr>
+        <w:t>onbehalfofminor</w:t>
+      </w:r>
+      <w:r>
+        <w:rPr>
+          <w:rFonts w:ascii="Arial" w:hAnsi="Arial" w:cs="Arial"/>
+          <w:sz w:val="24"/>
+          <w:szCs w:val="24"/>
+        </w:rPr>
+        <w:t>.enabled</w:t>
+      </w:r>
+      <w:proofErr w:type="spellEnd"/>
+      <w:r>
+        <w:rPr>
+          <w:rFonts w:ascii="Arial" w:hAnsi="Arial" w:cs="Arial"/>
+          <w:sz w:val="24"/>
+          <w:szCs w:val="24"/>
+        </w:rPr>
+        <w:t xml:space="preserve"> %}</w:t>
+      </w:r>
+    </w:p>
+    <w:p>
+      <w:pPr>
+        <w:rPr>
+          <w:rFonts w:ascii="Arial" w:hAnsi="Arial" w:cs="Arial"/>
+          <w:sz w:val="24"/>
+          <w:szCs w:val="24"/>
+        </w:rPr>
+      </w:pPr>
+      <w:r>
+        <w:rPr>
+          <w:rFonts w:ascii="Arial" w:hAnsi="Arial" w:cs="Arial"/>
+          <w:sz w:val="24"/>
+          <w:szCs w:val="24"/>
+        </w:rPr>
+        <w:t xml:space="preserve">{%p for field in </w:t>
+      </w:r>
+      <w:proofErr w:type="spellStart"/>
+      <w:r>
+        <w:rPr>
+          <w:rFonts w:ascii="Arial" w:hAnsi="Arial" w:cs="Arial"/>
+          <w:sz w:val="24"/>
+          <w:szCs w:val="24"/>
+        </w:rPr>
+        <w:t>RFA</w:t>
+      </w:r>
+      <w:r>
+        <w:rPr>
+          <w:rFonts w:ascii="Arial" w:hAnsi="Arial" w:cs="Arial"/>
+          <w:sz w:val="24"/>
+          <w:szCs w:val="24"/>
+        </w:rPr>
+        <w:t>complaint</w:t>
+      </w:r>
+      <w:r>
+        <w:rPr>
+          <w:rFonts w:ascii="Arial" w:hAnsi="Arial" w:cs="Arial"/>
+          <w:sz w:val="24"/>
+          <w:szCs w:val="24"/>
+        </w:rPr>
+        <w:t>onbehalfofminor</w:t>
+      </w:r>
+      <w:r>
+        <w:rPr>
+          <w:rFonts w:ascii="Arial" w:hAnsi="Arial" w:cs="Arial"/>
+          <w:sz w:val="24"/>
+          <w:szCs w:val="24"/>
+        </w:rPr>
+        <w:t>.overflow</w:t>
+      </w:r>
+      <w:proofErr w:type="spellEnd"/>
+      <w:r>
+        <w:rPr>
+          <w:rFonts w:ascii="Arial" w:hAnsi="Arial" w:cs="Arial"/>
+          <w:sz w:val="24"/>
+          <w:szCs w:val="24"/>
+        </w:rPr>
+        <w:t>()</w:t>
+      </w:r>
+      <w:r>
+        <w:rPr>
+          <w:rFonts w:ascii="Arial" w:hAnsi="Arial" w:cs="Arial"/>
+          <w:sz w:val="24"/>
+          <w:szCs w:val="24"/>
+        </w:rPr>
+        <w:t xml:space="preserve"> </w:t>
+      </w:r>
+      <w:r>
+        <w:rPr>
+          <w:rFonts w:ascii="Arial" w:hAnsi="Arial" w:cs="Arial"/>
+          <w:sz w:val="24"/>
+          <w:szCs w:val="24"/>
+        </w:rPr>
+        <w:t>%}</w:t>
+      </w:r>
+    </w:p>
+    <w:p>
+      <w:pPr>
+        <w:rPr>
+          <w:rFonts w:ascii="Arial" w:hAnsi="Arial" w:cs="Arial"/>
+          <w:sz w:val="24"/>
+          <w:szCs w:val="24"/>
+        </w:rPr>
+      </w:pPr>
+      <w:r>
+        <w:rPr>
+          <w:rFonts w:ascii="Arial" w:hAnsi="Arial" w:cs="Arial"/>
+          <w:sz w:val="24"/>
+          <w:szCs w:val="24"/>
+        </w:rPr>
+        <w:t xml:space="preserve">{%p if </w:t>
+      </w:r>
+      <w:proofErr w:type="spellStart"/>
+      <w:r>
+        <w:rPr>
+          <w:rFonts w:ascii="Arial" w:hAnsi="Arial" w:cs="Arial"/>
+          <w:sz w:val="24"/>
+          <w:szCs w:val="24"/>
+        </w:rPr>
+        <w:t>field.field_name</w:t>
+      </w:r>
+      <w:proofErr w:type="spellEnd"/>
+      <w:r>
+        <w:rPr>
+          <w:rFonts w:ascii="Arial" w:hAnsi="Arial" w:cs="Arial"/>
+          <w:sz w:val="24"/>
+          <w:szCs w:val="24"/>
+        </w:rPr>
+        <w:t xml:space="preserve"> == "children" %}</w:t>
       </w:r>
     </w:p>
     <w:p>
@@ -1784,7 +2544,25 @@
                 <w:sz w:val="20"/>
                 <w:szCs w:val="20"/>
               </w:rPr>
-              <w:t>{%tr for row in field.overflow_value() %}</w:t>
+              <w:t xml:space="preserve">{%tr for row in </w:t>
+            </w:r>
+            <w:proofErr w:type="spellStart"/>
+            <w:r>
+              <w:rPr>
+                <w:rFonts w:ascii="Arial" w:eastAsia="Calibri" w:hAnsi="Arial" w:cs="Arial"/>
+                <w:sz w:val="20"/>
+                <w:szCs w:val="20"/>
+              </w:rPr>
+              <w:t>field.overflow_value</w:t>
+            </w:r>
+            <w:proofErr w:type="spellEnd"/>
+            <w:r>
+              <w:rPr>
+                <w:rFonts w:ascii="Arial" w:eastAsia="Calibri" w:hAnsi="Arial" w:cs="Arial"/>
+                <w:sz w:val="20"/>
+                <w:szCs w:val="20"/>
+              </w:rPr>
+              <w:t>() %}</w:t>
             </w:r>
           </w:p>
         </w:tc>
@@ -1906,7 +2684,25 @@
                 <w:sz w:val="20"/>
                 <w:szCs w:val="20"/>
               </w:rPr>
-              <w:t>{{ row.birthdate }}</w:t>
+              <w:t xml:space="preserve">{{ </w:t>
+            </w:r>
+            <w:proofErr w:type="spellStart"/>
+            <w:r>
+              <w:rPr>
+                <w:rFonts w:ascii="Arial" w:eastAsia="Calibri" w:hAnsi="Arial" w:cs="Arial"/>
+                <w:sz w:val="20"/>
+                <w:szCs w:val="20"/>
+              </w:rPr>
+              <w:t>row.birthdate</w:t>
+            </w:r>
+            <w:proofErr w:type="spellEnd"/>
+            <w:r>
+              <w:rPr>
+                <w:rFonts w:ascii="Arial" w:eastAsia="Calibri" w:hAnsi="Arial" w:cs="Arial"/>
+                <w:sz w:val="20"/>
+                <w:szCs w:val="20"/>
+              </w:rPr>
+              <w:t xml:space="preserve"> }}</w:t>
             </w:r>
           </w:p>
         </w:tc>
@@ -1929,7 +2725,25 @@
                 <w:sz w:val="20"/>
                 <w:szCs w:val="20"/>
               </w:rPr>
-              <w:t>{{ row.in_danger }}</w:t>
+              <w:t xml:space="preserve">{{ </w:t>
+            </w:r>
+            <w:proofErr w:type="spellStart"/>
+            <w:r>
+              <w:rPr>
+                <w:rFonts w:ascii="Arial" w:eastAsia="Calibri" w:hAnsi="Arial" w:cs="Arial"/>
+                <w:sz w:val="20"/>
+                <w:szCs w:val="20"/>
+              </w:rPr>
+              <w:t>row.in_danger</w:t>
+            </w:r>
+            <w:proofErr w:type="spellEnd"/>
+            <w:r>
+              <w:rPr>
+                <w:rFonts w:ascii="Arial" w:eastAsia="Calibri" w:hAnsi="Arial" w:cs="Arial"/>
+                <w:sz w:val="20"/>
+                <w:szCs w:val="20"/>
+              </w:rPr>
+              <w:t xml:space="preserve"> }}</w:t>
             </w:r>
           </w:p>
         </w:tc>
@@ -1952,7 +2766,23 @@
                 <w:sz w:val="20"/>
                 <w:szCs w:val="20"/>
               </w:rPr>
-              <w:t>{{ row.relationship_user1}}</w:t>
+              <w:t>{{ row.relationship_user</w:t>
+            </w:r>
+            <w:r>
+              <w:rPr>
+                <w:rFonts w:ascii="Arial" w:hAnsi="Arial" w:cs="Arial"/>
+                <w:sz w:val="20"/>
+                <w:szCs w:val="20"/>
+              </w:rPr>
+              <w:t>s</w:t>
+            </w:r>
+            <w:r>
+              <w:rPr>
+                <w:rFonts w:ascii="Arial" w:hAnsi="Arial" w:cs="Arial"/>
+                <w:sz w:val="20"/>
+                <w:szCs w:val="20"/>
+              </w:rPr>
+              <w:t>1}}</w:t>
             </w:r>
           </w:p>
         </w:tc>
@@ -1975,7 +2805,33 @@
                 <w:sz w:val="20"/>
                 <w:szCs w:val="20"/>
               </w:rPr>
-              <w:t>{{ row.relationship_op1}}</w:t>
+              <w:t xml:space="preserve">{{ </w:t>
+            </w:r>
+            <w:proofErr w:type="spellStart"/>
+            <w:r>
+              <w:rPr>
+                <w:rFonts w:ascii="Arial" w:hAnsi="Arial" w:cs="Arial"/>
+                <w:sz w:val="20"/>
+                <w:szCs w:val="20"/>
+              </w:rPr>
+              <w:t>row.relationship_</w:t>
+            </w:r>
+            <w:r>
+              <w:rPr>
+                <w:rFonts w:ascii="Arial" w:hAnsi="Arial" w:cs="Arial"/>
+                <w:sz w:val="20"/>
+                <w:szCs w:val="20"/>
+              </w:rPr>
+              <w:t>OP</w:t>
+            </w:r>
+            <w:proofErr w:type="spellEnd"/>
+            <w:r>
+              <w:rPr>
+                <w:rFonts w:ascii="Arial" w:hAnsi="Arial" w:cs="Arial"/>
+                <w:sz w:val="20"/>
+                <w:szCs w:val="20"/>
+              </w:rPr>
+              <w:t>}}</w:t>
             </w:r>
           </w:p>
         </w:tc>
@@ -1998,7 +2854,25 @@
                 <w:sz w:val="20"/>
                 <w:szCs w:val="20"/>
               </w:rPr>
-              <w:t>{{ row.custody_wanted}}</w:t>
+              <w:t xml:space="preserve">{{ </w:t>
+            </w:r>
+            <w:proofErr w:type="spellStart"/>
+            <w:r>
+              <w:rPr>
+                <w:rFonts w:ascii="Arial" w:hAnsi="Arial" w:cs="Arial"/>
+                <w:sz w:val="20"/>
+                <w:szCs w:val="20"/>
+              </w:rPr>
+              <w:t>row.custody_wanted</w:t>
+            </w:r>
+            <w:proofErr w:type="spellEnd"/>
+            <w:r>
+              <w:rPr>
+                <w:rFonts w:ascii="Arial" w:hAnsi="Arial" w:cs="Arial"/>
+                <w:sz w:val="20"/>
+                <w:szCs w:val="20"/>
+              </w:rPr>
+              <w:t>}}</w:t>
             </w:r>
           </w:p>
         </w:tc>
@@ -2022,7 +2896,25 @@
                 <w:sz w:val="20"/>
                 <w:szCs w:val="20"/>
               </w:rPr>
-              <w:t>{%tr endfor %}</w:t>
+              <w:t xml:space="preserve">{%tr </w:t>
+            </w:r>
+            <w:proofErr w:type="spellStart"/>
+            <w:r>
+              <w:rPr>
+                <w:rFonts w:ascii="Arial" w:eastAsia="Calibri" w:hAnsi="Arial" w:cs="Arial"/>
+                <w:sz w:val="20"/>
+                <w:szCs w:val="20"/>
+              </w:rPr>
+              <w:t>endfor</w:t>
+            </w:r>
+            <w:proofErr w:type="spellEnd"/>
+            <w:r>
+              <w:rPr>
+                <w:rFonts w:ascii="Arial" w:eastAsia="Calibri" w:hAnsi="Arial" w:cs="Arial"/>
+                <w:sz w:val="20"/>
+                <w:szCs w:val="20"/>
+              </w:rPr>
+              <w:t xml:space="preserve"> %}</w:t>
             </w:r>
           </w:p>
         </w:tc>
@@ -2128,6 +3020,7 @@
         </w:rPr>
         <w:t xml:space="preserve">{%p </w:t>
       </w:r>
+      <w:proofErr w:type="spellStart"/>
       <w:r>
         <w:rPr>
           <w:rFonts w:ascii="Arial" w:hAnsi="Arial" w:cs="Arial"/>
@@ -2142,7 +3035,34 @@
           <w:sz w:val="24"/>
           <w:szCs w:val="24"/>
         </w:rPr>
-        <w:t xml:space="preserve">if field.is_object_list() %} </w:t>
+        <w:t>if</w:t>
+      </w:r>
+      <w:proofErr w:type="spellEnd"/>
+      <w:r>
+        <w:rPr>
+          <w:rFonts w:ascii="Arial" w:hAnsi="Arial" w:cs="Arial"/>
+          <w:sz w:val="24"/>
+          <w:szCs w:val="24"/>
+        </w:rPr>
+        <w:t xml:space="preserve"> </w:t>
+      </w:r>
+      <w:proofErr w:type="spellStart"/>
+      <w:r>
+        <w:rPr>
+          <w:rFonts w:ascii="Arial" w:hAnsi="Arial" w:cs="Arial"/>
+          <w:sz w:val="24"/>
+          <w:szCs w:val="24"/>
+        </w:rPr>
+        <w:t>field.is_object_list</w:t>
+      </w:r>
+      <w:proofErr w:type="spellEnd"/>
+      <w:r>
+        <w:rPr>
+          <w:rFonts w:ascii="Arial" w:hAnsi="Arial" w:cs="Arial"/>
+          <w:sz w:val="24"/>
+          <w:szCs w:val="24"/>
+        </w:rPr>
+        <w:t xml:space="preserve">() %} </w:t>
       </w:r>
     </w:p>
     <w:p>
@@ -2160,7 +3080,25 @@
           <w:sz w:val="24"/>
           <w:szCs w:val="24"/>
         </w:rPr>
-        <w:t>{{ field.label }}</w:t>
+        <w:t xml:space="preserve">{{ </w:t>
+      </w:r>
+      <w:proofErr w:type="spellStart"/>
+      <w:r>
+        <w:rPr>
+          <w:rFonts w:ascii="Arial" w:hAnsi="Arial" w:cs="Arial"/>
+          <w:sz w:val="24"/>
+          <w:szCs w:val="24"/>
+        </w:rPr>
+        <w:t>field.label</w:t>
+      </w:r>
+      <w:proofErr w:type="spellEnd"/>
+      <w:r>
+        <w:rPr>
+          <w:rFonts w:ascii="Arial" w:hAnsi="Arial" w:cs="Arial"/>
+          <w:sz w:val="24"/>
+          <w:szCs w:val="24"/>
+        </w:rPr>
+        <w:t xml:space="preserve"> }}</w:t>
       </w:r>
     </w:p>
     <w:tbl>
@@ -2195,7 +3133,47 @@
                 <w:sz w:val="24"/>
                 <w:szCs w:val="24"/>
               </w:rPr>
-              <w:t>{%tc for column in field.columns() %}</w:t>
+              <w:t>{%</w:t>
+            </w:r>
+            <w:proofErr w:type="spellStart"/>
+            <w:r>
+              <w:rPr>
+                <w:rFonts w:ascii="Arial" w:hAnsi="Arial" w:cs="Arial"/>
+                <w:b/>
+                <w:sz w:val="24"/>
+                <w:szCs w:val="24"/>
+              </w:rPr>
+              <w:t>tc</w:t>
+            </w:r>
+            <w:proofErr w:type="spellEnd"/>
+            <w:r>
+              <w:rPr>
+                <w:rFonts w:ascii="Arial" w:hAnsi="Arial" w:cs="Arial"/>
+                <w:b/>
+                <w:sz w:val="24"/>
+                <w:szCs w:val="24"/>
+              </w:rPr>
+              <w:t xml:space="preserve"> for column in </w:t>
+            </w:r>
+            <w:proofErr w:type="spellStart"/>
+            <w:r>
+              <w:rPr>
+                <w:rFonts w:ascii="Arial" w:hAnsi="Arial" w:cs="Arial"/>
+                <w:b/>
+                <w:sz w:val="24"/>
+                <w:szCs w:val="24"/>
+              </w:rPr>
+              <w:t>field.columns</w:t>
+            </w:r>
+            <w:proofErr w:type="spellEnd"/>
+            <w:r>
+              <w:rPr>
+                <w:rFonts w:ascii="Arial" w:hAnsi="Arial" w:cs="Arial"/>
+                <w:b/>
+                <w:sz w:val="24"/>
+                <w:szCs w:val="24"/>
+              </w:rPr>
+              <w:t>() %}</w:t>
             </w:r>
           </w:p>
         </w:tc>
@@ -2243,7 +3221,47 @@
                 <w:sz w:val="24"/>
                 <w:szCs w:val="24"/>
               </w:rPr>
-              <w:t>{%tc endfor %}</w:t>
+              <w:t>{%</w:t>
+            </w:r>
+            <w:proofErr w:type="spellStart"/>
+            <w:r>
+              <w:rPr>
+                <w:rFonts w:ascii="Arial" w:hAnsi="Arial" w:cs="Arial"/>
+                <w:b/>
+                <w:sz w:val="24"/>
+                <w:szCs w:val="24"/>
+              </w:rPr>
+              <w:t>tc</w:t>
+            </w:r>
+            <w:proofErr w:type="spellEnd"/>
+            <w:r>
+              <w:rPr>
+                <w:rFonts w:ascii="Arial" w:hAnsi="Arial" w:cs="Arial"/>
+                <w:b/>
+                <w:sz w:val="24"/>
+                <w:szCs w:val="24"/>
+              </w:rPr>
+              <w:t xml:space="preserve"> </w:t>
+            </w:r>
+            <w:proofErr w:type="spellStart"/>
+            <w:r>
+              <w:rPr>
+                <w:rFonts w:ascii="Arial" w:hAnsi="Arial" w:cs="Arial"/>
+                <w:b/>
+                <w:sz w:val="24"/>
+                <w:szCs w:val="24"/>
+              </w:rPr>
+              <w:t>endfor</w:t>
+            </w:r>
+            <w:proofErr w:type="spellEnd"/>
+            <w:r>
+              <w:rPr>
+                <w:rFonts w:ascii="Arial" w:hAnsi="Arial" w:cs="Arial"/>
+                <w:b/>
+                <w:sz w:val="24"/>
+                <w:szCs w:val="24"/>
+              </w:rPr>
+              <w:t xml:space="preserve"> %}</w:t>
             </w:r>
           </w:p>
         </w:tc>
@@ -2267,7 +3285,25 @@
                 <w:sz w:val="24"/>
                 <w:szCs w:val="24"/>
               </w:rPr>
-              <w:t>{%tr for row in field.overflow_value() %}</w:t>
+              <w:t xml:space="preserve">{%tr for row in </w:t>
+            </w:r>
+            <w:proofErr w:type="spellStart"/>
+            <w:r>
+              <w:rPr>
+                <w:rFonts w:ascii="Arial" w:hAnsi="Arial" w:cs="Arial"/>
+                <w:sz w:val="24"/>
+                <w:szCs w:val="24"/>
+              </w:rPr>
+              <w:t>field.overflow_value</w:t>
+            </w:r>
+            <w:proofErr w:type="spellEnd"/>
+            <w:r>
+              <w:rPr>
+                <w:rFonts w:ascii="Arial" w:hAnsi="Arial" w:cs="Arial"/>
+                <w:sz w:val="24"/>
+                <w:szCs w:val="24"/>
+              </w:rPr>
+              <w:t>() %}</w:t>
             </w:r>
           </w:p>
         </w:tc>
@@ -2319,7 +3355,43 @@
                 <w:sz w:val="24"/>
                 <w:szCs w:val="24"/>
               </w:rPr>
-              <w:t>{%tc for column in field.columns() %}</w:t>
+              <w:t>{%</w:t>
+            </w:r>
+            <w:proofErr w:type="spellStart"/>
+            <w:r>
+              <w:rPr>
+                <w:rFonts w:ascii="Arial" w:hAnsi="Arial" w:cs="Arial"/>
+                <w:sz w:val="24"/>
+                <w:szCs w:val="24"/>
+              </w:rPr>
+              <w:t>tc</w:t>
+            </w:r>
+            <w:proofErr w:type="spellEnd"/>
+            <w:r>
+              <w:rPr>
+                <w:rFonts w:ascii="Arial" w:hAnsi="Arial" w:cs="Arial"/>
+                <w:sz w:val="24"/>
+                <w:szCs w:val="24"/>
+              </w:rPr>
+              <w:t xml:space="preserve"> for column in </w:t>
+            </w:r>
+            <w:proofErr w:type="spellStart"/>
+            <w:r>
+              <w:rPr>
+                <w:rFonts w:ascii="Arial" w:hAnsi="Arial" w:cs="Arial"/>
+                <w:sz w:val="24"/>
+                <w:szCs w:val="24"/>
+              </w:rPr>
+              <w:t>field.columns</w:t>
+            </w:r>
+            <w:proofErr w:type="spellEnd"/>
+            <w:r>
+              <w:rPr>
+                <w:rFonts w:ascii="Arial" w:hAnsi="Arial" w:cs="Arial"/>
+                <w:sz w:val="24"/>
+                <w:szCs w:val="24"/>
+              </w:rPr>
+              <w:t>() %}</w:t>
             </w:r>
           </w:p>
         </w:tc>
@@ -2341,7 +3413,25 @@
                 <w:sz w:val="24"/>
                 <w:szCs w:val="24"/>
               </w:rPr>
-              <w:t>{{ safeattr(row, key(column)) }}</w:t>
+              <w:t xml:space="preserve">{{ </w:t>
+            </w:r>
+            <w:proofErr w:type="spellStart"/>
+            <w:r>
+              <w:rPr>
+                <w:rFonts w:ascii="Arial" w:hAnsi="Arial" w:cs="Arial"/>
+                <w:sz w:val="24"/>
+                <w:szCs w:val="24"/>
+              </w:rPr>
+              <w:t>safeattr</w:t>
+            </w:r>
+            <w:proofErr w:type="spellEnd"/>
+            <w:r>
+              <w:rPr>
+                <w:rFonts w:ascii="Arial" w:hAnsi="Arial" w:cs="Arial"/>
+                <w:sz w:val="24"/>
+                <w:szCs w:val="24"/>
+              </w:rPr>
+              <w:t>(row, key(column)) }}</w:t>
             </w:r>
           </w:p>
         </w:tc>
@@ -2363,7 +3453,43 @@
                 <w:sz w:val="24"/>
                 <w:szCs w:val="24"/>
               </w:rPr>
-              <w:t>{%tc endfor %}</w:t>
+              <w:t>{%</w:t>
+            </w:r>
+            <w:proofErr w:type="spellStart"/>
+            <w:r>
+              <w:rPr>
+                <w:rFonts w:ascii="Arial" w:hAnsi="Arial" w:cs="Arial"/>
+                <w:sz w:val="24"/>
+                <w:szCs w:val="24"/>
+              </w:rPr>
+              <w:t>tc</w:t>
+            </w:r>
+            <w:proofErr w:type="spellEnd"/>
+            <w:r>
+              <w:rPr>
+                <w:rFonts w:ascii="Arial" w:hAnsi="Arial" w:cs="Arial"/>
+                <w:sz w:val="24"/>
+                <w:szCs w:val="24"/>
+              </w:rPr>
+              <w:t xml:space="preserve"> </w:t>
+            </w:r>
+            <w:proofErr w:type="spellStart"/>
+            <w:r>
+              <w:rPr>
+                <w:rFonts w:ascii="Arial" w:hAnsi="Arial" w:cs="Arial"/>
+                <w:sz w:val="24"/>
+                <w:szCs w:val="24"/>
+              </w:rPr>
+              <w:t>endfor</w:t>
+            </w:r>
+            <w:proofErr w:type="spellEnd"/>
+            <w:r>
+              <w:rPr>
+                <w:rFonts w:ascii="Arial" w:hAnsi="Arial" w:cs="Arial"/>
+                <w:sz w:val="24"/>
+                <w:szCs w:val="24"/>
+              </w:rPr>
+              <w:t xml:space="preserve"> %}</w:t>
             </w:r>
           </w:p>
         </w:tc>
@@ -2387,7 +3513,25 @@
                 <w:sz w:val="24"/>
                 <w:szCs w:val="24"/>
               </w:rPr>
-              <w:t>{%tr endfor %}</w:t>
+              <w:t xml:space="preserve">{%tr </w:t>
+            </w:r>
+            <w:proofErr w:type="spellStart"/>
+            <w:r>
+              <w:rPr>
+                <w:rFonts w:ascii="Arial" w:hAnsi="Arial" w:cs="Arial"/>
+                <w:sz w:val="24"/>
+                <w:szCs w:val="24"/>
+              </w:rPr>
+              <w:t>endfor</w:t>
+            </w:r>
+            <w:proofErr w:type="spellEnd"/>
+            <w:r>
+              <w:rPr>
+                <w:rFonts w:ascii="Arial" w:hAnsi="Arial" w:cs="Arial"/>
+                <w:sz w:val="24"/>
+                <w:szCs w:val="24"/>
+              </w:rPr>
+              <w:t xml:space="preserve"> %}</w:t>
             </w:r>
           </w:p>
         </w:tc>
@@ -2444,7 +3588,43 @@
           <w:sz w:val="24"/>
           <w:szCs w:val="24"/>
         </w:rPr>
-        <w:t>{%p elif field.is_list() %}</w:t>
+        <w:t xml:space="preserve">{%p </w:t>
+      </w:r>
+      <w:proofErr w:type="spellStart"/>
+      <w:r>
+        <w:rPr>
+          <w:rFonts w:ascii="Arial" w:hAnsi="Arial" w:cs="Arial"/>
+          <w:sz w:val="24"/>
+          <w:szCs w:val="24"/>
+        </w:rPr>
+        <w:t>elif</w:t>
+      </w:r>
+      <w:proofErr w:type="spellEnd"/>
+      <w:r>
+        <w:rPr>
+          <w:rFonts w:ascii="Arial" w:hAnsi="Arial" w:cs="Arial"/>
+          <w:sz w:val="24"/>
+          <w:szCs w:val="24"/>
+        </w:rPr>
+        <w:t xml:space="preserve"> </w:t>
+      </w:r>
+      <w:proofErr w:type="spellStart"/>
+      <w:r>
+        <w:rPr>
+          <w:rFonts w:ascii="Arial" w:hAnsi="Arial" w:cs="Arial"/>
+          <w:sz w:val="24"/>
+          <w:szCs w:val="24"/>
+        </w:rPr>
+        <w:t>field.is_list</w:t>
+      </w:r>
+      <w:proofErr w:type="spellEnd"/>
+      <w:r>
+        <w:rPr>
+          <w:rFonts w:ascii="Arial" w:hAnsi="Arial" w:cs="Arial"/>
+          <w:sz w:val="24"/>
+          <w:szCs w:val="24"/>
+        </w:rPr>
+        <w:t>() %}</w:t>
       </w:r>
     </w:p>
     <w:p>
@@ -2471,7 +3651,25 @@
           <w:sz w:val="24"/>
           <w:szCs w:val="24"/>
         </w:rPr>
-        <w:t>{{ field.label }}</w:t>
+        <w:t xml:space="preserve">{{ </w:t>
+      </w:r>
+      <w:proofErr w:type="spellStart"/>
+      <w:r>
+        <w:rPr>
+          <w:rFonts w:ascii="Arial" w:hAnsi="Arial" w:cs="Arial"/>
+          <w:sz w:val="24"/>
+          <w:szCs w:val="24"/>
+        </w:rPr>
+        <w:t>field.label</w:t>
+      </w:r>
+      <w:proofErr w:type="spellEnd"/>
+      <w:r>
+        <w:rPr>
+          <w:rFonts w:ascii="Arial" w:hAnsi="Arial" w:cs="Arial"/>
+          <w:sz w:val="24"/>
+          <w:szCs w:val="24"/>
+        </w:rPr>
+        <w:t xml:space="preserve"> }}</w:t>
       </w:r>
     </w:p>
     <w:p>
@@ -2493,7 +3691,25 @@
           <w:sz w:val="24"/>
           <w:szCs w:val="24"/>
         </w:rPr>
-        <w:t>{%p for item in field.overflow_value() %}</w:t>
+        <w:t xml:space="preserve">{%p for item in </w:t>
+      </w:r>
+      <w:proofErr w:type="spellStart"/>
+      <w:r>
+        <w:rPr>
+          <w:rFonts w:ascii="Arial" w:hAnsi="Arial" w:cs="Arial"/>
+          <w:sz w:val="24"/>
+          <w:szCs w:val="24"/>
+        </w:rPr>
+        <w:t>field.overflow_value</w:t>
+      </w:r>
+      <w:proofErr w:type="spellEnd"/>
+      <w:r>
+        <w:rPr>
+          <w:rFonts w:ascii="Arial" w:hAnsi="Arial" w:cs="Arial"/>
+          <w:sz w:val="24"/>
+          <w:szCs w:val="24"/>
+        </w:rPr>
+        <w:t>() %}</w:t>
       </w:r>
     </w:p>
     <w:p>
@@ -2537,7 +3753,25 @@
           <w:sz w:val="24"/>
           <w:szCs w:val="24"/>
         </w:rPr>
-        <w:t>{%p endfor %}</w:t>
+        <w:t xml:space="preserve">{%p </w:t>
+      </w:r>
+      <w:proofErr w:type="spellStart"/>
+      <w:r>
+        <w:rPr>
+          <w:rFonts w:ascii="Arial" w:hAnsi="Arial" w:cs="Arial"/>
+          <w:sz w:val="24"/>
+          <w:szCs w:val="24"/>
+        </w:rPr>
+        <w:t>endfor</w:t>
+      </w:r>
+      <w:proofErr w:type="spellEnd"/>
+      <w:r>
+        <w:rPr>
+          <w:rFonts w:ascii="Arial" w:hAnsi="Arial" w:cs="Arial"/>
+          <w:sz w:val="24"/>
+          <w:szCs w:val="24"/>
+        </w:rPr>
+        <w:t xml:space="preserve"> %}</w:t>
       </w:r>
     </w:p>
     <w:p>
@@ -2581,15 +3815,89 @@
           <w:sz w:val="24"/>
           <w:szCs w:val="24"/>
         </w:rPr>
-        <w:t>{{ field.label }}</w:t>
-      </w:r>
-      <w:r>
-        <w:rPr>
-          <w:rFonts w:ascii="Arial" w:hAnsi="Arial" w:cs="Arial"/>
-          <w:sz w:val="24"/>
-          <w:szCs w:val="24"/>
-        </w:rPr>
-        <w:t>: {{ field.overflow_value(overflow_message= RFAaffidavit.default_overflow_message) }}</w:t>
+        <w:t xml:space="preserve">{{ </w:t>
+      </w:r>
+      <w:proofErr w:type="spellStart"/>
+      <w:r>
+        <w:rPr>
+          <w:rFonts w:ascii="Arial" w:hAnsi="Arial" w:cs="Arial"/>
+          <w:b/>
+          <w:sz w:val="24"/>
+          <w:szCs w:val="24"/>
+        </w:rPr>
+        <w:t>field.label</w:t>
+      </w:r>
+      <w:proofErr w:type="spellEnd"/>
+      <w:r>
+        <w:rPr>
+          <w:rFonts w:ascii="Arial" w:hAnsi="Arial" w:cs="Arial"/>
+          <w:b/>
+          <w:sz w:val="24"/>
+          <w:szCs w:val="24"/>
+        </w:rPr>
+        <w:t xml:space="preserve"> }}</w:t>
+      </w:r>
+      <w:r>
+        <w:rPr>
+          <w:rFonts w:ascii="Arial" w:hAnsi="Arial" w:cs="Arial"/>
+          <w:sz w:val="24"/>
+          <w:szCs w:val="24"/>
+        </w:rPr>
+        <w:t xml:space="preserve">: {{ </w:t>
+      </w:r>
+      <w:proofErr w:type="spellStart"/>
+      <w:r>
+        <w:rPr>
+          <w:rFonts w:ascii="Arial" w:hAnsi="Arial" w:cs="Arial"/>
+          <w:sz w:val="24"/>
+          <w:szCs w:val="24"/>
+        </w:rPr>
+        <w:t>field.overflow_value</w:t>
+      </w:r>
+      <w:proofErr w:type="spellEnd"/>
+      <w:r>
+        <w:rPr>
+          <w:rFonts w:ascii="Arial" w:hAnsi="Arial" w:cs="Arial"/>
+          <w:sz w:val="24"/>
+          <w:szCs w:val="24"/>
+        </w:rPr>
+        <w:t>(</w:t>
+      </w:r>
+      <w:proofErr w:type="spellStart"/>
+      <w:r>
+        <w:rPr>
+          <w:rFonts w:ascii="Arial" w:hAnsi="Arial" w:cs="Arial"/>
+          <w:sz w:val="24"/>
+          <w:szCs w:val="24"/>
+        </w:rPr>
+        <w:t>overflow_message</w:t>
+      </w:r>
+      <w:proofErr w:type="spellEnd"/>
+      <w:r>
+        <w:rPr>
+          <w:rFonts w:ascii="Arial" w:hAnsi="Arial" w:cs="Arial"/>
+          <w:sz w:val="24"/>
+          <w:szCs w:val="24"/>
+        </w:rPr>
+        <w:t xml:space="preserve">= </w:t>
+      </w:r>
+      <w:proofErr w:type="spellStart"/>
+      <w:r>
+        <w:rPr>
+          <w:rFonts w:ascii="Arial" w:hAnsi="Arial" w:cs="Arial"/>
+          <w:sz w:val="24"/>
+          <w:szCs w:val="24"/>
+        </w:rPr>
+        <w:t>RFAaffidavit.default_overflow_message</w:t>
+      </w:r>
+      <w:proofErr w:type="spellEnd"/>
+      <w:r>
+        <w:rPr>
+          <w:rFonts w:ascii="Arial" w:hAnsi="Arial" w:cs="Arial"/>
+          <w:sz w:val="24"/>
+          <w:szCs w:val="24"/>
+        </w:rPr>
+        <w:t>) }}</w:t>
       </w:r>
     </w:p>
     <w:p>
@@ -2623,7 +3931,42 @@
           <w:sz w:val="24"/>
           <w:szCs w:val="24"/>
         </w:rPr>
-        <w:t>{%p endfor %}</w:t>
+        <w:t xml:space="preserve">{%p </w:t>
+      </w:r>
+      <w:proofErr w:type="spellStart"/>
+      <w:r>
+        <w:rPr>
+          <w:rFonts w:ascii="Arial" w:hAnsi="Arial" w:cs="Arial"/>
+          <w:sz w:val="24"/>
+          <w:szCs w:val="24"/>
+        </w:rPr>
+        <w:t>endfor</w:t>
+      </w:r>
+      <w:proofErr w:type="spellEnd"/>
+      <w:r>
+        <w:rPr>
+          <w:rFonts w:ascii="Arial" w:hAnsi="Arial" w:cs="Arial"/>
+          <w:sz w:val="24"/>
+          <w:szCs w:val="24"/>
+        </w:rPr>
+        <w:t xml:space="preserve"> %}</w:t>
+      </w:r>
+    </w:p>
+    <w:p>
+      <w:pPr>
+        <w:rPr>
+          <w:rFonts w:ascii="Arial" w:hAnsi="Arial" w:cs="Arial"/>
+          <w:sz w:val="24"/>
+          <w:szCs w:val="24"/>
+        </w:rPr>
+      </w:pPr>
+      <w:r>
+        <w:rPr>
+          <w:rFonts w:ascii="Arial" w:hAnsi="Arial" w:cs="Arial"/>
+          <w:sz w:val="24"/>
+          <w:szCs w:val="24"/>
+        </w:rPr>
+        <w:t>{%p endif %}</w:t>
       </w:r>
     </w:p>
     <w:p>

--- a/docassemble/RFApackage/data/templates/RFAcomplaint_addendum.docx
+++ b/docassemble/RFApackage/data/templates/RFAcomplaint_addendum.docx
@@ -211,18 +211,8 @@
           <w:sz w:val="28"/>
           <w:szCs w:val="28"/>
         </w:rPr>
-        <w:t>[0</w:t>
-      </w:r>
-      <w:proofErr w:type="gramStart"/>
-      <w:r>
-        <w:rPr>
-          <w:rFonts w:ascii="Arial" w:hAnsi="Arial" w:cs="Arial"/>
-          <w:sz w:val="28"/>
-          <w:szCs w:val="28"/>
-        </w:rPr>
-        <w:t>] }}</w:t>
-      </w:r>
-      <w:proofErr w:type="gramEnd"/>
+        <w:t>[0] }}</w:t>
+      </w:r>
     </w:p>
     <w:p>
       <w:pPr>
@@ -335,15 +325,7 @@
           <w:sz w:val="24"/>
           <w:szCs w:val="24"/>
         </w:rPr>
-        <w:t>complaint</w:t>
-      </w:r>
-      <w:r>
-        <w:rPr>
-          <w:rFonts w:ascii="Arial" w:hAnsi="Arial" w:cs="Arial"/>
-          <w:sz w:val="24"/>
-          <w:szCs w:val="24"/>
-        </w:rPr>
-        <w:t>.enabled</w:t>
+        <w:t>complaint.enabled</w:t>
       </w:r>
       <w:proofErr w:type="spellEnd"/>
       <w:r>
@@ -844,6 +826,14 @@
               </w:rPr>
               <w:t xml:space="preserve">{{ </w:t>
             </w:r>
+            <w:r>
+              <w:rPr>
+                <w:rFonts w:ascii="Arial" w:eastAsia="Calibri" w:hAnsi="Arial" w:cs="Arial"/>
+                <w:sz w:val="20"/>
+                <w:szCs w:val="20"/>
+              </w:rPr>
+              <w:t xml:space="preserve">“Yes” if </w:t>
+            </w:r>
             <w:proofErr w:type="spellStart"/>
             <w:r>
               <w:rPr>
@@ -860,7 +850,23 @@
                 <w:sz w:val="20"/>
                 <w:szCs w:val="20"/>
               </w:rPr>
-              <w:t xml:space="preserve"> }}</w:t>
+              <w:t xml:space="preserve"> </w:t>
+            </w:r>
+            <w:r>
+              <w:rPr>
+                <w:rFonts w:ascii="Arial" w:eastAsia="Calibri" w:hAnsi="Arial" w:cs="Arial"/>
+                <w:sz w:val="20"/>
+                <w:szCs w:val="20"/>
+              </w:rPr>
+              <w:t>else “No”</w:t>
+            </w:r>
+            <w:r>
+              <w:rPr>
+                <w:rFonts w:ascii="Arial" w:eastAsia="Calibri" w:hAnsi="Arial" w:cs="Arial"/>
+                <w:sz w:val="20"/>
+                <w:szCs w:val="20"/>
+              </w:rPr>
+              <w:t>}}</w:t>
             </w:r>
           </w:p>
         </w:tc>
@@ -899,7 +905,31 @@
                 <w:sz w:val="20"/>
                 <w:szCs w:val="20"/>
               </w:rPr>
-              <w:t>1}}</w:t>
+              <w:t>1</w:t>
+            </w:r>
+            <w:r>
+              <w:rPr>
+                <w:rFonts w:ascii="Arial" w:hAnsi="Arial" w:cs="Arial"/>
+                <w:sz w:val="20"/>
+                <w:szCs w:val="20"/>
+              </w:rPr>
+              <w:t xml:space="preserve"> </w:t>
+            </w:r>
+            <w:r>
+              <w:rPr>
+                <w:rFonts w:ascii="Arial" w:hAnsi="Arial" w:cs="Arial"/>
+                <w:sz w:val="20"/>
+                <w:szCs w:val="20"/>
+              </w:rPr>
+              <w:t>| capitalize</w:t>
+            </w:r>
+            <w:r>
+              <w:rPr>
+                <w:rFonts w:ascii="Arial" w:hAnsi="Arial" w:cs="Arial"/>
+                <w:sz w:val="20"/>
+                <w:szCs w:val="20"/>
+              </w:rPr>
+              <w:t>}}</w:t>
             </w:r>
           </w:p>
         </w:tc>
@@ -948,6 +978,22 @@
                 <w:sz w:val="20"/>
                 <w:szCs w:val="20"/>
               </w:rPr>
+              <w:t xml:space="preserve"> </w:t>
+            </w:r>
+            <w:r>
+              <w:rPr>
+                <w:rFonts w:ascii="Arial" w:hAnsi="Arial" w:cs="Arial"/>
+                <w:sz w:val="20"/>
+                <w:szCs w:val="20"/>
+              </w:rPr>
+              <w:t>| capitalize</w:t>
+            </w:r>
+            <w:r>
+              <w:rPr>
+                <w:rFonts w:ascii="Arial" w:hAnsi="Arial" w:cs="Arial"/>
+                <w:sz w:val="20"/>
+                <w:szCs w:val="20"/>
+              </w:rPr>
               <w:t>}}</w:t>
             </w:r>
           </w:p>
@@ -973,6 +1019,14 @@
               </w:rPr>
               <w:t xml:space="preserve">{{ </w:t>
             </w:r>
+            <w:r>
+              <w:rPr>
+                <w:rFonts w:ascii="Arial" w:eastAsia="Calibri" w:hAnsi="Arial" w:cs="Arial"/>
+                <w:sz w:val="20"/>
+                <w:szCs w:val="20"/>
+              </w:rPr>
+              <w:t xml:space="preserve">“Yes” if </w:t>
+            </w:r>
             <w:proofErr w:type="spellStart"/>
             <w:r>
               <w:rPr>
@@ -983,6 +1037,14 @@
               <w:t>row.custody_wanted</w:t>
             </w:r>
             <w:proofErr w:type="spellEnd"/>
+            <w:r>
+              <w:rPr>
+                <w:rFonts w:ascii="Arial" w:eastAsia="Calibri" w:hAnsi="Arial" w:cs="Arial"/>
+                <w:sz w:val="20"/>
+                <w:szCs w:val="20"/>
+              </w:rPr>
+              <w:t xml:space="preserve"> else “No”</w:t>
+            </w:r>
             <w:r>
               <w:rPr>
                 <w:rFonts w:ascii="Arial" w:hAnsi="Arial" w:cs="Arial"/>
@@ -2727,6 +2789,14 @@
               </w:rPr>
               <w:t xml:space="preserve">{{ </w:t>
             </w:r>
+            <w:r>
+              <w:rPr>
+                <w:rFonts w:ascii="Arial" w:eastAsia="Calibri" w:hAnsi="Arial" w:cs="Arial"/>
+                <w:sz w:val="20"/>
+                <w:szCs w:val="20"/>
+              </w:rPr>
+              <w:t xml:space="preserve">“Yes” if </w:t>
+            </w:r>
             <w:proofErr w:type="spellStart"/>
             <w:r>
               <w:rPr>
@@ -2743,7 +2813,23 @@
                 <w:sz w:val="20"/>
                 <w:szCs w:val="20"/>
               </w:rPr>
-              <w:t xml:space="preserve"> }}</w:t>
+              <w:t xml:space="preserve"> </w:t>
+            </w:r>
+            <w:r>
+              <w:rPr>
+                <w:rFonts w:ascii="Arial" w:eastAsia="Calibri" w:hAnsi="Arial" w:cs="Arial"/>
+                <w:sz w:val="20"/>
+                <w:szCs w:val="20"/>
+              </w:rPr>
+              <w:t>else “No”</w:t>
+            </w:r>
+            <w:r>
+              <w:rPr>
+                <w:rFonts w:ascii="Arial" w:eastAsia="Calibri" w:hAnsi="Arial" w:cs="Arial"/>
+                <w:sz w:val="20"/>
+                <w:szCs w:val="20"/>
+              </w:rPr>
+              <w:t>}}</w:t>
             </w:r>
           </w:p>
         </w:tc>
@@ -2782,7 +2868,31 @@
                 <w:sz w:val="20"/>
                 <w:szCs w:val="20"/>
               </w:rPr>
-              <w:t>1}}</w:t>
+              <w:t>1</w:t>
+            </w:r>
+            <w:r>
+              <w:rPr>
+                <w:rFonts w:ascii="Arial" w:hAnsi="Arial" w:cs="Arial"/>
+                <w:sz w:val="20"/>
+                <w:szCs w:val="20"/>
+              </w:rPr>
+              <w:t xml:space="preserve"> </w:t>
+            </w:r>
+            <w:r>
+              <w:rPr>
+                <w:rFonts w:ascii="Arial" w:hAnsi="Arial" w:cs="Arial"/>
+                <w:sz w:val="20"/>
+                <w:szCs w:val="20"/>
+              </w:rPr>
+              <w:t>| capitalize</w:t>
+            </w:r>
+            <w:r>
+              <w:rPr>
+                <w:rFonts w:ascii="Arial" w:hAnsi="Arial" w:cs="Arial"/>
+                <w:sz w:val="20"/>
+                <w:szCs w:val="20"/>
+              </w:rPr>
+              <w:t>}}</w:t>
             </w:r>
           </w:p>
         </w:tc>
@@ -2831,6 +2941,22 @@
                 <w:sz w:val="20"/>
                 <w:szCs w:val="20"/>
               </w:rPr>
+              <w:t xml:space="preserve"> </w:t>
+            </w:r>
+            <w:r>
+              <w:rPr>
+                <w:rFonts w:ascii="Arial" w:hAnsi="Arial" w:cs="Arial"/>
+                <w:sz w:val="20"/>
+                <w:szCs w:val="20"/>
+              </w:rPr>
+              <w:t>| capitalize</w:t>
+            </w:r>
+            <w:r>
+              <w:rPr>
+                <w:rFonts w:ascii="Arial" w:hAnsi="Arial" w:cs="Arial"/>
+                <w:sz w:val="20"/>
+                <w:szCs w:val="20"/>
+              </w:rPr>
               <w:t>}}</w:t>
             </w:r>
           </w:p>
@@ -2856,6 +2982,14 @@
               </w:rPr>
               <w:t xml:space="preserve">{{ </w:t>
             </w:r>
+            <w:r>
+              <w:rPr>
+                <w:rFonts w:ascii="Arial" w:eastAsia="Calibri" w:hAnsi="Arial" w:cs="Arial"/>
+                <w:sz w:val="20"/>
+                <w:szCs w:val="20"/>
+              </w:rPr>
+              <w:t xml:space="preserve">“Yes” if </w:t>
+            </w:r>
             <w:proofErr w:type="spellStart"/>
             <w:r>
               <w:rPr>
@@ -2866,6 +3000,14 @@
               <w:t>row.custody_wanted</w:t>
             </w:r>
             <w:proofErr w:type="spellEnd"/>
+            <w:r>
+              <w:rPr>
+                <w:rFonts w:ascii="Arial" w:eastAsia="Calibri" w:hAnsi="Arial" w:cs="Arial"/>
+                <w:sz w:val="20"/>
+                <w:szCs w:val="20"/>
+              </w:rPr>
+              <w:t xml:space="preserve"> else “No”</w:t>
+            </w:r>
             <w:r>
               <w:rPr>
                 <w:rFonts w:ascii="Arial" w:hAnsi="Arial" w:cs="Arial"/>

--- a/docassemble/RFApackage/data/templates/RFAcomplaint_addendum.docx
+++ b/docassemble/RFApackage/data/templates/RFAcomplaint_addendum.docx
@@ -211,8 +211,18 @@
           <w:sz w:val="28"/>
           <w:szCs w:val="28"/>
         </w:rPr>
-        <w:t>[0] }}</w:t>
-      </w:r>
+        <w:t>[0</w:t>
+      </w:r>
+      <w:proofErr w:type="gramStart"/>
+      <w:r>
+        <w:rPr>
+          <w:rFonts w:ascii="Arial" w:hAnsi="Arial" w:cs="Arial"/>
+          <w:sz w:val="28"/>
+          <w:szCs w:val="28"/>
+        </w:rPr>
+        <w:t>] }}</w:t>
+      </w:r>
+      <w:proofErr w:type="gramEnd"/>
     </w:p>
     <w:p>
       <w:pPr>
@@ -466,11 +476,11 @@
       </w:tblPr>
       <w:tblGrid>
         <w:gridCol w:w="1795"/>
-        <w:gridCol w:w="900"/>
         <w:gridCol w:w="1260"/>
-        <w:gridCol w:w="1710"/>
-        <w:gridCol w:w="1710"/>
-        <w:gridCol w:w="1985"/>
+        <w:gridCol w:w="1260"/>
+        <w:gridCol w:w="1800"/>
+        <w:gridCol w:w="1890"/>
+        <w:gridCol w:w="1355"/>
       </w:tblGrid>
       <w:tr>
         <w:tc>
@@ -500,7 +510,7 @@
         </w:tc>
         <w:tc>
           <w:tcPr>
-            <w:tcW w:w="900" w:type="dxa"/>
+            <w:tcW w:w="1260" w:type="dxa"/>
           </w:tcPr>
           <w:p>
             <w:pPr>
@@ -550,7 +560,7 @@
         </w:tc>
         <w:tc>
           <w:tcPr>
-            <w:tcW w:w="1710" w:type="dxa"/>
+            <w:tcW w:w="1800" w:type="dxa"/>
           </w:tcPr>
           <w:p>
             <w:pPr>
@@ -575,7 +585,7 @@
         </w:tc>
         <w:tc>
           <w:tcPr>
-            <w:tcW w:w="1710" w:type="dxa"/>
+            <w:tcW w:w="1890" w:type="dxa"/>
           </w:tcPr>
           <w:p>
             <w:pPr>
@@ -600,7 +610,7 @@
         </w:tc>
         <w:tc>
           <w:tcPr>
-            <w:tcW w:w="1985" w:type="dxa"/>
+            <w:tcW w:w="1355" w:type="dxa"/>
           </w:tcPr>
           <w:p>
             <w:pPr>
@@ -619,7 +629,43 @@
                 <w:sz w:val="20"/>
                 <w:szCs w:val="20"/>
               </w:rPr>
-              <w:t>Plaintiff/petitioner wants custody?</w:t>
+              <w:t>Plaintiff</w:t>
+            </w:r>
+            <w:r>
+              <w:rPr>
+                <w:rFonts w:ascii="Arial" w:eastAsia="Calibri" w:hAnsi="Arial" w:cs="Arial"/>
+                <w:b/>
+                <w:sz w:val="20"/>
+                <w:szCs w:val="20"/>
+              </w:rPr>
+              <w:t xml:space="preserve"> </w:t>
+            </w:r>
+            <w:r>
+              <w:rPr>
+                <w:rFonts w:ascii="Arial" w:eastAsia="Calibri" w:hAnsi="Arial" w:cs="Arial"/>
+                <w:b/>
+                <w:sz w:val="20"/>
+                <w:szCs w:val="20"/>
+              </w:rPr>
+              <w:t>/</w:t>
+            </w:r>
+            <w:r>
+              <w:rPr>
+                <w:rFonts w:ascii="Arial" w:eastAsia="Calibri" w:hAnsi="Arial" w:cs="Arial"/>
+                <w:b/>
+                <w:sz w:val="20"/>
+                <w:szCs w:val="20"/>
+              </w:rPr>
+              <w:t xml:space="preserve"> </w:t>
+            </w:r>
+            <w:r>
+              <w:rPr>
+                <w:rFonts w:ascii="Arial" w:eastAsia="Calibri" w:hAnsi="Arial" w:cs="Arial"/>
+                <w:b/>
+                <w:sz w:val="20"/>
+                <w:szCs w:val="20"/>
+              </w:rPr>
+              <w:t>petitioner wants custody?</w:t>
             </w:r>
           </w:p>
         </w:tc>
@@ -667,7 +713,7 @@
         </w:tc>
         <w:tc>
           <w:tcPr>
-            <w:tcW w:w="900" w:type="dxa"/>
+            <w:tcW w:w="1260" w:type="dxa"/>
           </w:tcPr>
           <w:p>
             <w:pPr>
@@ -697,7 +743,7 @@
         </w:tc>
         <w:tc>
           <w:tcPr>
-            <w:tcW w:w="1710" w:type="dxa"/>
+            <w:tcW w:w="1800" w:type="dxa"/>
           </w:tcPr>
           <w:p>
             <w:pPr>
@@ -712,7 +758,7 @@
         </w:tc>
         <w:tc>
           <w:tcPr>
-            <w:tcW w:w="1710" w:type="dxa"/>
+            <w:tcW w:w="1890" w:type="dxa"/>
           </w:tcPr>
           <w:p>
             <w:pPr>
@@ -727,7 +773,7 @@
         </w:tc>
         <w:tc>
           <w:tcPr>
-            <w:tcW w:w="1985" w:type="dxa"/>
+            <w:tcW w:w="1355" w:type="dxa"/>
           </w:tcPr>
           <w:p>
             <w:pPr>
@@ -766,12 +812,155 @@
         </w:tc>
         <w:tc>
           <w:tcPr>
-            <w:tcW w:w="900" w:type="dxa"/>
+            <w:tcW w:w="1260" w:type="dxa"/>
           </w:tcPr>
           <w:p>
             <w:pPr>
               <w:widowControl w:val="0"/>
               <w:rPr>
+                <w:rFonts w:ascii="Arial" w:eastAsia="Calibri" w:hAnsi="Arial" w:cs="Arial"/>
+                <w:sz w:val="20"/>
+                <w:szCs w:val="20"/>
+              </w:rPr>
+            </w:pPr>
+            <w:r>
+              <w:rPr>
+                <w:rFonts w:ascii="Arial" w:eastAsia="Calibri" w:hAnsi="Arial" w:cs="Arial"/>
+                <w:sz w:val="20"/>
+                <w:szCs w:val="20"/>
+              </w:rPr>
+              <w:t>{{</w:t>
+            </w:r>
+            <w:proofErr w:type="spellStart"/>
+            <w:r>
+              <w:rPr>
+                <w:rFonts w:ascii="Arial" w:eastAsia="Calibri" w:hAnsi="Arial" w:cs="Arial"/>
+                <w:sz w:val="20"/>
+                <w:szCs w:val="20"/>
+              </w:rPr>
+              <w:t>row.birthdat</w:t>
+            </w:r>
+            <w:r>
+              <w:rPr>
+                <w:rFonts w:ascii="Arial" w:eastAsia="Calibri" w:hAnsi="Arial" w:cs="Arial"/>
+                <w:sz w:val="20"/>
+                <w:szCs w:val="20"/>
+              </w:rPr>
+              <w:t>e</w:t>
+            </w:r>
+            <w:proofErr w:type="spellEnd"/>
+            <w:r>
+              <w:rPr>
+                <w:rFonts w:ascii="Arial" w:eastAsia="Calibri" w:hAnsi="Arial" w:cs="Arial"/>
+                <w:sz w:val="20"/>
+                <w:szCs w:val="20"/>
+              </w:rPr>
+              <w:t>.</w:t>
+            </w:r>
+            <w:r>
+              <w:rPr>
+                <w:rFonts w:ascii="inherit" w:eastAsia="Times New Roman" w:hAnsi="inherit" w:cs="Courier New"/>
+                <w:color w:val="0C0D0E"/>
+                <w:sz w:val="20"/>
+                <w:szCs w:val="20"/>
+                <w:bdr w:val="none" w:sz="0" w:space="0" w:color="auto" w:frame="1"/>
+              </w:rPr>
+              <w:t xml:space="preserve"> </w:t>
+            </w:r>
+            <w:proofErr w:type="spellStart"/>
+            <w:r>
+              <w:rPr>
+                <w:rFonts w:ascii="Arial" w:eastAsia="Calibri" w:hAnsi="Arial" w:cs="Arial"/>
+                <w:sz w:val="20"/>
+                <w:szCs w:val="20"/>
+              </w:rPr>
+              <w:t>strftime</w:t>
+            </w:r>
+            <w:proofErr w:type="spellEnd"/>
+            <w:r>
+              <w:rPr>
+                <w:rFonts w:ascii="Arial" w:eastAsia="Calibri" w:hAnsi="Arial" w:cs="Arial"/>
+                <w:sz w:val="20"/>
+                <w:szCs w:val="20"/>
+              </w:rPr>
+              <w:t>('%</w:t>
+            </w:r>
+            <w:r>
+              <w:rPr>
+                <w:rFonts w:ascii="Arial" w:eastAsia="Calibri" w:hAnsi="Arial" w:cs="Arial"/>
+                <w:sz w:val="20"/>
+                <w:szCs w:val="20"/>
+              </w:rPr>
+              <w:t>m/</w:t>
+            </w:r>
+            <w:r>
+              <w:rPr>
+                <w:rFonts w:ascii="Arial" w:eastAsia="Calibri" w:hAnsi="Arial" w:cs="Arial"/>
+                <w:sz w:val="20"/>
+                <w:szCs w:val="20"/>
+              </w:rPr>
+              <w:t>%d</w:t>
+            </w:r>
+            <w:r>
+              <w:rPr>
+                <w:rFonts w:ascii="Arial" w:eastAsia="Calibri" w:hAnsi="Arial" w:cs="Arial"/>
+                <w:sz w:val="20"/>
+                <w:szCs w:val="20"/>
+              </w:rPr>
+              <w:t>/</w:t>
+            </w:r>
+            <w:r>
+              <w:rPr>
+                <w:rFonts w:ascii="Arial" w:eastAsia="Calibri" w:hAnsi="Arial" w:cs="Arial"/>
+                <w:sz w:val="20"/>
+                <w:szCs w:val="20"/>
+              </w:rPr>
+              <w:t>%</w:t>
+            </w:r>
+            <w:r>
+              <w:rPr>
+                <w:rFonts w:ascii="Arial" w:eastAsia="Calibri" w:hAnsi="Arial" w:cs="Arial"/>
+                <w:sz w:val="20"/>
+                <w:szCs w:val="20"/>
+              </w:rPr>
+              <w:t>Y</w:t>
+            </w:r>
+            <w:r>
+              <w:rPr>
+                <w:rFonts w:ascii="Arial" w:eastAsia="Calibri" w:hAnsi="Arial" w:cs="Arial"/>
+                <w:sz w:val="20"/>
+                <w:szCs w:val="20"/>
+              </w:rPr>
+              <w:t>')</w:t>
+            </w:r>
+          </w:p>
+          <w:p>
+            <w:pPr>
+              <w:widowControl w:val="0"/>
+              <w:rPr>
+                <w:rFonts w:ascii="Arial" w:hAnsi="Arial" w:cs="Arial"/>
+                <w:sz w:val="20"/>
+                <w:szCs w:val="20"/>
+              </w:rPr>
+            </w:pPr>
+            <w:r>
+              <w:rPr>
+                <w:rFonts w:ascii="Arial" w:eastAsia="Calibri" w:hAnsi="Arial" w:cs="Arial"/>
+                <w:sz w:val="20"/>
+                <w:szCs w:val="20"/>
+              </w:rPr>
+              <w:t>}}</w:t>
+            </w:r>
+          </w:p>
+        </w:tc>
+        <w:tc>
+          <w:tcPr>
+            <w:tcW w:w="1260" w:type="dxa"/>
+          </w:tcPr>
+          <w:p>
+            <w:pPr>
+              <w:widowControl w:val="0"/>
+              <w:rPr>
                 <w:rFonts w:ascii="Arial" w:hAnsi="Arial" w:cs="Arial"/>
                 <w:sz w:val="20"/>
                 <w:szCs w:val="20"/>
@@ -785,6 +974,14 @@
               </w:rPr>
               <w:t xml:space="preserve">{{ </w:t>
             </w:r>
+            <w:r>
+              <w:rPr>
+                <w:rFonts w:ascii="Arial" w:eastAsia="Calibri" w:hAnsi="Arial" w:cs="Arial"/>
+                <w:sz w:val="20"/>
+                <w:szCs w:val="20"/>
+              </w:rPr>
+              <w:t xml:space="preserve">“Yes” if </w:t>
+            </w:r>
             <w:proofErr w:type="spellStart"/>
             <w:r>
               <w:rPr>
@@ -792,7 +989,7 @@
                 <w:sz w:val="20"/>
                 <w:szCs w:val="20"/>
               </w:rPr>
-              <w:t>row.birthdate</w:t>
+              <w:t>row.in_danger</w:t>
             </w:r>
             <w:proofErr w:type="spellEnd"/>
             <w:r>
@@ -801,13 +998,29 @@
                 <w:sz w:val="20"/>
                 <w:szCs w:val="20"/>
               </w:rPr>
-              <w:t xml:space="preserve"> }}</w:t>
-            </w:r>
-          </w:p>
-        </w:tc>
-        <w:tc>
-          <w:tcPr>
-            <w:tcW w:w="1260" w:type="dxa"/>
+              <w:t xml:space="preserve"> </w:t>
+            </w:r>
+            <w:r>
+              <w:rPr>
+                <w:rFonts w:ascii="Arial" w:eastAsia="Calibri" w:hAnsi="Arial" w:cs="Arial"/>
+                <w:sz w:val="20"/>
+                <w:szCs w:val="20"/>
+              </w:rPr>
+              <w:t>else “No”</w:t>
+            </w:r>
+            <w:r>
+              <w:rPr>
+                <w:rFonts w:ascii="Arial" w:eastAsia="Calibri" w:hAnsi="Arial" w:cs="Arial"/>
+                <w:sz w:val="20"/>
+                <w:szCs w:val="20"/>
+              </w:rPr>
+              <w:t>}}</w:t>
+            </w:r>
+          </w:p>
+        </w:tc>
+        <w:tc>
+          <w:tcPr>
+            <w:tcW w:w="1800" w:type="dxa"/>
           </w:tcPr>
           <w:p>
             <w:pPr>
@@ -820,33 +1033,96 @@
             </w:pPr>
             <w:r>
               <w:rPr>
-                <w:rFonts w:ascii="Arial" w:eastAsia="Calibri" w:hAnsi="Arial" w:cs="Arial"/>
+                <w:rFonts w:ascii="Arial" w:hAnsi="Arial" w:cs="Arial"/>
+                <w:sz w:val="20"/>
+                <w:szCs w:val="20"/>
+              </w:rPr>
+              <w:t>{{ row.relationship_user</w:t>
+            </w:r>
+            <w:r>
+              <w:rPr>
+                <w:rFonts w:ascii="Arial" w:hAnsi="Arial" w:cs="Arial"/>
+                <w:sz w:val="20"/>
+                <w:szCs w:val="20"/>
+              </w:rPr>
+              <w:t>s</w:t>
+            </w:r>
+            <w:r>
+              <w:rPr>
+                <w:rFonts w:ascii="Arial" w:hAnsi="Arial" w:cs="Arial"/>
+                <w:sz w:val="20"/>
+                <w:szCs w:val="20"/>
+              </w:rPr>
+              <w:t>1</w:t>
+            </w:r>
+            <w:r>
+              <w:rPr>
+                <w:rFonts w:ascii="Arial" w:hAnsi="Arial" w:cs="Arial"/>
+                <w:sz w:val="20"/>
+                <w:szCs w:val="20"/>
+              </w:rPr>
+              <w:t xml:space="preserve"> </w:t>
+            </w:r>
+            <w:r>
+              <w:rPr>
+                <w:rFonts w:ascii="Arial" w:hAnsi="Arial" w:cs="Arial"/>
+                <w:sz w:val="20"/>
+                <w:szCs w:val="20"/>
+              </w:rPr>
+              <w:t>| capitalize</w:t>
+            </w:r>
+            <w:r>
+              <w:rPr>
+                <w:rFonts w:ascii="Arial" w:hAnsi="Arial" w:cs="Arial"/>
+                <w:sz w:val="20"/>
+                <w:szCs w:val="20"/>
+              </w:rPr>
+              <w:t>}}</w:t>
+            </w:r>
+          </w:p>
+        </w:tc>
+        <w:tc>
+          <w:tcPr>
+            <w:tcW w:w="1890" w:type="dxa"/>
+          </w:tcPr>
+          <w:p>
+            <w:pPr>
+              <w:widowControl w:val="0"/>
+              <w:rPr>
+                <w:rFonts w:ascii="Arial" w:eastAsia="Calibri" w:hAnsi="Arial" w:cs="Arial"/>
+                <w:sz w:val="20"/>
+                <w:szCs w:val="20"/>
+              </w:rPr>
+            </w:pPr>
+            <w:r>
+              <w:rPr>
+                <w:rFonts w:ascii="Arial" w:hAnsi="Arial" w:cs="Arial"/>
                 <w:sz w:val="20"/>
                 <w:szCs w:val="20"/>
               </w:rPr>
               <w:t xml:space="preserve">{{ </w:t>
             </w:r>
-            <w:r>
-              <w:rPr>
-                <w:rFonts w:ascii="Arial" w:eastAsia="Calibri" w:hAnsi="Arial" w:cs="Arial"/>
-                <w:sz w:val="20"/>
-                <w:szCs w:val="20"/>
-              </w:rPr>
-              <w:t xml:space="preserve">“Yes” if </w:t>
-            </w:r>
             <w:proofErr w:type="spellStart"/>
             <w:r>
               <w:rPr>
-                <w:rFonts w:ascii="Arial" w:eastAsia="Calibri" w:hAnsi="Arial" w:cs="Arial"/>
-                <w:sz w:val="20"/>
-                <w:szCs w:val="20"/>
-              </w:rPr>
-              <w:t>row.in_danger</w:t>
+                <w:rFonts w:ascii="Arial" w:hAnsi="Arial" w:cs="Arial"/>
+                <w:sz w:val="20"/>
+                <w:szCs w:val="20"/>
+              </w:rPr>
+              <w:t>row.relationship_</w:t>
+            </w:r>
+            <w:r>
+              <w:rPr>
+                <w:rFonts w:ascii="Arial" w:hAnsi="Arial" w:cs="Arial"/>
+                <w:sz w:val="20"/>
+                <w:szCs w:val="20"/>
+              </w:rPr>
+              <w:t>OP</w:t>
             </w:r>
             <w:proofErr w:type="spellEnd"/>
             <w:r>
               <w:rPr>
-                <w:rFonts w:ascii="Arial" w:eastAsia="Calibri" w:hAnsi="Arial" w:cs="Arial"/>
+                <w:rFonts w:ascii="Arial" w:hAnsi="Arial" w:cs="Arial"/>
                 <w:sz w:val="20"/>
                 <w:szCs w:val="20"/>
               </w:rPr>
@@ -854,15 +1130,15 @@
             </w:r>
             <w:r>
               <w:rPr>
-                <w:rFonts w:ascii="Arial" w:eastAsia="Calibri" w:hAnsi="Arial" w:cs="Arial"/>
-                <w:sz w:val="20"/>
-                <w:szCs w:val="20"/>
-              </w:rPr>
-              <w:t>else “No”</w:t>
-            </w:r>
-            <w:r>
-              <w:rPr>
-                <w:rFonts w:ascii="Arial" w:eastAsia="Calibri" w:hAnsi="Arial" w:cs="Arial"/>
+                <w:rFonts w:ascii="Arial" w:hAnsi="Arial" w:cs="Arial"/>
+                <w:sz w:val="20"/>
+                <w:szCs w:val="20"/>
+              </w:rPr>
+              <w:t>| capitalize</w:t>
+            </w:r>
+            <w:r>
+              <w:rPr>
+                <w:rFonts w:ascii="Arial" w:hAnsi="Arial" w:cs="Arial"/>
                 <w:sz w:val="20"/>
                 <w:szCs w:val="20"/>
               </w:rPr>
@@ -872,135 +1148,7 @@
         </w:tc>
         <w:tc>
           <w:tcPr>
-            <w:tcW w:w="1710" w:type="dxa"/>
-          </w:tcPr>
-          <w:p>
-            <w:pPr>
-              <w:widowControl w:val="0"/>
-              <w:rPr>
-                <w:rFonts w:ascii="Arial" w:hAnsi="Arial" w:cs="Arial"/>
-                <w:sz w:val="20"/>
-                <w:szCs w:val="20"/>
-              </w:rPr>
-            </w:pPr>
-            <w:r>
-              <w:rPr>
-                <w:rFonts w:ascii="Arial" w:hAnsi="Arial" w:cs="Arial"/>
-                <w:sz w:val="20"/>
-                <w:szCs w:val="20"/>
-              </w:rPr>
-              <w:t>{{ row.relationship_user</w:t>
-            </w:r>
-            <w:r>
-              <w:rPr>
-                <w:rFonts w:ascii="Arial" w:hAnsi="Arial" w:cs="Arial"/>
-                <w:sz w:val="20"/>
-                <w:szCs w:val="20"/>
-              </w:rPr>
-              <w:t>s</w:t>
-            </w:r>
-            <w:r>
-              <w:rPr>
-                <w:rFonts w:ascii="Arial" w:hAnsi="Arial" w:cs="Arial"/>
-                <w:sz w:val="20"/>
-                <w:szCs w:val="20"/>
-              </w:rPr>
-              <w:t>1</w:t>
-            </w:r>
-            <w:r>
-              <w:rPr>
-                <w:rFonts w:ascii="Arial" w:hAnsi="Arial" w:cs="Arial"/>
-                <w:sz w:val="20"/>
-                <w:szCs w:val="20"/>
-              </w:rPr>
-              <w:t xml:space="preserve"> </w:t>
-            </w:r>
-            <w:r>
-              <w:rPr>
-                <w:rFonts w:ascii="Arial" w:hAnsi="Arial" w:cs="Arial"/>
-                <w:sz w:val="20"/>
-                <w:szCs w:val="20"/>
-              </w:rPr>
-              <w:t>| capitalize</w:t>
-            </w:r>
-            <w:r>
-              <w:rPr>
-                <w:rFonts w:ascii="Arial" w:hAnsi="Arial" w:cs="Arial"/>
-                <w:sz w:val="20"/>
-                <w:szCs w:val="20"/>
-              </w:rPr>
-              <w:t>}}</w:t>
-            </w:r>
-          </w:p>
-        </w:tc>
-        <w:tc>
-          <w:tcPr>
-            <w:tcW w:w="1710" w:type="dxa"/>
-          </w:tcPr>
-          <w:p>
-            <w:pPr>
-              <w:widowControl w:val="0"/>
-              <w:rPr>
-                <w:rFonts w:ascii="Arial" w:eastAsia="Calibri" w:hAnsi="Arial" w:cs="Arial"/>
-                <w:sz w:val="20"/>
-                <w:szCs w:val="20"/>
-              </w:rPr>
-            </w:pPr>
-            <w:r>
-              <w:rPr>
-                <w:rFonts w:ascii="Arial" w:hAnsi="Arial" w:cs="Arial"/>
-                <w:sz w:val="20"/>
-                <w:szCs w:val="20"/>
-              </w:rPr>
-              <w:t xml:space="preserve">{{ </w:t>
-            </w:r>
-            <w:proofErr w:type="spellStart"/>
-            <w:r>
-              <w:rPr>
-                <w:rFonts w:ascii="Arial" w:hAnsi="Arial" w:cs="Arial"/>
-                <w:sz w:val="20"/>
-                <w:szCs w:val="20"/>
-              </w:rPr>
-              <w:t>row.relationship_</w:t>
-            </w:r>
-            <w:r>
-              <w:rPr>
-                <w:rFonts w:ascii="Arial" w:hAnsi="Arial" w:cs="Arial"/>
-                <w:sz w:val="20"/>
-                <w:szCs w:val="20"/>
-              </w:rPr>
-              <w:t>OP</w:t>
-            </w:r>
-            <w:proofErr w:type="spellEnd"/>
-            <w:r>
-              <w:rPr>
-                <w:rFonts w:ascii="Arial" w:hAnsi="Arial" w:cs="Arial"/>
-                <w:sz w:val="20"/>
-                <w:szCs w:val="20"/>
-              </w:rPr>
-              <w:t xml:space="preserve"> </w:t>
-            </w:r>
-            <w:r>
-              <w:rPr>
-                <w:rFonts w:ascii="Arial" w:hAnsi="Arial" w:cs="Arial"/>
-                <w:sz w:val="20"/>
-                <w:szCs w:val="20"/>
-              </w:rPr>
-              <w:t>| capitalize</w:t>
-            </w:r>
-            <w:r>
-              <w:rPr>
-                <w:rFonts w:ascii="Arial" w:hAnsi="Arial" w:cs="Arial"/>
-                <w:sz w:val="20"/>
-                <w:szCs w:val="20"/>
-              </w:rPr>
-              <w:t>}}</w:t>
-            </w:r>
-          </w:p>
-        </w:tc>
-        <w:tc>
-          <w:tcPr>
-            <w:tcW w:w="1985" w:type="dxa"/>
+            <w:tcW w:w="1355" w:type="dxa"/>
           </w:tcPr>
           <w:p>
             <w:pPr>
@@ -1099,7 +1247,7 @@
         </w:tc>
         <w:tc>
           <w:tcPr>
-            <w:tcW w:w="900" w:type="dxa"/>
+            <w:tcW w:w="1260" w:type="dxa"/>
           </w:tcPr>
           <w:p>
             <w:pPr>
@@ -1129,7 +1277,7 @@
         </w:tc>
         <w:tc>
           <w:tcPr>
-            <w:tcW w:w="1710" w:type="dxa"/>
+            <w:tcW w:w="1800" w:type="dxa"/>
           </w:tcPr>
           <w:p>
             <w:pPr>
@@ -1144,7 +1292,7 @@
         </w:tc>
         <w:tc>
           <w:tcPr>
-            <w:tcW w:w="1710" w:type="dxa"/>
+            <w:tcW w:w="1890" w:type="dxa"/>
           </w:tcPr>
           <w:p>
             <w:pPr>
@@ -1159,7 +1307,7 @@
         </w:tc>
         <w:tc>
           <w:tcPr>
-            <w:tcW w:w="1985" w:type="dxa"/>
+            <w:tcW w:w="1355" w:type="dxa"/>
           </w:tcPr>
           <w:p>
             <w:pPr>
@@ -1793,6 +1941,7 @@
           <w:sz w:val="24"/>
           <w:szCs w:val="24"/>
         </w:rPr>
+        <w:lastRenderedPageBreak/>
         <w:t xml:space="preserve">{%p </w:t>
       </w:r>
       <w:proofErr w:type="spellStart"/>
@@ -1856,7 +2005,6 @@
           <w:sz w:val="24"/>
           <w:szCs w:val="24"/>
         </w:rPr>
-        <w:lastRenderedPageBreak/>
         <w:t xml:space="preserve">{{ </w:t>
       </w:r>
       <w:proofErr w:type="spellStart"/>
@@ -2429,11 +2577,11 @@
       </w:tblPr>
       <w:tblGrid>
         <w:gridCol w:w="1795"/>
-        <w:gridCol w:w="900"/>
         <w:gridCol w:w="1260"/>
-        <w:gridCol w:w="1710"/>
-        <w:gridCol w:w="1710"/>
-        <w:gridCol w:w="1985"/>
+        <w:gridCol w:w="1260"/>
+        <w:gridCol w:w="1800"/>
+        <w:gridCol w:w="1890"/>
+        <w:gridCol w:w="1355"/>
       </w:tblGrid>
       <w:tr>
         <w:tc>
@@ -2463,7 +2611,7 @@
         </w:tc>
         <w:tc>
           <w:tcPr>
-            <w:tcW w:w="900" w:type="dxa"/>
+            <w:tcW w:w="1260" w:type="dxa"/>
           </w:tcPr>
           <w:p>
             <w:pPr>
@@ -2513,7 +2661,7 @@
         </w:tc>
         <w:tc>
           <w:tcPr>
-            <w:tcW w:w="1710" w:type="dxa"/>
+            <w:tcW w:w="1800" w:type="dxa"/>
           </w:tcPr>
           <w:p>
             <w:pPr>
@@ -2538,7 +2686,7 @@
         </w:tc>
         <w:tc>
           <w:tcPr>
-            <w:tcW w:w="1710" w:type="dxa"/>
+            <w:tcW w:w="1890" w:type="dxa"/>
           </w:tcPr>
           <w:p>
             <w:pPr>
@@ -2563,7 +2711,7 @@
         </w:tc>
         <w:tc>
           <w:tcPr>
-            <w:tcW w:w="1985" w:type="dxa"/>
+            <w:tcW w:w="1355" w:type="dxa"/>
           </w:tcPr>
           <w:p>
             <w:pPr>
@@ -2582,7 +2730,43 @@
                 <w:sz w:val="20"/>
                 <w:szCs w:val="20"/>
               </w:rPr>
-              <w:t>Plaintiff/petitioner wants custody?</w:t>
+              <w:t>Plaintiff</w:t>
+            </w:r>
+            <w:r>
+              <w:rPr>
+                <w:rFonts w:ascii="Arial" w:eastAsia="Calibri" w:hAnsi="Arial" w:cs="Arial"/>
+                <w:b/>
+                <w:sz w:val="20"/>
+                <w:szCs w:val="20"/>
+              </w:rPr>
+              <w:t xml:space="preserve"> </w:t>
+            </w:r>
+            <w:r>
+              <w:rPr>
+                <w:rFonts w:ascii="Arial" w:eastAsia="Calibri" w:hAnsi="Arial" w:cs="Arial"/>
+                <w:b/>
+                <w:sz w:val="20"/>
+                <w:szCs w:val="20"/>
+              </w:rPr>
+              <w:t>/</w:t>
+            </w:r>
+            <w:r>
+              <w:rPr>
+                <w:rFonts w:ascii="Arial" w:eastAsia="Calibri" w:hAnsi="Arial" w:cs="Arial"/>
+                <w:b/>
+                <w:sz w:val="20"/>
+                <w:szCs w:val="20"/>
+              </w:rPr>
+              <w:t xml:space="preserve"> </w:t>
+            </w:r>
+            <w:r>
+              <w:rPr>
+                <w:rFonts w:ascii="Arial" w:eastAsia="Calibri" w:hAnsi="Arial" w:cs="Arial"/>
+                <w:b/>
+                <w:sz w:val="20"/>
+                <w:szCs w:val="20"/>
+              </w:rPr>
+              <w:t>petitioner wants custody?</w:t>
             </w:r>
           </w:p>
         </w:tc>
@@ -2630,7 +2814,7 @@
         </w:tc>
         <w:tc>
           <w:tcPr>
-            <w:tcW w:w="900" w:type="dxa"/>
+            <w:tcW w:w="1260" w:type="dxa"/>
           </w:tcPr>
           <w:p>
             <w:pPr>
@@ -2660,7 +2844,7 @@
         </w:tc>
         <w:tc>
           <w:tcPr>
-            <w:tcW w:w="1710" w:type="dxa"/>
+            <w:tcW w:w="1800" w:type="dxa"/>
           </w:tcPr>
           <w:p>
             <w:pPr>
@@ -2675,7 +2859,7 @@
         </w:tc>
         <w:tc>
           <w:tcPr>
-            <w:tcW w:w="1710" w:type="dxa"/>
+            <w:tcW w:w="1890" w:type="dxa"/>
           </w:tcPr>
           <w:p>
             <w:pPr>
@@ -2690,7 +2874,7 @@
         </w:tc>
         <w:tc>
           <w:tcPr>
-            <w:tcW w:w="1985" w:type="dxa"/>
+            <w:tcW w:w="1355" w:type="dxa"/>
           </w:tcPr>
           <w:p>
             <w:pPr>
@@ -2729,12 +2913,99 @@
         </w:tc>
         <w:tc>
           <w:tcPr>
-            <w:tcW w:w="900" w:type="dxa"/>
+            <w:tcW w:w="1260" w:type="dxa"/>
           </w:tcPr>
           <w:p>
             <w:pPr>
               <w:widowControl w:val="0"/>
               <w:rPr>
+                <w:rFonts w:ascii="Arial" w:eastAsia="Calibri" w:hAnsi="Arial" w:cs="Arial"/>
+                <w:sz w:val="20"/>
+                <w:szCs w:val="20"/>
+              </w:rPr>
+            </w:pPr>
+            <w:r>
+              <w:rPr>
+                <w:rFonts w:ascii="Arial" w:eastAsia="Calibri" w:hAnsi="Arial" w:cs="Arial"/>
+                <w:sz w:val="20"/>
+                <w:szCs w:val="20"/>
+              </w:rPr>
+              <w:t>{{</w:t>
+            </w:r>
+            <w:proofErr w:type="spellStart"/>
+            <w:r>
+              <w:rPr>
+                <w:rFonts w:ascii="Arial" w:eastAsia="Calibri" w:hAnsi="Arial" w:cs="Arial"/>
+                <w:sz w:val="20"/>
+                <w:szCs w:val="20"/>
+              </w:rPr>
+              <w:t>row.birthdate</w:t>
+            </w:r>
+            <w:proofErr w:type="spellEnd"/>
+            <w:r>
+              <w:rPr>
+                <w:rFonts w:ascii="Arial" w:eastAsia="Calibri" w:hAnsi="Arial" w:cs="Arial"/>
+                <w:sz w:val="20"/>
+                <w:szCs w:val="20"/>
+              </w:rPr>
+              <w:t>.</w:t>
+            </w:r>
+            <w:r>
+              <w:rPr>
+                <w:rFonts w:ascii="inherit" w:eastAsia="Times New Roman" w:hAnsi="inherit" w:cs="Courier New"/>
+                <w:color w:val="0C0D0E"/>
+                <w:sz w:val="20"/>
+                <w:szCs w:val="20"/>
+                <w:bdr w:val="none" w:sz="0" w:space="0" w:color="auto" w:frame="1"/>
+              </w:rPr>
+              <w:t xml:space="preserve"> </w:t>
+            </w:r>
+            <w:proofErr w:type="spellStart"/>
+            <w:r>
+              <w:rPr>
+                <w:rFonts w:ascii="Arial" w:eastAsia="Calibri" w:hAnsi="Arial" w:cs="Arial"/>
+                <w:sz w:val="20"/>
+                <w:szCs w:val="20"/>
+              </w:rPr>
+              <w:t>strftime</w:t>
+            </w:r>
+            <w:proofErr w:type="spellEnd"/>
+            <w:r>
+              <w:rPr>
+                <w:rFonts w:ascii="Arial" w:eastAsia="Calibri" w:hAnsi="Arial" w:cs="Arial"/>
+                <w:sz w:val="20"/>
+                <w:szCs w:val="20"/>
+              </w:rPr>
+              <w:t>('%m/%d/%Y')</w:t>
+            </w:r>
+          </w:p>
+          <w:p>
+            <w:pPr>
+              <w:widowControl w:val="0"/>
+              <w:rPr>
+                <w:rFonts w:ascii="Arial" w:hAnsi="Arial" w:cs="Arial"/>
+                <w:sz w:val="20"/>
+                <w:szCs w:val="20"/>
+              </w:rPr>
+            </w:pPr>
+            <w:r>
+              <w:rPr>
+                <w:rFonts w:ascii="Arial" w:eastAsia="Calibri" w:hAnsi="Arial" w:cs="Arial"/>
+                <w:sz w:val="20"/>
+                <w:szCs w:val="20"/>
+              </w:rPr>
+              <w:t>}}</w:t>
+            </w:r>
+          </w:p>
+        </w:tc>
+        <w:tc>
+          <w:tcPr>
+            <w:tcW w:w="1260" w:type="dxa"/>
+          </w:tcPr>
+          <w:p>
+            <w:pPr>
+              <w:widowControl w:val="0"/>
+              <w:rPr>
                 <w:rFonts w:ascii="Arial" w:hAnsi="Arial" w:cs="Arial"/>
                 <w:sz w:val="20"/>
                 <w:szCs w:val="20"/>
@@ -2748,6 +3019,14 @@
               </w:rPr>
               <w:t xml:space="preserve">{{ </w:t>
             </w:r>
+            <w:r>
+              <w:rPr>
+                <w:rFonts w:ascii="Arial" w:eastAsia="Calibri" w:hAnsi="Arial" w:cs="Arial"/>
+                <w:sz w:val="20"/>
+                <w:szCs w:val="20"/>
+              </w:rPr>
+              <w:t xml:space="preserve">“Yes” if </w:t>
+            </w:r>
             <w:proofErr w:type="spellStart"/>
             <w:r>
               <w:rPr>
@@ -2755,7 +3034,7 @@
                 <w:sz w:val="20"/>
                 <w:szCs w:val="20"/>
               </w:rPr>
-              <w:t>row.birthdate</w:t>
+              <w:t>row.in_danger</w:t>
             </w:r>
             <w:proofErr w:type="spellEnd"/>
             <w:r>
@@ -2764,13 +3043,29 @@
                 <w:sz w:val="20"/>
                 <w:szCs w:val="20"/>
               </w:rPr>
-              <w:t xml:space="preserve"> }}</w:t>
-            </w:r>
-          </w:p>
-        </w:tc>
-        <w:tc>
-          <w:tcPr>
-            <w:tcW w:w="1260" w:type="dxa"/>
+              <w:t xml:space="preserve"> </w:t>
+            </w:r>
+            <w:r>
+              <w:rPr>
+                <w:rFonts w:ascii="Arial" w:eastAsia="Calibri" w:hAnsi="Arial" w:cs="Arial"/>
+                <w:sz w:val="20"/>
+                <w:szCs w:val="20"/>
+              </w:rPr>
+              <w:t>else “No”</w:t>
+            </w:r>
+            <w:r>
+              <w:rPr>
+                <w:rFonts w:ascii="Arial" w:eastAsia="Calibri" w:hAnsi="Arial" w:cs="Arial"/>
+                <w:sz w:val="20"/>
+                <w:szCs w:val="20"/>
+              </w:rPr>
+              <w:t>}}</w:t>
+            </w:r>
+          </w:p>
+        </w:tc>
+        <w:tc>
+          <w:tcPr>
+            <w:tcW w:w="1800" w:type="dxa"/>
           </w:tcPr>
           <w:p>
             <w:pPr>
@@ -2783,33 +3078,96 @@
             </w:pPr>
             <w:r>
               <w:rPr>
-                <w:rFonts w:ascii="Arial" w:eastAsia="Calibri" w:hAnsi="Arial" w:cs="Arial"/>
+                <w:rFonts w:ascii="Arial" w:hAnsi="Arial" w:cs="Arial"/>
+                <w:sz w:val="20"/>
+                <w:szCs w:val="20"/>
+              </w:rPr>
+              <w:t>{{ row.relationship_user</w:t>
+            </w:r>
+            <w:r>
+              <w:rPr>
+                <w:rFonts w:ascii="Arial" w:hAnsi="Arial" w:cs="Arial"/>
+                <w:sz w:val="20"/>
+                <w:szCs w:val="20"/>
+              </w:rPr>
+              <w:t>s</w:t>
+            </w:r>
+            <w:r>
+              <w:rPr>
+                <w:rFonts w:ascii="Arial" w:hAnsi="Arial" w:cs="Arial"/>
+                <w:sz w:val="20"/>
+                <w:szCs w:val="20"/>
+              </w:rPr>
+              <w:t>1</w:t>
+            </w:r>
+            <w:r>
+              <w:rPr>
+                <w:rFonts w:ascii="Arial" w:hAnsi="Arial" w:cs="Arial"/>
+                <w:sz w:val="20"/>
+                <w:szCs w:val="20"/>
+              </w:rPr>
+              <w:t xml:space="preserve"> </w:t>
+            </w:r>
+            <w:r>
+              <w:rPr>
+                <w:rFonts w:ascii="Arial" w:hAnsi="Arial" w:cs="Arial"/>
+                <w:sz w:val="20"/>
+                <w:szCs w:val="20"/>
+              </w:rPr>
+              <w:t>| capitalize</w:t>
+            </w:r>
+            <w:r>
+              <w:rPr>
+                <w:rFonts w:ascii="Arial" w:hAnsi="Arial" w:cs="Arial"/>
+                <w:sz w:val="20"/>
+                <w:szCs w:val="20"/>
+              </w:rPr>
+              <w:t>}}</w:t>
+            </w:r>
+          </w:p>
+        </w:tc>
+        <w:tc>
+          <w:tcPr>
+            <w:tcW w:w="1890" w:type="dxa"/>
+          </w:tcPr>
+          <w:p>
+            <w:pPr>
+              <w:widowControl w:val="0"/>
+              <w:rPr>
+                <w:rFonts w:ascii="Arial" w:eastAsia="Calibri" w:hAnsi="Arial" w:cs="Arial"/>
+                <w:sz w:val="20"/>
+                <w:szCs w:val="20"/>
+              </w:rPr>
+            </w:pPr>
+            <w:r>
+              <w:rPr>
+                <w:rFonts w:ascii="Arial" w:hAnsi="Arial" w:cs="Arial"/>
                 <w:sz w:val="20"/>
                 <w:szCs w:val="20"/>
               </w:rPr>
               <w:t xml:space="preserve">{{ </w:t>
             </w:r>
-            <w:r>
-              <w:rPr>
-                <w:rFonts w:ascii="Arial" w:eastAsia="Calibri" w:hAnsi="Arial" w:cs="Arial"/>
-                <w:sz w:val="20"/>
-                <w:szCs w:val="20"/>
-              </w:rPr>
-              <w:t xml:space="preserve">“Yes” if </w:t>
-            </w:r>
             <w:proofErr w:type="spellStart"/>
             <w:r>
               <w:rPr>
-                <w:rFonts w:ascii="Arial" w:eastAsia="Calibri" w:hAnsi="Arial" w:cs="Arial"/>
-                <w:sz w:val="20"/>
-                <w:szCs w:val="20"/>
-              </w:rPr>
-              <w:t>row.in_danger</w:t>
+                <w:rFonts w:ascii="Arial" w:hAnsi="Arial" w:cs="Arial"/>
+                <w:sz w:val="20"/>
+                <w:szCs w:val="20"/>
+              </w:rPr>
+              <w:t>row.relationship_</w:t>
+            </w:r>
+            <w:r>
+              <w:rPr>
+                <w:rFonts w:ascii="Arial" w:hAnsi="Arial" w:cs="Arial"/>
+                <w:sz w:val="20"/>
+                <w:szCs w:val="20"/>
+              </w:rPr>
+              <w:t>OP</w:t>
             </w:r>
             <w:proofErr w:type="spellEnd"/>
             <w:r>
               <w:rPr>
-                <w:rFonts w:ascii="Arial" w:eastAsia="Calibri" w:hAnsi="Arial" w:cs="Arial"/>
+                <w:rFonts w:ascii="Arial" w:hAnsi="Arial" w:cs="Arial"/>
                 <w:sz w:val="20"/>
                 <w:szCs w:val="20"/>
               </w:rPr>
@@ -2817,15 +3175,15 @@
             </w:r>
             <w:r>
               <w:rPr>
-                <w:rFonts w:ascii="Arial" w:eastAsia="Calibri" w:hAnsi="Arial" w:cs="Arial"/>
-                <w:sz w:val="20"/>
-                <w:szCs w:val="20"/>
-              </w:rPr>
-              <w:t>else “No”</w:t>
-            </w:r>
-            <w:r>
-              <w:rPr>
-                <w:rFonts w:ascii="Arial" w:eastAsia="Calibri" w:hAnsi="Arial" w:cs="Arial"/>
+                <w:rFonts w:ascii="Arial" w:hAnsi="Arial" w:cs="Arial"/>
+                <w:sz w:val="20"/>
+                <w:szCs w:val="20"/>
+              </w:rPr>
+              <w:t>| capitalize</w:t>
+            </w:r>
+            <w:r>
+              <w:rPr>
+                <w:rFonts w:ascii="Arial" w:hAnsi="Arial" w:cs="Arial"/>
                 <w:sz w:val="20"/>
                 <w:szCs w:val="20"/>
               </w:rPr>
@@ -2835,135 +3193,7 @@
         </w:tc>
         <w:tc>
           <w:tcPr>
-            <w:tcW w:w="1710" w:type="dxa"/>
-          </w:tcPr>
-          <w:p>
-            <w:pPr>
-              <w:widowControl w:val="0"/>
-              <w:rPr>
-                <w:rFonts w:ascii="Arial" w:hAnsi="Arial" w:cs="Arial"/>
-                <w:sz w:val="20"/>
-                <w:szCs w:val="20"/>
-              </w:rPr>
-            </w:pPr>
-            <w:r>
-              <w:rPr>
-                <w:rFonts w:ascii="Arial" w:hAnsi="Arial" w:cs="Arial"/>
-                <w:sz w:val="20"/>
-                <w:szCs w:val="20"/>
-              </w:rPr>
-              <w:t>{{ row.relationship_user</w:t>
-            </w:r>
-            <w:r>
-              <w:rPr>
-                <w:rFonts w:ascii="Arial" w:hAnsi="Arial" w:cs="Arial"/>
-                <w:sz w:val="20"/>
-                <w:szCs w:val="20"/>
-              </w:rPr>
-              <w:t>s</w:t>
-            </w:r>
-            <w:r>
-              <w:rPr>
-                <w:rFonts w:ascii="Arial" w:hAnsi="Arial" w:cs="Arial"/>
-                <w:sz w:val="20"/>
-                <w:szCs w:val="20"/>
-              </w:rPr>
-              <w:t>1</w:t>
-            </w:r>
-            <w:r>
-              <w:rPr>
-                <w:rFonts w:ascii="Arial" w:hAnsi="Arial" w:cs="Arial"/>
-                <w:sz w:val="20"/>
-                <w:szCs w:val="20"/>
-              </w:rPr>
-              <w:t xml:space="preserve"> </w:t>
-            </w:r>
-            <w:r>
-              <w:rPr>
-                <w:rFonts w:ascii="Arial" w:hAnsi="Arial" w:cs="Arial"/>
-                <w:sz w:val="20"/>
-                <w:szCs w:val="20"/>
-              </w:rPr>
-              <w:t>| capitalize</w:t>
-            </w:r>
-            <w:r>
-              <w:rPr>
-                <w:rFonts w:ascii="Arial" w:hAnsi="Arial" w:cs="Arial"/>
-                <w:sz w:val="20"/>
-                <w:szCs w:val="20"/>
-              </w:rPr>
-              <w:t>}}</w:t>
-            </w:r>
-          </w:p>
-        </w:tc>
-        <w:tc>
-          <w:tcPr>
-            <w:tcW w:w="1710" w:type="dxa"/>
-          </w:tcPr>
-          <w:p>
-            <w:pPr>
-              <w:widowControl w:val="0"/>
-              <w:rPr>
-                <w:rFonts w:ascii="Arial" w:eastAsia="Calibri" w:hAnsi="Arial" w:cs="Arial"/>
-                <w:sz w:val="20"/>
-                <w:szCs w:val="20"/>
-              </w:rPr>
-            </w:pPr>
-            <w:r>
-              <w:rPr>
-                <w:rFonts w:ascii="Arial" w:hAnsi="Arial" w:cs="Arial"/>
-                <w:sz w:val="20"/>
-                <w:szCs w:val="20"/>
-              </w:rPr>
-              <w:t xml:space="preserve">{{ </w:t>
-            </w:r>
-            <w:proofErr w:type="spellStart"/>
-            <w:r>
-              <w:rPr>
-                <w:rFonts w:ascii="Arial" w:hAnsi="Arial" w:cs="Arial"/>
-                <w:sz w:val="20"/>
-                <w:szCs w:val="20"/>
-              </w:rPr>
-              <w:t>row.relationship_</w:t>
-            </w:r>
-            <w:r>
-              <w:rPr>
-                <w:rFonts w:ascii="Arial" w:hAnsi="Arial" w:cs="Arial"/>
-                <w:sz w:val="20"/>
-                <w:szCs w:val="20"/>
-              </w:rPr>
-              <w:t>OP</w:t>
-            </w:r>
-            <w:proofErr w:type="spellEnd"/>
-            <w:r>
-              <w:rPr>
-                <w:rFonts w:ascii="Arial" w:hAnsi="Arial" w:cs="Arial"/>
-                <w:sz w:val="20"/>
-                <w:szCs w:val="20"/>
-              </w:rPr>
-              <w:t xml:space="preserve"> </w:t>
-            </w:r>
-            <w:r>
-              <w:rPr>
-                <w:rFonts w:ascii="Arial" w:hAnsi="Arial" w:cs="Arial"/>
-                <w:sz w:val="20"/>
-                <w:szCs w:val="20"/>
-              </w:rPr>
-              <w:t>| capitalize</w:t>
-            </w:r>
-            <w:r>
-              <w:rPr>
-                <w:rFonts w:ascii="Arial" w:hAnsi="Arial" w:cs="Arial"/>
-                <w:sz w:val="20"/>
-                <w:szCs w:val="20"/>
-              </w:rPr>
-              <w:t>}}</w:t>
-            </w:r>
-          </w:p>
-        </w:tc>
-        <w:tc>
-          <w:tcPr>
-            <w:tcW w:w="1985" w:type="dxa"/>
+            <w:tcW w:w="1355" w:type="dxa"/>
           </w:tcPr>
           <w:p>
             <w:pPr>
@@ -3062,7 +3292,7 @@
         </w:tc>
         <w:tc>
           <w:tcPr>
-            <w:tcW w:w="900" w:type="dxa"/>
+            <w:tcW w:w="1260" w:type="dxa"/>
           </w:tcPr>
           <w:p>
             <w:pPr>
@@ -3092,7 +3322,7 @@
         </w:tc>
         <w:tc>
           <w:tcPr>
-            <w:tcW w:w="1710" w:type="dxa"/>
+            <w:tcW w:w="1800" w:type="dxa"/>
           </w:tcPr>
           <w:p>
             <w:pPr>
@@ -3107,7 +3337,7 @@
         </w:tc>
         <w:tc>
           <w:tcPr>
-            <w:tcW w:w="1710" w:type="dxa"/>
+            <w:tcW w:w="1890" w:type="dxa"/>
           </w:tcPr>
           <w:p>
             <w:pPr>
@@ -3122,7 +3352,7 @@
         </w:tc>
         <w:tc>
           <w:tcPr>
-            <w:tcW w:w="1985" w:type="dxa"/>
+            <w:tcW w:w="1355" w:type="dxa"/>
           </w:tcPr>
           <w:p>
             <w:pPr>
@@ -3222,6 +3452,7 @@
           <w:sz w:val="24"/>
           <w:szCs w:val="24"/>
         </w:rPr>
+        <w:lastRenderedPageBreak/>
         <w:t xml:space="preserve">{{ </w:t>
       </w:r>
       <w:proofErr w:type="spellStart"/>
@@ -5028,6 +5259,36 @@
       <w:contextualSpacing/>
     </w:pPr>
   </w:style>
+  <w:style w:type="paragraph" w:styleId="HTMLPreformatted">
+    <w:name w:val="HTML Preformatted"/>
+    <w:basedOn w:val="Normal"/>
+    <w:link w:val="HTMLPreformattedChar"/>
+    <w:uiPriority w:val="99"/>
+    <w:semiHidden/>
+    <w:unhideWhenUsed/>
+    <w:rsid w:val="00D2037F"/>
+    <w:pPr>
+      <w:spacing w:after="0" w:line="240" w:lineRule="auto"/>
+    </w:pPr>
+    <w:rPr>
+      <w:rFonts w:ascii="Consolas" w:hAnsi="Consolas"/>
+      <w:sz w:val="20"/>
+      <w:szCs w:val="20"/>
+    </w:rPr>
+  </w:style>
+  <w:style w:type="character" w:customStyle="1" w:styleId="HTMLPreformattedChar">
+    <w:name w:val="HTML Preformatted Char"/>
+    <w:basedOn w:val="DefaultParagraphFont"/>
+    <w:link w:val="HTMLPreformatted"/>
+    <w:uiPriority w:val="99"/>
+    <w:semiHidden/>
+    <w:rsid w:val="00D2037F"/>
+    <w:rPr>
+      <w:rFonts w:ascii="Consolas" w:hAnsi="Consolas"/>
+      <w:sz w:val="20"/>
+      <w:szCs w:val="20"/>
+    </w:rPr>
+  </w:style>
 </w:styles>
 </file>
 

--- a/docassemble/RFApackage/data/templates/RFAcomplaint_addendum.docx
+++ b/docassemble/RFApackage/data/templates/RFAcomplaint_addendum.docx
@@ -72,16 +72,14 @@
         </w:rPr>
         <w:t xml:space="preserve">Family Division, {{ </w:t>
       </w:r>
-      <w:proofErr w:type="spellStart"/>
       <w:r>
         <w:rPr>
           <w:rFonts w:ascii="Arial" w:hAnsi="Arial" w:cs="Arial"/>
           <w:sz w:val="28"/>
           <w:szCs w:val="28"/>
         </w:rPr>
-        <w:t>trial_court.address.county</w:t>
-      </w:r>
-      <w:proofErr w:type="spellEnd"/>
+        <w:t>user_selected_county</w:t>
+      </w:r>
       <w:r>
         <w:rPr>
           <w:rFonts w:ascii="Arial" w:hAnsi="Arial" w:cs="Arial"/>
@@ -107,41 +105,13 @@
         </w:rPr>
         <w:t xml:space="preserve">{%p if </w:t>
       </w:r>
-      <w:proofErr w:type="spellStart"/>
-      <w:r>
-        <w:rPr>
-          <w:rFonts w:ascii="Arial" w:hAnsi="Arial" w:cs="Arial"/>
-          <w:sz w:val="24"/>
-          <w:szCs w:val="24"/>
-        </w:rPr>
-        <w:t>who_needs_protection</w:t>
-      </w:r>
-      <w:proofErr w:type="spellEnd"/>
-      <w:r>
-        <w:rPr>
-          <w:rFonts w:ascii="Arial" w:hAnsi="Arial" w:cs="Arial"/>
-          <w:sz w:val="24"/>
-          <w:szCs w:val="24"/>
-        </w:rPr>
-        <w:t xml:space="preserve"> == '</w:t>
-      </w:r>
-      <w:proofErr w:type="spellStart"/>
-      <w:r>
-        <w:rPr>
-          <w:rFonts w:ascii="Arial" w:hAnsi="Arial" w:cs="Arial"/>
-          <w:sz w:val="24"/>
-          <w:szCs w:val="24"/>
-        </w:rPr>
-        <w:t>order_obo_child</w:t>
-      </w:r>
-      <w:proofErr w:type="spellEnd"/>
-      <w:r>
-        <w:rPr>
-          <w:rFonts w:ascii="Arial" w:hAnsi="Arial" w:cs="Arial"/>
-          <w:sz w:val="24"/>
-          <w:szCs w:val="24"/>
-        </w:rPr>
-        <w:t>'</w:t>
+      <w:r>
+        <w:rPr>
+          <w:rFonts w:ascii="Arial" w:hAnsi="Arial" w:cs="Arial"/>
+          <w:sz w:val="24"/>
+          <w:szCs w:val="24"/>
+        </w:rPr>
+        <w:t>who_needs_protection == 'order_obo_child'</w:t>
       </w:r>
       <w:r>
         <w:rPr>
@@ -193,36 +163,8 @@
           <w:sz w:val="28"/>
           <w:szCs w:val="28"/>
         </w:rPr>
-        <w:t xml:space="preserve">[0] }} v. {{ </w:t>
-      </w:r>
-      <w:proofErr w:type="spellStart"/>
-      <w:r>
-        <w:rPr>
-          <w:rFonts w:ascii="Arial" w:hAnsi="Arial" w:cs="Arial"/>
-          <w:sz w:val="28"/>
-          <w:szCs w:val="28"/>
-        </w:rPr>
-        <w:t>other_parties</w:t>
-      </w:r>
-      <w:proofErr w:type="spellEnd"/>
-      <w:r>
-        <w:rPr>
-          <w:rFonts w:ascii="Arial" w:hAnsi="Arial" w:cs="Arial"/>
-          <w:sz w:val="28"/>
-          <w:szCs w:val="28"/>
-        </w:rPr>
-        <w:t>[0</w:t>
-      </w:r>
-      <w:proofErr w:type="gramStart"/>
-      <w:r>
-        <w:rPr>
-          <w:rFonts w:ascii="Arial" w:hAnsi="Arial" w:cs="Arial"/>
-          <w:sz w:val="28"/>
-          <w:szCs w:val="28"/>
-        </w:rPr>
-        <w:t>] }}</w:t>
-      </w:r>
-      <w:proofErr w:type="gramEnd"/>
+        <w:t>[0] }} v. {{ other_parties[0] }}</w:t>
+      </w:r>
     </w:p>
     <w:p>
       <w:pPr>
@@ -266,25 +208,7 @@
           <w:sz w:val="28"/>
           <w:szCs w:val="28"/>
         </w:rPr>
-        <w:t xml:space="preserve">{{ users[0] }} v. {{ </w:t>
-      </w:r>
-      <w:proofErr w:type="spellStart"/>
-      <w:r>
-        <w:rPr>
-          <w:rFonts w:ascii="Arial" w:hAnsi="Arial" w:cs="Arial"/>
-          <w:sz w:val="28"/>
-          <w:szCs w:val="28"/>
-        </w:rPr>
-        <w:t>other_parties</w:t>
-      </w:r>
-      <w:proofErr w:type="spellEnd"/>
-      <w:r>
-        <w:rPr>
-          <w:rFonts w:ascii="Arial" w:hAnsi="Arial" w:cs="Arial"/>
-          <w:sz w:val="28"/>
-          <w:szCs w:val="28"/>
-        </w:rPr>
-        <w:t>[0] }}</w:t>
+        <w:t>{{ users[0] }} v. {{ other_parties[0] }}</w:t>
       </w:r>
     </w:p>
     <w:p>
@@ -320,7 +244,6 @@
         </w:rPr>
         <w:t xml:space="preserve">{%p if </w:t>
       </w:r>
-      <w:proofErr w:type="spellStart"/>
       <w:r>
         <w:rPr>
           <w:rFonts w:ascii="Arial" w:hAnsi="Arial" w:cs="Arial"/>
@@ -335,16 +258,7 @@
           <w:sz w:val="24"/>
           <w:szCs w:val="24"/>
         </w:rPr>
-        <w:t>complaint.enabled</w:t>
-      </w:r>
-      <w:proofErr w:type="spellEnd"/>
-      <w:r>
-        <w:rPr>
-          <w:rFonts w:ascii="Arial" w:hAnsi="Arial" w:cs="Arial"/>
-          <w:sz w:val="24"/>
-          <w:szCs w:val="24"/>
-        </w:rPr>
-        <w:t xml:space="preserve"> %}</w:t>
+        <w:t>complaint.enabled %}</w:t>
       </w:r>
     </w:p>
     <w:p>
@@ -363,7 +277,6 @@
         </w:rPr>
         <w:t xml:space="preserve">{%p for field in </w:t>
       </w:r>
-      <w:proofErr w:type="spellStart"/>
       <w:r>
         <w:rPr>
           <w:rFonts w:ascii="Arial" w:hAnsi="Arial" w:cs="Arial"/>
@@ -386,16 +299,7 @@
           <w:sz w:val="24"/>
           <w:szCs w:val="24"/>
         </w:rPr>
-        <w:t>.overflow</w:t>
-      </w:r>
-      <w:proofErr w:type="spellEnd"/>
-      <w:r>
-        <w:rPr>
-          <w:rFonts w:ascii="Arial" w:hAnsi="Arial" w:cs="Arial"/>
-          <w:sz w:val="24"/>
-          <w:szCs w:val="24"/>
-        </w:rPr>
-        <w:t>()</w:t>
+        <w:t>.overflow()</w:t>
       </w:r>
       <w:r>
         <w:rPr>
@@ -428,25 +332,7 @@
           <w:sz w:val="24"/>
           <w:szCs w:val="24"/>
         </w:rPr>
-        <w:t xml:space="preserve">{%p if </w:t>
-      </w:r>
-      <w:proofErr w:type="spellStart"/>
-      <w:r>
-        <w:rPr>
-          <w:rFonts w:ascii="Arial" w:hAnsi="Arial" w:cs="Arial"/>
-          <w:sz w:val="24"/>
-          <w:szCs w:val="24"/>
-        </w:rPr>
-        <w:t>field.field_name</w:t>
-      </w:r>
-      <w:proofErr w:type="spellEnd"/>
-      <w:r>
-        <w:rPr>
-          <w:rFonts w:ascii="Arial" w:hAnsi="Arial" w:cs="Arial"/>
-          <w:sz w:val="24"/>
-          <w:szCs w:val="24"/>
-        </w:rPr>
-        <w:t xml:space="preserve"> == "children" %}</w:t>
+        <w:t>{%p if field.field_name == "children" %}</w:t>
       </w:r>
     </w:p>
     <w:p>
@@ -689,25 +575,7 @@
                 <w:sz w:val="20"/>
                 <w:szCs w:val="20"/>
               </w:rPr>
-              <w:t xml:space="preserve">{%tr for row in </w:t>
-            </w:r>
-            <w:proofErr w:type="spellStart"/>
-            <w:r>
-              <w:rPr>
-                <w:rFonts w:ascii="Arial" w:eastAsia="Calibri" w:hAnsi="Arial" w:cs="Arial"/>
-                <w:sz w:val="20"/>
-                <w:szCs w:val="20"/>
-              </w:rPr>
-              <w:t>field.overflow_value</w:t>
-            </w:r>
-            <w:proofErr w:type="spellEnd"/>
-            <w:r>
-              <w:rPr>
-                <w:rFonts w:ascii="Arial" w:eastAsia="Calibri" w:hAnsi="Arial" w:cs="Arial"/>
-                <w:sz w:val="20"/>
-                <w:szCs w:val="20"/>
-              </w:rPr>
-              <w:t>() %}</w:t>
+              <w:t>{%tr for row in field.overflow_value() %}</w:t>
             </w:r>
           </w:p>
         </w:tc>
@@ -831,7 +699,6 @@
               </w:rPr>
               <w:t>{{</w:t>
             </w:r>
-            <w:proofErr w:type="spellStart"/>
             <w:r>
               <w:rPr>
                 <w:rFonts w:ascii="Arial" w:eastAsia="Calibri" w:hAnsi="Arial" w:cs="Arial"/>
@@ -846,16 +713,7 @@
                 <w:sz w:val="20"/>
                 <w:szCs w:val="20"/>
               </w:rPr>
-              <w:t>e</w:t>
-            </w:r>
-            <w:proofErr w:type="spellEnd"/>
-            <w:r>
-              <w:rPr>
-                <w:rFonts w:ascii="Arial" w:eastAsia="Calibri" w:hAnsi="Arial" w:cs="Arial"/>
-                <w:sz w:val="20"/>
-                <w:szCs w:val="20"/>
-              </w:rPr>
-              <w:t>.</w:t>
+              <w:t>e.</w:t>
             </w:r>
             <w:r>
               <w:rPr>
@@ -867,23 +725,13 @@
               </w:rPr>
               <w:t xml:space="preserve"> </w:t>
             </w:r>
-            <w:proofErr w:type="spellStart"/>
-            <w:r>
-              <w:rPr>
-                <w:rFonts w:ascii="Arial" w:eastAsia="Calibri" w:hAnsi="Arial" w:cs="Arial"/>
-                <w:sz w:val="20"/>
-                <w:szCs w:val="20"/>
-              </w:rPr>
-              <w:t>strftime</w:t>
-            </w:r>
-            <w:proofErr w:type="spellEnd"/>
-            <w:r>
-              <w:rPr>
-                <w:rFonts w:ascii="Arial" w:eastAsia="Calibri" w:hAnsi="Arial" w:cs="Arial"/>
-                <w:sz w:val="20"/>
-                <w:szCs w:val="20"/>
-              </w:rPr>
-              <w:t>('%</w:t>
+            <w:r>
+              <w:rPr>
+                <w:rFonts w:ascii="Arial" w:eastAsia="Calibri" w:hAnsi="Arial" w:cs="Arial"/>
+                <w:sz w:val="20"/>
+                <w:szCs w:val="20"/>
+              </w:rPr>
+              <w:t>strftime('%</w:t>
             </w:r>
             <w:r>
               <w:rPr>
@@ -982,19 +830,72 @@
               </w:rPr>
               <w:t xml:space="preserve">“Yes” if </w:t>
             </w:r>
-            <w:proofErr w:type="spellStart"/>
-            <w:r>
-              <w:rPr>
-                <w:rFonts w:ascii="Arial" w:eastAsia="Calibri" w:hAnsi="Arial" w:cs="Arial"/>
-                <w:sz w:val="20"/>
-                <w:szCs w:val="20"/>
-              </w:rPr>
-              <w:t>row.in_danger</w:t>
-            </w:r>
-            <w:proofErr w:type="spellEnd"/>
-            <w:r>
-              <w:rPr>
-                <w:rFonts w:ascii="Arial" w:eastAsia="Calibri" w:hAnsi="Arial" w:cs="Arial"/>
+            <w:r>
+              <w:rPr>
+                <w:rFonts w:ascii="Arial" w:eastAsia="Calibri" w:hAnsi="Arial" w:cs="Arial"/>
+                <w:sz w:val="20"/>
+                <w:szCs w:val="20"/>
+              </w:rPr>
+              <w:t xml:space="preserve">row.in_danger </w:t>
+            </w:r>
+            <w:r>
+              <w:rPr>
+                <w:rFonts w:ascii="Arial" w:eastAsia="Calibri" w:hAnsi="Arial" w:cs="Arial"/>
+                <w:sz w:val="20"/>
+                <w:szCs w:val="20"/>
+              </w:rPr>
+              <w:t>else “No”</w:t>
+            </w:r>
+            <w:r>
+              <w:rPr>
+                <w:rFonts w:ascii="Arial" w:eastAsia="Calibri" w:hAnsi="Arial" w:cs="Arial"/>
+                <w:sz w:val="20"/>
+                <w:szCs w:val="20"/>
+              </w:rPr>
+              <w:t>}}</w:t>
+            </w:r>
+          </w:p>
+        </w:tc>
+        <w:tc>
+          <w:tcPr>
+            <w:tcW w:w="1800" w:type="dxa"/>
+          </w:tcPr>
+          <w:p>
+            <w:pPr>
+              <w:widowControl w:val="0"/>
+              <w:rPr>
+                <w:rFonts w:ascii="Arial" w:hAnsi="Arial" w:cs="Arial"/>
+                <w:sz w:val="20"/>
+                <w:szCs w:val="20"/>
+              </w:rPr>
+            </w:pPr>
+            <w:r>
+              <w:rPr>
+                <w:rFonts w:ascii="Arial" w:hAnsi="Arial" w:cs="Arial"/>
+                <w:sz w:val="20"/>
+                <w:szCs w:val="20"/>
+              </w:rPr>
+              <w:t>{{ row.relationship_user</w:t>
+            </w:r>
+            <w:r>
+              <w:rPr>
+                <w:rFonts w:ascii="Arial" w:hAnsi="Arial" w:cs="Arial"/>
+                <w:sz w:val="20"/>
+                <w:szCs w:val="20"/>
+              </w:rPr>
+              <w:t>s</w:t>
+            </w:r>
+            <w:r>
+              <w:rPr>
+                <w:rFonts w:ascii="Arial" w:hAnsi="Arial" w:cs="Arial"/>
+                <w:sz w:val="20"/>
+                <w:szCs w:val="20"/>
+              </w:rPr>
+              <w:t>1</w:t>
+            </w:r>
+            <w:r>
+              <w:rPr>
+                <w:rFonts w:ascii="Arial" w:hAnsi="Arial" w:cs="Arial"/>
                 <w:sz w:val="20"/>
                 <w:szCs w:val="20"/>
               </w:rPr>
@@ -1002,15 +903,15 @@
             </w:r>
             <w:r>
               <w:rPr>
-                <w:rFonts w:ascii="Arial" w:eastAsia="Calibri" w:hAnsi="Arial" w:cs="Arial"/>
-                <w:sz w:val="20"/>
-                <w:szCs w:val="20"/>
-              </w:rPr>
-              <w:t>else “No”</w:t>
-            </w:r>
-            <w:r>
-              <w:rPr>
-                <w:rFonts w:ascii="Arial" w:eastAsia="Calibri" w:hAnsi="Arial" w:cs="Arial"/>
+                <w:rFonts w:ascii="Arial" w:hAnsi="Arial" w:cs="Arial"/>
+                <w:sz w:val="20"/>
+                <w:szCs w:val="20"/>
+              </w:rPr>
+              <w:t>| capitalize</w:t>
+            </w:r>
+            <w:r>
+              <w:rPr>
+                <w:rFonts w:ascii="Arial" w:hAnsi="Arial" w:cs="Arial"/>
                 <w:sz w:val="20"/>
                 <w:szCs w:val="20"/>
               </w:rPr>
@@ -1020,40 +921,32 @@
         </w:tc>
         <w:tc>
           <w:tcPr>
-            <w:tcW w:w="1800" w:type="dxa"/>
+            <w:tcW w:w="1890" w:type="dxa"/>
           </w:tcPr>
           <w:p>
             <w:pPr>
               <w:widowControl w:val="0"/>
               <w:rPr>
-                <w:rFonts w:ascii="Arial" w:hAnsi="Arial" w:cs="Arial"/>
-                <w:sz w:val="20"/>
-                <w:szCs w:val="20"/>
-              </w:rPr>
-            </w:pPr>
-            <w:r>
-              <w:rPr>
-                <w:rFonts w:ascii="Arial" w:hAnsi="Arial" w:cs="Arial"/>
-                <w:sz w:val="20"/>
-                <w:szCs w:val="20"/>
-              </w:rPr>
-              <w:t>{{ row.relationship_user</w:t>
-            </w:r>
-            <w:r>
-              <w:rPr>
-                <w:rFonts w:ascii="Arial" w:hAnsi="Arial" w:cs="Arial"/>
-                <w:sz w:val="20"/>
-                <w:szCs w:val="20"/>
-              </w:rPr>
-              <w:t>s</w:t>
-            </w:r>
-            <w:r>
-              <w:rPr>
-                <w:rFonts w:ascii="Arial" w:hAnsi="Arial" w:cs="Arial"/>
-                <w:sz w:val="20"/>
-                <w:szCs w:val="20"/>
-              </w:rPr>
-              <w:t>1</w:t>
+                <w:rFonts w:ascii="Arial" w:eastAsia="Calibri" w:hAnsi="Arial" w:cs="Arial"/>
+                <w:sz w:val="20"/>
+                <w:szCs w:val="20"/>
+              </w:rPr>
+            </w:pPr>
+            <w:r>
+              <w:rPr>
+                <w:rFonts w:ascii="Arial" w:hAnsi="Arial" w:cs="Arial"/>
+                <w:sz w:val="20"/>
+                <w:szCs w:val="20"/>
+              </w:rPr>
+              <w:t>{{ row.relationship_</w:t>
+            </w:r>
+            <w:r>
+              <w:rPr>
+                <w:rFonts w:ascii="Arial" w:hAnsi="Arial" w:cs="Arial"/>
+                <w:sz w:val="20"/>
+                <w:szCs w:val="20"/>
+              </w:rPr>
+              <w:t>OP</w:t>
             </w:r>
             <w:r>
               <w:rPr>
@@ -1083,13 +976,13 @@
         </w:tc>
         <w:tc>
           <w:tcPr>
-            <w:tcW w:w="1890" w:type="dxa"/>
+            <w:tcW w:w="1355" w:type="dxa"/>
           </w:tcPr>
           <w:p>
             <w:pPr>
               <w:widowControl w:val="0"/>
               <w:rPr>
-                <w:rFonts w:ascii="Arial" w:eastAsia="Calibri" w:hAnsi="Arial" w:cs="Arial"/>
+                <w:rFonts w:ascii="Arial" w:hAnsi="Arial" w:cs="Arial"/>
                 <w:sz w:val="20"/>
                 <w:szCs w:val="20"/>
               </w:rPr>
@@ -1102,71 +995,6 @@
               </w:rPr>
               <w:t xml:space="preserve">{{ </w:t>
             </w:r>
-            <w:proofErr w:type="spellStart"/>
-            <w:r>
-              <w:rPr>
-                <w:rFonts w:ascii="Arial" w:hAnsi="Arial" w:cs="Arial"/>
-                <w:sz w:val="20"/>
-                <w:szCs w:val="20"/>
-              </w:rPr>
-              <w:t>row.relationship_</w:t>
-            </w:r>
-            <w:r>
-              <w:rPr>
-                <w:rFonts w:ascii="Arial" w:hAnsi="Arial" w:cs="Arial"/>
-                <w:sz w:val="20"/>
-                <w:szCs w:val="20"/>
-              </w:rPr>
-              <w:t>OP</w:t>
-            </w:r>
-            <w:proofErr w:type="spellEnd"/>
-            <w:r>
-              <w:rPr>
-                <w:rFonts w:ascii="Arial" w:hAnsi="Arial" w:cs="Arial"/>
-                <w:sz w:val="20"/>
-                <w:szCs w:val="20"/>
-              </w:rPr>
-              <w:t xml:space="preserve"> </w:t>
-            </w:r>
-            <w:r>
-              <w:rPr>
-                <w:rFonts w:ascii="Arial" w:hAnsi="Arial" w:cs="Arial"/>
-                <w:sz w:val="20"/>
-                <w:szCs w:val="20"/>
-              </w:rPr>
-              <w:t>| capitalize</w:t>
-            </w:r>
-            <w:r>
-              <w:rPr>
-                <w:rFonts w:ascii="Arial" w:hAnsi="Arial" w:cs="Arial"/>
-                <w:sz w:val="20"/>
-                <w:szCs w:val="20"/>
-              </w:rPr>
-              <w:t>}}</w:t>
-            </w:r>
-          </w:p>
-        </w:tc>
-        <w:tc>
-          <w:tcPr>
-            <w:tcW w:w="1355" w:type="dxa"/>
-          </w:tcPr>
-          <w:p>
-            <w:pPr>
-              <w:widowControl w:val="0"/>
-              <w:rPr>
-                <w:rFonts w:ascii="Arial" w:hAnsi="Arial" w:cs="Arial"/>
-                <w:sz w:val="20"/>
-                <w:szCs w:val="20"/>
-              </w:rPr>
-            </w:pPr>
-            <w:r>
-              <w:rPr>
-                <w:rFonts w:ascii="Arial" w:hAnsi="Arial" w:cs="Arial"/>
-                <w:sz w:val="20"/>
-                <w:szCs w:val="20"/>
-              </w:rPr>
-              <w:t xml:space="preserve">{{ </w:t>
-            </w:r>
             <w:r>
               <w:rPr>
                 <w:rFonts w:ascii="Arial" w:eastAsia="Calibri" w:hAnsi="Arial" w:cs="Arial"/>
@@ -1175,7 +1003,6 @@
               </w:rPr>
               <w:t xml:space="preserve">“Yes” if </w:t>
             </w:r>
-            <w:proofErr w:type="spellStart"/>
             <w:r>
               <w:rPr>
                 <w:rFonts w:ascii="Arial" w:hAnsi="Arial" w:cs="Arial"/>
@@ -1184,7 +1011,6 @@
               </w:rPr>
               <w:t>row.custody_wanted</w:t>
             </w:r>
-            <w:proofErr w:type="spellEnd"/>
             <w:r>
               <w:rPr>
                 <w:rFonts w:ascii="Arial" w:eastAsia="Calibri" w:hAnsi="Arial" w:cs="Arial"/>
@@ -1223,25 +1049,7 @@
                 <w:sz w:val="20"/>
                 <w:szCs w:val="20"/>
               </w:rPr>
-              <w:t xml:space="preserve">{%tr </w:t>
-            </w:r>
-            <w:proofErr w:type="spellStart"/>
-            <w:r>
-              <w:rPr>
-                <w:rFonts w:ascii="Arial" w:eastAsia="Calibri" w:hAnsi="Arial" w:cs="Arial"/>
-                <w:sz w:val="20"/>
-                <w:szCs w:val="20"/>
-              </w:rPr>
-              <w:t>endfor</w:t>
-            </w:r>
-            <w:proofErr w:type="spellEnd"/>
-            <w:r>
-              <w:rPr>
-                <w:rFonts w:ascii="Arial" w:eastAsia="Calibri" w:hAnsi="Arial" w:cs="Arial"/>
-                <w:sz w:val="20"/>
-                <w:szCs w:val="20"/>
-              </w:rPr>
-              <w:t xml:space="preserve"> %}</w:t>
+              <w:t>{%tr endfor %}</w:t>
             </w:r>
           </w:p>
         </w:tc>
@@ -1347,7 +1155,6 @@
         </w:rPr>
         <w:t xml:space="preserve">{%p </w:t>
       </w:r>
-      <w:proofErr w:type="spellStart"/>
       <w:r>
         <w:rPr>
           <w:rFonts w:ascii="Arial" w:hAnsi="Arial" w:cs="Arial"/>
@@ -1362,34 +1169,7 @@
           <w:sz w:val="24"/>
           <w:szCs w:val="24"/>
         </w:rPr>
-        <w:t>if</w:t>
-      </w:r>
-      <w:proofErr w:type="spellEnd"/>
-      <w:r>
-        <w:rPr>
-          <w:rFonts w:ascii="Arial" w:hAnsi="Arial" w:cs="Arial"/>
-          <w:sz w:val="24"/>
-          <w:szCs w:val="24"/>
-        </w:rPr>
-        <w:t xml:space="preserve"> </w:t>
-      </w:r>
-      <w:proofErr w:type="spellStart"/>
-      <w:r>
-        <w:rPr>
-          <w:rFonts w:ascii="Arial" w:hAnsi="Arial" w:cs="Arial"/>
-          <w:sz w:val="24"/>
-          <w:szCs w:val="24"/>
-        </w:rPr>
-        <w:t>field.is_object_list</w:t>
-      </w:r>
-      <w:proofErr w:type="spellEnd"/>
-      <w:r>
-        <w:rPr>
-          <w:rFonts w:ascii="Arial" w:hAnsi="Arial" w:cs="Arial"/>
-          <w:sz w:val="24"/>
-          <w:szCs w:val="24"/>
-        </w:rPr>
-        <w:t xml:space="preserve">() %} </w:t>
+        <w:t xml:space="preserve">if field.is_object_list() %} </w:t>
       </w:r>
     </w:p>
     <w:p>
@@ -1407,16 +1187,7 @@
           <w:sz w:val="24"/>
           <w:szCs w:val="24"/>
         </w:rPr>
-        <w:t xml:space="preserve">{{ </w:t>
-      </w:r>
-      <w:proofErr w:type="spellStart"/>
-      <w:r>
-        <w:rPr>
-          <w:rFonts w:ascii="Arial" w:hAnsi="Arial" w:cs="Arial"/>
-          <w:sz w:val="24"/>
-          <w:szCs w:val="24"/>
-        </w:rPr>
-        <w:t>field.</w:t>
+        <w:t>{{ field.</w:t>
       </w:r>
       <w:r>
         <w:rPr>
@@ -1426,7 +1197,6 @@
         </w:rPr>
         <w:t>label</w:t>
       </w:r>
-      <w:proofErr w:type="spellEnd"/>
       <w:r>
         <w:rPr>
           <w:rFonts w:ascii="Arial" w:hAnsi="Arial" w:cs="Arial"/>
@@ -1468,47 +1238,7 @@
                 <w:sz w:val="24"/>
                 <w:szCs w:val="24"/>
               </w:rPr>
-              <w:t>{%</w:t>
-            </w:r>
-            <w:proofErr w:type="spellStart"/>
-            <w:r>
-              <w:rPr>
-                <w:rFonts w:ascii="Arial" w:hAnsi="Arial" w:cs="Arial"/>
-                <w:b/>
-                <w:sz w:val="24"/>
-                <w:szCs w:val="24"/>
-              </w:rPr>
-              <w:t>tc</w:t>
-            </w:r>
-            <w:proofErr w:type="spellEnd"/>
-            <w:r>
-              <w:rPr>
-                <w:rFonts w:ascii="Arial" w:hAnsi="Arial" w:cs="Arial"/>
-                <w:b/>
-                <w:sz w:val="24"/>
-                <w:szCs w:val="24"/>
-              </w:rPr>
-              <w:t xml:space="preserve"> for column in </w:t>
-            </w:r>
-            <w:proofErr w:type="spellStart"/>
-            <w:r>
-              <w:rPr>
-                <w:rFonts w:ascii="Arial" w:hAnsi="Arial" w:cs="Arial"/>
-                <w:b/>
-                <w:sz w:val="24"/>
-                <w:szCs w:val="24"/>
-              </w:rPr>
-              <w:t>field.columns</w:t>
-            </w:r>
-            <w:proofErr w:type="spellEnd"/>
-            <w:r>
-              <w:rPr>
-                <w:rFonts w:ascii="Arial" w:hAnsi="Arial" w:cs="Arial"/>
-                <w:b/>
-                <w:sz w:val="24"/>
-                <w:szCs w:val="24"/>
-              </w:rPr>
-              <w:t>() %}</w:t>
+              <w:t>{%tc for column in field.columns() %}</w:t>
             </w:r>
           </w:p>
         </w:tc>
@@ -1574,47 +1304,7 @@
                 <w:sz w:val="24"/>
                 <w:szCs w:val="24"/>
               </w:rPr>
-              <w:t>{%</w:t>
-            </w:r>
-            <w:proofErr w:type="spellStart"/>
-            <w:r>
-              <w:rPr>
-                <w:rFonts w:ascii="Arial" w:hAnsi="Arial" w:cs="Arial"/>
-                <w:b/>
-                <w:sz w:val="24"/>
-                <w:szCs w:val="24"/>
-              </w:rPr>
-              <w:t>tc</w:t>
-            </w:r>
-            <w:proofErr w:type="spellEnd"/>
-            <w:r>
-              <w:rPr>
-                <w:rFonts w:ascii="Arial" w:hAnsi="Arial" w:cs="Arial"/>
-                <w:b/>
-                <w:sz w:val="24"/>
-                <w:szCs w:val="24"/>
-              </w:rPr>
-              <w:t xml:space="preserve"> </w:t>
-            </w:r>
-            <w:proofErr w:type="spellStart"/>
-            <w:r>
-              <w:rPr>
-                <w:rFonts w:ascii="Arial" w:hAnsi="Arial" w:cs="Arial"/>
-                <w:b/>
-                <w:sz w:val="24"/>
-                <w:szCs w:val="24"/>
-              </w:rPr>
-              <w:t>endfor</w:t>
-            </w:r>
-            <w:proofErr w:type="spellEnd"/>
-            <w:r>
-              <w:rPr>
-                <w:rFonts w:ascii="Arial" w:hAnsi="Arial" w:cs="Arial"/>
-                <w:b/>
-                <w:sz w:val="24"/>
-                <w:szCs w:val="24"/>
-              </w:rPr>
-              <w:t xml:space="preserve"> %}</w:t>
+              <w:t>{%tc endfor %}</w:t>
             </w:r>
           </w:p>
         </w:tc>
@@ -1638,25 +1328,7 @@
                 <w:sz w:val="24"/>
                 <w:szCs w:val="24"/>
               </w:rPr>
-              <w:t xml:space="preserve">{%tr for row in </w:t>
-            </w:r>
-            <w:proofErr w:type="spellStart"/>
-            <w:r>
-              <w:rPr>
-                <w:rFonts w:ascii="Arial" w:hAnsi="Arial" w:cs="Arial"/>
-                <w:sz w:val="24"/>
-                <w:szCs w:val="24"/>
-              </w:rPr>
-              <w:t>field.overflow_value</w:t>
-            </w:r>
-            <w:proofErr w:type="spellEnd"/>
-            <w:r>
-              <w:rPr>
-                <w:rFonts w:ascii="Arial" w:hAnsi="Arial" w:cs="Arial"/>
-                <w:sz w:val="24"/>
-                <w:szCs w:val="24"/>
-              </w:rPr>
-              <w:t>() %}</w:t>
+              <w:t>{%tr for row in field.overflow_value() %}</w:t>
             </w:r>
           </w:p>
         </w:tc>
@@ -1708,43 +1380,7 @@
                 <w:sz w:val="24"/>
                 <w:szCs w:val="24"/>
               </w:rPr>
-              <w:t>{%</w:t>
-            </w:r>
-            <w:proofErr w:type="spellStart"/>
-            <w:r>
-              <w:rPr>
-                <w:rFonts w:ascii="Arial" w:hAnsi="Arial" w:cs="Arial"/>
-                <w:sz w:val="24"/>
-                <w:szCs w:val="24"/>
-              </w:rPr>
-              <w:t>tc</w:t>
-            </w:r>
-            <w:proofErr w:type="spellEnd"/>
-            <w:r>
-              <w:rPr>
-                <w:rFonts w:ascii="Arial" w:hAnsi="Arial" w:cs="Arial"/>
-                <w:sz w:val="24"/>
-                <w:szCs w:val="24"/>
-              </w:rPr>
-              <w:t xml:space="preserve"> for column in </w:t>
-            </w:r>
-            <w:proofErr w:type="spellStart"/>
-            <w:r>
-              <w:rPr>
-                <w:rFonts w:ascii="Arial" w:hAnsi="Arial" w:cs="Arial"/>
-                <w:sz w:val="24"/>
-                <w:szCs w:val="24"/>
-              </w:rPr>
-              <w:t>field.columns</w:t>
-            </w:r>
-            <w:proofErr w:type="spellEnd"/>
-            <w:r>
-              <w:rPr>
-                <w:rFonts w:ascii="Arial" w:hAnsi="Arial" w:cs="Arial"/>
-                <w:sz w:val="24"/>
-                <w:szCs w:val="24"/>
-              </w:rPr>
-              <w:t>() %}</w:t>
+              <w:t>{%tc for column in field.columns() %}</w:t>
             </w:r>
           </w:p>
         </w:tc>
@@ -1766,25 +1402,7 @@
                 <w:sz w:val="24"/>
                 <w:szCs w:val="24"/>
               </w:rPr>
-              <w:t xml:space="preserve">{{ </w:t>
-            </w:r>
-            <w:proofErr w:type="spellStart"/>
-            <w:r>
-              <w:rPr>
-                <w:rFonts w:ascii="Arial" w:hAnsi="Arial" w:cs="Arial"/>
-                <w:sz w:val="24"/>
-                <w:szCs w:val="24"/>
-              </w:rPr>
-              <w:t>safeattr</w:t>
-            </w:r>
-            <w:proofErr w:type="spellEnd"/>
-            <w:r>
-              <w:rPr>
-                <w:rFonts w:ascii="Arial" w:hAnsi="Arial" w:cs="Arial"/>
-                <w:sz w:val="24"/>
-                <w:szCs w:val="24"/>
-              </w:rPr>
-              <w:t>(row, key(column)) }}</w:t>
+              <w:t>{{ safeattr(row, key(column)) }}</w:t>
             </w:r>
           </w:p>
         </w:tc>
@@ -1806,43 +1424,7 @@
                 <w:sz w:val="24"/>
                 <w:szCs w:val="24"/>
               </w:rPr>
-              <w:t>{%</w:t>
-            </w:r>
-            <w:proofErr w:type="spellStart"/>
-            <w:r>
-              <w:rPr>
-                <w:rFonts w:ascii="Arial" w:hAnsi="Arial" w:cs="Arial"/>
-                <w:sz w:val="24"/>
-                <w:szCs w:val="24"/>
-              </w:rPr>
-              <w:t>tc</w:t>
-            </w:r>
-            <w:proofErr w:type="spellEnd"/>
-            <w:r>
-              <w:rPr>
-                <w:rFonts w:ascii="Arial" w:hAnsi="Arial" w:cs="Arial"/>
-                <w:sz w:val="24"/>
-                <w:szCs w:val="24"/>
-              </w:rPr>
-              <w:t xml:space="preserve"> </w:t>
-            </w:r>
-            <w:proofErr w:type="spellStart"/>
-            <w:r>
-              <w:rPr>
-                <w:rFonts w:ascii="Arial" w:hAnsi="Arial" w:cs="Arial"/>
-                <w:sz w:val="24"/>
-                <w:szCs w:val="24"/>
-              </w:rPr>
-              <w:t>endfor</w:t>
-            </w:r>
-            <w:proofErr w:type="spellEnd"/>
-            <w:r>
-              <w:rPr>
-                <w:rFonts w:ascii="Arial" w:hAnsi="Arial" w:cs="Arial"/>
-                <w:sz w:val="24"/>
-                <w:szCs w:val="24"/>
-              </w:rPr>
-              <w:t xml:space="preserve"> %}</w:t>
+              <w:t>{%tc endfor %}</w:t>
             </w:r>
           </w:p>
         </w:tc>
@@ -1866,25 +1448,7 @@
                 <w:sz w:val="24"/>
                 <w:szCs w:val="24"/>
               </w:rPr>
-              <w:t xml:space="preserve">{%tr </w:t>
-            </w:r>
-            <w:proofErr w:type="spellStart"/>
-            <w:r>
-              <w:rPr>
-                <w:rFonts w:ascii="Arial" w:hAnsi="Arial" w:cs="Arial"/>
-                <w:sz w:val="24"/>
-                <w:szCs w:val="24"/>
-              </w:rPr>
-              <w:t>endfor</w:t>
-            </w:r>
-            <w:proofErr w:type="spellEnd"/>
-            <w:r>
-              <w:rPr>
-                <w:rFonts w:ascii="Arial" w:hAnsi="Arial" w:cs="Arial"/>
-                <w:sz w:val="24"/>
-                <w:szCs w:val="24"/>
-              </w:rPr>
-              <w:t xml:space="preserve"> %}</w:t>
+              <w:t>{%tr endfor %}</w:t>
             </w:r>
           </w:p>
         </w:tc>
@@ -1942,43 +1506,7 @@
           <w:szCs w:val="24"/>
         </w:rPr>
         <w:lastRenderedPageBreak/>
-        <w:t xml:space="preserve">{%p </w:t>
-      </w:r>
-      <w:proofErr w:type="spellStart"/>
-      <w:r>
-        <w:rPr>
-          <w:rFonts w:ascii="Arial" w:hAnsi="Arial" w:cs="Arial"/>
-          <w:sz w:val="24"/>
-          <w:szCs w:val="24"/>
-        </w:rPr>
-        <w:t>elif</w:t>
-      </w:r>
-      <w:proofErr w:type="spellEnd"/>
-      <w:r>
-        <w:rPr>
-          <w:rFonts w:ascii="Arial" w:hAnsi="Arial" w:cs="Arial"/>
-          <w:sz w:val="24"/>
-          <w:szCs w:val="24"/>
-        </w:rPr>
-        <w:t xml:space="preserve"> </w:t>
-      </w:r>
-      <w:proofErr w:type="spellStart"/>
-      <w:r>
-        <w:rPr>
-          <w:rFonts w:ascii="Arial" w:hAnsi="Arial" w:cs="Arial"/>
-          <w:sz w:val="24"/>
-          <w:szCs w:val="24"/>
-        </w:rPr>
-        <w:t>field.is_list</w:t>
-      </w:r>
-      <w:proofErr w:type="spellEnd"/>
-      <w:r>
-        <w:rPr>
-          <w:rFonts w:ascii="Arial" w:hAnsi="Arial" w:cs="Arial"/>
-          <w:sz w:val="24"/>
-          <w:szCs w:val="24"/>
-        </w:rPr>
-        <w:t>() %}</w:t>
+        <w:t>{%p elif field.is_list() %}</w:t>
       </w:r>
     </w:p>
     <w:p>
@@ -2005,16 +1533,7 @@
           <w:sz w:val="24"/>
           <w:szCs w:val="24"/>
         </w:rPr>
-        <w:t xml:space="preserve">{{ </w:t>
-      </w:r>
-      <w:proofErr w:type="spellStart"/>
-      <w:r>
-        <w:rPr>
-          <w:rFonts w:ascii="Arial" w:hAnsi="Arial" w:cs="Arial"/>
-          <w:sz w:val="24"/>
-          <w:szCs w:val="24"/>
-        </w:rPr>
-        <w:t>field.</w:t>
+        <w:t>{{ field.</w:t>
       </w:r>
       <w:r>
         <w:rPr>
@@ -2024,7 +1543,6 @@
         </w:rPr>
         <w:t>label</w:t>
       </w:r>
-      <w:proofErr w:type="spellEnd"/>
       <w:r>
         <w:rPr>
           <w:rFonts w:ascii="Arial" w:hAnsi="Arial" w:cs="Arial"/>
@@ -2053,25 +1571,7 @@
           <w:sz w:val="24"/>
           <w:szCs w:val="24"/>
         </w:rPr>
-        <w:t xml:space="preserve">{%p for item in </w:t>
-      </w:r>
-      <w:proofErr w:type="spellStart"/>
-      <w:r>
-        <w:rPr>
-          <w:rFonts w:ascii="Arial" w:hAnsi="Arial" w:cs="Arial"/>
-          <w:sz w:val="24"/>
-          <w:szCs w:val="24"/>
-        </w:rPr>
-        <w:t>field.overflow_value</w:t>
-      </w:r>
-      <w:proofErr w:type="spellEnd"/>
-      <w:r>
-        <w:rPr>
-          <w:rFonts w:ascii="Arial" w:hAnsi="Arial" w:cs="Arial"/>
-          <w:sz w:val="24"/>
-          <w:szCs w:val="24"/>
-        </w:rPr>
-        <w:t>() %}</w:t>
+        <w:t>{%p for item in field.overflow_value() %}</w:t>
       </w:r>
     </w:p>
     <w:p>
@@ -2115,18 +1615,8 @@
           <w:sz w:val="24"/>
           <w:szCs w:val="24"/>
         </w:rPr>
-        <w:t xml:space="preserve">{%p </w:t>
-      </w:r>
-      <w:proofErr w:type="spellStart"/>
-      <w:r>
-        <w:rPr>
-          <w:rFonts w:ascii="Arial" w:hAnsi="Arial" w:cs="Arial"/>
-          <w:sz w:val="24"/>
-          <w:szCs w:val="24"/>
-        </w:rPr>
-        <w:t>endfor</w:t>
-      </w:r>
-      <w:proofErr w:type="spellEnd"/>
+        <w:t>{%p endfor</w:t>
+      </w:r>
       <w:r>
         <w:rPr>
           <w:rFonts w:ascii="Arial" w:hAnsi="Arial" w:cs="Arial"/>
@@ -2193,9 +1683,8 @@
           <w:sz w:val="24"/>
           <w:szCs w:val="24"/>
         </w:rPr>
-        <w:t xml:space="preserve">{{ </w:t>
-      </w:r>
-      <w:proofErr w:type="spellStart"/>
+        <w:t>{{ field.</w:t>
+      </w:r>
       <w:r>
         <w:rPr>
           <w:rFonts w:ascii="Arial" w:hAnsi="Arial" w:cs="Arial"/>
@@ -2203,7 +1692,7 @@
           <w:sz w:val="24"/>
           <w:szCs w:val="24"/>
         </w:rPr>
-        <w:t>field.</w:t>
+        <w:t>label</w:t>
       </w:r>
       <w:r>
         <w:rPr>
@@ -2212,16 +1701,6 @@
           <w:sz w:val="24"/>
           <w:szCs w:val="24"/>
         </w:rPr>
-        <w:t>label</w:t>
-      </w:r>
-      <w:proofErr w:type="spellEnd"/>
-      <w:r>
-        <w:rPr>
-          <w:rFonts w:ascii="Arial" w:hAnsi="Arial" w:cs="Arial"/>
-          <w:b/>
-          <w:sz w:val="24"/>
-          <w:szCs w:val="24"/>
-        </w:rPr>
         <w:t xml:space="preserve"> }}</w:t>
       </w:r>
       <w:r>
@@ -2230,43 +1709,197 @@
           <w:sz w:val="24"/>
           <w:szCs w:val="24"/>
         </w:rPr>
-        <w:t xml:space="preserve">: {{ </w:t>
-      </w:r>
-      <w:proofErr w:type="spellStart"/>
-      <w:r>
-        <w:rPr>
-          <w:rFonts w:ascii="Arial" w:hAnsi="Arial" w:cs="Arial"/>
-          <w:sz w:val="24"/>
-          <w:szCs w:val="24"/>
-        </w:rPr>
-        <w:t>field.overflow_value</w:t>
-      </w:r>
-      <w:proofErr w:type="spellEnd"/>
-      <w:r>
-        <w:rPr>
-          <w:rFonts w:ascii="Arial" w:hAnsi="Arial" w:cs="Arial"/>
-          <w:sz w:val="24"/>
-          <w:szCs w:val="24"/>
-        </w:rPr>
-        <w:t>(</w:t>
-      </w:r>
-      <w:proofErr w:type="spellStart"/>
-      <w:r>
-        <w:rPr>
-          <w:rFonts w:ascii="Arial" w:hAnsi="Arial" w:cs="Arial"/>
-          <w:sz w:val="24"/>
-          <w:szCs w:val="24"/>
-        </w:rPr>
-        <w:t>overflow_message</w:t>
-      </w:r>
-      <w:proofErr w:type="spellEnd"/>
-      <w:r>
-        <w:rPr>
-          <w:rFonts w:ascii="Arial" w:hAnsi="Arial" w:cs="Arial"/>
-          <w:sz w:val="24"/>
-          <w:szCs w:val="24"/>
-        </w:rPr>
-        <w:t>=</w:t>
+        <w:t>: {{ field.overflow_value(</w:t>
+      </w:r>
+      <w:r>
+        <w:rPr>
+          <w:rFonts w:ascii="Arial" w:hAnsi="Arial" w:cs="Arial"/>
+          <w:sz w:val="24"/>
+          <w:szCs w:val="24"/>
+        </w:rPr>
+        <w:t>overflow_message=</w:t>
+      </w:r>
+      <w:r>
+        <w:rPr>
+          <w:rFonts w:ascii="Arial" w:hAnsi="Arial" w:cs="Arial"/>
+          <w:sz w:val="24"/>
+          <w:szCs w:val="24"/>
+        </w:rPr>
+        <w:t xml:space="preserve"> RFAaffidavit</w:t>
+      </w:r>
+      <w:r>
+        <w:rPr>
+          <w:rFonts w:ascii="Arial" w:hAnsi="Arial" w:cs="Arial"/>
+          <w:sz w:val="24"/>
+          <w:szCs w:val="24"/>
+        </w:rPr>
+        <w:t>.default_overflow_message</w:t>
+      </w:r>
+      <w:r>
+        <w:rPr>
+          <w:rFonts w:ascii="Arial" w:hAnsi="Arial" w:cs="Arial"/>
+          <w:sz w:val="24"/>
+          <w:szCs w:val="24"/>
+        </w:rPr>
+        <w:t>) }}</w:t>
+      </w:r>
+    </w:p>
+    <w:p>
+      <w:pPr>
+        <w:rPr>
+          <w:rFonts w:ascii="Arial" w:hAnsi="Arial" w:cs="Arial"/>
+          <w:sz w:val="24"/>
+          <w:szCs w:val="24"/>
+        </w:rPr>
+      </w:pPr>
+      <w:r>
+        <w:rPr>
+          <w:rFonts w:ascii="Arial" w:hAnsi="Arial" w:cs="Arial"/>
+          <w:sz w:val="24"/>
+          <w:szCs w:val="24"/>
+        </w:rPr>
+        <w:t>{%p endif %}</w:t>
+      </w:r>
+    </w:p>
+    <w:p>
+      <w:pPr>
+        <w:rPr>
+          <w:rFonts w:ascii="Arial" w:hAnsi="Arial" w:cs="Arial"/>
+          <w:sz w:val="24"/>
+          <w:szCs w:val="24"/>
+        </w:rPr>
+      </w:pPr>
+      <w:r>
+        <w:rPr>
+          <w:rFonts w:ascii="Arial" w:hAnsi="Arial" w:cs="Arial"/>
+          <w:sz w:val="24"/>
+          <w:szCs w:val="24"/>
+        </w:rPr>
+        <w:t>{%p endfor %}</w:t>
+      </w:r>
+    </w:p>
+    <w:p>
+      <w:pPr>
+        <w:rPr>
+          <w:rFonts w:ascii="Arial" w:hAnsi="Arial" w:cs="Arial"/>
+          <w:sz w:val="24"/>
+          <w:szCs w:val="24"/>
+        </w:rPr>
+      </w:pPr>
+      <w:r>
+        <w:rPr>
+          <w:rFonts w:ascii="Arial" w:hAnsi="Arial" w:cs="Arial"/>
+          <w:sz w:val="24"/>
+          <w:szCs w:val="24"/>
+        </w:rPr>
+        <w:t>{%p endif %}</w:t>
+      </w:r>
+    </w:p>
+    <w:p>
+      <w:pPr>
+        <w:rPr>
+          <w:rFonts w:ascii="Arial" w:hAnsi="Arial" w:cs="Arial"/>
+          <w:sz w:val="24"/>
+          <w:szCs w:val="24"/>
+        </w:rPr>
+      </w:pPr>
+    </w:p>
+    <w:p>
+      <w:pPr>
+        <w:rPr>
+          <w:rFonts w:ascii="Arial" w:hAnsi="Arial" w:cs="Arial"/>
+          <w:sz w:val="24"/>
+          <w:szCs w:val="24"/>
+        </w:rPr>
+      </w:pPr>
+      <w:r>
+        <w:rPr>
+          <w:rFonts w:ascii="Arial" w:hAnsi="Arial" w:cs="Arial"/>
+          <w:sz w:val="24"/>
+          <w:szCs w:val="24"/>
+        </w:rPr>
+        <w:t xml:space="preserve">{%p if </w:t>
+      </w:r>
+      <w:r>
+        <w:rPr>
+          <w:rFonts w:ascii="Arial" w:hAnsi="Arial" w:cs="Arial"/>
+          <w:sz w:val="24"/>
+          <w:szCs w:val="24"/>
+        </w:rPr>
+        <w:t>RFA</w:t>
+      </w:r>
+      <w:r>
+        <w:rPr>
+          <w:rFonts w:ascii="Arial" w:hAnsi="Arial" w:cs="Arial"/>
+          <w:sz w:val="24"/>
+          <w:szCs w:val="24"/>
+        </w:rPr>
+        <w:t>complaint</w:t>
+      </w:r>
+      <w:r>
+        <w:rPr>
+          <w:rFonts w:ascii="Arial" w:hAnsi="Arial" w:cs="Arial"/>
+          <w:sz w:val="24"/>
+          <w:szCs w:val="24"/>
+        </w:rPr>
+        <w:t>onbehalfofminor</w:t>
+      </w:r>
+      <w:r>
+        <w:rPr>
+          <w:rFonts w:ascii="Arial" w:hAnsi="Arial" w:cs="Arial"/>
+          <w:sz w:val="24"/>
+          <w:szCs w:val="24"/>
+        </w:rPr>
+        <w:t>.enabled %}</w:t>
+      </w:r>
+    </w:p>
+    <w:p>
+      <w:pPr>
+        <w:rPr>
+          <w:rFonts w:ascii="Arial" w:hAnsi="Arial" w:cs="Arial"/>
+          <w:sz w:val="24"/>
+          <w:szCs w:val="24"/>
+        </w:rPr>
+      </w:pPr>
+      <w:r>
+        <w:rPr>
+          <w:rFonts w:ascii="Arial" w:hAnsi="Arial" w:cs="Arial"/>
+          <w:sz w:val="24"/>
+          <w:szCs w:val="24"/>
+        </w:rPr>
+        <w:t xml:space="preserve">{%p for field in </w:t>
+      </w:r>
+      <w:r>
+        <w:rPr>
+          <w:rFonts w:ascii="Arial" w:hAnsi="Arial" w:cs="Arial"/>
+          <w:sz w:val="24"/>
+          <w:szCs w:val="24"/>
+        </w:rPr>
+        <w:t>RFA</w:t>
+      </w:r>
+      <w:r>
+        <w:rPr>
+          <w:rFonts w:ascii="Arial" w:hAnsi="Arial" w:cs="Arial"/>
+          <w:sz w:val="24"/>
+          <w:szCs w:val="24"/>
+        </w:rPr>
+        <w:t>complaint</w:t>
+      </w:r>
+      <w:r>
+        <w:rPr>
+          <w:rFonts w:ascii="Arial" w:hAnsi="Arial" w:cs="Arial"/>
+          <w:sz w:val="24"/>
+          <w:szCs w:val="24"/>
+        </w:rPr>
+        <w:t>onbehalfofminor</w:t>
+      </w:r>
+      <w:r>
+        <w:rPr>
+          <w:rFonts w:ascii="Arial" w:hAnsi="Arial" w:cs="Arial"/>
+          <w:sz w:val="24"/>
+          <w:szCs w:val="24"/>
+        </w:rPr>
+        <w:t>.overflow()</w:t>
       </w:r>
       <w:r>
         <w:rPr>
@@ -2276,236 +1909,6 @@
         </w:rPr>
         <w:t xml:space="preserve"> </w:t>
       </w:r>
-      <w:proofErr w:type="spellStart"/>
-      <w:r>
-        <w:rPr>
-          <w:rFonts w:ascii="Arial" w:hAnsi="Arial" w:cs="Arial"/>
-          <w:sz w:val="24"/>
-          <w:szCs w:val="24"/>
-        </w:rPr>
-        <w:t>RFAaffidavit</w:t>
-      </w:r>
-      <w:r>
-        <w:rPr>
-          <w:rFonts w:ascii="Arial" w:hAnsi="Arial" w:cs="Arial"/>
-          <w:sz w:val="24"/>
-          <w:szCs w:val="24"/>
-        </w:rPr>
-        <w:t>.default_overflow_message</w:t>
-      </w:r>
-      <w:proofErr w:type="spellEnd"/>
-      <w:r>
-        <w:rPr>
-          <w:rFonts w:ascii="Arial" w:hAnsi="Arial" w:cs="Arial"/>
-          <w:sz w:val="24"/>
-          <w:szCs w:val="24"/>
-        </w:rPr>
-        <w:t>) }}</w:t>
-      </w:r>
-    </w:p>
-    <w:p>
-      <w:pPr>
-        <w:rPr>
-          <w:rFonts w:ascii="Arial" w:hAnsi="Arial" w:cs="Arial"/>
-          <w:sz w:val="24"/>
-          <w:szCs w:val="24"/>
-        </w:rPr>
-      </w:pPr>
-      <w:r>
-        <w:rPr>
-          <w:rFonts w:ascii="Arial" w:hAnsi="Arial" w:cs="Arial"/>
-          <w:sz w:val="24"/>
-          <w:szCs w:val="24"/>
-        </w:rPr>
-        <w:t>{%p endif %}</w:t>
-      </w:r>
-    </w:p>
-    <w:p>
-      <w:pPr>
-        <w:rPr>
-          <w:rFonts w:ascii="Arial" w:hAnsi="Arial" w:cs="Arial"/>
-          <w:sz w:val="24"/>
-          <w:szCs w:val="24"/>
-        </w:rPr>
-      </w:pPr>
-      <w:r>
-        <w:rPr>
-          <w:rFonts w:ascii="Arial" w:hAnsi="Arial" w:cs="Arial"/>
-          <w:sz w:val="24"/>
-          <w:szCs w:val="24"/>
-        </w:rPr>
-        <w:t xml:space="preserve">{%p </w:t>
-      </w:r>
-      <w:proofErr w:type="spellStart"/>
-      <w:r>
-        <w:rPr>
-          <w:rFonts w:ascii="Arial" w:hAnsi="Arial" w:cs="Arial"/>
-          <w:sz w:val="24"/>
-          <w:szCs w:val="24"/>
-        </w:rPr>
-        <w:t>endfor</w:t>
-      </w:r>
-      <w:proofErr w:type="spellEnd"/>
-      <w:r>
-        <w:rPr>
-          <w:rFonts w:ascii="Arial" w:hAnsi="Arial" w:cs="Arial"/>
-          <w:sz w:val="24"/>
-          <w:szCs w:val="24"/>
-        </w:rPr>
-        <w:t xml:space="preserve"> %}</w:t>
-      </w:r>
-    </w:p>
-    <w:p>
-      <w:pPr>
-        <w:rPr>
-          <w:rFonts w:ascii="Arial" w:hAnsi="Arial" w:cs="Arial"/>
-          <w:sz w:val="24"/>
-          <w:szCs w:val="24"/>
-        </w:rPr>
-      </w:pPr>
-      <w:r>
-        <w:rPr>
-          <w:rFonts w:ascii="Arial" w:hAnsi="Arial" w:cs="Arial"/>
-          <w:sz w:val="24"/>
-          <w:szCs w:val="24"/>
-        </w:rPr>
-        <w:t>{%p endif %}</w:t>
-      </w:r>
-    </w:p>
-    <w:p>
-      <w:pPr>
-        <w:rPr>
-          <w:rFonts w:ascii="Arial" w:hAnsi="Arial" w:cs="Arial"/>
-          <w:sz w:val="24"/>
-          <w:szCs w:val="24"/>
-        </w:rPr>
-      </w:pPr>
-    </w:p>
-    <w:p>
-      <w:pPr>
-        <w:rPr>
-          <w:rFonts w:ascii="Arial" w:hAnsi="Arial" w:cs="Arial"/>
-          <w:sz w:val="24"/>
-          <w:szCs w:val="24"/>
-        </w:rPr>
-      </w:pPr>
-      <w:r>
-        <w:rPr>
-          <w:rFonts w:ascii="Arial" w:hAnsi="Arial" w:cs="Arial"/>
-          <w:sz w:val="24"/>
-          <w:szCs w:val="24"/>
-        </w:rPr>
-        <w:t xml:space="preserve">{%p if </w:t>
-      </w:r>
-      <w:proofErr w:type="spellStart"/>
-      <w:r>
-        <w:rPr>
-          <w:rFonts w:ascii="Arial" w:hAnsi="Arial" w:cs="Arial"/>
-          <w:sz w:val="24"/>
-          <w:szCs w:val="24"/>
-        </w:rPr>
-        <w:t>RFA</w:t>
-      </w:r>
-      <w:r>
-        <w:rPr>
-          <w:rFonts w:ascii="Arial" w:hAnsi="Arial" w:cs="Arial"/>
-          <w:sz w:val="24"/>
-          <w:szCs w:val="24"/>
-        </w:rPr>
-        <w:t>complaint</w:t>
-      </w:r>
-      <w:r>
-        <w:rPr>
-          <w:rFonts w:ascii="Arial" w:hAnsi="Arial" w:cs="Arial"/>
-          <w:sz w:val="24"/>
-          <w:szCs w:val="24"/>
-        </w:rPr>
-        <w:t>onbehalfofminor</w:t>
-      </w:r>
-      <w:r>
-        <w:rPr>
-          <w:rFonts w:ascii="Arial" w:hAnsi="Arial" w:cs="Arial"/>
-          <w:sz w:val="24"/>
-          <w:szCs w:val="24"/>
-        </w:rPr>
-        <w:t>.enabled</w:t>
-      </w:r>
-      <w:proofErr w:type="spellEnd"/>
-      <w:r>
-        <w:rPr>
-          <w:rFonts w:ascii="Arial" w:hAnsi="Arial" w:cs="Arial"/>
-          <w:sz w:val="24"/>
-          <w:szCs w:val="24"/>
-        </w:rPr>
-        <w:t xml:space="preserve"> %}</w:t>
-      </w:r>
-    </w:p>
-    <w:p>
-      <w:pPr>
-        <w:rPr>
-          <w:rFonts w:ascii="Arial" w:hAnsi="Arial" w:cs="Arial"/>
-          <w:sz w:val="24"/>
-          <w:szCs w:val="24"/>
-        </w:rPr>
-      </w:pPr>
-      <w:r>
-        <w:rPr>
-          <w:rFonts w:ascii="Arial" w:hAnsi="Arial" w:cs="Arial"/>
-          <w:sz w:val="24"/>
-          <w:szCs w:val="24"/>
-        </w:rPr>
-        <w:t xml:space="preserve">{%p for field in </w:t>
-      </w:r>
-      <w:proofErr w:type="spellStart"/>
-      <w:r>
-        <w:rPr>
-          <w:rFonts w:ascii="Arial" w:hAnsi="Arial" w:cs="Arial"/>
-          <w:sz w:val="24"/>
-          <w:szCs w:val="24"/>
-        </w:rPr>
-        <w:t>RFA</w:t>
-      </w:r>
-      <w:r>
-        <w:rPr>
-          <w:rFonts w:ascii="Arial" w:hAnsi="Arial" w:cs="Arial"/>
-          <w:sz w:val="24"/>
-          <w:szCs w:val="24"/>
-        </w:rPr>
-        <w:t>complaint</w:t>
-      </w:r>
-      <w:r>
-        <w:rPr>
-          <w:rFonts w:ascii="Arial" w:hAnsi="Arial" w:cs="Arial"/>
-          <w:sz w:val="24"/>
-          <w:szCs w:val="24"/>
-        </w:rPr>
-        <w:t>onbehalfofminor</w:t>
-      </w:r>
-      <w:r>
-        <w:rPr>
-          <w:rFonts w:ascii="Arial" w:hAnsi="Arial" w:cs="Arial"/>
-          <w:sz w:val="24"/>
-          <w:szCs w:val="24"/>
-        </w:rPr>
-        <w:t>.overflow</w:t>
-      </w:r>
-      <w:proofErr w:type="spellEnd"/>
-      <w:r>
-        <w:rPr>
-          <w:rFonts w:ascii="Arial" w:hAnsi="Arial" w:cs="Arial"/>
-          <w:sz w:val="24"/>
-          <w:szCs w:val="24"/>
-        </w:rPr>
-        <w:t>()</w:t>
-      </w:r>
-      <w:r>
-        <w:rPr>
-          <w:rFonts w:ascii="Arial" w:hAnsi="Arial" w:cs="Arial"/>
-          <w:sz w:val="24"/>
-          <w:szCs w:val="24"/>
-        </w:rPr>
-        <w:t xml:space="preserve"> </w:t>
-      </w:r>
       <w:r>
         <w:rPr>
           <w:rFonts w:ascii="Arial" w:hAnsi="Arial" w:cs="Arial"/>
@@ -2529,25 +1932,7 @@
           <w:sz w:val="24"/>
           <w:szCs w:val="24"/>
         </w:rPr>
-        <w:t xml:space="preserve">{%p if </w:t>
-      </w:r>
-      <w:proofErr w:type="spellStart"/>
-      <w:r>
-        <w:rPr>
-          <w:rFonts w:ascii="Arial" w:hAnsi="Arial" w:cs="Arial"/>
-          <w:sz w:val="24"/>
-          <w:szCs w:val="24"/>
-        </w:rPr>
-        <w:t>field.field_name</w:t>
-      </w:r>
-      <w:proofErr w:type="spellEnd"/>
-      <w:r>
-        <w:rPr>
-          <w:rFonts w:ascii="Arial" w:hAnsi="Arial" w:cs="Arial"/>
-          <w:sz w:val="24"/>
-          <w:szCs w:val="24"/>
-        </w:rPr>
-        <w:t xml:space="preserve"> == "children" %}</w:t>
+        <w:t>{%p if field.field_name == "children" %}</w:t>
       </w:r>
     </w:p>
     <w:p>
@@ -2790,25 +2175,7 @@
                 <w:sz w:val="20"/>
                 <w:szCs w:val="20"/>
               </w:rPr>
-              <w:t xml:space="preserve">{%tr for row in </w:t>
-            </w:r>
-            <w:proofErr w:type="spellStart"/>
-            <w:r>
-              <w:rPr>
-                <w:rFonts w:ascii="Arial" w:eastAsia="Calibri" w:hAnsi="Arial" w:cs="Arial"/>
-                <w:sz w:val="20"/>
-                <w:szCs w:val="20"/>
-              </w:rPr>
-              <w:t>field.overflow_value</w:t>
-            </w:r>
-            <w:proofErr w:type="spellEnd"/>
-            <w:r>
-              <w:rPr>
-                <w:rFonts w:ascii="Arial" w:eastAsia="Calibri" w:hAnsi="Arial" w:cs="Arial"/>
-                <w:sz w:val="20"/>
-                <w:szCs w:val="20"/>
-              </w:rPr>
-              <w:t>() %}</w:t>
+              <w:t>{%tr for row in field.overflow_value() %}</w:t>
             </w:r>
           </w:p>
         </w:tc>
@@ -2930,25 +2297,7 @@
                 <w:sz w:val="20"/>
                 <w:szCs w:val="20"/>
               </w:rPr>
-              <w:t>{{</w:t>
-            </w:r>
-            <w:proofErr w:type="spellStart"/>
-            <w:r>
-              <w:rPr>
-                <w:rFonts w:ascii="Arial" w:eastAsia="Calibri" w:hAnsi="Arial" w:cs="Arial"/>
-                <w:sz w:val="20"/>
-                <w:szCs w:val="20"/>
-              </w:rPr>
-              <w:t>row.birthdate</w:t>
-            </w:r>
-            <w:proofErr w:type="spellEnd"/>
-            <w:r>
-              <w:rPr>
-                <w:rFonts w:ascii="Arial" w:eastAsia="Calibri" w:hAnsi="Arial" w:cs="Arial"/>
-                <w:sz w:val="20"/>
-                <w:szCs w:val="20"/>
-              </w:rPr>
-              <w:t>.</w:t>
+              <w:t>{{row.birthdate.</w:t>
             </w:r>
             <w:r>
               <w:rPr>
@@ -2960,23 +2309,13 @@
               </w:rPr>
               <w:t xml:space="preserve"> </w:t>
             </w:r>
-            <w:proofErr w:type="spellStart"/>
-            <w:r>
-              <w:rPr>
-                <w:rFonts w:ascii="Arial" w:eastAsia="Calibri" w:hAnsi="Arial" w:cs="Arial"/>
-                <w:sz w:val="20"/>
-                <w:szCs w:val="20"/>
-              </w:rPr>
-              <w:t>strftime</w:t>
-            </w:r>
-            <w:proofErr w:type="spellEnd"/>
-            <w:r>
-              <w:rPr>
-                <w:rFonts w:ascii="Arial" w:eastAsia="Calibri" w:hAnsi="Arial" w:cs="Arial"/>
-                <w:sz w:val="20"/>
-                <w:szCs w:val="20"/>
-              </w:rPr>
-              <w:t>('%m/%d/%Y')</w:t>
+            <w:r>
+              <w:rPr>
+                <w:rFonts w:ascii="Arial" w:eastAsia="Calibri" w:hAnsi="Arial" w:cs="Arial"/>
+                <w:sz w:val="20"/>
+                <w:szCs w:val="20"/>
+              </w:rPr>
+              <w:t>strftime('%m/%d/%Y')</w:t>
             </w:r>
           </w:p>
           <w:p>
@@ -3027,19 +2366,72 @@
               </w:rPr>
               <w:t xml:space="preserve">“Yes” if </w:t>
             </w:r>
-            <w:proofErr w:type="spellStart"/>
-            <w:r>
-              <w:rPr>
-                <w:rFonts w:ascii="Arial" w:eastAsia="Calibri" w:hAnsi="Arial" w:cs="Arial"/>
-                <w:sz w:val="20"/>
-                <w:szCs w:val="20"/>
-              </w:rPr>
-              <w:t>row.in_danger</w:t>
-            </w:r>
-            <w:proofErr w:type="spellEnd"/>
-            <w:r>
-              <w:rPr>
-                <w:rFonts w:ascii="Arial" w:eastAsia="Calibri" w:hAnsi="Arial" w:cs="Arial"/>
+            <w:r>
+              <w:rPr>
+                <w:rFonts w:ascii="Arial" w:eastAsia="Calibri" w:hAnsi="Arial" w:cs="Arial"/>
+                <w:sz w:val="20"/>
+                <w:szCs w:val="20"/>
+              </w:rPr>
+              <w:t xml:space="preserve">row.in_danger </w:t>
+            </w:r>
+            <w:r>
+              <w:rPr>
+                <w:rFonts w:ascii="Arial" w:eastAsia="Calibri" w:hAnsi="Arial" w:cs="Arial"/>
+                <w:sz w:val="20"/>
+                <w:szCs w:val="20"/>
+              </w:rPr>
+              <w:t>else “No”</w:t>
+            </w:r>
+            <w:r>
+              <w:rPr>
+                <w:rFonts w:ascii="Arial" w:eastAsia="Calibri" w:hAnsi="Arial" w:cs="Arial"/>
+                <w:sz w:val="20"/>
+                <w:szCs w:val="20"/>
+              </w:rPr>
+              <w:t>}}</w:t>
+            </w:r>
+          </w:p>
+        </w:tc>
+        <w:tc>
+          <w:tcPr>
+            <w:tcW w:w="1800" w:type="dxa"/>
+          </w:tcPr>
+          <w:p>
+            <w:pPr>
+              <w:widowControl w:val="0"/>
+              <w:rPr>
+                <w:rFonts w:ascii="Arial" w:hAnsi="Arial" w:cs="Arial"/>
+                <w:sz w:val="20"/>
+                <w:szCs w:val="20"/>
+              </w:rPr>
+            </w:pPr>
+            <w:r>
+              <w:rPr>
+                <w:rFonts w:ascii="Arial" w:hAnsi="Arial" w:cs="Arial"/>
+                <w:sz w:val="20"/>
+                <w:szCs w:val="20"/>
+              </w:rPr>
+              <w:t>{{ row.relationship_user</w:t>
+            </w:r>
+            <w:r>
+              <w:rPr>
+                <w:rFonts w:ascii="Arial" w:hAnsi="Arial" w:cs="Arial"/>
+                <w:sz w:val="20"/>
+                <w:szCs w:val="20"/>
+              </w:rPr>
+              <w:t>s</w:t>
+            </w:r>
+            <w:r>
+              <w:rPr>
+                <w:rFonts w:ascii="Arial" w:hAnsi="Arial" w:cs="Arial"/>
+                <w:sz w:val="20"/>
+                <w:szCs w:val="20"/>
+              </w:rPr>
+              <w:t>1</w:t>
+            </w:r>
+            <w:r>
+              <w:rPr>
+                <w:rFonts w:ascii="Arial" w:hAnsi="Arial" w:cs="Arial"/>
                 <w:sz w:val="20"/>
                 <w:szCs w:val="20"/>
               </w:rPr>
@@ -3047,15 +2439,15 @@
             </w:r>
             <w:r>
               <w:rPr>
-                <w:rFonts w:ascii="Arial" w:eastAsia="Calibri" w:hAnsi="Arial" w:cs="Arial"/>
-                <w:sz w:val="20"/>
-                <w:szCs w:val="20"/>
-              </w:rPr>
-              <w:t>else “No”</w:t>
-            </w:r>
-            <w:r>
-              <w:rPr>
-                <w:rFonts w:ascii="Arial" w:eastAsia="Calibri" w:hAnsi="Arial" w:cs="Arial"/>
+                <w:rFonts w:ascii="Arial" w:hAnsi="Arial" w:cs="Arial"/>
+                <w:sz w:val="20"/>
+                <w:szCs w:val="20"/>
+              </w:rPr>
+              <w:t>| capitalize</w:t>
+            </w:r>
+            <w:r>
+              <w:rPr>
+                <w:rFonts w:ascii="Arial" w:hAnsi="Arial" w:cs="Arial"/>
                 <w:sz w:val="20"/>
                 <w:szCs w:val="20"/>
               </w:rPr>
@@ -3065,48 +2457,32 @@
         </w:tc>
         <w:tc>
           <w:tcPr>
-            <w:tcW w:w="1800" w:type="dxa"/>
+            <w:tcW w:w="1890" w:type="dxa"/>
           </w:tcPr>
           <w:p>
             <w:pPr>
               <w:widowControl w:val="0"/>
               <w:rPr>
-                <w:rFonts w:ascii="Arial" w:hAnsi="Arial" w:cs="Arial"/>
-                <w:sz w:val="20"/>
-                <w:szCs w:val="20"/>
-              </w:rPr>
-            </w:pPr>
-            <w:r>
-              <w:rPr>
-                <w:rFonts w:ascii="Arial" w:hAnsi="Arial" w:cs="Arial"/>
-                <w:sz w:val="20"/>
-                <w:szCs w:val="20"/>
-              </w:rPr>
-              <w:t>{{ row.relationship_user</w:t>
-            </w:r>
-            <w:r>
-              <w:rPr>
-                <w:rFonts w:ascii="Arial" w:hAnsi="Arial" w:cs="Arial"/>
-                <w:sz w:val="20"/>
-                <w:szCs w:val="20"/>
-              </w:rPr>
-              <w:t>s</w:t>
-            </w:r>
-            <w:r>
-              <w:rPr>
-                <w:rFonts w:ascii="Arial" w:hAnsi="Arial" w:cs="Arial"/>
-                <w:sz w:val="20"/>
-                <w:szCs w:val="20"/>
-              </w:rPr>
-              <w:t>1</w:t>
-            </w:r>
-            <w:r>
-              <w:rPr>
-                <w:rFonts w:ascii="Arial" w:hAnsi="Arial" w:cs="Arial"/>
-                <w:sz w:val="20"/>
-                <w:szCs w:val="20"/>
-              </w:rPr>
-              <w:t xml:space="preserve"> </w:t>
+                <w:rFonts w:ascii="Arial" w:eastAsia="Calibri" w:hAnsi="Arial" w:cs="Arial"/>
+                <w:sz w:val="20"/>
+                <w:szCs w:val="20"/>
+              </w:rPr>
+            </w:pPr>
+            <w:r>
+              <w:rPr>
+                <w:rFonts w:ascii="Arial" w:hAnsi="Arial" w:cs="Arial"/>
+                <w:sz w:val="20"/>
+                <w:szCs w:val="20"/>
+              </w:rPr>
+              <w:t>{{ row.relationship_</w:t>
+            </w:r>
+            <w:r>
+              <w:rPr>
+                <w:rFonts w:ascii="Arial" w:hAnsi="Arial" w:cs="Arial"/>
+                <w:sz w:val="20"/>
+                <w:szCs w:val="20"/>
+              </w:rPr>
+              <w:t xml:space="preserve">OP </w:t>
             </w:r>
             <w:r>
               <w:rPr>
@@ -3128,13 +2504,13 @@
         </w:tc>
         <w:tc>
           <w:tcPr>
-            <w:tcW w:w="1890" w:type="dxa"/>
+            <w:tcW w:w="1355" w:type="dxa"/>
           </w:tcPr>
           <w:p>
             <w:pPr>
               <w:widowControl w:val="0"/>
               <w:rPr>
-                <w:rFonts w:ascii="Arial" w:eastAsia="Calibri" w:hAnsi="Arial" w:cs="Arial"/>
+                <w:rFonts w:ascii="Arial" w:hAnsi="Arial" w:cs="Arial"/>
                 <w:sz w:val="20"/>
                 <w:szCs w:val="20"/>
               </w:rPr>
@@ -3147,71 +2523,6 @@
               </w:rPr>
               <w:t xml:space="preserve">{{ </w:t>
             </w:r>
-            <w:proofErr w:type="spellStart"/>
-            <w:r>
-              <w:rPr>
-                <w:rFonts w:ascii="Arial" w:hAnsi="Arial" w:cs="Arial"/>
-                <w:sz w:val="20"/>
-                <w:szCs w:val="20"/>
-              </w:rPr>
-              <w:t>row.relationship_</w:t>
-            </w:r>
-            <w:r>
-              <w:rPr>
-                <w:rFonts w:ascii="Arial" w:hAnsi="Arial" w:cs="Arial"/>
-                <w:sz w:val="20"/>
-                <w:szCs w:val="20"/>
-              </w:rPr>
-              <w:t>OP</w:t>
-            </w:r>
-            <w:proofErr w:type="spellEnd"/>
-            <w:r>
-              <w:rPr>
-                <w:rFonts w:ascii="Arial" w:hAnsi="Arial" w:cs="Arial"/>
-                <w:sz w:val="20"/>
-                <w:szCs w:val="20"/>
-              </w:rPr>
-              <w:t xml:space="preserve"> </w:t>
-            </w:r>
-            <w:r>
-              <w:rPr>
-                <w:rFonts w:ascii="Arial" w:hAnsi="Arial" w:cs="Arial"/>
-                <w:sz w:val="20"/>
-                <w:szCs w:val="20"/>
-              </w:rPr>
-              <w:t>| capitalize</w:t>
-            </w:r>
-            <w:r>
-              <w:rPr>
-                <w:rFonts w:ascii="Arial" w:hAnsi="Arial" w:cs="Arial"/>
-                <w:sz w:val="20"/>
-                <w:szCs w:val="20"/>
-              </w:rPr>
-              <w:t>}}</w:t>
-            </w:r>
-          </w:p>
-        </w:tc>
-        <w:tc>
-          <w:tcPr>
-            <w:tcW w:w="1355" w:type="dxa"/>
-          </w:tcPr>
-          <w:p>
-            <w:pPr>
-              <w:widowControl w:val="0"/>
-              <w:rPr>
-                <w:rFonts w:ascii="Arial" w:hAnsi="Arial" w:cs="Arial"/>
-                <w:sz w:val="20"/>
-                <w:szCs w:val="20"/>
-              </w:rPr>
-            </w:pPr>
-            <w:r>
-              <w:rPr>
-                <w:rFonts w:ascii="Arial" w:hAnsi="Arial" w:cs="Arial"/>
-                <w:sz w:val="20"/>
-                <w:szCs w:val="20"/>
-              </w:rPr>
-              <w:t xml:space="preserve">{{ </w:t>
-            </w:r>
             <w:r>
               <w:rPr>
                 <w:rFonts w:ascii="Arial" w:eastAsia="Calibri" w:hAnsi="Arial" w:cs="Arial"/>
@@ -3220,7 +2531,6 @@
               </w:rPr>
               <w:t xml:space="preserve">“Yes” if </w:t>
             </w:r>
-            <w:proofErr w:type="spellStart"/>
             <w:r>
               <w:rPr>
                 <w:rFonts w:ascii="Arial" w:hAnsi="Arial" w:cs="Arial"/>
@@ -3229,7 +2539,6 @@
               </w:rPr>
               <w:t>row.custody_wanted</w:t>
             </w:r>
-            <w:proofErr w:type="spellEnd"/>
             <w:r>
               <w:rPr>
                 <w:rFonts w:ascii="Arial" w:eastAsia="Calibri" w:hAnsi="Arial" w:cs="Arial"/>
@@ -3268,25 +2577,7 @@
                 <w:sz w:val="20"/>
                 <w:szCs w:val="20"/>
               </w:rPr>
-              <w:t xml:space="preserve">{%tr </w:t>
-            </w:r>
-            <w:proofErr w:type="spellStart"/>
-            <w:r>
-              <w:rPr>
-                <w:rFonts w:ascii="Arial" w:eastAsia="Calibri" w:hAnsi="Arial" w:cs="Arial"/>
-                <w:sz w:val="20"/>
-                <w:szCs w:val="20"/>
-              </w:rPr>
-              <w:t>endfor</w:t>
-            </w:r>
-            <w:proofErr w:type="spellEnd"/>
-            <w:r>
-              <w:rPr>
-                <w:rFonts w:ascii="Arial" w:eastAsia="Calibri" w:hAnsi="Arial" w:cs="Arial"/>
-                <w:sz w:val="20"/>
-                <w:szCs w:val="20"/>
-              </w:rPr>
-              <w:t xml:space="preserve"> %}</w:t>
+              <w:t>{%tr endfor %}</w:t>
             </w:r>
           </w:p>
         </w:tc>
@@ -3392,7 +2683,6 @@
         </w:rPr>
         <w:t xml:space="preserve">{%p </w:t>
       </w:r>
-      <w:proofErr w:type="spellStart"/>
       <w:r>
         <w:rPr>
           <w:rFonts w:ascii="Arial" w:hAnsi="Arial" w:cs="Arial"/>
@@ -3407,34 +2697,7 @@
           <w:sz w:val="24"/>
           <w:szCs w:val="24"/>
         </w:rPr>
-        <w:t>if</w:t>
-      </w:r>
-      <w:proofErr w:type="spellEnd"/>
-      <w:r>
-        <w:rPr>
-          <w:rFonts w:ascii="Arial" w:hAnsi="Arial" w:cs="Arial"/>
-          <w:sz w:val="24"/>
-          <w:szCs w:val="24"/>
-        </w:rPr>
-        <w:t xml:space="preserve"> </w:t>
-      </w:r>
-      <w:proofErr w:type="spellStart"/>
-      <w:r>
-        <w:rPr>
-          <w:rFonts w:ascii="Arial" w:hAnsi="Arial" w:cs="Arial"/>
-          <w:sz w:val="24"/>
-          <w:szCs w:val="24"/>
-        </w:rPr>
-        <w:t>field.is_object_list</w:t>
-      </w:r>
-      <w:proofErr w:type="spellEnd"/>
-      <w:r>
-        <w:rPr>
-          <w:rFonts w:ascii="Arial" w:hAnsi="Arial" w:cs="Arial"/>
-          <w:sz w:val="24"/>
-          <w:szCs w:val="24"/>
-        </w:rPr>
-        <w:t xml:space="preserve">() %} </w:t>
+        <w:t xml:space="preserve">if field.is_object_list() %} </w:t>
       </w:r>
     </w:p>
     <w:p>
@@ -3453,25 +2716,7 @@
           <w:szCs w:val="24"/>
         </w:rPr>
         <w:lastRenderedPageBreak/>
-        <w:t xml:space="preserve">{{ </w:t>
-      </w:r>
-      <w:proofErr w:type="spellStart"/>
-      <w:r>
-        <w:rPr>
-          <w:rFonts w:ascii="Arial" w:hAnsi="Arial" w:cs="Arial"/>
-          <w:sz w:val="24"/>
-          <w:szCs w:val="24"/>
-        </w:rPr>
-        <w:t>field.label</w:t>
-      </w:r>
-      <w:proofErr w:type="spellEnd"/>
-      <w:r>
-        <w:rPr>
-          <w:rFonts w:ascii="Arial" w:hAnsi="Arial" w:cs="Arial"/>
-          <w:sz w:val="24"/>
-          <w:szCs w:val="24"/>
-        </w:rPr>
-        <w:t xml:space="preserve"> }}</w:t>
+        <w:t>{{ field.label }}</w:t>
       </w:r>
     </w:p>
     <w:tbl>
@@ -3506,47 +2751,7 @@
                 <w:sz w:val="24"/>
                 <w:szCs w:val="24"/>
               </w:rPr>
-              <w:t>{%</w:t>
-            </w:r>
-            <w:proofErr w:type="spellStart"/>
-            <w:r>
-              <w:rPr>
-                <w:rFonts w:ascii="Arial" w:hAnsi="Arial" w:cs="Arial"/>
-                <w:b/>
-                <w:sz w:val="24"/>
-                <w:szCs w:val="24"/>
-              </w:rPr>
-              <w:t>tc</w:t>
-            </w:r>
-            <w:proofErr w:type="spellEnd"/>
-            <w:r>
-              <w:rPr>
-                <w:rFonts w:ascii="Arial" w:hAnsi="Arial" w:cs="Arial"/>
-                <w:b/>
-                <w:sz w:val="24"/>
-                <w:szCs w:val="24"/>
-              </w:rPr>
-              <w:t xml:space="preserve"> for column in </w:t>
-            </w:r>
-            <w:proofErr w:type="spellStart"/>
-            <w:r>
-              <w:rPr>
-                <w:rFonts w:ascii="Arial" w:hAnsi="Arial" w:cs="Arial"/>
-                <w:b/>
-                <w:sz w:val="24"/>
-                <w:szCs w:val="24"/>
-              </w:rPr>
-              <w:t>field.columns</w:t>
-            </w:r>
-            <w:proofErr w:type="spellEnd"/>
-            <w:r>
-              <w:rPr>
-                <w:rFonts w:ascii="Arial" w:hAnsi="Arial" w:cs="Arial"/>
-                <w:b/>
-                <w:sz w:val="24"/>
-                <w:szCs w:val="24"/>
-              </w:rPr>
-              <w:t>() %}</w:t>
+              <w:t>{%tc for column in field.columns() %}</w:t>
             </w:r>
           </w:p>
         </w:tc>
@@ -3594,47 +2799,7 @@
                 <w:sz w:val="24"/>
                 <w:szCs w:val="24"/>
               </w:rPr>
-              <w:t>{%</w:t>
-            </w:r>
-            <w:proofErr w:type="spellStart"/>
-            <w:r>
-              <w:rPr>
-                <w:rFonts w:ascii="Arial" w:hAnsi="Arial" w:cs="Arial"/>
-                <w:b/>
-                <w:sz w:val="24"/>
-                <w:szCs w:val="24"/>
-              </w:rPr>
-              <w:t>tc</w:t>
-            </w:r>
-            <w:proofErr w:type="spellEnd"/>
-            <w:r>
-              <w:rPr>
-                <w:rFonts w:ascii="Arial" w:hAnsi="Arial" w:cs="Arial"/>
-                <w:b/>
-                <w:sz w:val="24"/>
-                <w:szCs w:val="24"/>
-              </w:rPr>
-              <w:t xml:space="preserve"> </w:t>
-            </w:r>
-            <w:proofErr w:type="spellStart"/>
-            <w:r>
-              <w:rPr>
-                <w:rFonts w:ascii="Arial" w:hAnsi="Arial" w:cs="Arial"/>
-                <w:b/>
-                <w:sz w:val="24"/>
-                <w:szCs w:val="24"/>
-              </w:rPr>
-              <w:t>endfor</w:t>
-            </w:r>
-            <w:proofErr w:type="spellEnd"/>
-            <w:r>
-              <w:rPr>
-                <w:rFonts w:ascii="Arial" w:hAnsi="Arial" w:cs="Arial"/>
-                <w:b/>
-                <w:sz w:val="24"/>
-                <w:szCs w:val="24"/>
-              </w:rPr>
-              <w:t xml:space="preserve"> %}</w:t>
+              <w:t>{%tc endfor %}</w:t>
             </w:r>
           </w:p>
         </w:tc>
@@ -3658,25 +2823,7 @@
                 <w:sz w:val="24"/>
                 <w:szCs w:val="24"/>
               </w:rPr>
-              <w:t xml:space="preserve">{%tr for row in </w:t>
-            </w:r>
-            <w:proofErr w:type="spellStart"/>
-            <w:r>
-              <w:rPr>
-                <w:rFonts w:ascii="Arial" w:hAnsi="Arial" w:cs="Arial"/>
-                <w:sz w:val="24"/>
-                <w:szCs w:val="24"/>
-              </w:rPr>
-              <w:t>field.overflow_value</w:t>
-            </w:r>
-            <w:proofErr w:type="spellEnd"/>
-            <w:r>
-              <w:rPr>
-                <w:rFonts w:ascii="Arial" w:hAnsi="Arial" w:cs="Arial"/>
-                <w:sz w:val="24"/>
-                <w:szCs w:val="24"/>
-              </w:rPr>
-              <w:t>() %}</w:t>
+              <w:t>{%tr for row in field.overflow_value() %}</w:t>
             </w:r>
           </w:p>
         </w:tc>
@@ -3728,43 +2875,7 @@
                 <w:sz w:val="24"/>
                 <w:szCs w:val="24"/>
               </w:rPr>
-              <w:t>{%</w:t>
-            </w:r>
-            <w:proofErr w:type="spellStart"/>
-            <w:r>
-              <w:rPr>
-                <w:rFonts w:ascii="Arial" w:hAnsi="Arial" w:cs="Arial"/>
-                <w:sz w:val="24"/>
-                <w:szCs w:val="24"/>
-              </w:rPr>
-              <w:t>tc</w:t>
-            </w:r>
-            <w:proofErr w:type="spellEnd"/>
-            <w:r>
-              <w:rPr>
-                <w:rFonts w:ascii="Arial" w:hAnsi="Arial" w:cs="Arial"/>
-                <w:sz w:val="24"/>
-                <w:szCs w:val="24"/>
-              </w:rPr>
-              <w:t xml:space="preserve"> for column in </w:t>
-            </w:r>
-            <w:proofErr w:type="spellStart"/>
-            <w:r>
-              <w:rPr>
-                <w:rFonts w:ascii="Arial" w:hAnsi="Arial" w:cs="Arial"/>
-                <w:sz w:val="24"/>
-                <w:szCs w:val="24"/>
-              </w:rPr>
-              <w:t>field.columns</w:t>
-            </w:r>
-            <w:proofErr w:type="spellEnd"/>
-            <w:r>
-              <w:rPr>
-                <w:rFonts w:ascii="Arial" w:hAnsi="Arial" w:cs="Arial"/>
-                <w:sz w:val="24"/>
-                <w:szCs w:val="24"/>
-              </w:rPr>
-              <w:t>() %}</w:t>
+              <w:t>{%tc for column in field.columns() %}</w:t>
             </w:r>
           </w:p>
         </w:tc>
@@ -3786,25 +2897,7 @@
                 <w:sz w:val="24"/>
                 <w:szCs w:val="24"/>
               </w:rPr>
-              <w:t xml:space="preserve">{{ </w:t>
-            </w:r>
-            <w:proofErr w:type="spellStart"/>
-            <w:r>
-              <w:rPr>
-                <w:rFonts w:ascii="Arial" w:hAnsi="Arial" w:cs="Arial"/>
-                <w:sz w:val="24"/>
-                <w:szCs w:val="24"/>
-              </w:rPr>
-              <w:t>safeattr</w:t>
-            </w:r>
-            <w:proofErr w:type="spellEnd"/>
-            <w:r>
-              <w:rPr>
-                <w:rFonts w:ascii="Arial" w:hAnsi="Arial" w:cs="Arial"/>
-                <w:sz w:val="24"/>
-                <w:szCs w:val="24"/>
-              </w:rPr>
-              <w:t>(row, key(column)) }}</w:t>
+              <w:t>{{ safeattr(row, key(column)) }}</w:t>
             </w:r>
           </w:p>
         </w:tc>
@@ -3826,43 +2919,7 @@
                 <w:sz w:val="24"/>
                 <w:szCs w:val="24"/>
               </w:rPr>
-              <w:t>{%</w:t>
-            </w:r>
-            <w:proofErr w:type="spellStart"/>
-            <w:r>
-              <w:rPr>
-                <w:rFonts w:ascii="Arial" w:hAnsi="Arial" w:cs="Arial"/>
-                <w:sz w:val="24"/>
-                <w:szCs w:val="24"/>
-              </w:rPr>
-              <w:t>tc</w:t>
-            </w:r>
-            <w:proofErr w:type="spellEnd"/>
-            <w:r>
-              <w:rPr>
-                <w:rFonts w:ascii="Arial" w:hAnsi="Arial" w:cs="Arial"/>
-                <w:sz w:val="24"/>
-                <w:szCs w:val="24"/>
-              </w:rPr>
-              <w:t xml:space="preserve"> </w:t>
-            </w:r>
-            <w:proofErr w:type="spellStart"/>
-            <w:r>
-              <w:rPr>
-                <w:rFonts w:ascii="Arial" w:hAnsi="Arial" w:cs="Arial"/>
-                <w:sz w:val="24"/>
-                <w:szCs w:val="24"/>
-              </w:rPr>
-              <w:t>endfor</w:t>
-            </w:r>
-            <w:proofErr w:type="spellEnd"/>
-            <w:r>
-              <w:rPr>
-                <w:rFonts w:ascii="Arial" w:hAnsi="Arial" w:cs="Arial"/>
-                <w:sz w:val="24"/>
-                <w:szCs w:val="24"/>
-              </w:rPr>
-              <w:t xml:space="preserve"> %}</w:t>
+              <w:t>{%tc endfor %}</w:t>
             </w:r>
           </w:p>
         </w:tc>
@@ -3886,25 +2943,7 @@
                 <w:sz w:val="24"/>
                 <w:szCs w:val="24"/>
               </w:rPr>
-              <w:t xml:space="preserve">{%tr </w:t>
-            </w:r>
-            <w:proofErr w:type="spellStart"/>
-            <w:r>
-              <w:rPr>
-                <w:rFonts w:ascii="Arial" w:hAnsi="Arial" w:cs="Arial"/>
-                <w:sz w:val="24"/>
-                <w:szCs w:val="24"/>
-              </w:rPr>
-              <w:t>endfor</w:t>
-            </w:r>
-            <w:proofErr w:type="spellEnd"/>
-            <w:r>
-              <w:rPr>
-                <w:rFonts w:ascii="Arial" w:hAnsi="Arial" w:cs="Arial"/>
-                <w:sz w:val="24"/>
-                <w:szCs w:val="24"/>
-              </w:rPr>
-              <w:t xml:space="preserve"> %}</w:t>
+              <w:t>{%tr endfor %}</w:t>
             </w:r>
           </w:p>
         </w:tc>
@@ -3961,43 +3000,7 @@
           <w:sz w:val="24"/>
           <w:szCs w:val="24"/>
         </w:rPr>
-        <w:t xml:space="preserve">{%p </w:t>
-      </w:r>
-      <w:proofErr w:type="spellStart"/>
-      <w:r>
-        <w:rPr>
-          <w:rFonts w:ascii="Arial" w:hAnsi="Arial" w:cs="Arial"/>
-          <w:sz w:val="24"/>
-          <w:szCs w:val="24"/>
-        </w:rPr>
-        <w:t>elif</w:t>
-      </w:r>
-      <w:proofErr w:type="spellEnd"/>
-      <w:r>
-        <w:rPr>
-          <w:rFonts w:ascii="Arial" w:hAnsi="Arial" w:cs="Arial"/>
-          <w:sz w:val="24"/>
-          <w:szCs w:val="24"/>
-        </w:rPr>
-        <w:t xml:space="preserve"> </w:t>
-      </w:r>
-      <w:proofErr w:type="spellStart"/>
-      <w:r>
-        <w:rPr>
-          <w:rFonts w:ascii="Arial" w:hAnsi="Arial" w:cs="Arial"/>
-          <w:sz w:val="24"/>
-          <w:szCs w:val="24"/>
-        </w:rPr>
-        <w:t>field.is_list</w:t>
-      </w:r>
-      <w:proofErr w:type="spellEnd"/>
-      <w:r>
-        <w:rPr>
-          <w:rFonts w:ascii="Arial" w:hAnsi="Arial" w:cs="Arial"/>
-          <w:sz w:val="24"/>
-          <w:szCs w:val="24"/>
-        </w:rPr>
-        <w:t>() %}</w:t>
+        <w:t>{%p elif field.is_list() %}</w:t>
       </w:r>
     </w:p>
     <w:p>
@@ -4024,25 +3027,7 @@
           <w:sz w:val="24"/>
           <w:szCs w:val="24"/>
         </w:rPr>
-        <w:t xml:space="preserve">{{ </w:t>
-      </w:r>
-      <w:proofErr w:type="spellStart"/>
-      <w:r>
-        <w:rPr>
-          <w:rFonts w:ascii="Arial" w:hAnsi="Arial" w:cs="Arial"/>
-          <w:sz w:val="24"/>
-          <w:szCs w:val="24"/>
-        </w:rPr>
-        <w:t>field.label</w:t>
-      </w:r>
-      <w:proofErr w:type="spellEnd"/>
-      <w:r>
-        <w:rPr>
-          <w:rFonts w:ascii="Arial" w:hAnsi="Arial" w:cs="Arial"/>
-          <w:sz w:val="24"/>
-          <w:szCs w:val="24"/>
-        </w:rPr>
-        <w:t xml:space="preserve"> }}</w:t>
+        <w:t>{{ field.label }}</w:t>
       </w:r>
     </w:p>
     <w:p>
@@ -4064,25 +3049,7 @@
           <w:sz w:val="24"/>
           <w:szCs w:val="24"/>
         </w:rPr>
-        <w:t xml:space="preserve">{%p for item in </w:t>
-      </w:r>
-      <w:proofErr w:type="spellStart"/>
-      <w:r>
-        <w:rPr>
-          <w:rFonts w:ascii="Arial" w:hAnsi="Arial" w:cs="Arial"/>
-          <w:sz w:val="24"/>
-          <w:szCs w:val="24"/>
-        </w:rPr>
-        <w:t>field.overflow_value</w:t>
-      </w:r>
-      <w:proofErr w:type="spellEnd"/>
-      <w:r>
-        <w:rPr>
-          <w:rFonts w:ascii="Arial" w:hAnsi="Arial" w:cs="Arial"/>
-          <w:sz w:val="24"/>
-          <w:szCs w:val="24"/>
-        </w:rPr>
-        <w:t>() %}</w:t>
+        <w:t>{%p for item in field.overflow_value() %}</w:t>
       </w:r>
     </w:p>
     <w:p>
@@ -4126,25 +3093,7 @@
           <w:sz w:val="24"/>
           <w:szCs w:val="24"/>
         </w:rPr>
-        <w:t xml:space="preserve">{%p </w:t>
-      </w:r>
-      <w:proofErr w:type="spellStart"/>
-      <w:r>
-        <w:rPr>
-          <w:rFonts w:ascii="Arial" w:hAnsi="Arial" w:cs="Arial"/>
-          <w:sz w:val="24"/>
-          <w:szCs w:val="24"/>
-        </w:rPr>
-        <w:t>endfor</w:t>
-      </w:r>
-      <w:proofErr w:type="spellEnd"/>
-      <w:r>
-        <w:rPr>
-          <w:rFonts w:ascii="Arial" w:hAnsi="Arial" w:cs="Arial"/>
-          <w:sz w:val="24"/>
-          <w:szCs w:val="24"/>
-        </w:rPr>
-        <w:t xml:space="preserve"> %}</w:t>
+        <w:t>{%p endfor %}</w:t>
       </w:r>
     </w:p>
     <w:p>
@@ -4188,89 +3137,15 @@
           <w:sz w:val="24"/>
           <w:szCs w:val="24"/>
         </w:rPr>
-        <w:t xml:space="preserve">{{ </w:t>
-      </w:r>
-      <w:proofErr w:type="spellStart"/>
-      <w:r>
-        <w:rPr>
-          <w:rFonts w:ascii="Arial" w:hAnsi="Arial" w:cs="Arial"/>
-          <w:b/>
-          <w:sz w:val="24"/>
-          <w:szCs w:val="24"/>
-        </w:rPr>
-        <w:t>field.label</w:t>
-      </w:r>
-      <w:proofErr w:type="spellEnd"/>
-      <w:r>
-        <w:rPr>
-          <w:rFonts w:ascii="Arial" w:hAnsi="Arial" w:cs="Arial"/>
-          <w:b/>
-          <w:sz w:val="24"/>
-          <w:szCs w:val="24"/>
-        </w:rPr>
-        <w:t xml:space="preserve"> }}</w:t>
-      </w:r>
-      <w:r>
-        <w:rPr>
-          <w:rFonts w:ascii="Arial" w:hAnsi="Arial" w:cs="Arial"/>
-          <w:sz w:val="24"/>
-          <w:szCs w:val="24"/>
-        </w:rPr>
-        <w:t xml:space="preserve">: {{ </w:t>
-      </w:r>
-      <w:proofErr w:type="spellStart"/>
-      <w:r>
-        <w:rPr>
-          <w:rFonts w:ascii="Arial" w:hAnsi="Arial" w:cs="Arial"/>
-          <w:sz w:val="24"/>
-          <w:szCs w:val="24"/>
-        </w:rPr>
-        <w:t>field.overflow_value</w:t>
-      </w:r>
-      <w:proofErr w:type="spellEnd"/>
-      <w:r>
-        <w:rPr>
-          <w:rFonts w:ascii="Arial" w:hAnsi="Arial" w:cs="Arial"/>
-          <w:sz w:val="24"/>
-          <w:szCs w:val="24"/>
-        </w:rPr>
-        <w:t>(</w:t>
-      </w:r>
-      <w:proofErr w:type="spellStart"/>
-      <w:r>
-        <w:rPr>
-          <w:rFonts w:ascii="Arial" w:hAnsi="Arial" w:cs="Arial"/>
-          <w:sz w:val="24"/>
-          <w:szCs w:val="24"/>
-        </w:rPr>
-        <w:t>overflow_message</w:t>
-      </w:r>
-      <w:proofErr w:type="spellEnd"/>
-      <w:r>
-        <w:rPr>
-          <w:rFonts w:ascii="Arial" w:hAnsi="Arial" w:cs="Arial"/>
-          <w:sz w:val="24"/>
-          <w:szCs w:val="24"/>
-        </w:rPr>
-        <w:t xml:space="preserve">= </w:t>
-      </w:r>
-      <w:proofErr w:type="spellStart"/>
-      <w:r>
-        <w:rPr>
-          <w:rFonts w:ascii="Arial" w:hAnsi="Arial" w:cs="Arial"/>
-          <w:sz w:val="24"/>
-          <w:szCs w:val="24"/>
-        </w:rPr>
-        <w:t>RFAaffidavit.default_overflow_message</w:t>
-      </w:r>
-      <w:proofErr w:type="spellEnd"/>
-      <w:r>
-        <w:rPr>
-          <w:rFonts w:ascii="Arial" w:hAnsi="Arial" w:cs="Arial"/>
-          <w:sz w:val="24"/>
-          <w:szCs w:val="24"/>
-        </w:rPr>
-        <w:t>) }}</w:t>
+        <w:t>{{ field.label }}</w:t>
+      </w:r>
+      <w:r>
+        <w:rPr>
+          <w:rFonts w:ascii="Arial" w:hAnsi="Arial" w:cs="Arial"/>
+          <w:sz w:val="24"/>
+          <w:szCs w:val="24"/>
+        </w:rPr>
+        <w:t>: {{ field.overflow_value(overflow_message= RFAaffidavit.default_overflow_message) }}</w:t>
       </w:r>
     </w:p>
     <w:p>
@@ -4304,25 +3179,7 @@
           <w:sz w:val="24"/>
           <w:szCs w:val="24"/>
         </w:rPr>
-        <w:t xml:space="preserve">{%p </w:t>
-      </w:r>
-      <w:proofErr w:type="spellStart"/>
-      <w:r>
-        <w:rPr>
-          <w:rFonts w:ascii="Arial" w:hAnsi="Arial" w:cs="Arial"/>
-          <w:sz w:val="24"/>
-          <w:szCs w:val="24"/>
-        </w:rPr>
-        <w:t>endfor</w:t>
-      </w:r>
-      <w:proofErr w:type="spellEnd"/>
-      <w:r>
-        <w:rPr>
-          <w:rFonts w:ascii="Arial" w:hAnsi="Arial" w:cs="Arial"/>
-          <w:sz w:val="24"/>
-          <w:szCs w:val="24"/>
-        </w:rPr>
-        <w:t xml:space="preserve"> %}</w:t>
+        <w:t>{%p endfor %}</w:t>
       </w:r>
     </w:p>
     <w:p>

--- a/docassemble/RFApackage/data/templates/RFAcomplaint_addendum.docx
+++ b/docassemble/RFApackage/data/templates/RFAcomplaint_addendum.docx
@@ -1,27 +1,12 @@
 
 <file path=word/document.xml><?xml version="1.0" encoding="utf-8"?>
-<w:document xmlns:wpc="http://schemas.microsoft.com/office/word/2010/wordprocessingCanvas" xmlns:cx="http://schemas.microsoft.com/office/drawing/2014/chartex" xmlns:cx1="http://schemas.microsoft.com/office/drawing/2015/9/8/chartex" xmlns:cx2="http://schemas.microsoft.com/office/drawing/2015/10/21/chartex" xmlns:cx3="http://schemas.microsoft.com/office/drawing/2016/5/9/chartex" xmlns:cx4="http://schemas.microsoft.com/office/drawing/2016/5/10/chartex" xmlns:cx5="http://schemas.microsoft.com/office/drawing/2016/5/11/chartex" xmlns:cx6="http://schemas.microsoft.com/office/drawing/2016/5/12/chartex" xmlns:cx7="http://schemas.microsoft.com/office/drawing/2016/5/13/chartex" xmlns:cx8="http://schemas.microsoft.com/office/drawing/2016/5/14/chartex" xmlns:mc="http://schemas.openxmlformats.org/markup-compatibility/2006" xmlns:aink="http://schemas.microsoft.com/office/drawing/2016/ink" xmlns:am3d="http://schemas.microsoft.com/office/drawing/2017/model3d" xmlns:o="urn:schemas-microsoft-com:office:office" xmlns:oel="http://schemas.microsoft.com/office/2019/extlst" xmlns:r="http://schemas.openxmlformats.org/officeDocument/2006/relationships" xmlns:m="http://schemas.openxmlformats.org/officeDocument/2006/math" xmlns:v="urn:schemas-microsoft-com:vml" xmlns:wp14="http://schemas.microsoft.com/office/word/2010/wordprocessingDrawing" xmlns:wp="http://schemas.openxmlformats.org/drawingml/2006/wordprocessingDrawing" xmlns:w10="urn:schemas-microsoft-com:office:word" xmlns:w="http://schemas.openxmlformats.org/wordprocessingml/2006/main" xmlns:w14="http://schemas.microsoft.com/office/word/2010/wordml" xmlns:w15="http://schemas.microsoft.com/office/word/2012/wordml" xmlns:w16cex="http://schemas.microsoft.com/office/word/2018/wordml/cex" xmlns:w16cid="http://schemas.microsoft.com/office/word/2016/wordml/cid" xmlns:w16="http://schemas.microsoft.com/office/word/2018/wordml" xmlns:w16du="http://schemas.microsoft.com/office/word/2023/wordml/word16du" xmlns:w16sdtdh="http://schemas.microsoft.com/office/word/2020/wordml/sdtdatahash" xmlns:w16sdtfl="http://schemas.microsoft.com/office/word/2024/wordml/sdtformatlock" xmlns:w16se="http://schemas.microsoft.com/office/word/2015/wordml/symex" xmlns:wpg="http://schemas.microsoft.com/office/word/2010/wordprocessingGroup" xmlns:wpi="http://schemas.microsoft.com/office/word/2010/wordprocessingInk" xmlns:wne="http://schemas.microsoft.com/office/word/2006/wordml" xmlns:wps="http://schemas.microsoft.com/office/word/2010/wordprocessingShape" mc:Ignorable="w14 w15 w16se w16cid w16 w16cex w16sdtdh w16sdtfl w16du wp14">
+<w:document xmlns:wpc="http://schemas.microsoft.com/office/word/2010/wordprocessingCanvas" xmlns:cx="http://schemas.microsoft.com/office/drawing/2014/chartex" xmlns:cx1="http://schemas.microsoft.com/office/drawing/2015/9/8/chartex" xmlns:cx2="http://schemas.microsoft.com/office/drawing/2015/10/21/chartex" xmlns:cx3="http://schemas.microsoft.com/office/drawing/2016/5/9/chartex" xmlns:cx4="http://schemas.microsoft.com/office/drawing/2016/5/10/chartex" xmlns:cx5="http://schemas.microsoft.com/office/drawing/2016/5/11/chartex" xmlns:cx6="http://schemas.microsoft.com/office/drawing/2016/5/12/chartex" xmlns:cx7="http://schemas.microsoft.com/office/drawing/2016/5/13/chartex" xmlns:cx8="http://schemas.microsoft.com/office/drawing/2016/5/14/chartex" xmlns:mc="http://schemas.openxmlformats.org/markup-compatibility/2006" xmlns:aink="http://schemas.microsoft.com/office/drawing/2016/ink" xmlns:am3d="http://schemas.microsoft.com/office/drawing/2017/model3d" xmlns:o="urn:schemas-microsoft-com:office:office" xmlns:oel="http://schemas.microsoft.com/office/2019/extlst" xmlns:r="http://schemas.openxmlformats.org/officeDocument/2006/relationships" xmlns:m="http://schemas.openxmlformats.org/officeDocument/2006/math" xmlns:v="urn:schemas-microsoft-com:vml" xmlns:wp14="http://schemas.microsoft.com/office/word/2010/wordprocessingDrawing" xmlns:wp="http://schemas.openxmlformats.org/drawingml/2006/wordprocessingDrawing" xmlns:w10="urn:schemas-microsoft-com:office:word" xmlns:w="http://schemas.openxmlformats.org/wordprocessingml/2006/main" xmlns:w14="http://schemas.microsoft.com/office/word/2010/wordml" xmlns:w15="http://schemas.microsoft.com/office/word/2012/wordml" xmlns:w16cei="http://schemas.microsoft.com/office/word/2026/wordml/cei" xmlns:w16cex="http://schemas.microsoft.com/office/word/2018/wordml/cex" xmlns:w16cid="http://schemas.microsoft.com/office/word/2016/wordml/cid" xmlns:w16="http://schemas.microsoft.com/office/word/2018/wordml" xmlns:w16du="http://schemas.microsoft.com/office/word/2023/wordml/word16du" xmlns:w16sdtdh="http://schemas.microsoft.com/office/word/2020/wordml/sdtdatahash" xmlns:w16sdtfl="http://schemas.microsoft.com/office/word/2024/wordml/sdtformatlock" xmlns:w16se="http://schemas.microsoft.com/office/word/2015/wordml/symex" xmlns:wpg="http://schemas.microsoft.com/office/word/2010/wordprocessingGroup" xmlns:wpi="http://schemas.microsoft.com/office/word/2010/wordprocessingInk" xmlns:wne="http://schemas.microsoft.com/office/word/2006/wordml" xmlns:wps="http://schemas.microsoft.com/office/word/2010/wordprocessingShape" mc:Ignorable="w14 w15 w16se w16cid w16 w16cex w16sdtdh w16sdtfl w16du wp14">
   <w:body>
     <w:p>
       <w:pPr>
         <w:pStyle w:val="Heading1"/>
-        <w:numPr>
-          <w:ilvl w:val="0"/>
-          <w:numId w:val="2"/>
-        </w:numPr>
-        <w:jc w:val="center"/>
-        <w:rPr>
-          <w:rFonts w:ascii="Arial" w:hAnsi="Arial" w:cs="Arial"/>
-          <w:sz w:val="32"/>
-          <w:szCs w:val="32"/>
-        </w:rPr>
-      </w:pPr>
-      <w:r>
-        <w:rPr>
-          <w:rFonts w:ascii="Arial" w:hAnsi="Arial" w:cs="Arial"/>
-          <w:sz w:val="32"/>
-          <w:szCs w:val="32"/>
-        </w:rPr>
+      </w:pPr>
+      <w:r>
         <w:t>ADDENDUM</w:t>
       </w:r>
     </w:p>
@@ -72,6 +57,7 @@
         </w:rPr>
         <w:t xml:space="preserve">Family Division, {{ </w:t>
       </w:r>
+      <w:proofErr w:type="spellStart"/>
       <w:r>
         <w:rPr>
           <w:rFonts w:ascii="Arial" w:hAnsi="Arial" w:cs="Arial"/>
@@ -80,6 +66,7 @@
         </w:rPr>
         <w:t>user_selected_county</w:t>
       </w:r>
+      <w:proofErr w:type="spellEnd"/>
       <w:r>
         <w:rPr>
           <w:rFonts w:ascii="Arial" w:hAnsi="Arial" w:cs="Arial"/>
@@ -105,13 +92,41 @@
         </w:rPr>
         <w:t xml:space="preserve">{%p if </w:t>
       </w:r>
-      <w:r>
-        <w:rPr>
-          <w:rFonts w:ascii="Arial" w:hAnsi="Arial" w:cs="Arial"/>
-          <w:sz w:val="24"/>
-          <w:szCs w:val="24"/>
-        </w:rPr>
-        <w:t>who_needs_protection == 'order_obo_child'</w:t>
+      <w:proofErr w:type="spellStart"/>
+      <w:r>
+        <w:rPr>
+          <w:rFonts w:ascii="Arial" w:hAnsi="Arial" w:cs="Arial"/>
+          <w:sz w:val="24"/>
+          <w:szCs w:val="24"/>
+        </w:rPr>
+        <w:t>who_needs_protection</w:t>
+      </w:r>
+      <w:proofErr w:type="spellEnd"/>
+      <w:r>
+        <w:rPr>
+          <w:rFonts w:ascii="Arial" w:hAnsi="Arial" w:cs="Arial"/>
+          <w:sz w:val="24"/>
+          <w:szCs w:val="24"/>
+        </w:rPr>
+        <w:t xml:space="preserve"> == '</w:t>
+      </w:r>
+      <w:proofErr w:type="spellStart"/>
+      <w:r>
+        <w:rPr>
+          <w:rFonts w:ascii="Arial" w:hAnsi="Arial" w:cs="Arial"/>
+          <w:sz w:val="24"/>
+          <w:szCs w:val="24"/>
+        </w:rPr>
+        <w:t>order_obo_child</w:t>
+      </w:r>
+      <w:proofErr w:type="spellEnd"/>
+      <w:r>
+        <w:rPr>
+          <w:rFonts w:ascii="Arial" w:hAnsi="Arial" w:cs="Arial"/>
+          <w:sz w:val="24"/>
+          <w:szCs w:val="24"/>
+        </w:rPr>
+        <w:t>'</w:t>
       </w:r>
       <w:r>
         <w:rPr>
@@ -163,7 +178,25 @@
           <w:sz w:val="28"/>
           <w:szCs w:val="28"/>
         </w:rPr>
-        <w:t>[0] }} v. {{ other_parties[0] }}</w:t>
+        <w:t xml:space="preserve">[0] }} v. {{ </w:t>
+      </w:r>
+      <w:proofErr w:type="spellStart"/>
+      <w:r>
+        <w:rPr>
+          <w:rFonts w:ascii="Arial" w:hAnsi="Arial" w:cs="Arial"/>
+          <w:sz w:val="28"/>
+          <w:szCs w:val="28"/>
+        </w:rPr>
+        <w:t>other_parties</w:t>
+      </w:r>
+      <w:proofErr w:type="spellEnd"/>
+      <w:r>
+        <w:rPr>
+          <w:rFonts w:ascii="Arial" w:hAnsi="Arial" w:cs="Arial"/>
+          <w:sz w:val="28"/>
+          <w:szCs w:val="28"/>
+        </w:rPr>
+        <w:t>[0] }}</w:t>
       </w:r>
     </w:p>
     <w:p>
@@ -208,7 +241,25 @@
           <w:sz w:val="28"/>
           <w:szCs w:val="28"/>
         </w:rPr>
-        <w:t>{{ users[0] }} v. {{ other_parties[0] }}</w:t>
+        <w:t xml:space="preserve">{{ users[0] }} v. {{ </w:t>
+      </w:r>
+      <w:proofErr w:type="spellStart"/>
+      <w:r>
+        <w:rPr>
+          <w:rFonts w:ascii="Arial" w:hAnsi="Arial" w:cs="Arial"/>
+          <w:sz w:val="28"/>
+          <w:szCs w:val="28"/>
+        </w:rPr>
+        <w:t>other_parties</w:t>
+      </w:r>
+      <w:proofErr w:type="spellEnd"/>
+      <w:r>
+        <w:rPr>
+          <w:rFonts w:ascii="Arial" w:hAnsi="Arial" w:cs="Arial"/>
+          <w:sz w:val="28"/>
+          <w:szCs w:val="28"/>
+        </w:rPr>
+        <w:t>[0] }}</w:t>
       </w:r>
     </w:p>
     <w:p>
@@ -244,6 +295,7 @@
         </w:rPr>
         <w:t xml:space="preserve">{%p if </w:t>
       </w:r>
+      <w:proofErr w:type="spellStart"/>
       <w:r>
         <w:rPr>
           <w:rFonts w:ascii="Arial" w:hAnsi="Arial" w:cs="Arial"/>
@@ -258,7 +310,16 @@
           <w:sz w:val="24"/>
           <w:szCs w:val="24"/>
         </w:rPr>
-        <w:t>complaint.enabled %}</w:t>
+        <w:t>complaint.enabled</w:t>
+      </w:r>
+      <w:proofErr w:type="spellEnd"/>
+      <w:r>
+        <w:rPr>
+          <w:rFonts w:ascii="Arial" w:hAnsi="Arial" w:cs="Arial"/>
+          <w:sz w:val="24"/>
+          <w:szCs w:val="24"/>
+        </w:rPr>
+        <w:t xml:space="preserve"> %}</w:t>
       </w:r>
     </w:p>
     <w:p>
@@ -277,6 +338,7 @@
         </w:rPr>
         <w:t xml:space="preserve">{%p for field in </w:t>
       </w:r>
+      <w:proofErr w:type="spellStart"/>
       <w:r>
         <w:rPr>
           <w:rFonts w:ascii="Arial" w:hAnsi="Arial" w:cs="Arial"/>
@@ -299,7 +361,16 @@
           <w:sz w:val="24"/>
           <w:szCs w:val="24"/>
         </w:rPr>
-        <w:t>.overflow()</w:t>
+        <w:t>.overflow</w:t>
+      </w:r>
+      <w:proofErr w:type="spellEnd"/>
+      <w:r>
+        <w:rPr>
+          <w:rFonts w:ascii="Arial" w:hAnsi="Arial" w:cs="Arial"/>
+          <w:sz w:val="24"/>
+          <w:szCs w:val="24"/>
+        </w:rPr>
+        <w:t>()</w:t>
       </w:r>
       <w:r>
         <w:rPr>
@@ -332,11 +403,144 @@
           <w:sz w:val="24"/>
           <w:szCs w:val="24"/>
         </w:rPr>
-        <w:t>{%p if field.field_name == "children" %}</w:t>
+        <w:t xml:space="preserve">{%p if </w:t>
+      </w:r>
+      <w:proofErr w:type="spellStart"/>
+      <w:r>
+        <w:rPr>
+          <w:rFonts w:ascii="Arial" w:hAnsi="Arial" w:cs="Arial"/>
+          <w:sz w:val="24"/>
+          <w:szCs w:val="24"/>
+        </w:rPr>
+        <w:t>field.field_name</w:t>
+      </w:r>
+      <w:proofErr w:type="spellEnd"/>
+      <w:r>
+        <w:rPr>
+          <w:rFonts w:ascii="Arial" w:hAnsi="Arial" w:cs="Arial"/>
+          <w:sz w:val="24"/>
+          <w:szCs w:val="24"/>
+        </w:rPr>
+        <w:t xml:space="preserve"> == "children" %}</w:t>
       </w:r>
     </w:p>
     <w:p>
       <w:pPr>
+        <w:rPr>
+          <w:rFonts w:ascii="Arial" w:hAnsi="Arial" w:cs="Arial"/>
+          <w:sz w:val="24"/>
+          <w:szCs w:val="24"/>
+        </w:rPr>
+      </w:pPr>
+      <w:r>
+        <w:rPr>
+          <w:rFonts w:ascii="Arial" w:hAnsi="Arial" w:cs="Arial"/>
+          <w:sz w:val="24"/>
+          <w:szCs w:val="24"/>
+        </w:rPr>
+        <w:t>{%p</w:t>
+      </w:r>
+      <w:r>
+        <w:rPr>
+          <w:rFonts w:ascii="Arial" w:hAnsi="Arial" w:cs="Arial"/>
+          <w:sz w:val="24"/>
+          <w:szCs w:val="24"/>
+        </w:rPr>
+        <w:t xml:space="preserve"> </w:t>
+      </w:r>
+      <w:r>
+        <w:rPr>
+          <w:rFonts w:ascii="Arial" w:hAnsi="Arial" w:cs="Arial"/>
+          <w:sz w:val="24"/>
+          <w:szCs w:val="24"/>
+        </w:rPr>
+        <w:t xml:space="preserve">if </w:t>
+      </w:r>
+      <w:r>
+        <w:rPr>
+          <w:rFonts w:ascii="Arial" w:hAnsi="Arial" w:cs="Arial"/>
+          <w:sz w:val="24"/>
+          <w:szCs w:val="24"/>
+        </w:rPr>
+        <w:t xml:space="preserve">children | </w:t>
+      </w:r>
+      <w:r>
+        <w:rPr>
+          <w:rFonts w:ascii="Arial" w:hAnsi="Arial" w:cs="Arial"/>
+          <w:sz w:val="24"/>
+          <w:szCs w:val="24"/>
+        </w:rPr>
+        <w:t xml:space="preserve">length &gt; </w:t>
+      </w:r>
+      <w:r>
+        <w:rPr>
+          <w:rFonts w:ascii="Arial" w:hAnsi="Arial" w:cs="Arial"/>
+          <w:sz w:val="24"/>
+          <w:szCs w:val="24"/>
+        </w:rPr>
+        <w:t>3</w:t>
+      </w:r>
+      <w:r>
+        <w:rPr>
+          <w:rFonts w:ascii="Arial" w:hAnsi="Arial" w:cs="Arial"/>
+          <w:sz w:val="24"/>
+          <w:szCs w:val="24"/>
+        </w:rPr>
+        <w:t xml:space="preserve"> </w:t>
+      </w:r>
+      <w:r>
+        <w:rPr>
+          <w:rFonts w:ascii="Arial" w:hAnsi="Arial" w:cs="Arial"/>
+          <w:sz w:val="24"/>
+          <w:szCs w:val="24"/>
+        </w:rPr>
+        <w:t>and</w:t>
+      </w:r>
+      <w:r>
+        <w:rPr>
+          <w:rFonts w:ascii="Arial" w:hAnsi="Arial" w:cs="Arial"/>
+          <w:sz w:val="24"/>
+          <w:szCs w:val="24"/>
+        </w:rPr>
+        <w:t xml:space="preserve"> </w:t>
+      </w:r>
+      <w:proofErr w:type="spellStart"/>
+      <w:r>
+        <w:rPr>
+          <w:rFonts w:ascii="Arial" w:hAnsi="Arial" w:cs="Arial"/>
+          <w:sz w:val="24"/>
+          <w:szCs w:val="24"/>
+        </w:rPr>
+        <w:t>custody_wanted_true_</w:t>
+      </w:r>
+      <w:r>
+        <w:rPr>
+          <w:rFonts w:ascii="Arial" w:hAnsi="Arial" w:cs="Arial"/>
+          <w:sz w:val="24"/>
+          <w:szCs w:val="24"/>
+        </w:rPr>
+        <w:t>overflow</w:t>
+      </w:r>
+      <w:proofErr w:type="spellEnd"/>
+      <w:r>
+        <w:rPr>
+          <w:rFonts w:ascii="Arial" w:hAnsi="Arial" w:cs="Arial"/>
+          <w:sz w:val="24"/>
+          <w:szCs w:val="24"/>
+        </w:rPr>
+        <w:t xml:space="preserve"> </w:t>
+      </w:r>
+      <w:r>
+        <w:rPr>
+          <w:rFonts w:ascii="Arial" w:hAnsi="Arial" w:cs="Arial"/>
+          <w:sz w:val="24"/>
+          <w:szCs w:val="24"/>
+        </w:rPr>
+        <w:t>%}</w:t>
+      </w:r>
+    </w:p>
+    <w:p>
+      <w:pPr>
         <w:pStyle w:val="Heading2"/>
         <w:rPr>
           <w:rFonts w:ascii="Arial" w:hAnsi="Arial" w:cs="Arial"/>
@@ -350,7 +554,47 @@
           <w:sz w:val="24"/>
           <w:szCs w:val="24"/>
         </w:rPr>
-        <w:t>Additional children</w:t>
+        <w:t xml:space="preserve">Additional </w:t>
+      </w:r>
+      <w:r>
+        <w:rPr>
+          <w:rFonts w:ascii="Arial" w:hAnsi="Arial" w:cs="Arial"/>
+          <w:sz w:val="24"/>
+          <w:szCs w:val="24"/>
+        </w:rPr>
+        <w:t>children</w:t>
+      </w:r>
+      <w:r>
+        <w:rPr>
+          <w:rFonts w:ascii="Arial" w:hAnsi="Arial" w:cs="Arial"/>
+          <w:sz w:val="24"/>
+          <w:szCs w:val="24"/>
+        </w:rPr>
+        <w:t xml:space="preserve"> </w:t>
+      </w:r>
+      <w:r>
+        <w:rPr>
+          <w:rFonts w:ascii="Arial" w:hAnsi="Arial" w:cs="Arial"/>
+          <w:sz w:val="24"/>
+          <w:szCs w:val="24"/>
+        </w:rPr>
+        <w:t>and</w:t>
+      </w:r>
+      <w:r>
+        <w:rPr>
+          <w:rFonts w:ascii="Arial" w:hAnsi="Arial" w:cs="Arial"/>
+          <w:sz w:val="24"/>
+          <w:szCs w:val="24"/>
+        </w:rPr>
+        <w:t xml:space="preserve"> </w:t>
+      </w:r>
+      <w:r>
+        <w:rPr>
+          <w:rFonts w:ascii="Arial" w:hAnsi="Arial" w:cs="Arial"/>
+          <w:sz w:val="24"/>
+          <w:szCs w:val="24"/>
+        </w:rPr>
+        <w:t>custody</w:t>
       </w:r>
     </w:p>
     <w:tbl>
@@ -465,7 +709,16 @@
                 <w:sz w:val="20"/>
                 <w:szCs w:val="20"/>
               </w:rPr>
-              <w:t>Relationship to petitioner</w:t>
+              <w:t xml:space="preserve">Relationship to </w:t>
+            </w:r>
+            <w:r>
+              <w:rPr>
+                <w:rFonts w:ascii="Arial" w:eastAsia="Calibri" w:hAnsi="Arial" w:cs="Arial"/>
+                <w:b/>
+                <w:sz w:val="20"/>
+                <w:szCs w:val="20"/>
+              </w:rPr>
+              <w:t>plaintiff</w:t>
             </w:r>
           </w:p>
         </w:tc>
@@ -533,25 +786,7 @@
                 <w:sz w:val="20"/>
                 <w:szCs w:val="20"/>
               </w:rPr>
-              <w:t>/</w:t>
-            </w:r>
-            <w:r>
-              <w:rPr>
-                <w:rFonts w:ascii="Arial" w:eastAsia="Calibri" w:hAnsi="Arial" w:cs="Arial"/>
-                <w:b/>
-                <w:sz w:val="20"/>
-                <w:szCs w:val="20"/>
-              </w:rPr>
-              <w:t xml:space="preserve"> </w:t>
-            </w:r>
-            <w:r>
-              <w:rPr>
-                <w:rFonts w:ascii="Arial" w:eastAsia="Calibri" w:hAnsi="Arial" w:cs="Arial"/>
-                <w:b/>
-                <w:sz w:val="20"/>
-                <w:szCs w:val="20"/>
-              </w:rPr>
-              <w:t>petitioner wants custody?</w:t>
+              <w:t>wants custody?</w:t>
             </w:r>
           </w:p>
         </w:tc>
@@ -575,7 +810,25 @@
                 <w:sz w:val="20"/>
                 <w:szCs w:val="20"/>
               </w:rPr>
-              <w:t>{%tr for row in field.overflow_value() %}</w:t>
+              <w:t xml:space="preserve">{%tr for row in </w:t>
+            </w:r>
+            <w:proofErr w:type="spellStart"/>
+            <w:r>
+              <w:rPr>
+                <w:rFonts w:ascii="Arial" w:eastAsia="Calibri" w:hAnsi="Arial" w:cs="Arial"/>
+                <w:sz w:val="20"/>
+                <w:szCs w:val="20"/>
+              </w:rPr>
+              <w:t>field.overflow_value</w:t>
+            </w:r>
+            <w:proofErr w:type="spellEnd"/>
+            <w:r>
+              <w:rPr>
+                <w:rFonts w:ascii="Arial" w:eastAsia="Calibri" w:hAnsi="Arial" w:cs="Arial"/>
+                <w:sz w:val="20"/>
+                <w:szCs w:val="20"/>
+              </w:rPr>
+              <w:t>() %}</w:t>
             </w:r>
           </w:p>
         </w:tc>
@@ -699,6 +952,7 @@
               </w:rPr>
               <w:t>{{</w:t>
             </w:r>
+            <w:proofErr w:type="spellStart"/>
             <w:r>
               <w:rPr>
                 <w:rFonts w:ascii="Arial" w:eastAsia="Calibri" w:hAnsi="Arial" w:cs="Arial"/>
@@ -713,7 +967,16 @@
                 <w:sz w:val="20"/>
                 <w:szCs w:val="20"/>
               </w:rPr>
-              <w:t>e.</w:t>
+              <w:t>e</w:t>
+            </w:r>
+            <w:proofErr w:type="spellEnd"/>
+            <w:r>
+              <w:rPr>
+                <w:rFonts w:ascii="Arial" w:eastAsia="Calibri" w:hAnsi="Arial" w:cs="Arial"/>
+                <w:sz w:val="20"/>
+                <w:szCs w:val="20"/>
+              </w:rPr>
+              <w:t>.</w:t>
             </w:r>
             <w:r>
               <w:rPr>
@@ -725,13 +988,23 @@
               </w:rPr>
               <w:t xml:space="preserve"> </w:t>
             </w:r>
-            <w:r>
-              <w:rPr>
-                <w:rFonts w:ascii="Arial" w:eastAsia="Calibri" w:hAnsi="Arial" w:cs="Arial"/>
-                <w:sz w:val="20"/>
-                <w:szCs w:val="20"/>
-              </w:rPr>
-              <w:t>strftime('%</w:t>
+            <w:proofErr w:type="spellStart"/>
+            <w:r>
+              <w:rPr>
+                <w:rFonts w:ascii="Arial" w:eastAsia="Calibri" w:hAnsi="Arial" w:cs="Arial"/>
+                <w:sz w:val="20"/>
+                <w:szCs w:val="20"/>
+              </w:rPr>
+              <w:t>strftime</w:t>
+            </w:r>
+            <w:proofErr w:type="spellEnd"/>
+            <w:r>
+              <w:rPr>
+                <w:rFonts w:ascii="Arial" w:eastAsia="Calibri" w:hAnsi="Arial" w:cs="Arial"/>
+                <w:sz w:val="20"/>
+                <w:szCs w:val="20"/>
+              </w:rPr>
+              <w:t>('%</w:t>
             </w:r>
             <w:r>
               <w:rPr>
@@ -830,13 +1103,23 @@
               </w:rPr>
               <w:t xml:space="preserve">“Yes” if </w:t>
             </w:r>
-            <w:r>
-              <w:rPr>
-                <w:rFonts w:ascii="Arial" w:eastAsia="Calibri" w:hAnsi="Arial" w:cs="Arial"/>
-                <w:sz w:val="20"/>
-                <w:szCs w:val="20"/>
-              </w:rPr>
-              <w:t xml:space="preserve">row.in_danger </w:t>
+            <w:proofErr w:type="spellStart"/>
+            <w:r>
+              <w:rPr>
+                <w:rFonts w:ascii="Arial" w:eastAsia="Calibri" w:hAnsi="Arial" w:cs="Arial"/>
+                <w:sz w:val="20"/>
+                <w:szCs w:val="20"/>
+              </w:rPr>
+              <w:t>row.in_danger</w:t>
+            </w:r>
+            <w:proofErr w:type="spellEnd"/>
+            <w:r>
+              <w:rPr>
+                <w:rFonts w:ascii="Arial" w:eastAsia="Calibri" w:hAnsi="Arial" w:cs="Arial"/>
+                <w:sz w:val="20"/>
+                <w:szCs w:val="20"/>
+              </w:rPr>
+              <w:t xml:space="preserve"> </w:t>
             </w:r>
             <w:r>
               <w:rPr>
@@ -938,7 +1221,16 @@
                 <w:sz w:val="20"/>
                 <w:szCs w:val="20"/>
               </w:rPr>
-              <w:t>{{ row.relationship_</w:t>
+              <w:t xml:space="preserve">{{ </w:t>
+            </w:r>
+            <w:proofErr w:type="spellStart"/>
+            <w:r>
+              <w:rPr>
+                <w:rFonts w:ascii="Arial" w:hAnsi="Arial" w:cs="Arial"/>
+                <w:sz w:val="20"/>
+                <w:szCs w:val="20"/>
+              </w:rPr>
+              <w:t>row.relationship_</w:t>
             </w:r>
             <w:r>
               <w:rPr>
@@ -948,6 +1240,7 @@
               </w:rPr>
               <w:t>OP</w:t>
             </w:r>
+            <w:proofErr w:type="spellEnd"/>
             <w:r>
               <w:rPr>
                 <w:rFonts w:ascii="Arial" w:hAnsi="Arial" w:cs="Arial"/>
@@ -1003,6 +1296,7 @@
               </w:rPr>
               <w:t xml:space="preserve">“Yes” if </w:t>
             </w:r>
+            <w:proofErr w:type="spellStart"/>
             <w:r>
               <w:rPr>
                 <w:rFonts w:ascii="Arial" w:hAnsi="Arial" w:cs="Arial"/>
@@ -1011,6 +1305,7 @@
               </w:rPr>
               <w:t>row.custody_wanted</w:t>
             </w:r>
+            <w:proofErr w:type="spellEnd"/>
             <w:r>
               <w:rPr>
                 <w:rFonts w:ascii="Arial" w:eastAsia="Calibri" w:hAnsi="Arial" w:cs="Arial"/>
@@ -1049,7 +1344,25 @@
                 <w:sz w:val="20"/>
                 <w:szCs w:val="20"/>
               </w:rPr>
-              <w:t>{%tr endfor %}</w:t>
+              <w:t xml:space="preserve">{%tr </w:t>
+            </w:r>
+            <w:proofErr w:type="spellStart"/>
+            <w:r>
+              <w:rPr>
+                <w:rFonts w:ascii="Arial" w:eastAsia="Calibri" w:hAnsi="Arial" w:cs="Arial"/>
+                <w:sz w:val="20"/>
+                <w:szCs w:val="20"/>
+              </w:rPr>
+              <w:t>endfor</w:t>
+            </w:r>
+            <w:proofErr w:type="spellEnd"/>
+            <w:r>
+              <w:rPr>
+                <w:rFonts w:ascii="Arial" w:eastAsia="Calibri" w:hAnsi="Arial" w:cs="Arial"/>
+                <w:sz w:val="20"/>
+                <w:szCs w:val="20"/>
+              </w:rPr>
+              <w:t xml:space="preserve"> %}</w:t>
             </w:r>
           </w:p>
         </w:tc>
@@ -1155,6 +1468,7 @@
         </w:rPr>
         <w:t xml:space="preserve">{%p </w:t>
       </w:r>
+      <w:proofErr w:type="spellStart"/>
       <w:r>
         <w:rPr>
           <w:rFonts w:ascii="Arial" w:hAnsi="Arial" w:cs="Arial"/>
@@ -1169,7 +1483,32 @@
           <w:sz w:val="24"/>
           <w:szCs w:val="24"/>
         </w:rPr>
-        <w:t xml:space="preserve">if field.is_object_list() %} </w:t>
+        <w:t>if</w:t>
+      </w:r>
+      <w:proofErr w:type="spellEnd"/>
+      <w:r>
+        <w:rPr>
+          <w:rFonts w:ascii="Arial" w:hAnsi="Arial" w:cs="Arial"/>
+          <w:sz w:val="24"/>
+          <w:szCs w:val="24"/>
+        </w:rPr>
+        <w:t xml:space="preserve"> </w:t>
+      </w:r>
+      <w:r>
+        <w:rPr>
+          <w:rFonts w:ascii="Arial" w:hAnsi="Arial" w:cs="Arial"/>
+          <w:sz w:val="24"/>
+          <w:szCs w:val="24"/>
+        </w:rPr>
+        <w:t xml:space="preserve">children | length &gt; 4 </w:t>
+      </w:r>
+      <w:r>
+        <w:rPr>
+          <w:rFonts w:ascii="Arial" w:hAnsi="Arial" w:cs="Arial"/>
+          <w:sz w:val="24"/>
+          <w:szCs w:val="24"/>
+        </w:rPr>
+        <w:t>%}</w:t>
       </w:r>
     </w:p>
     <w:p>
@@ -1187,7 +1526,781 @@
           <w:sz w:val="24"/>
           <w:szCs w:val="24"/>
         </w:rPr>
-        <w:t>{{ field.</w:t>
+        <w:t>Additional children</w:t>
+      </w:r>
+    </w:p>
+    <w:tbl>
+      <w:tblPr>
+        <w:tblStyle w:val="TableGrid"/>
+        <w:tblW w:w="8005" w:type="dxa"/>
+        <w:tblLayout w:type="fixed"/>
+        <w:tblLook w:val="04A0" w:firstRow="1" w:lastRow="0" w:firstColumn="1" w:lastColumn="0" w:noHBand="0" w:noVBand="1"/>
+      </w:tblPr>
+      <w:tblGrid>
+        <w:gridCol w:w="1795"/>
+        <w:gridCol w:w="1260"/>
+        <w:gridCol w:w="1260"/>
+        <w:gridCol w:w="1800"/>
+        <w:gridCol w:w="1890"/>
+      </w:tblGrid>
+      <w:tr>
+        <w:tc>
+          <w:tcPr>
+            <w:tcW w:w="1795" w:type="dxa"/>
+          </w:tcPr>
+          <w:p>
+            <w:pPr>
+              <w:widowControl w:val="0"/>
+              <w:rPr>
+                <w:rFonts w:ascii="Arial" w:hAnsi="Arial" w:cs="Arial"/>
+                <w:b/>
+                <w:sz w:val="20"/>
+                <w:szCs w:val="20"/>
+              </w:rPr>
+            </w:pPr>
+            <w:r>
+              <w:rPr>
+                <w:rFonts w:ascii="Arial" w:eastAsia="Calibri" w:hAnsi="Arial" w:cs="Arial"/>
+                <w:b/>
+                <w:sz w:val="20"/>
+                <w:szCs w:val="20"/>
+              </w:rPr>
+              <w:t>Name</w:t>
+            </w:r>
+          </w:p>
+        </w:tc>
+        <w:tc>
+          <w:tcPr>
+            <w:tcW w:w="1260" w:type="dxa"/>
+          </w:tcPr>
+          <w:p>
+            <w:pPr>
+              <w:widowControl w:val="0"/>
+              <w:rPr>
+                <w:rFonts w:ascii="Arial" w:eastAsia="Calibri" w:hAnsi="Arial" w:cs="Arial"/>
+                <w:b/>
+                <w:sz w:val="20"/>
+                <w:szCs w:val="20"/>
+              </w:rPr>
+            </w:pPr>
+            <w:r>
+              <w:rPr>
+                <w:rFonts w:ascii="Arial" w:eastAsia="Calibri" w:hAnsi="Arial" w:cs="Arial"/>
+                <w:b/>
+                <w:sz w:val="20"/>
+                <w:szCs w:val="20"/>
+              </w:rPr>
+              <w:t>Born</w:t>
+            </w:r>
+          </w:p>
+        </w:tc>
+        <w:tc>
+          <w:tcPr>
+            <w:tcW w:w="1260" w:type="dxa"/>
+          </w:tcPr>
+          <w:p>
+            <w:pPr>
+              <w:widowControl w:val="0"/>
+              <w:rPr>
+                <w:rFonts w:ascii="Arial" w:eastAsia="Calibri" w:hAnsi="Arial" w:cs="Arial"/>
+                <w:b/>
+                <w:sz w:val="20"/>
+                <w:szCs w:val="20"/>
+              </w:rPr>
+            </w:pPr>
+            <w:r>
+              <w:rPr>
+                <w:rFonts w:ascii="Arial" w:eastAsia="Calibri" w:hAnsi="Arial" w:cs="Arial"/>
+                <w:b/>
+                <w:sz w:val="20"/>
+                <w:szCs w:val="20"/>
+              </w:rPr>
+              <w:t>In danger?</w:t>
+            </w:r>
+          </w:p>
+        </w:tc>
+        <w:tc>
+          <w:tcPr>
+            <w:tcW w:w="1800" w:type="dxa"/>
+          </w:tcPr>
+          <w:p>
+            <w:pPr>
+              <w:widowControl w:val="0"/>
+              <w:rPr>
+                <w:rFonts w:ascii="Arial" w:eastAsia="Calibri" w:hAnsi="Arial" w:cs="Arial"/>
+                <w:b/>
+                <w:sz w:val="20"/>
+                <w:szCs w:val="20"/>
+              </w:rPr>
+            </w:pPr>
+            <w:r>
+              <w:rPr>
+                <w:rFonts w:ascii="Arial" w:eastAsia="Calibri" w:hAnsi="Arial" w:cs="Arial"/>
+                <w:b/>
+                <w:sz w:val="20"/>
+                <w:szCs w:val="20"/>
+              </w:rPr>
+              <w:t xml:space="preserve">Relationship to </w:t>
+            </w:r>
+            <w:r>
+              <w:rPr>
+                <w:rFonts w:ascii="Arial" w:eastAsia="Calibri" w:hAnsi="Arial" w:cs="Arial"/>
+                <w:b/>
+                <w:sz w:val="20"/>
+                <w:szCs w:val="20"/>
+              </w:rPr>
+              <w:t>plaintiff</w:t>
+            </w:r>
+          </w:p>
+        </w:tc>
+        <w:tc>
+          <w:tcPr>
+            <w:tcW w:w="1890" w:type="dxa"/>
+          </w:tcPr>
+          <w:p>
+            <w:pPr>
+              <w:widowControl w:val="0"/>
+              <w:rPr>
+                <w:rFonts w:ascii="Arial" w:eastAsia="Calibri" w:hAnsi="Arial" w:cs="Arial"/>
+                <w:b/>
+                <w:sz w:val="20"/>
+                <w:szCs w:val="20"/>
+              </w:rPr>
+            </w:pPr>
+            <w:r>
+              <w:rPr>
+                <w:rFonts w:ascii="Arial" w:eastAsia="Calibri" w:hAnsi="Arial" w:cs="Arial"/>
+                <w:b/>
+                <w:sz w:val="20"/>
+                <w:szCs w:val="20"/>
+              </w:rPr>
+              <w:t>Relationship to defendant</w:t>
+            </w:r>
+          </w:p>
+        </w:tc>
+      </w:tr>
+      <w:tr>
+        <w:tc>
+          <w:tcPr>
+            <w:tcW w:w="1795" w:type="dxa"/>
+          </w:tcPr>
+          <w:p>
+            <w:pPr>
+              <w:rPr>
+                <w:rFonts w:ascii="Arial" w:hAnsi="Arial" w:cs="Arial"/>
+                <w:sz w:val="20"/>
+                <w:szCs w:val="20"/>
+              </w:rPr>
+            </w:pPr>
+            <w:r>
+              <w:rPr>
+                <w:rFonts w:ascii="Arial" w:eastAsia="Calibri" w:hAnsi="Arial" w:cs="Arial"/>
+                <w:sz w:val="20"/>
+                <w:szCs w:val="20"/>
+              </w:rPr>
+              <w:t xml:space="preserve">{%tr for row in </w:t>
+            </w:r>
+            <w:proofErr w:type="spellStart"/>
+            <w:r>
+              <w:rPr>
+                <w:rFonts w:ascii="Arial" w:eastAsia="Calibri" w:hAnsi="Arial" w:cs="Arial"/>
+                <w:sz w:val="20"/>
+                <w:szCs w:val="20"/>
+              </w:rPr>
+              <w:t>field.overflow_value</w:t>
+            </w:r>
+            <w:proofErr w:type="spellEnd"/>
+            <w:r>
+              <w:rPr>
+                <w:rFonts w:ascii="Arial" w:eastAsia="Calibri" w:hAnsi="Arial" w:cs="Arial"/>
+                <w:sz w:val="20"/>
+                <w:szCs w:val="20"/>
+              </w:rPr>
+              <w:t>() %}</w:t>
+            </w:r>
+          </w:p>
+        </w:tc>
+        <w:tc>
+          <w:tcPr>
+            <w:tcW w:w="1260" w:type="dxa"/>
+          </w:tcPr>
+          <w:p>
+            <w:pPr>
+              <w:widowControl w:val="0"/>
+              <w:rPr>
+                <w:rFonts w:ascii="Arial" w:eastAsia="Calibri" w:hAnsi="Arial" w:cs="Arial"/>
+                <w:sz w:val="20"/>
+                <w:szCs w:val="20"/>
+              </w:rPr>
+            </w:pPr>
+          </w:p>
+        </w:tc>
+        <w:tc>
+          <w:tcPr>
+            <w:tcW w:w="1260" w:type="dxa"/>
+          </w:tcPr>
+          <w:p>
+            <w:pPr>
+              <w:widowControl w:val="0"/>
+              <w:rPr>
+                <w:rFonts w:ascii="Arial" w:eastAsia="Calibri" w:hAnsi="Arial" w:cs="Arial"/>
+                <w:sz w:val="20"/>
+                <w:szCs w:val="20"/>
+              </w:rPr>
+            </w:pPr>
+          </w:p>
+        </w:tc>
+        <w:tc>
+          <w:tcPr>
+            <w:tcW w:w="1800" w:type="dxa"/>
+          </w:tcPr>
+          <w:p>
+            <w:pPr>
+              <w:widowControl w:val="0"/>
+              <w:rPr>
+                <w:rFonts w:ascii="Arial" w:eastAsia="Calibri" w:hAnsi="Arial" w:cs="Arial"/>
+                <w:sz w:val="20"/>
+                <w:szCs w:val="20"/>
+              </w:rPr>
+            </w:pPr>
+          </w:p>
+        </w:tc>
+        <w:tc>
+          <w:tcPr>
+            <w:tcW w:w="1890" w:type="dxa"/>
+          </w:tcPr>
+          <w:p>
+            <w:pPr>
+              <w:widowControl w:val="0"/>
+              <w:rPr>
+                <w:rFonts w:ascii="Arial" w:eastAsia="Calibri" w:hAnsi="Arial" w:cs="Arial"/>
+                <w:sz w:val="20"/>
+                <w:szCs w:val="20"/>
+              </w:rPr>
+            </w:pPr>
+          </w:p>
+        </w:tc>
+      </w:tr>
+      <w:tr>
+        <w:tc>
+          <w:tcPr>
+            <w:tcW w:w="1795" w:type="dxa"/>
+          </w:tcPr>
+          <w:p>
+            <w:pPr>
+              <w:rPr>
+                <w:rFonts w:ascii="Arial" w:hAnsi="Arial" w:cs="Arial"/>
+                <w:sz w:val="24"/>
+                <w:szCs w:val="24"/>
+              </w:rPr>
+            </w:pPr>
+            <w:r>
+              <w:rPr>
+                <w:rFonts w:ascii="Arial" w:eastAsia="Calibri" w:hAnsi="Arial" w:cs="Arial"/>
+                <w:sz w:val="24"/>
+                <w:szCs w:val="24"/>
+              </w:rPr>
+              <w:t>{{ row.name }}</w:t>
+            </w:r>
+          </w:p>
+        </w:tc>
+        <w:tc>
+          <w:tcPr>
+            <w:tcW w:w="1260" w:type="dxa"/>
+          </w:tcPr>
+          <w:p>
+            <w:pPr>
+              <w:widowControl w:val="0"/>
+              <w:rPr>
+                <w:rFonts w:ascii="Arial" w:eastAsia="Calibri" w:hAnsi="Arial" w:cs="Arial"/>
+                <w:sz w:val="20"/>
+                <w:szCs w:val="20"/>
+              </w:rPr>
+            </w:pPr>
+            <w:r>
+              <w:rPr>
+                <w:rFonts w:ascii="Arial" w:eastAsia="Calibri" w:hAnsi="Arial" w:cs="Arial"/>
+                <w:sz w:val="20"/>
+                <w:szCs w:val="20"/>
+              </w:rPr>
+              <w:t>{{</w:t>
+            </w:r>
+            <w:proofErr w:type="spellStart"/>
+            <w:r>
+              <w:rPr>
+                <w:rFonts w:ascii="Arial" w:eastAsia="Calibri" w:hAnsi="Arial" w:cs="Arial"/>
+                <w:sz w:val="20"/>
+                <w:szCs w:val="20"/>
+              </w:rPr>
+              <w:t>row.birthdate</w:t>
+            </w:r>
+            <w:proofErr w:type="spellEnd"/>
+            <w:r>
+              <w:rPr>
+                <w:rFonts w:ascii="Arial" w:eastAsia="Calibri" w:hAnsi="Arial" w:cs="Arial"/>
+                <w:sz w:val="20"/>
+                <w:szCs w:val="20"/>
+              </w:rPr>
+              <w:t>.</w:t>
+            </w:r>
+            <w:r>
+              <w:rPr>
+                <w:rFonts w:ascii="inherit" w:eastAsia="Times New Roman" w:hAnsi="inherit" w:cs="Courier New"/>
+                <w:color w:val="0C0D0E"/>
+                <w:sz w:val="20"/>
+                <w:szCs w:val="20"/>
+                <w:bdr w:val="none" w:sz="0" w:space="0" w:color="auto" w:frame="1"/>
+              </w:rPr>
+              <w:t xml:space="preserve"> </w:t>
+            </w:r>
+            <w:proofErr w:type="spellStart"/>
+            <w:r>
+              <w:rPr>
+                <w:rFonts w:ascii="Arial" w:eastAsia="Calibri" w:hAnsi="Arial" w:cs="Arial"/>
+                <w:sz w:val="20"/>
+                <w:szCs w:val="20"/>
+              </w:rPr>
+              <w:t>strftime</w:t>
+            </w:r>
+            <w:proofErr w:type="spellEnd"/>
+            <w:r>
+              <w:rPr>
+                <w:rFonts w:ascii="Arial" w:eastAsia="Calibri" w:hAnsi="Arial" w:cs="Arial"/>
+                <w:sz w:val="20"/>
+                <w:szCs w:val="20"/>
+              </w:rPr>
+              <w:t>('%m/%d/%Y')</w:t>
+            </w:r>
+          </w:p>
+          <w:p>
+            <w:pPr>
+              <w:widowControl w:val="0"/>
+              <w:rPr>
+                <w:rFonts w:ascii="Arial" w:hAnsi="Arial" w:cs="Arial"/>
+                <w:sz w:val="20"/>
+                <w:szCs w:val="20"/>
+              </w:rPr>
+            </w:pPr>
+            <w:r>
+              <w:rPr>
+                <w:rFonts w:ascii="Arial" w:eastAsia="Calibri" w:hAnsi="Arial" w:cs="Arial"/>
+                <w:sz w:val="20"/>
+                <w:szCs w:val="20"/>
+              </w:rPr>
+              <w:t>}}</w:t>
+            </w:r>
+          </w:p>
+        </w:tc>
+        <w:tc>
+          <w:tcPr>
+            <w:tcW w:w="1260" w:type="dxa"/>
+          </w:tcPr>
+          <w:p>
+            <w:pPr>
+              <w:widowControl w:val="0"/>
+              <w:rPr>
+                <w:rFonts w:ascii="Arial" w:hAnsi="Arial" w:cs="Arial"/>
+                <w:sz w:val="20"/>
+                <w:szCs w:val="20"/>
+              </w:rPr>
+            </w:pPr>
+            <w:r>
+              <w:rPr>
+                <w:rFonts w:ascii="Arial" w:eastAsia="Calibri" w:hAnsi="Arial" w:cs="Arial"/>
+                <w:sz w:val="20"/>
+                <w:szCs w:val="20"/>
+              </w:rPr>
+              <w:t xml:space="preserve">{{ </w:t>
+            </w:r>
+            <w:r>
+              <w:rPr>
+                <w:rFonts w:ascii="Arial" w:eastAsia="Calibri" w:hAnsi="Arial" w:cs="Arial"/>
+                <w:sz w:val="20"/>
+                <w:szCs w:val="20"/>
+              </w:rPr>
+              <w:t xml:space="preserve">“Yes” if </w:t>
+            </w:r>
+            <w:proofErr w:type="spellStart"/>
+            <w:r>
+              <w:rPr>
+                <w:rFonts w:ascii="Arial" w:eastAsia="Calibri" w:hAnsi="Arial" w:cs="Arial"/>
+                <w:sz w:val="20"/>
+                <w:szCs w:val="20"/>
+              </w:rPr>
+              <w:t>row.in_danger</w:t>
+            </w:r>
+            <w:proofErr w:type="spellEnd"/>
+            <w:r>
+              <w:rPr>
+                <w:rFonts w:ascii="Arial" w:eastAsia="Calibri" w:hAnsi="Arial" w:cs="Arial"/>
+                <w:sz w:val="20"/>
+                <w:szCs w:val="20"/>
+              </w:rPr>
+              <w:t xml:space="preserve"> </w:t>
+            </w:r>
+            <w:r>
+              <w:rPr>
+                <w:rFonts w:ascii="Arial" w:eastAsia="Calibri" w:hAnsi="Arial" w:cs="Arial"/>
+                <w:sz w:val="20"/>
+                <w:szCs w:val="20"/>
+              </w:rPr>
+              <w:t>else “No”</w:t>
+            </w:r>
+            <w:r>
+              <w:rPr>
+                <w:rFonts w:ascii="Arial" w:eastAsia="Calibri" w:hAnsi="Arial" w:cs="Arial"/>
+                <w:sz w:val="20"/>
+                <w:szCs w:val="20"/>
+              </w:rPr>
+              <w:t>}}</w:t>
+            </w:r>
+          </w:p>
+        </w:tc>
+        <w:tc>
+          <w:tcPr>
+            <w:tcW w:w="1800" w:type="dxa"/>
+          </w:tcPr>
+          <w:p>
+            <w:pPr>
+              <w:widowControl w:val="0"/>
+              <w:rPr>
+                <w:rFonts w:ascii="Arial" w:hAnsi="Arial" w:cs="Arial"/>
+                <w:sz w:val="20"/>
+                <w:szCs w:val="20"/>
+              </w:rPr>
+            </w:pPr>
+            <w:r>
+              <w:rPr>
+                <w:rFonts w:ascii="Arial" w:hAnsi="Arial" w:cs="Arial"/>
+                <w:sz w:val="20"/>
+                <w:szCs w:val="20"/>
+              </w:rPr>
+              <w:t>{{ row.relationship_user</w:t>
+            </w:r>
+            <w:r>
+              <w:rPr>
+                <w:rFonts w:ascii="Arial" w:hAnsi="Arial" w:cs="Arial"/>
+                <w:sz w:val="20"/>
+                <w:szCs w:val="20"/>
+              </w:rPr>
+              <w:t>s</w:t>
+            </w:r>
+            <w:r>
+              <w:rPr>
+                <w:rFonts w:ascii="Arial" w:hAnsi="Arial" w:cs="Arial"/>
+                <w:sz w:val="20"/>
+                <w:szCs w:val="20"/>
+              </w:rPr>
+              <w:t>1</w:t>
+            </w:r>
+            <w:r>
+              <w:rPr>
+                <w:rFonts w:ascii="Arial" w:hAnsi="Arial" w:cs="Arial"/>
+                <w:sz w:val="20"/>
+                <w:szCs w:val="20"/>
+              </w:rPr>
+              <w:t xml:space="preserve"> </w:t>
+            </w:r>
+            <w:r>
+              <w:rPr>
+                <w:rFonts w:ascii="Arial" w:hAnsi="Arial" w:cs="Arial"/>
+                <w:sz w:val="20"/>
+                <w:szCs w:val="20"/>
+              </w:rPr>
+              <w:t>| capitalize</w:t>
+            </w:r>
+            <w:r>
+              <w:rPr>
+                <w:rFonts w:ascii="Arial" w:hAnsi="Arial" w:cs="Arial"/>
+                <w:sz w:val="20"/>
+                <w:szCs w:val="20"/>
+              </w:rPr>
+              <w:t>}}</w:t>
+            </w:r>
+          </w:p>
+        </w:tc>
+        <w:tc>
+          <w:tcPr>
+            <w:tcW w:w="1890" w:type="dxa"/>
+          </w:tcPr>
+          <w:p>
+            <w:pPr>
+              <w:widowControl w:val="0"/>
+              <w:rPr>
+                <w:rFonts w:ascii="Arial" w:eastAsia="Calibri" w:hAnsi="Arial" w:cs="Arial"/>
+                <w:sz w:val="20"/>
+                <w:szCs w:val="20"/>
+              </w:rPr>
+            </w:pPr>
+            <w:r>
+              <w:rPr>
+                <w:rFonts w:ascii="Arial" w:hAnsi="Arial" w:cs="Arial"/>
+                <w:sz w:val="20"/>
+                <w:szCs w:val="20"/>
+              </w:rPr>
+              <w:t xml:space="preserve">{{ </w:t>
+            </w:r>
+            <w:proofErr w:type="spellStart"/>
+            <w:r>
+              <w:rPr>
+                <w:rFonts w:ascii="Arial" w:hAnsi="Arial" w:cs="Arial"/>
+                <w:sz w:val="20"/>
+                <w:szCs w:val="20"/>
+              </w:rPr>
+              <w:t>row.relationship_</w:t>
+            </w:r>
+            <w:r>
+              <w:rPr>
+                <w:rFonts w:ascii="Arial" w:hAnsi="Arial" w:cs="Arial"/>
+                <w:sz w:val="20"/>
+                <w:szCs w:val="20"/>
+              </w:rPr>
+              <w:t>OP</w:t>
+            </w:r>
+            <w:proofErr w:type="spellEnd"/>
+            <w:r>
+              <w:rPr>
+                <w:rFonts w:ascii="Arial" w:hAnsi="Arial" w:cs="Arial"/>
+                <w:sz w:val="20"/>
+                <w:szCs w:val="20"/>
+              </w:rPr>
+              <w:t xml:space="preserve"> </w:t>
+            </w:r>
+            <w:r>
+              <w:rPr>
+                <w:rFonts w:ascii="Arial" w:hAnsi="Arial" w:cs="Arial"/>
+                <w:sz w:val="20"/>
+                <w:szCs w:val="20"/>
+              </w:rPr>
+              <w:t>| capitalize</w:t>
+            </w:r>
+            <w:r>
+              <w:rPr>
+                <w:rFonts w:ascii="Arial" w:hAnsi="Arial" w:cs="Arial"/>
+                <w:sz w:val="20"/>
+                <w:szCs w:val="20"/>
+              </w:rPr>
+              <w:t>}}</w:t>
+            </w:r>
+          </w:p>
+        </w:tc>
+      </w:tr>
+      <w:tr>
+        <w:tc>
+          <w:tcPr>
+            <w:tcW w:w="1795" w:type="dxa"/>
+          </w:tcPr>
+          <w:p>
+            <w:pPr>
+              <w:rPr>
+                <w:rFonts w:ascii="Arial" w:hAnsi="Arial" w:cs="Arial"/>
+                <w:sz w:val="20"/>
+                <w:szCs w:val="20"/>
+              </w:rPr>
+            </w:pPr>
+            <w:r>
+              <w:rPr>
+                <w:rFonts w:ascii="Arial" w:eastAsia="Calibri" w:hAnsi="Arial" w:cs="Arial"/>
+                <w:sz w:val="20"/>
+                <w:szCs w:val="20"/>
+              </w:rPr>
+              <w:t xml:space="preserve">{%tr </w:t>
+            </w:r>
+            <w:proofErr w:type="spellStart"/>
+            <w:r>
+              <w:rPr>
+                <w:rFonts w:ascii="Arial" w:eastAsia="Calibri" w:hAnsi="Arial" w:cs="Arial"/>
+                <w:sz w:val="20"/>
+                <w:szCs w:val="20"/>
+              </w:rPr>
+              <w:t>endfor</w:t>
+            </w:r>
+            <w:proofErr w:type="spellEnd"/>
+            <w:r>
+              <w:rPr>
+                <w:rFonts w:ascii="Arial" w:eastAsia="Calibri" w:hAnsi="Arial" w:cs="Arial"/>
+                <w:sz w:val="20"/>
+                <w:szCs w:val="20"/>
+              </w:rPr>
+              <w:t xml:space="preserve"> %}</w:t>
+            </w:r>
+          </w:p>
+        </w:tc>
+        <w:tc>
+          <w:tcPr>
+            <w:tcW w:w="1260" w:type="dxa"/>
+          </w:tcPr>
+          <w:p>
+            <w:pPr>
+              <w:widowControl w:val="0"/>
+              <w:rPr>
+                <w:rFonts w:ascii="Arial" w:eastAsia="Calibri" w:hAnsi="Arial" w:cs="Arial"/>
+                <w:sz w:val="20"/>
+                <w:szCs w:val="20"/>
+              </w:rPr>
+            </w:pPr>
+          </w:p>
+        </w:tc>
+        <w:tc>
+          <w:tcPr>
+            <w:tcW w:w="1260" w:type="dxa"/>
+          </w:tcPr>
+          <w:p>
+            <w:pPr>
+              <w:widowControl w:val="0"/>
+              <w:rPr>
+                <w:rFonts w:ascii="Arial" w:eastAsia="Calibri" w:hAnsi="Arial" w:cs="Arial"/>
+                <w:sz w:val="20"/>
+                <w:szCs w:val="20"/>
+              </w:rPr>
+            </w:pPr>
+          </w:p>
+        </w:tc>
+        <w:tc>
+          <w:tcPr>
+            <w:tcW w:w="1800" w:type="dxa"/>
+          </w:tcPr>
+          <w:p>
+            <w:pPr>
+              <w:widowControl w:val="0"/>
+              <w:rPr>
+                <w:rFonts w:ascii="Arial" w:eastAsia="Calibri" w:hAnsi="Arial" w:cs="Arial"/>
+                <w:sz w:val="20"/>
+                <w:szCs w:val="20"/>
+              </w:rPr>
+            </w:pPr>
+          </w:p>
+        </w:tc>
+        <w:tc>
+          <w:tcPr>
+            <w:tcW w:w="1890" w:type="dxa"/>
+          </w:tcPr>
+          <w:p>
+            <w:pPr>
+              <w:widowControl w:val="0"/>
+              <w:rPr>
+                <w:rFonts w:ascii="Arial" w:eastAsia="Calibri" w:hAnsi="Arial" w:cs="Arial"/>
+                <w:sz w:val="20"/>
+                <w:szCs w:val="20"/>
+              </w:rPr>
+            </w:pPr>
+          </w:p>
+        </w:tc>
+      </w:tr>
+    </w:tbl>
+    <w:p>
+      <w:pPr>
+        <w:rPr>
+          <w:rFonts w:ascii="Arial" w:hAnsi="Arial" w:cs="Arial"/>
+          <w:sz w:val="24"/>
+          <w:szCs w:val="24"/>
+        </w:rPr>
+      </w:pPr>
+      <w:r>
+        <w:rPr>
+          <w:rFonts w:ascii="Arial" w:hAnsi="Arial" w:cs="Arial"/>
+          <w:sz w:val="24"/>
+          <w:szCs w:val="24"/>
+        </w:rPr>
+        <w:lastRenderedPageBreak/>
+        <w:t>{%p endif %}</w:t>
+      </w:r>
+    </w:p>
+    <w:p>
+      <w:pPr>
+        <w:rPr>
+          <w:rFonts w:ascii="Arial" w:hAnsi="Arial" w:cs="Arial"/>
+          <w:sz w:val="24"/>
+          <w:szCs w:val="24"/>
+        </w:rPr>
+      </w:pPr>
+    </w:p>
+    <w:p>
+      <w:pPr>
+        <w:rPr>
+          <w:rFonts w:ascii="Arial" w:hAnsi="Arial" w:cs="Arial"/>
+          <w:sz w:val="24"/>
+          <w:szCs w:val="24"/>
+        </w:rPr>
+      </w:pPr>
+      <w:r>
+        <w:rPr>
+          <w:rFonts w:ascii="Arial" w:hAnsi="Arial" w:cs="Arial"/>
+          <w:sz w:val="24"/>
+          <w:szCs w:val="24"/>
+        </w:rPr>
+        <w:t xml:space="preserve">{%p </w:t>
+      </w:r>
+      <w:proofErr w:type="spellStart"/>
+      <w:r>
+        <w:rPr>
+          <w:rFonts w:ascii="Arial" w:hAnsi="Arial" w:cs="Arial"/>
+          <w:sz w:val="24"/>
+          <w:szCs w:val="24"/>
+        </w:rPr>
+        <w:t>el</w:t>
+      </w:r>
+      <w:r>
+        <w:rPr>
+          <w:rFonts w:ascii="Arial" w:hAnsi="Arial" w:cs="Arial"/>
+          <w:sz w:val="24"/>
+          <w:szCs w:val="24"/>
+        </w:rPr>
+        <w:t>if</w:t>
+      </w:r>
+      <w:proofErr w:type="spellEnd"/>
+      <w:r>
+        <w:rPr>
+          <w:rFonts w:ascii="Arial" w:hAnsi="Arial" w:cs="Arial"/>
+          <w:sz w:val="24"/>
+          <w:szCs w:val="24"/>
+        </w:rPr>
+        <w:t xml:space="preserve"> </w:t>
+      </w:r>
+      <w:proofErr w:type="spellStart"/>
+      <w:r>
+        <w:rPr>
+          <w:rFonts w:ascii="Arial" w:hAnsi="Arial" w:cs="Arial"/>
+          <w:sz w:val="24"/>
+          <w:szCs w:val="24"/>
+        </w:rPr>
+        <w:t>field.is_object_list</w:t>
+      </w:r>
+      <w:proofErr w:type="spellEnd"/>
+      <w:r>
+        <w:rPr>
+          <w:rFonts w:ascii="Arial" w:hAnsi="Arial" w:cs="Arial"/>
+          <w:sz w:val="24"/>
+          <w:szCs w:val="24"/>
+        </w:rPr>
+        <w:t xml:space="preserve">() %} </w:t>
+      </w:r>
+    </w:p>
+    <w:p>
+      <w:pPr>
+        <w:pStyle w:val="Heading2"/>
+        <w:rPr>
+          <w:rFonts w:ascii="Arial" w:hAnsi="Arial" w:cs="Arial"/>
+          <w:sz w:val="24"/>
+          <w:szCs w:val="24"/>
+        </w:rPr>
+      </w:pPr>
+      <w:r>
+        <w:rPr>
+          <w:rFonts w:ascii="Arial" w:hAnsi="Arial" w:cs="Arial"/>
+          <w:sz w:val="24"/>
+          <w:szCs w:val="24"/>
+        </w:rPr>
+        <w:t xml:space="preserve">{{ </w:t>
+      </w:r>
+      <w:proofErr w:type="spellStart"/>
+      <w:r>
+        <w:rPr>
+          <w:rFonts w:ascii="Arial" w:hAnsi="Arial" w:cs="Arial"/>
+          <w:sz w:val="24"/>
+          <w:szCs w:val="24"/>
+        </w:rPr>
+        <w:t>field.</w:t>
       </w:r>
       <w:r>
         <w:rPr>
@@ -1197,6 +2310,7 @@
         </w:rPr>
         <w:t>label</w:t>
       </w:r>
+      <w:proofErr w:type="spellEnd"/>
       <w:r>
         <w:rPr>
           <w:rFonts w:ascii="Arial" w:hAnsi="Arial" w:cs="Arial"/>
@@ -1238,7 +2352,47 @@
                 <w:sz w:val="24"/>
                 <w:szCs w:val="24"/>
               </w:rPr>
-              <w:t>{%tc for column in field.columns() %}</w:t>
+              <w:t>{%</w:t>
+            </w:r>
+            <w:proofErr w:type="spellStart"/>
+            <w:r>
+              <w:rPr>
+                <w:rFonts w:ascii="Arial" w:hAnsi="Arial" w:cs="Arial"/>
+                <w:b/>
+                <w:sz w:val="24"/>
+                <w:szCs w:val="24"/>
+              </w:rPr>
+              <w:t>tc</w:t>
+            </w:r>
+            <w:proofErr w:type="spellEnd"/>
+            <w:r>
+              <w:rPr>
+                <w:rFonts w:ascii="Arial" w:hAnsi="Arial" w:cs="Arial"/>
+                <w:b/>
+                <w:sz w:val="24"/>
+                <w:szCs w:val="24"/>
+              </w:rPr>
+              <w:t xml:space="preserve"> for column in </w:t>
+            </w:r>
+            <w:proofErr w:type="spellStart"/>
+            <w:r>
+              <w:rPr>
+                <w:rFonts w:ascii="Arial" w:hAnsi="Arial" w:cs="Arial"/>
+                <w:b/>
+                <w:sz w:val="24"/>
+                <w:szCs w:val="24"/>
+              </w:rPr>
+              <w:t>field.columns</w:t>
+            </w:r>
+            <w:proofErr w:type="spellEnd"/>
+            <w:r>
+              <w:rPr>
+                <w:rFonts w:ascii="Arial" w:hAnsi="Arial" w:cs="Arial"/>
+                <w:b/>
+                <w:sz w:val="24"/>
+                <w:szCs w:val="24"/>
+              </w:rPr>
+              <w:t>() %}</w:t>
             </w:r>
           </w:p>
         </w:tc>
@@ -1304,7 +2458,47 @@
                 <w:sz w:val="24"/>
                 <w:szCs w:val="24"/>
               </w:rPr>
-              <w:t>{%tc endfor %}</w:t>
+              <w:t>{%</w:t>
+            </w:r>
+            <w:proofErr w:type="spellStart"/>
+            <w:r>
+              <w:rPr>
+                <w:rFonts w:ascii="Arial" w:hAnsi="Arial" w:cs="Arial"/>
+                <w:b/>
+                <w:sz w:val="24"/>
+                <w:szCs w:val="24"/>
+              </w:rPr>
+              <w:t>tc</w:t>
+            </w:r>
+            <w:proofErr w:type="spellEnd"/>
+            <w:r>
+              <w:rPr>
+                <w:rFonts w:ascii="Arial" w:hAnsi="Arial" w:cs="Arial"/>
+                <w:b/>
+                <w:sz w:val="24"/>
+                <w:szCs w:val="24"/>
+              </w:rPr>
+              <w:t xml:space="preserve"> </w:t>
+            </w:r>
+            <w:proofErr w:type="spellStart"/>
+            <w:r>
+              <w:rPr>
+                <w:rFonts w:ascii="Arial" w:hAnsi="Arial" w:cs="Arial"/>
+                <w:b/>
+                <w:sz w:val="24"/>
+                <w:szCs w:val="24"/>
+              </w:rPr>
+              <w:t>endfor</w:t>
+            </w:r>
+            <w:proofErr w:type="spellEnd"/>
+            <w:r>
+              <w:rPr>
+                <w:rFonts w:ascii="Arial" w:hAnsi="Arial" w:cs="Arial"/>
+                <w:b/>
+                <w:sz w:val="24"/>
+                <w:szCs w:val="24"/>
+              </w:rPr>
+              <w:t xml:space="preserve"> %}</w:t>
             </w:r>
           </w:p>
         </w:tc>
@@ -1328,7 +2522,25 @@
                 <w:sz w:val="24"/>
                 <w:szCs w:val="24"/>
               </w:rPr>
-              <w:t>{%tr for row in field.overflow_value() %}</w:t>
+              <w:t xml:space="preserve">{%tr for row in </w:t>
+            </w:r>
+            <w:proofErr w:type="spellStart"/>
+            <w:r>
+              <w:rPr>
+                <w:rFonts w:ascii="Arial" w:hAnsi="Arial" w:cs="Arial"/>
+                <w:sz w:val="24"/>
+                <w:szCs w:val="24"/>
+              </w:rPr>
+              <w:t>field.overflow_value</w:t>
+            </w:r>
+            <w:proofErr w:type="spellEnd"/>
+            <w:r>
+              <w:rPr>
+                <w:rFonts w:ascii="Arial" w:hAnsi="Arial" w:cs="Arial"/>
+                <w:sz w:val="24"/>
+                <w:szCs w:val="24"/>
+              </w:rPr>
+              <w:t>() %}</w:t>
             </w:r>
           </w:p>
         </w:tc>
@@ -1380,7 +2592,43 @@
                 <w:sz w:val="24"/>
                 <w:szCs w:val="24"/>
               </w:rPr>
-              <w:t>{%tc for column in field.columns() %}</w:t>
+              <w:t>{%</w:t>
+            </w:r>
+            <w:proofErr w:type="spellStart"/>
+            <w:r>
+              <w:rPr>
+                <w:rFonts w:ascii="Arial" w:hAnsi="Arial" w:cs="Arial"/>
+                <w:sz w:val="24"/>
+                <w:szCs w:val="24"/>
+              </w:rPr>
+              <w:t>tc</w:t>
+            </w:r>
+            <w:proofErr w:type="spellEnd"/>
+            <w:r>
+              <w:rPr>
+                <w:rFonts w:ascii="Arial" w:hAnsi="Arial" w:cs="Arial"/>
+                <w:sz w:val="24"/>
+                <w:szCs w:val="24"/>
+              </w:rPr>
+              <w:t xml:space="preserve"> for column in </w:t>
+            </w:r>
+            <w:proofErr w:type="spellStart"/>
+            <w:r>
+              <w:rPr>
+                <w:rFonts w:ascii="Arial" w:hAnsi="Arial" w:cs="Arial"/>
+                <w:sz w:val="24"/>
+                <w:szCs w:val="24"/>
+              </w:rPr>
+              <w:t>field.columns</w:t>
+            </w:r>
+            <w:proofErr w:type="spellEnd"/>
+            <w:r>
+              <w:rPr>
+                <w:rFonts w:ascii="Arial" w:hAnsi="Arial" w:cs="Arial"/>
+                <w:sz w:val="24"/>
+                <w:szCs w:val="24"/>
+              </w:rPr>
+              <w:t>() %}</w:t>
             </w:r>
           </w:p>
         </w:tc>
@@ -1402,7 +2650,25 @@
                 <w:sz w:val="24"/>
                 <w:szCs w:val="24"/>
               </w:rPr>
-              <w:t>{{ safeattr(row, key(column)) }}</w:t>
+              <w:t xml:space="preserve">{{ </w:t>
+            </w:r>
+            <w:proofErr w:type="spellStart"/>
+            <w:r>
+              <w:rPr>
+                <w:rFonts w:ascii="Arial" w:hAnsi="Arial" w:cs="Arial"/>
+                <w:sz w:val="24"/>
+                <w:szCs w:val="24"/>
+              </w:rPr>
+              <w:t>safeattr</w:t>
+            </w:r>
+            <w:proofErr w:type="spellEnd"/>
+            <w:r>
+              <w:rPr>
+                <w:rFonts w:ascii="Arial" w:hAnsi="Arial" w:cs="Arial"/>
+                <w:sz w:val="24"/>
+                <w:szCs w:val="24"/>
+              </w:rPr>
+              <w:t>(row, key(column)) }}</w:t>
             </w:r>
           </w:p>
         </w:tc>
@@ -1424,7 +2690,43 @@
                 <w:sz w:val="24"/>
                 <w:szCs w:val="24"/>
               </w:rPr>
-              <w:t>{%tc endfor %}</w:t>
+              <w:t>{%</w:t>
+            </w:r>
+            <w:proofErr w:type="spellStart"/>
+            <w:r>
+              <w:rPr>
+                <w:rFonts w:ascii="Arial" w:hAnsi="Arial" w:cs="Arial"/>
+                <w:sz w:val="24"/>
+                <w:szCs w:val="24"/>
+              </w:rPr>
+              <w:t>tc</w:t>
+            </w:r>
+            <w:proofErr w:type="spellEnd"/>
+            <w:r>
+              <w:rPr>
+                <w:rFonts w:ascii="Arial" w:hAnsi="Arial" w:cs="Arial"/>
+                <w:sz w:val="24"/>
+                <w:szCs w:val="24"/>
+              </w:rPr>
+              <w:t xml:space="preserve"> </w:t>
+            </w:r>
+            <w:proofErr w:type="spellStart"/>
+            <w:r>
+              <w:rPr>
+                <w:rFonts w:ascii="Arial" w:hAnsi="Arial" w:cs="Arial"/>
+                <w:sz w:val="24"/>
+                <w:szCs w:val="24"/>
+              </w:rPr>
+              <w:t>endfor</w:t>
+            </w:r>
+            <w:proofErr w:type="spellEnd"/>
+            <w:r>
+              <w:rPr>
+                <w:rFonts w:ascii="Arial" w:hAnsi="Arial" w:cs="Arial"/>
+                <w:sz w:val="24"/>
+                <w:szCs w:val="24"/>
+              </w:rPr>
+              <w:t xml:space="preserve"> %}</w:t>
             </w:r>
           </w:p>
         </w:tc>
@@ -1448,7 +2750,25 @@
                 <w:sz w:val="24"/>
                 <w:szCs w:val="24"/>
               </w:rPr>
-              <w:t>{%tr endfor %}</w:t>
+              <w:t xml:space="preserve">{%tr </w:t>
+            </w:r>
+            <w:proofErr w:type="spellStart"/>
+            <w:r>
+              <w:rPr>
+                <w:rFonts w:ascii="Arial" w:hAnsi="Arial" w:cs="Arial"/>
+                <w:sz w:val="24"/>
+                <w:szCs w:val="24"/>
+              </w:rPr>
+              <w:t>endfor</w:t>
+            </w:r>
+            <w:proofErr w:type="spellEnd"/>
+            <w:r>
+              <w:rPr>
+                <w:rFonts w:ascii="Arial" w:hAnsi="Arial" w:cs="Arial"/>
+                <w:sz w:val="24"/>
+                <w:szCs w:val="24"/>
+              </w:rPr>
+              <w:t xml:space="preserve"> %}</w:t>
             </w:r>
           </w:p>
         </w:tc>
@@ -1505,8 +2825,43 @@
           <w:sz w:val="24"/>
           <w:szCs w:val="24"/>
         </w:rPr>
-        <w:lastRenderedPageBreak/>
-        <w:t>{%p elif field.is_list() %}</w:t>
+        <w:t xml:space="preserve">{%p </w:t>
+      </w:r>
+      <w:proofErr w:type="spellStart"/>
+      <w:r>
+        <w:rPr>
+          <w:rFonts w:ascii="Arial" w:hAnsi="Arial" w:cs="Arial"/>
+          <w:sz w:val="24"/>
+          <w:szCs w:val="24"/>
+        </w:rPr>
+        <w:t>elif</w:t>
+      </w:r>
+      <w:proofErr w:type="spellEnd"/>
+      <w:r>
+        <w:rPr>
+          <w:rFonts w:ascii="Arial" w:hAnsi="Arial" w:cs="Arial"/>
+          <w:sz w:val="24"/>
+          <w:szCs w:val="24"/>
+        </w:rPr>
+        <w:t xml:space="preserve"> </w:t>
+      </w:r>
+      <w:proofErr w:type="spellStart"/>
+      <w:r>
+        <w:rPr>
+          <w:rFonts w:ascii="Arial" w:hAnsi="Arial" w:cs="Arial"/>
+          <w:sz w:val="24"/>
+          <w:szCs w:val="24"/>
+        </w:rPr>
+        <w:t>field.is_list</w:t>
+      </w:r>
+      <w:proofErr w:type="spellEnd"/>
+      <w:r>
+        <w:rPr>
+          <w:rFonts w:ascii="Arial" w:hAnsi="Arial" w:cs="Arial"/>
+          <w:sz w:val="24"/>
+          <w:szCs w:val="24"/>
+        </w:rPr>
+        <w:t>() %}</w:t>
       </w:r>
     </w:p>
     <w:p>
@@ -1533,7 +2888,16 @@
           <w:sz w:val="24"/>
           <w:szCs w:val="24"/>
         </w:rPr>
-        <w:t>{{ field.</w:t>
+        <w:t xml:space="preserve">{{ </w:t>
+      </w:r>
+      <w:proofErr w:type="spellStart"/>
+      <w:r>
+        <w:rPr>
+          <w:rFonts w:ascii="Arial" w:hAnsi="Arial" w:cs="Arial"/>
+          <w:sz w:val="24"/>
+          <w:szCs w:val="24"/>
+        </w:rPr>
+        <w:t>field.</w:t>
       </w:r>
       <w:r>
         <w:rPr>
@@ -1543,6 +2907,7 @@
         </w:rPr>
         <w:t>label</w:t>
       </w:r>
+      <w:proofErr w:type="spellEnd"/>
       <w:r>
         <w:rPr>
           <w:rFonts w:ascii="Arial" w:hAnsi="Arial" w:cs="Arial"/>
@@ -1571,7 +2936,25 @@
           <w:sz w:val="24"/>
           <w:szCs w:val="24"/>
         </w:rPr>
-        <w:t>{%p for item in field.overflow_value() %}</w:t>
+        <w:t xml:space="preserve">{%p for item in </w:t>
+      </w:r>
+      <w:proofErr w:type="spellStart"/>
+      <w:r>
+        <w:rPr>
+          <w:rFonts w:ascii="Arial" w:hAnsi="Arial" w:cs="Arial"/>
+          <w:sz w:val="24"/>
+          <w:szCs w:val="24"/>
+        </w:rPr>
+        <w:t>field.overflow_value</w:t>
+      </w:r>
+      <w:proofErr w:type="spellEnd"/>
+      <w:r>
+        <w:rPr>
+          <w:rFonts w:ascii="Arial" w:hAnsi="Arial" w:cs="Arial"/>
+          <w:sz w:val="24"/>
+          <w:szCs w:val="24"/>
+        </w:rPr>
+        <w:t>() %}</w:t>
       </w:r>
     </w:p>
     <w:p>
@@ -1615,8 +2998,18 @@
           <w:sz w:val="24"/>
           <w:szCs w:val="24"/>
         </w:rPr>
-        <w:t>{%p endfor</w:t>
-      </w:r>
+        <w:t xml:space="preserve">{%p </w:t>
+      </w:r>
+      <w:proofErr w:type="spellStart"/>
+      <w:r>
+        <w:rPr>
+          <w:rFonts w:ascii="Arial" w:hAnsi="Arial" w:cs="Arial"/>
+          <w:sz w:val="24"/>
+          <w:szCs w:val="24"/>
+        </w:rPr>
+        <w:t>endfor</w:t>
+      </w:r>
+      <w:proofErr w:type="spellEnd"/>
       <w:r>
         <w:rPr>
           <w:rFonts w:ascii="Arial" w:hAnsi="Arial" w:cs="Arial"/>
@@ -1683,8 +3076,9 @@
           <w:sz w:val="24"/>
           <w:szCs w:val="24"/>
         </w:rPr>
-        <w:t>{{ field.</w:t>
-      </w:r>
+        <w:t xml:space="preserve">{{ </w:t>
+      </w:r>
+      <w:proofErr w:type="spellStart"/>
       <w:r>
         <w:rPr>
           <w:rFonts w:ascii="Arial" w:hAnsi="Arial" w:cs="Arial"/>
@@ -1692,8 +3086,18 @@
           <w:sz w:val="24"/>
           <w:szCs w:val="24"/>
         </w:rPr>
+        <w:t>field.</w:t>
+      </w:r>
+      <w:r>
+        <w:rPr>
+          <w:rFonts w:ascii="Arial" w:hAnsi="Arial" w:cs="Arial"/>
+          <w:b/>
+          <w:sz w:val="24"/>
+          <w:szCs w:val="24"/>
+        </w:rPr>
         <w:t>label</w:t>
       </w:r>
+      <w:proofErr w:type="spellEnd"/>
       <w:r>
         <w:rPr>
           <w:rFonts w:ascii="Arial" w:hAnsi="Arial" w:cs="Arial"/>
@@ -1709,23 +3113,60 @@
           <w:sz w:val="24"/>
           <w:szCs w:val="24"/>
         </w:rPr>
-        <w:t>: {{ field.overflow_value(</w:t>
-      </w:r>
-      <w:r>
-        <w:rPr>
-          <w:rFonts w:ascii="Arial" w:hAnsi="Arial" w:cs="Arial"/>
-          <w:sz w:val="24"/>
-          <w:szCs w:val="24"/>
-        </w:rPr>
-        <w:t>overflow_message=</w:t>
-      </w:r>
-      <w:r>
-        <w:rPr>
-          <w:rFonts w:ascii="Arial" w:hAnsi="Arial" w:cs="Arial"/>
-          <w:sz w:val="24"/>
-          <w:szCs w:val="24"/>
-        </w:rPr>
-        <w:t xml:space="preserve"> RFAaffidavit</w:t>
+        <w:t xml:space="preserve">: {{ </w:t>
+      </w:r>
+      <w:proofErr w:type="spellStart"/>
+      <w:r>
+        <w:rPr>
+          <w:rFonts w:ascii="Arial" w:hAnsi="Arial" w:cs="Arial"/>
+          <w:sz w:val="24"/>
+          <w:szCs w:val="24"/>
+        </w:rPr>
+        <w:t>field.overflow_value</w:t>
+      </w:r>
+      <w:proofErr w:type="spellEnd"/>
+      <w:r>
+        <w:rPr>
+          <w:rFonts w:ascii="Arial" w:hAnsi="Arial" w:cs="Arial"/>
+          <w:sz w:val="24"/>
+          <w:szCs w:val="24"/>
+        </w:rPr>
+        <w:t>(</w:t>
+      </w:r>
+      <w:proofErr w:type="spellStart"/>
+      <w:r>
+        <w:rPr>
+          <w:rFonts w:ascii="Arial" w:hAnsi="Arial" w:cs="Arial"/>
+          <w:sz w:val="24"/>
+          <w:szCs w:val="24"/>
+        </w:rPr>
+        <w:t>overflow_message</w:t>
+      </w:r>
+      <w:proofErr w:type="spellEnd"/>
+      <w:r>
+        <w:rPr>
+          <w:rFonts w:ascii="Arial" w:hAnsi="Arial" w:cs="Arial"/>
+          <w:sz w:val="24"/>
+          <w:szCs w:val="24"/>
+        </w:rPr>
+        <w:t>=</w:t>
+      </w:r>
+      <w:r>
+        <w:rPr>
+          <w:rFonts w:ascii="Arial" w:hAnsi="Arial" w:cs="Arial"/>
+          <w:sz w:val="24"/>
+          <w:szCs w:val="24"/>
+        </w:rPr>
+        <w:t xml:space="preserve"> </w:t>
+      </w:r>
+      <w:proofErr w:type="spellStart"/>
+      <w:r>
+        <w:rPr>
+          <w:rFonts w:ascii="Arial" w:hAnsi="Arial" w:cs="Arial"/>
+          <w:sz w:val="24"/>
+          <w:szCs w:val="24"/>
+        </w:rPr>
+        <w:t>RFAaffidavit</w:t>
       </w:r>
       <w:r>
         <w:rPr>
@@ -1735,6 +3176,7 @@
         </w:rPr>
         <w:t>.default_overflow_message</w:t>
       </w:r>
+      <w:proofErr w:type="spellEnd"/>
       <w:r>
         <w:rPr>
           <w:rFonts w:ascii="Arial" w:hAnsi="Arial" w:cs="Arial"/>
@@ -1775,7 +3217,25 @@
           <w:sz w:val="24"/>
           <w:szCs w:val="24"/>
         </w:rPr>
-        <w:t>{%p endfor %}</w:t>
+        <w:t xml:space="preserve">{%p </w:t>
+      </w:r>
+      <w:proofErr w:type="spellStart"/>
+      <w:r>
+        <w:rPr>
+          <w:rFonts w:ascii="Arial" w:hAnsi="Arial" w:cs="Arial"/>
+          <w:sz w:val="24"/>
+          <w:szCs w:val="24"/>
+        </w:rPr>
+        <w:t>endfor</w:t>
+      </w:r>
+      <w:proofErr w:type="spellEnd"/>
+      <w:r>
+        <w:rPr>
+          <w:rFonts w:ascii="Arial" w:hAnsi="Arial" w:cs="Arial"/>
+          <w:sz w:val="24"/>
+          <w:szCs w:val="24"/>
+        </w:rPr>
+        <w:t xml:space="preserve"> %}</w:t>
       </w:r>
     </w:p>
     <w:p>
@@ -1820,6 +3280,7 @@
         </w:rPr>
         <w:t xml:space="preserve">{%p if </w:t>
       </w:r>
+      <w:proofErr w:type="spellStart"/>
       <w:r>
         <w:rPr>
           <w:rFonts w:ascii="Arial" w:hAnsi="Arial" w:cs="Arial"/>
@@ -1850,7 +3311,16 @@
           <w:sz w:val="24"/>
           <w:szCs w:val="24"/>
         </w:rPr>
-        <w:t>.enabled %}</w:t>
+        <w:t>.enabled</w:t>
+      </w:r>
+      <w:proofErr w:type="spellEnd"/>
+      <w:r>
+        <w:rPr>
+          <w:rFonts w:ascii="Arial" w:hAnsi="Arial" w:cs="Arial"/>
+          <w:sz w:val="24"/>
+          <w:szCs w:val="24"/>
+        </w:rPr>
+        <w:t xml:space="preserve"> %}</w:t>
       </w:r>
     </w:p>
     <w:p>
@@ -1869,6 +3339,7 @@
         </w:rPr>
         <w:t xml:space="preserve">{%p for field in </w:t>
       </w:r>
+      <w:proofErr w:type="spellStart"/>
       <w:r>
         <w:rPr>
           <w:rFonts w:ascii="Arial" w:hAnsi="Arial" w:cs="Arial"/>
@@ -1899,7 +3370,16 @@
           <w:sz w:val="24"/>
           <w:szCs w:val="24"/>
         </w:rPr>
-        <w:t>.overflow()</w:t>
+        <w:t>.overflow</w:t>
+      </w:r>
+      <w:proofErr w:type="spellEnd"/>
+      <w:r>
+        <w:rPr>
+          <w:rFonts w:ascii="Arial" w:hAnsi="Arial" w:cs="Arial"/>
+          <w:sz w:val="24"/>
+          <w:szCs w:val="24"/>
+        </w:rPr>
+        <w:t>()</w:t>
       </w:r>
       <w:r>
         <w:rPr>
@@ -1932,11 +3412,104 @@
           <w:sz w:val="24"/>
           <w:szCs w:val="24"/>
         </w:rPr>
-        <w:t>{%p if field.field_name == "children" %}</w:t>
+        <w:t xml:space="preserve">{%p if </w:t>
+      </w:r>
+      <w:proofErr w:type="spellStart"/>
+      <w:r>
+        <w:rPr>
+          <w:rFonts w:ascii="Arial" w:hAnsi="Arial" w:cs="Arial"/>
+          <w:sz w:val="24"/>
+          <w:szCs w:val="24"/>
+        </w:rPr>
+        <w:t>field.field_name</w:t>
+      </w:r>
+      <w:proofErr w:type="spellEnd"/>
+      <w:r>
+        <w:rPr>
+          <w:rFonts w:ascii="Arial" w:hAnsi="Arial" w:cs="Arial"/>
+          <w:sz w:val="24"/>
+          <w:szCs w:val="24"/>
+        </w:rPr>
+        <w:t xml:space="preserve"> == "children" %}</w:t>
       </w:r>
     </w:p>
     <w:p>
       <w:pPr>
+        <w:rPr>
+          <w:rFonts w:ascii="Arial" w:hAnsi="Arial" w:cs="Arial"/>
+          <w:sz w:val="24"/>
+          <w:szCs w:val="24"/>
+        </w:rPr>
+      </w:pPr>
+      <w:r>
+        <w:rPr>
+          <w:rFonts w:ascii="Arial" w:hAnsi="Arial" w:cs="Arial"/>
+          <w:sz w:val="24"/>
+          <w:szCs w:val="24"/>
+        </w:rPr>
+        <w:t>{%p</w:t>
+      </w:r>
+      <w:r>
+        <w:rPr>
+          <w:rFonts w:ascii="Arial" w:hAnsi="Arial" w:cs="Arial"/>
+          <w:sz w:val="24"/>
+          <w:szCs w:val="24"/>
+        </w:rPr>
+        <w:t xml:space="preserve"> </w:t>
+      </w:r>
+      <w:r>
+        <w:rPr>
+          <w:rFonts w:ascii="Arial" w:hAnsi="Arial" w:cs="Arial"/>
+          <w:sz w:val="24"/>
+          <w:szCs w:val="24"/>
+        </w:rPr>
+        <w:t xml:space="preserve">if </w:t>
+      </w:r>
+      <w:r>
+        <w:rPr>
+          <w:rFonts w:ascii="Arial" w:hAnsi="Arial" w:cs="Arial"/>
+          <w:sz w:val="24"/>
+          <w:szCs w:val="24"/>
+        </w:rPr>
+        <w:t xml:space="preserve">children | length &gt; 3 and </w:t>
+      </w:r>
+      <w:proofErr w:type="spellStart"/>
+      <w:r>
+        <w:rPr>
+          <w:rFonts w:ascii="Arial" w:hAnsi="Arial" w:cs="Arial"/>
+          <w:sz w:val="24"/>
+          <w:szCs w:val="24"/>
+        </w:rPr>
+        <w:t>custody_wanted_true_</w:t>
+      </w:r>
+      <w:r>
+        <w:rPr>
+          <w:rFonts w:ascii="Arial" w:hAnsi="Arial" w:cs="Arial"/>
+          <w:sz w:val="24"/>
+          <w:szCs w:val="24"/>
+        </w:rPr>
+        <w:t>overflow</w:t>
+      </w:r>
+      <w:proofErr w:type="spellEnd"/>
+      <w:r>
+        <w:rPr>
+          <w:rFonts w:ascii="Arial" w:hAnsi="Arial" w:cs="Arial"/>
+          <w:sz w:val="24"/>
+          <w:szCs w:val="24"/>
+        </w:rPr>
+        <w:t xml:space="preserve"> </w:t>
+      </w:r>
+      <w:r>
+        <w:rPr>
+          <w:rFonts w:ascii="Arial" w:hAnsi="Arial" w:cs="Arial"/>
+          <w:sz w:val="24"/>
+          <w:szCs w:val="24"/>
+        </w:rPr>
+        <w:t>%}</w:t>
+      </w:r>
+    </w:p>
+    <w:p>
+      <w:pPr>
         <w:pStyle w:val="Heading2"/>
         <w:rPr>
           <w:rFonts w:ascii="Arial" w:hAnsi="Arial" w:cs="Arial"/>
@@ -1950,7 +3523,8 @@
           <w:sz w:val="24"/>
           <w:szCs w:val="24"/>
         </w:rPr>
-        <w:t>Additional children</w:t>
+        <w:lastRenderedPageBreak/>
+        <w:t>Additional children and custody</w:t>
       </w:r>
     </w:p>
     <w:tbl>
@@ -2115,43 +3689,16 @@
                 <w:sz w:val="20"/>
                 <w:szCs w:val="20"/>
               </w:rPr>
-              <w:t>Plaintiff</w:t>
-            </w:r>
-            <w:r>
-              <w:rPr>
-                <w:rFonts w:ascii="Arial" w:eastAsia="Calibri" w:hAnsi="Arial" w:cs="Arial"/>
-                <w:b/>
-                <w:sz w:val="20"/>
-                <w:szCs w:val="20"/>
-              </w:rPr>
-              <w:t xml:space="preserve"> </w:t>
-            </w:r>
-            <w:r>
-              <w:rPr>
-                <w:rFonts w:ascii="Arial" w:eastAsia="Calibri" w:hAnsi="Arial" w:cs="Arial"/>
-                <w:b/>
-                <w:sz w:val="20"/>
-                <w:szCs w:val="20"/>
-              </w:rPr>
-              <w:t>/</w:t>
-            </w:r>
-            <w:r>
-              <w:rPr>
-                <w:rFonts w:ascii="Arial" w:eastAsia="Calibri" w:hAnsi="Arial" w:cs="Arial"/>
-                <w:b/>
-                <w:sz w:val="20"/>
-                <w:szCs w:val="20"/>
-              </w:rPr>
-              <w:t xml:space="preserve"> </w:t>
-            </w:r>
-            <w:r>
-              <w:rPr>
-                <w:rFonts w:ascii="Arial" w:eastAsia="Calibri" w:hAnsi="Arial" w:cs="Arial"/>
-                <w:b/>
-                <w:sz w:val="20"/>
-                <w:szCs w:val="20"/>
-              </w:rPr>
-              <w:t>petitioner wants custody?</w:t>
+              <w:t>P</w:t>
+            </w:r>
+            <w:r>
+              <w:rPr>
+                <w:rFonts w:ascii="Arial" w:eastAsia="Calibri" w:hAnsi="Arial" w:cs="Arial"/>
+                <w:b/>
+                <w:sz w:val="20"/>
+                <w:szCs w:val="20"/>
+              </w:rPr>
+              <w:t>etitioner wants custody?</w:t>
             </w:r>
           </w:p>
         </w:tc>
@@ -2175,7 +3722,25 @@
                 <w:sz w:val="20"/>
                 <w:szCs w:val="20"/>
               </w:rPr>
-              <w:t>{%tr for row in field.overflow_value() %}</w:t>
+              <w:t xml:space="preserve">{%tr for row in </w:t>
+            </w:r>
+            <w:proofErr w:type="spellStart"/>
+            <w:r>
+              <w:rPr>
+                <w:rFonts w:ascii="Arial" w:eastAsia="Calibri" w:hAnsi="Arial" w:cs="Arial"/>
+                <w:sz w:val="20"/>
+                <w:szCs w:val="20"/>
+              </w:rPr>
+              <w:t>field.overflow_value</w:t>
+            </w:r>
+            <w:proofErr w:type="spellEnd"/>
+            <w:r>
+              <w:rPr>
+                <w:rFonts w:ascii="Arial" w:eastAsia="Calibri" w:hAnsi="Arial" w:cs="Arial"/>
+                <w:sz w:val="20"/>
+                <w:szCs w:val="20"/>
+              </w:rPr>
+              <w:t>() %}</w:t>
             </w:r>
           </w:p>
         </w:tc>
@@ -2297,7 +3862,25 @@
                 <w:sz w:val="20"/>
                 <w:szCs w:val="20"/>
               </w:rPr>
-              <w:t>{{row.birthdate.</w:t>
+              <w:t>{{</w:t>
+            </w:r>
+            <w:proofErr w:type="spellStart"/>
+            <w:r>
+              <w:rPr>
+                <w:rFonts w:ascii="Arial" w:eastAsia="Calibri" w:hAnsi="Arial" w:cs="Arial"/>
+                <w:sz w:val="20"/>
+                <w:szCs w:val="20"/>
+              </w:rPr>
+              <w:t>row.birthdate</w:t>
+            </w:r>
+            <w:proofErr w:type="spellEnd"/>
+            <w:r>
+              <w:rPr>
+                <w:rFonts w:ascii="Arial" w:eastAsia="Calibri" w:hAnsi="Arial" w:cs="Arial"/>
+                <w:sz w:val="20"/>
+                <w:szCs w:val="20"/>
+              </w:rPr>
+              <w:t>.</w:t>
             </w:r>
             <w:r>
               <w:rPr>
@@ -2309,13 +3892,23 @@
               </w:rPr>
               <w:t xml:space="preserve"> </w:t>
             </w:r>
-            <w:r>
-              <w:rPr>
-                <w:rFonts w:ascii="Arial" w:eastAsia="Calibri" w:hAnsi="Arial" w:cs="Arial"/>
-                <w:sz w:val="20"/>
-                <w:szCs w:val="20"/>
-              </w:rPr>
-              <w:t>strftime('%m/%d/%Y')</w:t>
+            <w:proofErr w:type="spellStart"/>
+            <w:r>
+              <w:rPr>
+                <w:rFonts w:ascii="Arial" w:eastAsia="Calibri" w:hAnsi="Arial" w:cs="Arial"/>
+                <w:sz w:val="20"/>
+                <w:szCs w:val="20"/>
+              </w:rPr>
+              <w:t>strftime</w:t>
+            </w:r>
+            <w:proofErr w:type="spellEnd"/>
+            <w:r>
+              <w:rPr>
+                <w:rFonts w:ascii="Arial" w:eastAsia="Calibri" w:hAnsi="Arial" w:cs="Arial"/>
+                <w:sz w:val="20"/>
+                <w:szCs w:val="20"/>
+              </w:rPr>
+              <w:t>('%m/%d/%Y')</w:t>
             </w:r>
           </w:p>
           <w:p>
@@ -2366,13 +3959,23 @@
               </w:rPr>
               <w:t xml:space="preserve">“Yes” if </w:t>
             </w:r>
-            <w:r>
-              <w:rPr>
-                <w:rFonts w:ascii="Arial" w:eastAsia="Calibri" w:hAnsi="Arial" w:cs="Arial"/>
-                <w:sz w:val="20"/>
-                <w:szCs w:val="20"/>
-              </w:rPr>
-              <w:t xml:space="preserve">row.in_danger </w:t>
+            <w:proofErr w:type="spellStart"/>
+            <w:r>
+              <w:rPr>
+                <w:rFonts w:ascii="Arial" w:eastAsia="Calibri" w:hAnsi="Arial" w:cs="Arial"/>
+                <w:sz w:val="20"/>
+                <w:szCs w:val="20"/>
+              </w:rPr>
+              <w:t>row.in_danger</w:t>
+            </w:r>
+            <w:proofErr w:type="spellEnd"/>
+            <w:r>
+              <w:rPr>
+                <w:rFonts w:ascii="Arial" w:eastAsia="Calibri" w:hAnsi="Arial" w:cs="Arial"/>
+                <w:sz w:val="20"/>
+                <w:szCs w:val="20"/>
+              </w:rPr>
+              <w:t xml:space="preserve"> </w:t>
             </w:r>
             <w:r>
               <w:rPr>
@@ -2474,15 +4077,33 @@
                 <w:sz w:val="20"/>
                 <w:szCs w:val="20"/>
               </w:rPr>
-              <w:t>{{ row.relationship_</w:t>
-            </w:r>
-            <w:r>
-              <w:rPr>
-                <w:rFonts w:ascii="Arial" w:hAnsi="Arial" w:cs="Arial"/>
-                <w:sz w:val="20"/>
-                <w:szCs w:val="20"/>
-              </w:rPr>
-              <w:t xml:space="preserve">OP </w:t>
+              <w:t xml:space="preserve">{{ </w:t>
+            </w:r>
+            <w:proofErr w:type="spellStart"/>
+            <w:r>
+              <w:rPr>
+                <w:rFonts w:ascii="Arial" w:hAnsi="Arial" w:cs="Arial"/>
+                <w:sz w:val="20"/>
+                <w:szCs w:val="20"/>
+              </w:rPr>
+              <w:t>row.relationship_</w:t>
+            </w:r>
+            <w:r>
+              <w:rPr>
+                <w:rFonts w:ascii="Arial" w:hAnsi="Arial" w:cs="Arial"/>
+                <w:sz w:val="20"/>
+                <w:szCs w:val="20"/>
+              </w:rPr>
+              <w:t>OP</w:t>
+            </w:r>
+            <w:proofErr w:type="spellEnd"/>
+            <w:r>
+              <w:rPr>
+                <w:rFonts w:ascii="Arial" w:hAnsi="Arial" w:cs="Arial"/>
+                <w:sz w:val="20"/>
+                <w:szCs w:val="20"/>
+              </w:rPr>
+              <w:t xml:space="preserve"> </w:t>
             </w:r>
             <w:r>
               <w:rPr>
@@ -2531,6 +4152,7 @@
               </w:rPr>
               <w:t xml:space="preserve">“Yes” if </w:t>
             </w:r>
+            <w:proofErr w:type="spellStart"/>
             <w:r>
               <w:rPr>
                 <w:rFonts w:ascii="Arial" w:hAnsi="Arial" w:cs="Arial"/>
@@ -2539,6 +4161,7 @@
               </w:rPr>
               <w:t>row.custody_wanted</w:t>
             </w:r>
+            <w:proofErr w:type="spellEnd"/>
             <w:r>
               <w:rPr>
                 <w:rFonts w:ascii="Arial" w:eastAsia="Calibri" w:hAnsi="Arial" w:cs="Arial"/>
@@ -2577,7 +4200,25 @@
                 <w:sz w:val="20"/>
                 <w:szCs w:val="20"/>
               </w:rPr>
-              <w:t>{%tr endfor %}</w:t>
+              <w:t xml:space="preserve">{%tr </w:t>
+            </w:r>
+            <w:proofErr w:type="spellStart"/>
+            <w:r>
+              <w:rPr>
+                <w:rFonts w:ascii="Arial" w:eastAsia="Calibri" w:hAnsi="Arial" w:cs="Arial"/>
+                <w:sz w:val="20"/>
+                <w:szCs w:val="20"/>
+              </w:rPr>
+              <w:t>endfor</w:t>
+            </w:r>
+            <w:proofErr w:type="spellEnd"/>
+            <w:r>
+              <w:rPr>
+                <w:rFonts w:ascii="Arial" w:eastAsia="Calibri" w:hAnsi="Arial" w:cs="Arial"/>
+                <w:sz w:val="20"/>
+                <w:szCs w:val="20"/>
+              </w:rPr>
+              <w:t xml:space="preserve"> %}</w:t>
             </w:r>
           </w:p>
         </w:tc>
@@ -2683,21 +4324,31 @@
         </w:rPr>
         <w:t xml:space="preserve">{%p </w:t>
       </w:r>
-      <w:r>
-        <w:rPr>
-          <w:rFonts w:ascii="Arial" w:hAnsi="Arial" w:cs="Arial"/>
-          <w:sz w:val="24"/>
-          <w:szCs w:val="24"/>
-        </w:rPr>
-        <w:t>el</w:t>
-      </w:r>
-      <w:r>
-        <w:rPr>
-          <w:rFonts w:ascii="Arial" w:hAnsi="Arial" w:cs="Arial"/>
-          <w:sz w:val="24"/>
-          <w:szCs w:val="24"/>
-        </w:rPr>
-        <w:t xml:space="preserve">if field.is_object_list() %} </w:t>
+      <w:proofErr w:type="spellStart"/>
+      <w:r>
+        <w:rPr>
+          <w:rFonts w:ascii="Arial" w:hAnsi="Arial" w:cs="Arial"/>
+          <w:sz w:val="24"/>
+          <w:szCs w:val="24"/>
+        </w:rPr>
+        <w:t>elif</w:t>
+      </w:r>
+      <w:proofErr w:type="spellEnd"/>
+      <w:r>
+        <w:rPr>
+          <w:rFonts w:ascii="Arial" w:hAnsi="Arial" w:cs="Arial"/>
+          <w:sz w:val="24"/>
+          <w:szCs w:val="24"/>
+        </w:rPr>
+        <w:t xml:space="preserve"> children | length &gt; 4 </w:t>
+      </w:r>
+      <w:r>
+        <w:rPr>
+          <w:rFonts w:ascii="Arial" w:hAnsi="Arial" w:cs="Arial"/>
+          <w:sz w:val="24"/>
+          <w:szCs w:val="24"/>
+        </w:rPr>
+        <w:t>%}</w:t>
       </w:r>
     </w:p>
     <w:p>
@@ -2715,8 +4366,780 @@
           <w:sz w:val="24"/>
           <w:szCs w:val="24"/>
         </w:rPr>
-        <w:lastRenderedPageBreak/>
-        <w:t>{{ field.label }}</w:t>
+        <w:t>Additional children</w:t>
+      </w:r>
+    </w:p>
+    <w:tbl>
+      <w:tblPr>
+        <w:tblStyle w:val="TableGrid"/>
+        <w:tblW w:w="8005" w:type="dxa"/>
+        <w:tblLayout w:type="fixed"/>
+        <w:tblLook w:val="04A0" w:firstRow="1" w:lastRow="0" w:firstColumn="1" w:lastColumn="0" w:noHBand="0" w:noVBand="1"/>
+      </w:tblPr>
+      <w:tblGrid>
+        <w:gridCol w:w="1795"/>
+        <w:gridCol w:w="1260"/>
+        <w:gridCol w:w="1260"/>
+        <w:gridCol w:w="1800"/>
+        <w:gridCol w:w="1890"/>
+      </w:tblGrid>
+      <w:tr>
+        <w:tc>
+          <w:tcPr>
+            <w:tcW w:w="1795" w:type="dxa"/>
+          </w:tcPr>
+          <w:p>
+            <w:pPr>
+              <w:widowControl w:val="0"/>
+              <w:rPr>
+                <w:rFonts w:ascii="Arial" w:hAnsi="Arial" w:cs="Arial"/>
+                <w:b/>
+                <w:sz w:val="20"/>
+                <w:szCs w:val="20"/>
+              </w:rPr>
+            </w:pPr>
+            <w:r>
+              <w:rPr>
+                <w:rFonts w:ascii="Arial" w:eastAsia="Calibri" w:hAnsi="Arial" w:cs="Arial"/>
+                <w:b/>
+                <w:sz w:val="20"/>
+                <w:szCs w:val="20"/>
+              </w:rPr>
+              <w:t>Name</w:t>
+            </w:r>
+          </w:p>
+        </w:tc>
+        <w:tc>
+          <w:tcPr>
+            <w:tcW w:w="1260" w:type="dxa"/>
+          </w:tcPr>
+          <w:p>
+            <w:pPr>
+              <w:widowControl w:val="0"/>
+              <w:rPr>
+                <w:rFonts w:ascii="Arial" w:eastAsia="Calibri" w:hAnsi="Arial" w:cs="Arial"/>
+                <w:b/>
+                <w:sz w:val="20"/>
+                <w:szCs w:val="20"/>
+              </w:rPr>
+            </w:pPr>
+            <w:r>
+              <w:rPr>
+                <w:rFonts w:ascii="Arial" w:eastAsia="Calibri" w:hAnsi="Arial" w:cs="Arial"/>
+                <w:b/>
+                <w:sz w:val="20"/>
+                <w:szCs w:val="20"/>
+              </w:rPr>
+              <w:t>Born</w:t>
+            </w:r>
+          </w:p>
+        </w:tc>
+        <w:tc>
+          <w:tcPr>
+            <w:tcW w:w="1260" w:type="dxa"/>
+          </w:tcPr>
+          <w:p>
+            <w:pPr>
+              <w:widowControl w:val="0"/>
+              <w:rPr>
+                <w:rFonts w:ascii="Arial" w:eastAsia="Calibri" w:hAnsi="Arial" w:cs="Arial"/>
+                <w:b/>
+                <w:sz w:val="20"/>
+                <w:szCs w:val="20"/>
+              </w:rPr>
+            </w:pPr>
+            <w:r>
+              <w:rPr>
+                <w:rFonts w:ascii="Arial" w:eastAsia="Calibri" w:hAnsi="Arial" w:cs="Arial"/>
+                <w:b/>
+                <w:sz w:val="20"/>
+                <w:szCs w:val="20"/>
+              </w:rPr>
+              <w:t>In danger?</w:t>
+            </w:r>
+          </w:p>
+        </w:tc>
+        <w:tc>
+          <w:tcPr>
+            <w:tcW w:w="1800" w:type="dxa"/>
+          </w:tcPr>
+          <w:p>
+            <w:pPr>
+              <w:widowControl w:val="0"/>
+              <w:rPr>
+                <w:rFonts w:ascii="Arial" w:eastAsia="Calibri" w:hAnsi="Arial" w:cs="Arial"/>
+                <w:b/>
+                <w:sz w:val="20"/>
+                <w:szCs w:val="20"/>
+              </w:rPr>
+            </w:pPr>
+            <w:r>
+              <w:rPr>
+                <w:rFonts w:ascii="Arial" w:eastAsia="Calibri" w:hAnsi="Arial" w:cs="Arial"/>
+                <w:b/>
+                <w:sz w:val="20"/>
+                <w:szCs w:val="20"/>
+              </w:rPr>
+              <w:t>Relationship to petitioner</w:t>
+            </w:r>
+          </w:p>
+        </w:tc>
+        <w:tc>
+          <w:tcPr>
+            <w:tcW w:w="1890" w:type="dxa"/>
+          </w:tcPr>
+          <w:p>
+            <w:pPr>
+              <w:widowControl w:val="0"/>
+              <w:rPr>
+                <w:rFonts w:ascii="Arial" w:eastAsia="Calibri" w:hAnsi="Arial" w:cs="Arial"/>
+                <w:b/>
+                <w:sz w:val="20"/>
+                <w:szCs w:val="20"/>
+              </w:rPr>
+            </w:pPr>
+            <w:r>
+              <w:rPr>
+                <w:rFonts w:ascii="Arial" w:eastAsia="Calibri" w:hAnsi="Arial" w:cs="Arial"/>
+                <w:b/>
+                <w:sz w:val="20"/>
+                <w:szCs w:val="20"/>
+              </w:rPr>
+              <w:t>Relationship to defendant</w:t>
+            </w:r>
+          </w:p>
+        </w:tc>
+      </w:tr>
+      <w:tr>
+        <w:tc>
+          <w:tcPr>
+            <w:tcW w:w="1795" w:type="dxa"/>
+          </w:tcPr>
+          <w:p>
+            <w:pPr>
+              <w:rPr>
+                <w:rFonts w:ascii="Arial" w:hAnsi="Arial" w:cs="Arial"/>
+                <w:sz w:val="20"/>
+                <w:szCs w:val="20"/>
+              </w:rPr>
+            </w:pPr>
+            <w:r>
+              <w:rPr>
+                <w:rFonts w:ascii="Arial" w:eastAsia="Calibri" w:hAnsi="Arial" w:cs="Arial"/>
+                <w:sz w:val="20"/>
+                <w:szCs w:val="20"/>
+              </w:rPr>
+              <w:t xml:space="preserve">{%tr for row in </w:t>
+            </w:r>
+            <w:proofErr w:type="spellStart"/>
+            <w:r>
+              <w:rPr>
+                <w:rFonts w:ascii="Arial" w:eastAsia="Calibri" w:hAnsi="Arial" w:cs="Arial"/>
+                <w:sz w:val="20"/>
+                <w:szCs w:val="20"/>
+              </w:rPr>
+              <w:t>field.overflow_value</w:t>
+            </w:r>
+            <w:proofErr w:type="spellEnd"/>
+            <w:r>
+              <w:rPr>
+                <w:rFonts w:ascii="Arial" w:eastAsia="Calibri" w:hAnsi="Arial" w:cs="Arial"/>
+                <w:sz w:val="20"/>
+                <w:szCs w:val="20"/>
+              </w:rPr>
+              <w:t>() %}</w:t>
+            </w:r>
+          </w:p>
+        </w:tc>
+        <w:tc>
+          <w:tcPr>
+            <w:tcW w:w="1260" w:type="dxa"/>
+          </w:tcPr>
+          <w:p>
+            <w:pPr>
+              <w:widowControl w:val="0"/>
+              <w:rPr>
+                <w:rFonts w:ascii="Arial" w:eastAsia="Calibri" w:hAnsi="Arial" w:cs="Arial"/>
+                <w:sz w:val="20"/>
+                <w:szCs w:val="20"/>
+              </w:rPr>
+            </w:pPr>
+          </w:p>
+        </w:tc>
+        <w:tc>
+          <w:tcPr>
+            <w:tcW w:w="1260" w:type="dxa"/>
+          </w:tcPr>
+          <w:p>
+            <w:pPr>
+              <w:widowControl w:val="0"/>
+              <w:rPr>
+                <w:rFonts w:ascii="Arial" w:eastAsia="Calibri" w:hAnsi="Arial" w:cs="Arial"/>
+                <w:sz w:val="20"/>
+                <w:szCs w:val="20"/>
+              </w:rPr>
+            </w:pPr>
+          </w:p>
+        </w:tc>
+        <w:tc>
+          <w:tcPr>
+            <w:tcW w:w="1800" w:type="dxa"/>
+          </w:tcPr>
+          <w:p>
+            <w:pPr>
+              <w:widowControl w:val="0"/>
+              <w:rPr>
+                <w:rFonts w:ascii="Arial" w:eastAsia="Calibri" w:hAnsi="Arial" w:cs="Arial"/>
+                <w:sz w:val="20"/>
+                <w:szCs w:val="20"/>
+              </w:rPr>
+            </w:pPr>
+          </w:p>
+        </w:tc>
+        <w:tc>
+          <w:tcPr>
+            <w:tcW w:w="1890" w:type="dxa"/>
+          </w:tcPr>
+          <w:p>
+            <w:pPr>
+              <w:widowControl w:val="0"/>
+              <w:rPr>
+                <w:rFonts w:ascii="Arial" w:eastAsia="Calibri" w:hAnsi="Arial" w:cs="Arial"/>
+                <w:sz w:val="20"/>
+                <w:szCs w:val="20"/>
+              </w:rPr>
+            </w:pPr>
+          </w:p>
+        </w:tc>
+      </w:tr>
+      <w:tr>
+        <w:tc>
+          <w:tcPr>
+            <w:tcW w:w="1795" w:type="dxa"/>
+          </w:tcPr>
+          <w:p>
+            <w:pPr>
+              <w:rPr>
+                <w:rFonts w:ascii="Arial" w:hAnsi="Arial" w:cs="Arial"/>
+                <w:sz w:val="24"/>
+                <w:szCs w:val="24"/>
+              </w:rPr>
+            </w:pPr>
+            <w:r>
+              <w:rPr>
+                <w:rFonts w:ascii="Arial" w:eastAsia="Calibri" w:hAnsi="Arial" w:cs="Arial"/>
+                <w:sz w:val="24"/>
+                <w:szCs w:val="24"/>
+              </w:rPr>
+              <w:t>{{ row.name }}</w:t>
+            </w:r>
+          </w:p>
+        </w:tc>
+        <w:tc>
+          <w:tcPr>
+            <w:tcW w:w="1260" w:type="dxa"/>
+          </w:tcPr>
+          <w:p>
+            <w:pPr>
+              <w:widowControl w:val="0"/>
+              <w:rPr>
+                <w:rFonts w:ascii="Arial" w:eastAsia="Calibri" w:hAnsi="Arial" w:cs="Arial"/>
+                <w:sz w:val="20"/>
+                <w:szCs w:val="20"/>
+              </w:rPr>
+            </w:pPr>
+            <w:r>
+              <w:rPr>
+                <w:rFonts w:ascii="Arial" w:eastAsia="Calibri" w:hAnsi="Arial" w:cs="Arial"/>
+                <w:sz w:val="20"/>
+                <w:szCs w:val="20"/>
+              </w:rPr>
+              <w:t>{{</w:t>
+            </w:r>
+            <w:proofErr w:type="spellStart"/>
+            <w:r>
+              <w:rPr>
+                <w:rFonts w:ascii="Arial" w:eastAsia="Calibri" w:hAnsi="Arial" w:cs="Arial"/>
+                <w:sz w:val="20"/>
+                <w:szCs w:val="20"/>
+              </w:rPr>
+              <w:t>row.birthdate</w:t>
+            </w:r>
+            <w:proofErr w:type="spellEnd"/>
+            <w:r>
+              <w:rPr>
+                <w:rFonts w:ascii="Arial" w:eastAsia="Calibri" w:hAnsi="Arial" w:cs="Arial"/>
+                <w:sz w:val="20"/>
+                <w:szCs w:val="20"/>
+              </w:rPr>
+              <w:t>.</w:t>
+            </w:r>
+            <w:r>
+              <w:rPr>
+                <w:rFonts w:ascii="inherit" w:eastAsia="Times New Roman" w:hAnsi="inherit" w:cs="Courier New"/>
+                <w:color w:val="0C0D0E"/>
+                <w:sz w:val="20"/>
+                <w:szCs w:val="20"/>
+                <w:bdr w:val="none" w:sz="0" w:space="0" w:color="auto" w:frame="1"/>
+              </w:rPr>
+              <w:t xml:space="preserve"> </w:t>
+            </w:r>
+            <w:proofErr w:type="spellStart"/>
+            <w:r>
+              <w:rPr>
+                <w:rFonts w:ascii="Arial" w:eastAsia="Calibri" w:hAnsi="Arial" w:cs="Arial"/>
+                <w:sz w:val="20"/>
+                <w:szCs w:val="20"/>
+              </w:rPr>
+              <w:t>strftime</w:t>
+            </w:r>
+            <w:proofErr w:type="spellEnd"/>
+            <w:r>
+              <w:rPr>
+                <w:rFonts w:ascii="Arial" w:eastAsia="Calibri" w:hAnsi="Arial" w:cs="Arial"/>
+                <w:sz w:val="20"/>
+                <w:szCs w:val="20"/>
+              </w:rPr>
+              <w:t>('%m/%d/%Y')</w:t>
+            </w:r>
+          </w:p>
+          <w:p>
+            <w:pPr>
+              <w:widowControl w:val="0"/>
+              <w:rPr>
+                <w:rFonts w:ascii="Arial" w:hAnsi="Arial" w:cs="Arial"/>
+                <w:sz w:val="20"/>
+                <w:szCs w:val="20"/>
+              </w:rPr>
+            </w:pPr>
+            <w:r>
+              <w:rPr>
+                <w:rFonts w:ascii="Arial" w:eastAsia="Calibri" w:hAnsi="Arial" w:cs="Arial"/>
+                <w:sz w:val="20"/>
+                <w:szCs w:val="20"/>
+              </w:rPr>
+              <w:t>}}</w:t>
+            </w:r>
+          </w:p>
+        </w:tc>
+        <w:tc>
+          <w:tcPr>
+            <w:tcW w:w="1260" w:type="dxa"/>
+          </w:tcPr>
+          <w:p>
+            <w:pPr>
+              <w:widowControl w:val="0"/>
+              <w:rPr>
+                <w:rFonts w:ascii="Arial" w:hAnsi="Arial" w:cs="Arial"/>
+                <w:sz w:val="20"/>
+                <w:szCs w:val="20"/>
+              </w:rPr>
+            </w:pPr>
+            <w:r>
+              <w:rPr>
+                <w:rFonts w:ascii="Arial" w:eastAsia="Calibri" w:hAnsi="Arial" w:cs="Arial"/>
+                <w:sz w:val="20"/>
+                <w:szCs w:val="20"/>
+              </w:rPr>
+              <w:t xml:space="preserve">{{ </w:t>
+            </w:r>
+            <w:r>
+              <w:rPr>
+                <w:rFonts w:ascii="Arial" w:eastAsia="Calibri" w:hAnsi="Arial" w:cs="Arial"/>
+                <w:sz w:val="20"/>
+                <w:szCs w:val="20"/>
+              </w:rPr>
+              <w:t xml:space="preserve">“Yes” if </w:t>
+            </w:r>
+            <w:proofErr w:type="spellStart"/>
+            <w:r>
+              <w:rPr>
+                <w:rFonts w:ascii="Arial" w:eastAsia="Calibri" w:hAnsi="Arial" w:cs="Arial"/>
+                <w:sz w:val="20"/>
+                <w:szCs w:val="20"/>
+              </w:rPr>
+              <w:t>row.in_danger</w:t>
+            </w:r>
+            <w:proofErr w:type="spellEnd"/>
+            <w:r>
+              <w:rPr>
+                <w:rFonts w:ascii="Arial" w:eastAsia="Calibri" w:hAnsi="Arial" w:cs="Arial"/>
+                <w:sz w:val="20"/>
+                <w:szCs w:val="20"/>
+              </w:rPr>
+              <w:t xml:space="preserve"> </w:t>
+            </w:r>
+            <w:r>
+              <w:rPr>
+                <w:rFonts w:ascii="Arial" w:eastAsia="Calibri" w:hAnsi="Arial" w:cs="Arial"/>
+                <w:sz w:val="20"/>
+                <w:szCs w:val="20"/>
+              </w:rPr>
+              <w:t>else “No”</w:t>
+            </w:r>
+            <w:r>
+              <w:rPr>
+                <w:rFonts w:ascii="Arial" w:eastAsia="Calibri" w:hAnsi="Arial" w:cs="Arial"/>
+                <w:sz w:val="20"/>
+                <w:szCs w:val="20"/>
+              </w:rPr>
+              <w:t>}}</w:t>
+            </w:r>
+          </w:p>
+        </w:tc>
+        <w:tc>
+          <w:tcPr>
+            <w:tcW w:w="1800" w:type="dxa"/>
+          </w:tcPr>
+          <w:p>
+            <w:pPr>
+              <w:widowControl w:val="0"/>
+              <w:rPr>
+                <w:rFonts w:ascii="Arial" w:hAnsi="Arial" w:cs="Arial"/>
+                <w:sz w:val="20"/>
+                <w:szCs w:val="20"/>
+              </w:rPr>
+            </w:pPr>
+            <w:r>
+              <w:rPr>
+                <w:rFonts w:ascii="Arial" w:hAnsi="Arial" w:cs="Arial"/>
+                <w:sz w:val="20"/>
+                <w:szCs w:val="20"/>
+              </w:rPr>
+              <w:t>{{ row.relationship_user</w:t>
+            </w:r>
+            <w:r>
+              <w:rPr>
+                <w:rFonts w:ascii="Arial" w:hAnsi="Arial" w:cs="Arial"/>
+                <w:sz w:val="20"/>
+                <w:szCs w:val="20"/>
+              </w:rPr>
+              <w:t>s</w:t>
+            </w:r>
+            <w:r>
+              <w:rPr>
+                <w:rFonts w:ascii="Arial" w:hAnsi="Arial" w:cs="Arial"/>
+                <w:sz w:val="20"/>
+                <w:szCs w:val="20"/>
+              </w:rPr>
+              <w:t>1</w:t>
+            </w:r>
+            <w:r>
+              <w:rPr>
+                <w:rFonts w:ascii="Arial" w:hAnsi="Arial" w:cs="Arial"/>
+                <w:sz w:val="20"/>
+                <w:szCs w:val="20"/>
+              </w:rPr>
+              <w:t xml:space="preserve"> </w:t>
+            </w:r>
+            <w:r>
+              <w:rPr>
+                <w:rFonts w:ascii="Arial" w:hAnsi="Arial" w:cs="Arial"/>
+                <w:sz w:val="20"/>
+                <w:szCs w:val="20"/>
+              </w:rPr>
+              <w:t>| capitalize</w:t>
+            </w:r>
+            <w:r>
+              <w:rPr>
+                <w:rFonts w:ascii="Arial" w:hAnsi="Arial" w:cs="Arial"/>
+                <w:sz w:val="20"/>
+                <w:szCs w:val="20"/>
+              </w:rPr>
+              <w:t>}}</w:t>
+            </w:r>
+          </w:p>
+        </w:tc>
+        <w:tc>
+          <w:tcPr>
+            <w:tcW w:w="1890" w:type="dxa"/>
+          </w:tcPr>
+          <w:p>
+            <w:pPr>
+              <w:widowControl w:val="0"/>
+              <w:rPr>
+                <w:rFonts w:ascii="Arial" w:eastAsia="Calibri" w:hAnsi="Arial" w:cs="Arial"/>
+                <w:sz w:val="20"/>
+                <w:szCs w:val="20"/>
+              </w:rPr>
+            </w:pPr>
+            <w:r>
+              <w:rPr>
+                <w:rFonts w:ascii="Arial" w:hAnsi="Arial" w:cs="Arial"/>
+                <w:sz w:val="20"/>
+                <w:szCs w:val="20"/>
+              </w:rPr>
+              <w:t xml:space="preserve">{{ </w:t>
+            </w:r>
+            <w:proofErr w:type="spellStart"/>
+            <w:r>
+              <w:rPr>
+                <w:rFonts w:ascii="Arial" w:hAnsi="Arial" w:cs="Arial"/>
+                <w:sz w:val="20"/>
+                <w:szCs w:val="20"/>
+              </w:rPr>
+              <w:t>row.relationship_</w:t>
+            </w:r>
+            <w:r>
+              <w:rPr>
+                <w:rFonts w:ascii="Arial" w:hAnsi="Arial" w:cs="Arial"/>
+                <w:sz w:val="20"/>
+                <w:szCs w:val="20"/>
+              </w:rPr>
+              <w:t>OP</w:t>
+            </w:r>
+            <w:proofErr w:type="spellEnd"/>
+            <w:r>
+              <w:rPr>
+                <w:rFonts w:ascii="Arial" w:hAnsi="Arial" w:cs="Arial"/>
+                <w:sz w:val="20"/>
+                <w:szCs w:val="20"/>
+              </w:rPr>
+              <w:t xml:space="preserve"> </w:t>
+            </w:r>
+            <w:r>
+              <w:rPr>
+                <w:rFonts w:ascii="Arial" w:hAnsi="Arial" w:cs="Arial"/>
+                <w:sz w:val="20"/>
+                <w:szCs w:val="20"/>
+              </w:rPr>
+              <w:t>| capitalize</w:t>
+            </w:r>
+            <w:r>
+              <w:rPr>
+                <w:rFonts w:ascii="Arial" w:hAnsi="Arial" w:cs="Arial"/>
+                <w:sz w:val="20"/>
+                <w:szCs w:val="20"/>
+              </w:rPr>
+              <w:t>}}</w:t>
+            </w:r>
+          </w:p>
+        </w:tc>
+      </w:tr>
+      <w:tr>
+        <w:tc>
+          <w:tcPr>
+            <w:tcW w:w="1795" w:type="dxa"/>
+          </w:tcPr>
+          <w:p>
+            <w:pPr>
+              <w:rPr>
+                <w:rFonts w:ascii="Arial" w:hAnsi="Arial" w:cs="Arial"/>
+                <w:sz w:val="20"/>
+                <w:szCs w:val="20"/>
+              </w:rPr>
+            </w:pPr>
+            <w:r>
+              <w:rPr>
+                <w:rFonts w:ascii="Arial" w:eastAsia="Calibri" w:hAnsi="Arial" w:cs="Arial"/>
+                <w:sz w:val="20"/>
+                <w:szCs w:val="20"/>
+              </w:rPr>
+              <w:t xml:space="preserve">{%tr </w:t>
+            </w:r>
+            <w:proofErr w:type="spellStart"/>
+            <w:r>
+              <w:rPr>
+                <w:rFonts w:ascii="Arial" w:eastAsia="Calibri" w:hAnsi="Arial" w:cs="Arial"/>
+                <w:sz w:val="20"/>
+                <w:szCs w:val="20"/>
+              </w:rPr>
+              <w:t>endfor</w:t>
+            </w:r>
+            <w:proofErr w:type="spellEnd"/>
+            <w:r>
+              <w:rPr>
+                <w:rFonts w:ascii="Arial" w:eastAsia="Calibri" w:hAnsi="Arial" w:cs="Arial"/>
+                <w:sz w:val="20"/>
+                <w:szCs w:val="20"/>
+              </w:rPr>
+              <w:t xml:space="preserve"> %}</w:t>
+            </w:r>
+          </w:p>
+        </w:tc>
+        <w:tc>
+          <w:tcPr>
+            <w:tcW w:w="1260" w:type="dxa"/>
+          </w:tcPr>
+          <w:p>
+            <w:pPr>
+              <w:widowControl w:val="0"/>
+              <w:rPr>
+                <w:rFonts w:ascii="Arial" w:eastAsia="Calibri" w:hAnsi="Arial" w:cs="Arial"/>
+                <w:sz w:val="20"/>
+                <w:szCs w:val="20"/>
+              </w:rPr>
+            </w:pPr>
+          </w:p>
+        </w:tc>
+        <w:tc>
+          <w:tcPr>
+            <w:tcW w:w="1260" w:type="dxa"/>
+          </w:tcPr>
+          <w:p>
+            <w:pPr>
+              <w:widowControl w:val="0"/>
+              <w:rPr>
+                <w:rFonts w:ascii="Arial" w:eastAsia="Calibri" w:hAnsi="Arial" w:cs="Arial"/>
+                <w:sz w:val="20"/>
+                <w:szCs w:val="20"/>
+              </w:rPr>
+            </w:pPr>
+          </w:p>
+        </w:tc>
+        <w:tc>
+          <w:tcPr>
+            <w:tcW w:w="1800" w:type="dxa"/>
+          </w:tcPr>
+          <w:p>
+            <w:pPr>
+              <w:widowControl w:val="0"/>
+              <w:rPr>
+                <w:rFonts w:ascii="Arial" w:eastAsia="Calibri" w:hAnsi="Arial" w:cs="Arial"/>
+                <w:sz w:val="20"/>
+                <w:szCs w:val="20"/>
+              </w:rPr>
+            </w:pPr>
+          </w:p>
+        </w:tc>
+        <w:tc>
+          <w:tcPr>
+            <w:tcW w:w="1890" w:type="dxa"/>
+          </w:tcPr>
+          <w:p>
+            <w:pPr>
+              <w:widowControl w:val="0"/>
+              <w:rPr>
+                <w:rFonts w:ascii="Arial" w:eastAsia="Calibri" w:hAnsi="Arial" w:cs="Arial"/>
+                <w:sz w:val="20"/>
+                <w:szCs w:val="20"/>
+              </w:rPr>
+            </w:pPr>
+          </w:p>
+        </w:tc>
+      </w:tr>
+    </w:tbl>
+    <w:p>
+      <w:pPr>
+        <w:rPr>
+          <w:rFonts w:ascii="Arial" w:hAnsi="Arial" w:cs="Arial"/>
+          <w:sz w:val="24"/>
+          <w:szCs w:val="24"/>
+        </w:rPr>
+      </w:pPr>
+      <w:r>
+        <w:rPr>
+          <w:rFonts w:ascii="Arial" w:hAnsi="Arial" w:cs="Arial"/>
+          <w:sz w:val="24"/>
+          <w:szCs w:val="24"/>
+        </w:rPr>
+        <w:t>{%p endif %}</w:t>
+      </w:r>
+    </w:p>
+    <w:p>
+      <w:pPr>
+        <w:rPr>
+          <w:rFonts w:ascii="Arial" w:hAnsi="Arial" w:cs="Arial"/>
+          <w:sz w:val="24"/>
+          <w:szCs w:val="24"/>
+        </w:rPr>
+      </w:pPr>
+    </w:p>
+    <w:p>
+      <w:pPr>
+        <w:rPr>
+          <w:rFonts w:ascii="Arial" w:hAnsi="Arial" w:cs="Arial"/>
+          <w:sz w:val="24"/>
+          <w:szCs w:val="24"/>
+        </w:rPr>
+      </w:pPr>
+      <w:r>
+        <w:rPr>
+          <w:rFonts w:ascii="Arial" w:hAnsi="Arial" w:cs="Arial"/>
+          <w:sz w:val="24"/>
+          <w:szCs w:val="24"/>
+        </w:rPr>
+        <w:t xml:space="preserve">{%p </w:t>
+      </w:r>
+      <w:proofErr w:type="spellStart"/>
+      <w:r>
+        <w:rPr>
+          <w:rFonts w:ascii="Arial" w:hAnsi="Arial" w:cs="Arial"/>
+          <w:sz w:val="24"/>
+          <w:szCs w:val="24"/>
+        </w:rPr>
+        <w:t>el</w:t>
+      </w:r>
+      <w:r>
+        <w:rPr>
+          <w:rFonts w:ascii="Arial" w:hAnsi="Arial" w:cs="Arial"/>
+          <w:sz w:val="24"/>
+          <w:szCs w:val="24"/>
+        </w:rPr>
+        <w:t>if</w:t>
+      </w:r>
+      <w:proofErr w:type="spellEnd"/>
+      <w:r>
+        <w:rPr>
+          <w:rFonts w:ascii="Arial" w:hAnsi="Arial" w:cs="Arial"/>
+          <w:sz w:val="24"/>
+          <w:szCs w:val="24"/>
+        </w:rPr>
+        <w:t xml:space="preserve"> </w:t>
+      </w:r>
+      <w:proofErr w:type="spellStart"/>
+      <w:r>
+        <w:rPr>
+          <w:rFonts w:ascii="Arial" w:hAnsi="Arial" w:cs="Arial"/>
+          <w:sz w:val="24"/>
+          <w:szCs w:val="24"/>
+        </w:rPr>
+        <w:t>field.is_object_list</w:t>
+      </w:r>
+      <w:proofErr w:type="spellEnd"/>
+      <w:r>
+        <w:rPr>
+          <w:rFonts w:ascii="Arial" w:hAnsi="Arial" w:cs="Arial"/>
+          <w:sz w:val="24"/>
+          <w:szCs w:val="24"/>
+        </w:rPr>
+        <w:t xml:space="preserve">() %} </w:t>
+      </w:r>
+    </w:p>
+    <w:p>
+      <w:pPr>
+        <w:pStyle w:val="Heading2"/>
+        <w:rPr>
+          <w:rFonts w:ascii="Arial" w:hAnsi="Arial" w:cs="Arial"/>
+          <w:sz w:val="24"/>
+          <w:szCs w:val="24"/>
+        </w:rPr>
+      </w:pPr>
+      <w:r>
+        <w:rPr>
+          <w:rFonts w:ascii="Arial" w:hAnsi="Arial" w:cs="Arial"/>
+          <w:sz w:val="24"/>
+          <w:szCs w:val="24"/>
+        </w:rPr>
+        <w:t xml:space="preserve">{{ </w:t>
+      </w:r>
+      <w:proofErr w:type="spellStart"/>
+      <w:r>
+        <w:rPr>
+          <w:rFonts w:ascii="Arial" w:hAnsi="Arial" w:cs="Arial"/>
+          <w:sz w:val="24"/>
+          <w:szCs w:val="24"/>
+        </w:rPr>
+        <w:t>field.label</w:t>
+      </w:r>
+      <w:proofErr w:type="spellEnd"/>
+      <w:r>
+        <w:rPr>
+          <w:rFonts w:ascii="Arial" w:hAnsi="Arial" w:cs="Arial"/>
+          <w:sz w:val="24"/>
+          <w:szCs w:val="24"/>
+        </w:rPr>
+        <w:t xml:space="preserve"> }}</w:t>
       </w:r>
     </w:p>
     <w:tbl>
@@ -2751,7 +5174,47 @@
                 <w:sz w:val="24"/>
                 <w:szCs w:val="24"/>
               </w:rPr>
-              <w:t>{%tc for column in field.columns() %}</w:t>
+              <w:t>{%</w:t>
+            </w:r>
+            <w:proofErr w:type="spellStart"/>
+            <w:r>
+              <w:rPr>
+                <w:rFonts w:ascii="Arial" w:hAnsi="Arial" w:cs="Arial"/>
+                <w:b/>
+                <w:sz w:val="24"/>
+                <w:szCs w:val="24"/>
+              </w:rPr>
+              <w:t>tc</w:t>
+            </w:r>
+            <w:proofErr w:type="spellEnd"/>
+            <w:r>
+              <w:rPr>
+                <w:rFonts w:ascii="Arial" w:hAnsi="Arial" w:cs="Arial"/>
+                <w:b/>
+                <w:sz w:val="24"/>
+                <w:szCs w:val="24"/>
+              </w:rPr>
+              <w:t xml:space="preserve"> for column in </w:t>
+            </w:r>
+            <w:proofErr w:type="spellStart"/>
+            <w:r>
+              <w:rPr>
+                <w:rFonts w:ascii="Arial" w:hAnsi="Arial" w:cs="Arial"/>
+                <w:b/>
+                <w:sz w:val="24"/>
+                <w:szCs w:val="24"/>
+              </w:rPr>
+              <w:t>field.columns</w:t>
+            </w:r>
+            <w:proofErr w:type="spellEnd"/>
+            <w:r>
+              <w:rPr>
+                <w:rFonts w:ascii="Arial" w:hAnsi="Arial" w:cs="Arial"/>
+                <w:b/>
+                <w:sz w:val="24"/>
+                <w:szCs w:val="24"/>
+              </w:rPr>
+              <w:t>() %}</w:t>
             </w:r>
           </w:p>
         </w:tc>
@@ -2799,7 +5262,47 @@
                 <w:sz w:val="24"/>
                 <w:szCs w:val="24"/>
               </w:rPr>
-              <w:t>{%tc endfor %}</w:t>
+              <w:t>{%</w:t>
+            </w:r>
+            <w:proofErr w:type="spellStart"/>
+            <w:r>
+              <w:rPr>
+                <w:rFonts w:ascii="Arial" w:hAnsi="Arial" w:cs="Arial"/>
+                <w:b/>
+                <w:sz w:val="24"/>
+                <w:szCs w:val="24"/>
+              </w:rPr>
+              <w:t>tc</w:t>
+            </w:r>
+            <w:proofErr w:type="spellEnd"/>
+            <w:r>
+              <w:rPr>
+                <w:rFonts w:ascii="Arial" w:hAnsi="Arial" w:cs="Arial"/>
+                <w:b/>
+                <w:sz w:val="24"/>
+                <w:szCs w:val="24"/>
+              </w:rPr>
+              <w:t xml:space="preserve"> </w:t>
+            </w:r>
+            <w:proofErr w:type="spellStart"/>
+            <w:r>
+              <w:rPr>
+                <w:rFonts w:ascii="Arial" w:hAnsi="Arial" w:cs="Arial"/>
+                <w:b/>
+                <w:sz w:val="24"/>
+                <w:szCs w:val="24"/>
+              </w:rPr>
+              <w:t>endfor</w:t>
+            </w:r>
+            <w:proofErr w:type="spellEnd"/>
+            <w:r>
+              <w:rPr>
+                <w:rFonts w:ascii="Arial" w:hAnsi="Arial" w:cs="Arial"/>
+                <w:b/>
+                <w:sz w:val="24"/>
+                <w:szCs w:val="24"/>
+              </w:rPr>
+              <w:t xml:space="preserve"> %}</w:t>
             </w:r>
           </w:p>
         </w:tc>
@@ -2823,7 +5326,25 @@
                 <w:sz w:val="24"/>
                 <w:szCs w:val="24"/>
               </w:rPr>
-              <w:t>{%tr for row in field.overflow_value() %}</w:t>
+              <w:t xml:space="preserve">{%tr for row in </w:t>
+            </w:r>
+            <w:proofErr w:type="spellStart"/>
+            <w:r>
+              <w:rPr>
+                <w:rFonts w:ascii="Arial" w:hAnsi="Arial" w:cs="Arial"/>
+                <w:sz w:val="24"/>
+                <w:szCs w:val="24"/>
+              </w:rPr>
+              <w:t>field.overflow_value</w:t>
+            </w:r>
+            <w:proofErr w:type="spellEnd"/>
+            <w:r>
+              <w:rPr>
+                <w:rFonts w:ascii="Arial" w:hAnsi="Arial" w:cs="Arial"/>
+                <w:sz w:val="24"/>
+                <w:szCs w:val="24"/>
+              </w:rPr>
+              <w:t>() %}</w:t>
             </w:r>
           </w:p>
         </w:tc>
@@ -2875,7 +5396,43 @@
                 <w:sz w:val="24"/>
                 <w:szCs w:val="24"/>
               </w:rPr>
-              <w:t>{%tc for column in field.columns() %}</w:t>
+              <w:t>{%</w:t>
+            </w:r>
+            <w:proofErr w:type="spellStart"/>
+            <w:r>
+              <w:rPr>
+                <w:rFonts w:ascii="Arial" w:hAnsi="Arial" w:cs="Arial"/>
+                <w:sz w:val="24"/>
+                <w:szCs w:val="24"/>
+              </w:rPr>
+              <w:t>tc</w:t>
+            </w:r>
+            <w:proofErr w:type="spellEnd"/>
+            <w:r>
+              <w:rPr>
+                <w:rFonts w:ascii="Arial" w:hAnsi="Arial" w:cs="Arial"/>
+                <w:sz w:val="24"/>
+                <w:szCs w:val="24"/>
+              </w:rPr>
+              <w:t xml:space="preserve"> for column in </w:t>
+            </w:r>
+            <w:proofErr w:type="spellStart"/>
+            <w:r>
+              <w:rPr>
+                <w:rFonts w:ascii="Arial" w:hAnsi="Arial" w:cs="Arial"/>
+                <w:sz w:val="24"/>
+                <w:szCs w:val="24"/>
+              </w:rPr>
+              <w:t>field.columns</w:t>
+            </w:r>
+            <w:proofErr w:type="spellEnd"/>
+            <w:r>
+              <w:rPr>
+                <w:rFonts w:ascii="Arial" w:hAnsi="Arial" w:cs="Arial"/>
+                <w:sz w:val="24"/>
+                <w:szCs w:val="24"/>
+              </w:rPr>
+              <w:t>() %}</w:t>
             </w:r>
           </w:p>
         </w:tc>
@@ -2897,7 +5454,25 @@
                 <w:sz w:val="24"/>
                 <w:szCs w:val="24"/>
               </w:rPr>
-              <w:t>{{ safeattr(row, key(column)) }}</w:t>
+              <w:t xml:space="preserve">{{ </w:t>
+            </w:r>
+            <w:proofErr w:type="spellStart"/>
+            <w:r>
+              <w:rPr>
+                <w:rFonts w:ascii="Arial" w:hAnsi="Arial" w:cs="Arial"/>
+                <w:sz w:val="24"/>
+                <w:szCs w:val="24"/>
+              </w:rPr>
+              <w:t>safeattr</w:t>
+            </w:r>
+            <w:proofErr w:type="spellEnd"/>
+            <w:r>
+              <w:rPr>
+                <w:rFonts w:ascii="Arial" w:hAnsi="Arial" w:cs="Arial"/>
+                <w:sz w:val="24"/>
+                <w:szCs w:val="24"/>
+              </w:rPr>
+              <w:t>(row, key(column)) }}</w:t>
             </w:r>
           </w:p>
         </w:tc>
@@ -2919,7 +5494,43 @@
                 <w:sz w:val="24"/>
                 <w:szCs w:val="24"/>
               </w:rPr>
-              <w:t>{%tc endfor %}</w:t>
+              <w:t>{%</w:t>
+            </w:r>
+            <w:proofErr w:type="spellStart"/>
+            <w:r>
+              <w:rPr>
+                <w:rFonts w:ascii="Arial" w:hAnsi="Arial" w:cs="Arial"/>
+                <w:sz w:val="24"/>
+                <w:szCs w:val="24"/>
+              </w:rPr>
+              <w:t>tc</w:t>
+            </w:r>
+            <w:proofErr w:type="spellEnd"/>
+            <w:r>
+              <w:rPr>
+                <w:rFonts w:ascii="Arial" w:hAnsi="Arial" w:cs="Arial"/>
+                <w:sz w:val="24"/>
+                <w:szCs w:val="24"/>
+              </w:rPr>
+              <w:t xml:space="preserve"> </w:t>
+            </w:r>
+            <w:proofErr w:type="spellStart"/>
+            <w:r>
+              <w:rPr>
+                <w:rFonts w:ascii="Arial" w:hAnsi="Arial" w:cs="Arial"/>
+                <w:sz w:val="24"/>
+                <w:szCs w:val="24"/>
+              </w:rPr>
+              <w:t>endfor</w:t>
+            </w:r>
+            <w:proofErr w:type="spellEnd"/>
+            <w:r>
+              <w:rPr>
+                <w:rFonts w:ascii="Arial" w:hAnsi="Arial" w:cs="Arial"/>
+                <w:sz w:val="24"/>
+                <w:szCs w:val="24"/>
+              </w:rPr>
+              <w:t xml:space="preserve"> %}</w:t>
             </w:r>
           </w:p>
         </w:tc>
@@ -2943,7 +5554,25 @@
                 <w:sz w:val="24"/>
                 <w:szCs w:val="24"/>
               </w:rPr>
-              <w:t>{%tr endfor %}</w:t>
+              <w:t xml:space="preserve">{%tr </w:t>
+            </w:r>
+            <w:proofErr w:type="spellStart"/>
+            <w:r>
+              <w:rPr>
+                <w:rFonts w:ascii="Arial" w:hAnsi="Arial" w:cs="Arial"/>
+                <w:sz w:val="24"/>
+                <w:szCs w:val="24"/>
+              </w:rPr>
+              <w:t>endfor</w:t>
+            </w:r>
+            <w:proofErr w:type="spellEnd"/>
+            <w:r>
+              <w:rPr>
+                <w:rFonts w:ascii="Arial" w:hAnsi="Arial" w:cs="Arial"/>
+                <w:sz w:val="24"/>
+                <w:szCs w:val="24"/>
+              </w:rPr>
+              <w:t xml:space="preserve"> %}</w:t>
             </w:r>
           </w:p>
         </w:tc>
@@ -3000,7 +5629,43 @@
           <w:sz w:val="24"/>
           <w:szCs w:val="24"/>
         </w:rPr>
-        <w:t>{%p elif field.is_list() %}</w:t>
+        <w:t xml:space="preserve">{%p </w:t>
+      </w:r>
+      <w:proofErr w:type="spellStart"/>
+      <w:r>
+        <w:rPr>
+          <w:rFonts w:ascii="Arial" w:hAnsi="Arial" w:cs="Arial"/>
+          <w:sz w:val="24"/>
+          <w:szCs w:val="24"/>
+        </w:rPr>
+        <w:t>elif</w:t>
+      </w:r>
+      <w:proofErr w:type="spellEnd"/>
+      <w:r>
+        <w:rPr>
+          <w:rFonts w:ascii="Arial" w:hAnsi="Arial" w:cs="Arial"/>
+          <w:sz w:val="24"/>
+          <w:szCs w:val="24"/>
+        </w:rPr>
+        <w:t xml:space="preserve"> </w:t>
+      </w:r>
+      <w:proofErr w:type="spellStart"/>
+      <w:r>
+        <w:rPr>
+          <w:rFonts w:ascii="Arial" w:hAnsi="Arial" w:cs="Arial"/>
+          <w:sz w:val="24"/>
+          <w:szCs w:val="24"/>
+        </w:rPr>
+        <w:t>field.is_list</w:t>
+      </w:r>
+      <w:proofErr w:type="spellEnd"/>
+      <w:r>
+        <w:rPr>
+          <w:rFonts w:ascii="Arial" w:hAnsi="Arial" w:cs="Arial"/>
+          <w:sz w:val="24"/>
+          <w:szCs w:val="24"/>
+        </w:rPr>
+        <w:t>() %}</w:t>
       </w:r>
     </w:p>
     <w:p>
@@ -3027,7 +5692,26 @@
           <w:sz w:val="24"/>
           <w:szCs w:val="24"/>
         </w:rPr>
-        <w:t>{{ field.label }}</w:t>
+        <w:lastRenderedPageBreak/>
+        <w:t xml:space="preserve">{{ </w:t>
+      </w:r>
+      <w:proofErr w:type="spellStart"/>
+      <w:r>
+        <w:rPr>
+          <w:rFonts w:ascii="Arial" w:hAnsi="Arial" w:cs="Arial"/>
+          <w:sz w:val="24"/>
+          <w:szCs w:val="24"/>
+        </w:rPr>
+        <w:t>field.label</w:t>
+      </w:r>
+      <w:proofErr w:type="spellEnd"/>
+      <w:r>
+        <w:rPr>
+          <w:rFonts w:ascii="Arial" w:hAnsi="Arial" w:cs="Arial"/>
+          <w:sz w:val="24"/>
+          <w:szCs w:val="24"/>
+        </w:rPr>
+        <w:t xml:space="preserve"> }}</w:t>
       </w:r>
     </w:p>
     <w:p>
@@ -3049,7 +5733,25 @@
           <w:sz w:val="24"/>
           <w:szCs w:val="24"/>
         </w:rPr>
-        <w:t>{%p for item in field.overflow_value() %}</w:t>
+        <w:t xml:space="preserve">{%p for item in </w:t>
+      </w:r>
+      <w:proofErr w:type="spellStart"/>
+      <w:r>
+        <w:rPr>
+          <w:rFonts w:ascii="Arial" w:hAnsi="Arial" w:cs="Arial"/>
+          <w:sz w:val="24"/>
+          <w:szCs w:val="24"/>
+        </w:rPr>
+        <w:t>field.overflow_value</w:t>
+      </w:r>
+      <w:proofErr w:type="spellEnd"/>
+      <w:r>
+        <w:rPr>
+          <w:rFonts w:ascii="Arial" w:hAnsi="Arial" w:cs="Arial"/>
+          <w:sz w:val="24"/>
+          <w:szCs w:val="24"/>
+        </w:rPr>
+        <w:t>() %}</w:t>
       </w:r>
     </w:p>
     <w:p>
@@ -3093,7 +5795,25 @@
           <w:sz w:val="24"/>
           <w:szCs w:val="24"/>
         </w:rPr>
-        <w:t>{%p endfor %}</w:t>
+        <w:t xml:space="preserve">{%p </w:t>
+      </w:r>
+      <w:proofErr w:type="spellStart"/>
+      <w:r>
+        <w:rPr>
+          <w:rFonts w:ascii="Arial" w:hAnsi="Arial" w:cs="Arial"/>
+          <w:sz w:val="24"/>
+          <w:szCs w:val="24"/>
+        </w:rPr>
+        <w:t>endfor</w:t>
+      </w:r>
+      <w:proofErr w:type="spellEnd"/>
+      <w:r>
+        <w:rPr>
+          <w:rFonts w:ascii="Arial" w:hAnsi="Arial" w:cs="Arial"/>
+          <w:sz w:val="24"/>
+          <w:szCs w:val="24"/>
+        </w:rPr>
+        <w:t xml:space="preserve"> %}</w:t>
       </w:r>
     </w:p>
     <w:p>
@@ -3137,15 +5857,89 @@
           <w:sz w:val="24"/>
           <w:szCs w:val="24"/>
         </w:rPr>
-        <w:t>{{ field.label }}</w:t>
-      </w:r>
-      <w:r>
-        <w:rPr>
-          <w:rFonts w:ascii="Arial" w:hAnsi="Arial" w:cs="Arial"/>
-          <w:sz w:val="24"/>
-          <w:szCs w:val="24"/>
-        </w:rPr>
-        <w:t>: {{ field.overflow_value(overflow_message= RFAaffidavit.default_overflow_message) }}</w:t>
+        <w:t xml:space="preserve">{{ </w:t>
+      </w:r>
+      <w:proofErr w:type="spellStart"/>
+      <w:r>
+        <w:rPr>
+          <w:rFonts w:ascii="Arial" w:hAnsi="Arial" w:cs="Arial"/>
+          <w:b/>
+          <w:sz w:val="24"/>
+          <w:szCs w:val="24"/>
+        </w:rPr>
+        <w:t>field.label</w:t>
+      </w:r>
+      <w:proofErr w:type="spellEnd"/>
+      <w:r>
+        <w:rPr>
+          <w:rFonts w:ascii="Arial" w:hAnsi="Arial" w:cs="Arial"/>
+          <w:b/>
+          <w:sz w:val="24"/>
+          <w:szCs w:val="24"/>
+        </w:rPr>
+        <w:t xml:space="preserve"> }}</w:t>
+      </w:r>
+      <w:r>
+        <w:rPr>
+          <w:rFonts w:ascii="Arial" w:hAnsi="Arial" w:cs="Arial"/>
+          <w:sz w:val="24"/>
+          <w:szCs w:val="24"/>
+        </w:rPr>
+        <w:t xml:space="preserve">: {{ </w:t>
+      </w:r>
+      <w:proofErr w:type="spellStart"/>
+      <w:r>
+        <w:rPr>
+          <w:rFonts w:ascii="Arial" w:hAnsi="Arial" w:cs="Arial"/>
+          <w:sz w:val="24"/>
+          <w:szCs w:val="24"/>
+        </w:rPr>
+        <w:t>field.overflow_value</w:t>
+      </w:r>
+      <w:proofErr w:type="spellEnd"/>
+      <w:r>
+        <w:rPr>
+          <w:rFonts w:ascii="Arial" w:hAnsi="Arial" w:cs="Arial"/>
+          <w:sz w:val="24"/>
+          <w:szCs w:val="24"/>
+        </w:rPr>
+        <w:t>(</w:t>
+      </w:r>
+      <w:proofErr w:type="spellStart"/>
+      <w:r>
+        <w:rPr>
+          <w:rFonts w:ascii="Arial" w:hAnsi="Arial" w:cs="Arial"/>
+          <w:sz w:val="24"/>
+          <w:szCs w:val="24"/>
+        </w:rPr>
+        <w:t>overflow_message</w:t>
+      </w:r>
+      <w:proofErr w:type="spellEnd"/>
+      <w:r>
+        <w:rPr>
+          <w:rFonts w:ascii="Arial" w:hAnsi="Arial" w:cs="Arial"/>
+          <w:sz w:val="24"/>
+          <w:szCs w:val="24"/>
+        </w:rPr>
+        <w:t xml:space="preserve">= </w:t>
+      </w:r>
+      <w:proofErr w:type="spellStart"/>
+      <w:r>
+        <w:rPr>
+          <w:rFonts w:ascii="Arial" w:hAnsi="Arial" w:cs="Arial"/>
+          <w:sz w:val="24"/>
+          <w:szCs w:val="24"/>
+        </w:rPr>
+        <w:t>RFAaffidavit.default_overflow_message</w:t>
+      </w:r>
+      <w:proofErr w:type="spellEnd"/>
+      <w:r>
+        <w:rPr>
+          <w:rFonts w:ascii="Arial" w:hAnsi="Arial" w:cs="Arial"/>
+          <w:sz w:val="24"/>
+          <w:szCs w:val="24"/>
+        </w:rPr>
+        <w:t>) }}</w:t>
       </w:r>
     </w:p>
     <w:p>
@@ -3179,7 +5973,25 @@
           <w:sz w:val="24"/>
           <w:szCs w:val="24"/>
         </w:rPr>
-        <w:t>{%p endfor %}</w:t>
+        <w:t xml:space="preserve">{%p </w:t>
+      </w:r>
+      <w:proofErr w:type="spellStart"/>
+      <w:r>
+        <w:rPr>
+          <w:rFonts w:ascii="Arial" w:hAnsi="Arial" w:cs="Arial"/>
+          <w:sz w:val="24"/>
+          <w:szCs w:val="24"/>
+        </w:rPr>
+        <w:t>endfor</w:t>
+      </w:r>
+      <w:proofErr w:type="spellEnd"/>
+      <w:r>
+        <w:rPr>
+          <w:rFonts w:ascii="Arial" w:hAnsi="Arial" w:cs="Arial"/>
+          <w:sz w:val="24"/>
+          <w:szCs w:val="24"/>
+        </w:rPr>
+        <w:t xml:space="preserve"> %}</w:t>
       </w:r>
     </w:p>
     <w:p>
@@ -3219,14 +6031,15 @@
 </file>
 
 <file path=word/numbering.xml><?xml version="1.0" encoding="utf-8"?>
-<w:numbering xmlns:wpc="http://schemas.microsoft.com/office/word/2010/wordprocessingCanvas" xmlns:cx="http://schemas.microsoft.com/office/drawing/2014/chartex" xmlns:cx1="http://schemas.microsoft.com/office/drawing/2015/9/8/chartex" xmlns:cx2="http://schemas.microsoft.com/office/drawing/2015/10/21/chartex" xmlns:cx3="http://schemas.microsoft.com/office/drawing/2016/5/9/chartex" xmlns:cx4="http://schemas.microsoft.com/office/drawing/2016/5/10/chartex" xmlns:cx5="http://schemas.microsoft.com/office/drawing/2016/5/11/chartex" xmlns:cx6="http://schemas.microsoft.com/office/drawing/2016/5/12/chartex" xmlns:cx7="http://schemas.microsoft.com/office/drawing/2016/5/13/chartex" xmlns:cx8="http://schemas.microsoft.com/office/drawing/2016/5/14/chartex" xmlns:mc="http://schemas.openxmlformats.org/markup-compatibility/2006" xmlns:aink="http://schemas.microsoft.com/office/drawing/2016/ink" xmlns:am3d="http://schemas.microsoft.com/office/drawing/2017/model3d" xmlns:o="urn:schemas-microsoft-com:office:office" xmlns:oel="http://schemas.microsoft.com/office/2019/extlst" xmlns:r="http://schemas.openxmlformats.org/officeDocument/2006/relationships" xmlns:m="http://schemas.openxmlformats.org/officeDocument/2006/math" xmlns:v="urn:schemas-microsoft-com:vml" xmlns:wp14="http://schemas.microsoft.com/office/word/2010/wordprocessingDrawing" xmlns:wp="http://schemas.openxmlformats.org/drawingml/2006/wordprocessingDrawing" xmlns:w10="urn:schemas-microsoft-com:office:word" xmlns:w="http://schemas.openxmlformats.org/wordprocessingml/2006/main" xmlns:w14="http://schemas.microsoft.com/office/word/2010/wordml" xmlns:w15="http://schemas.microsoft.com/office/word/2012/wordml" xmlns:w16cex="http://schemas.microsoft.com/office/word/2018/wordml/cex" xmlns:w16cid="http://schemas.microsoft.com/office/word/2016/wordml/cid" xmlns:w16="http://schemas.microsoft.com/office/word/2018/wordml" xmlns:w16du="http://schemas.microsoft.com/office/word/2023/wordml/word16du" xmlns:w16sdtdh="http://schemas.microsoft.com/office/word/2020/wordml/sdtdatahash" xmlns:w16sdtfl="http://schemas.microsoft.com/office/word/2024/wordml/sdtformatlock" xmlns:w16se="http://schemas.microsoft.com/office/word/2015/wordml/symex" xmlns:wpg="http://schemas.microsoft.com/office/word/2010/wordprocessingGroup" xmlns:wpi="http://schemas.microsoft.com/office/word/2010/wordprocessingInk" xmlns:wne="http://schemas.microsoft.com/office/word/2006/wordml" xmlns:wps="http://schemas.microsoft.com/office/word/2010/wordprocessingShape" mc:Ignorable="w14 w15 w16se w16cid w16 w16cex w16sdtdh w16sdtfl w16du wp14">
+<w:numbering xmlns:wpc="http://schemas.microsoft.com/office/word/2010/wordprocessingCanvas" xmlns:cx="http://schemas.microsoft.com/office/drawing/2014/chartex" xmlns:cx1="http://schemas.microsoft.com/office/drawing/2015/9/8/chartex" xmlns:cx2="http://schemas.microsoft.com/office/drawing/2015/10/21/chartex" xmlns:cx3="http://schemas.microsoft.com/office/drawing/2016/5/9/chartex" xmlns:cx4="http://schemas.microsoft.com/office/drawing/2016/5/10/chartex" xmlns:cx5="http://schemas.microsoft.com/office/drawing/2016/5/11/chartex" xmlns:cx6="http://schemas.microsoft.com/office/drawing/2016/5/12/chartex" xmlns:cx7="http://schemas.microsoft.com/office/drawing/2016/5/13/chartex" xmlns:cx8="http://schemas.microsoft.com/office/drawing/2016/5/14/chartex" xmlns:mc="http://schemas.openxmlformats.org/markup-compatibility/2006" xmlns:aink="http://schemas.microsoft.com/office/drawing/2016/ink" xmlns:am3d="http://schemas.microsoft.com/office/drawing/2017/model3d" xmlns:o="urn:schemas-microsoft-com:office:office" xmlns:oel="http://schemas.microsoft.com/office/2019/extlst" xmlns:r="http://schemas.openxmlformats.org/officeDocument/2006/relationships" xmlns:m="http://schemas.openxmlformats.org/officeDocument/2006/math" xmlns:v="urn:schemas-microsoft-com:vml" xmlns:wp14="http://schemas.microsoft.com/office/word/2010/wordprocessingDrawing" xmlns:wp="http://schemas.openxmlformats.org/drawingml/2006/wordprocessingDrawing" xmlns:w10="urn:schemas-microsoft-com:office:word" xmlns:w="http://schemas.openxmlformats.org/wordprocessingml/2006/main" xmlns:w14="http://schemas.microsoft.com/office/word/2010/wordml" xmlns:w15="http://schemas.microsoft.com/office/word/2012/wordml" xmlns:w16cei="http://schemas.microsoft.com/office/word/2026/wordml/cei" xmlns:w16cex="http://schemas.microsoft.com/office/word/2018/wordml/cex" xmlns:w16cid="http://schemas.microsoft.com/office/word/2016/wordml/cid" xmlns:w16="http://schemas.microsoft.com/office/word/2018/wordml" xmlns:w16du="http://schemas.microsoft.com/office/word/2023/wordml/word16du" xmlns:w16sdtdh="http://schemas.microsoft.com/office/word/2020/wordml/sdtdatahash" xmlns:w16sdtfl="http://schemas.microsoft.com/office/word/2024/wordml/sdtformatlock" xmlns:w16se="http://schemas.microsoft.com/office/word/2015/wordml/symex" xmlns:wpg="http://schemas.microsoft.com/office/word/2010/wordprocessingGroup" xmlns:wpi="http://schemas.microsoft.com/office/word/2010/wordprocessingInk" xmlns:wne="http://schemas.microsoft.com/office/word/2006/wordml" xmlns:wps="http://schemas.microsoft.com/office/word/2010/wordprocessingShape" mc:Ignorable="w14 w15 w16se w16cid w16 w16cex w16sdtdh w16sdtfl w16du wp14">
   <w:abstractNum w:abstractNumId="0" w15:restartNumberingAfterBreak="0">
     <w:nsid w:val="0D5A6C12"/>
     <w:multiLevelType w:val="multilevel"/>
-    <w:tmpl w:val="7BD4E736"/>
+    <w:tmpl w:val="510CC516"/>
     <w:lvl w:ilvl="0">
       <w:start w:val="1"/>
       <w:numFmt w:val="none"/>
+      <w:pStyle w:val="Heading1"/>
       <w:suff w:val="nothing"/>
       <w:lvlText w:val=""/>
       <w:lvlJc w:val="left"/>
@@ -3434,7 +6247,6 @@
     <w:lvl w:ilvl="0">
       <w:start w:val="1"/>
       <w:numFmt w:val="none"/>
-      <w:pStyle w:val="Heading1"/>
       <w:suff w:val="nothing"/>
       <w:lvlText w:val=""/>
       <w:lvlJc w:val="left"/>
@@ -3942,22 +6754,23 @@
     <w:next w:val="BodyText"/>
     <w:link w:val="Heading1Char"/>
     <w:qFormat/>
-    <w:rsid w:val="002B3CC8"/>
+    <w:rsid w:val="00EA7030"/>
     <w:pPr>
       <w:keepNext/>
       <w:numPr>
-        <w:numId w:val="1"/>
+        <w:numId w:val="2"/>
       </w:numPr>
       <w:spacing w:before="240" w:after="120" w:line="240" w:lineRule="auto"/>
+      <w:jc w:val="center"/>
       <w:outlineLvl w:val="0"/>
     </w:pPr>
     <w:rPr>
-      <w:rFonts w:ascii="Liberation Sans" w:eastAsia="Microsoft YaHei" w:hAnsi="Liberation Sans" w:cs="Lucida Sans"/>
+      <w:rFonts w:ascii="Arial" w:eastAsia="Microsoft YaHei" w:hAnsi="Arial" w:cs="Arial"/>
       <w:b/>
       <w:bCs/>
       <w:kern w:val="2"/>
-      <w:sz w:val="36"/>
-      <w:szCs w:val="36"/>
+      <w:sz w:val="32"/>
+      <w:szCs w:val="32"/>
       <w:lang w:eastAsia="zh-CN" w:bidi="hi-IN"/>
     </w:rPr>
   </w:style>
@@ -4018,14 +6831,14 @@
     <w:name w:val="Heading 1 Char"/>
     <w:basedOn w:val="DefaultParagraphFont"/>
     <w:link w:val="Heading1"/>
-    <w:rsid w:val="002B3CC8"/>
+    <w:rsid w:val="00EA7030"/>
     <w:rPr>
-      <w:rFonts w:ascii="Liberation Sans" w:eastAsia="Microsoft YaHei" w:hAnsi="Liberation Sans" w:cs="Lucida Sans"/>
+      <w:rFonts w:ascii="Arial" w:eastAsia="Microsoft YaHei" w:hAnsi="Arial" w:cs="Arial"/>
       <w:b/>
       <w:bCs/>
       <w:kern w:val="2"/>
-      <w:sz w:val="36"/>
-      <w:szCs w:val="36"/>
+      <w:sz w:val="32"/>
+      <w:szCs w:val="32"/>
       <w:lang w:eastAsia="zh-CN" w:bidi="hi-IN"/>
     </w:rPr>
   </w:style>

--- a/docassemble/RFApackage/data/templates/RFAcomplaint_addendum.docx
+++ b/docassemble/RFApackage/data/templates/RFAcomplaint_addendum.docx
@@ -422,121 +422,6 @@
           <w:szCs w:val="24"/>
         </w:rPr>
         <w:t xml:space="preserve"> == "children" %}</w:t>
-      </w:r>
-    </w:p>
-    <w:p>
-      <w:pPr>
-        <w:rPr>
-          <w:rFonts w:ascii="Arial" w:hAnsi="Arial" w:cs="Arial"/>
-          <w:sz w:val="24"/>
-          <w:szCs w:val="24"/>
-        </w:rPr>
-      </w:pPr>
-      <w:r>
-        <w:rPr>
-          <w:rFonts w:ascii="Arial" w:hAnsi="Arial" w:cs="Arial"/>
-          <w:sz w:val="24"/>
-          <w:szCs w:val="24"/>
-        </w:rPr>
-        <w:t>{%p</w:t>
-      </w:r>
-      <w:r>
-        <w:rPr>
-          <w:rFonts w:ascii="Arial" w:hAnsi="Arial" w:cs="Arial"/>
-          <w:sz w:val="24"/>
-          <w:szCs w:val="24"/>
-        </w:rPr>
-        <w:t xml:space="preserve"> </w:t>
-      </w:r>
-      <w:r>
-        <w:rPr>
-          <w:rFonts w:ascii="Arial" w:hAnsi="Arial" w:cs="Arial"/>
-          <w:sz w:val="24"/>
-          <w:szCs w:val="24"/>
-        </w:rPr>
-        <w:t xml:space="preserve">if </w:t>
-      </w:r>
-      <w:r>
-        <w:rPr>
-          <w:rFonts w:ascii="Arial" w:hAnsi="Arial" w:cs="Arial"/>
-          <w:sz w:val="24"/>
-          <w:szCs w:val="24"/>
-        </w:rPr>
-        <w:t xml:space="preserve">children | </w:t>
-      </w:r>
-      <w:r>
-        <w:rPr>
-          <w:rFonts w:ascii="Arial" w:hAnsi="Arial" w:cs="Arial"/>
-          <w:sz w:val="24"/>
-          <w:szCs w:val="24"/>
-        </w:rPr>
-        <w:t xml:space="preserve">length &gt; </w:t>
-      </w:r>
-      <w:r>
-        <w:rPr>
-          <w:rFonts w:ascii="Arial" w:hAnsi="Arial" w:cs="Arial"/>
-          <w:sz w:val="24"/>
-          <w:szCs w:val="24"/>
-        </w:rPr>
-        <w:t>3</w:t>
-      </w:r>
-      <w:r>
-        <w:rPr>
-          <w:rFonts w:ascii="Arial" w:hAnsi="Arial" w:cs="Arial"/>
-          <w:sz w:val="24"/>
-          <w:szCs w:val="24"/>
-        </w:rPr>
-        <w:t xml:space="preserve"> </w:t>
-      </w:r>
-      <w:r>
-        <w:rPr>
-          <w:rFonts w:ascii="Arial" w:hAnsi="Arial" w:cs="Arial"/>
-          <w:sz w:val="24"/>
-          <w:szCs w:val="24"/>
-        </w:rPr>
-        <w:t>and</w:t>
-      </w:r>
-      <w:r>
-        <w:rPr>
-          <w:rFonts w:ascii="Arial" w:hAnsi="Arial" w:cs="Arial"/>
-          <w:sz w:val="24"/>
-          <w:szCs w:val="24"/>
-        </w:rPr>
-        <w:t xml:space="preserve"> </w:t>
-      </w:r>
-      <w:proofErr w:type="spellStart"/>
-      <w:r>
-        <w:rPr>
-          <w:rFonts w:ascii="Arial" w:hAnsi="Arial" w:cs="Arial"/>
-          <w:sz w:val="24"/>
-          <w:szCs w:val="24"/>
-        </w:rPr>
-        <w:t>custody_wanted_true_</w:t>
-      </w:r>
-      <w:r>
-        <w:rPr>
-          <w:rFonts w:ascii="Arial" w:hAnsi="Arial" w:cs="Arial"/>
-          <w:sz w:val="24"/>
-          <w:szCs w:val="24"/>
-        </w:rPr>
-        <w:t>overflow</w:t>
-      </w:r>
-      <w:proofErr w:type="spellEnd"/>
-      <w:r>
-        <w:rPr>
-          <w:rFonts w:ascii="Arial" w:hAnsi="Arial" w:cs="Arial"/>
-          <w:sz w:val="24"/>
-          <w:szCs w:val="24"/>
-        </w:rPr>
-        <w:t xml:space="preserve"> </w:t>
-      </w:r>
-      <w:r>
-        <w:rPr>
-          <w:rFonts w:ascii="Arial" w:hAnsi="Arial" w:cs="Arial"/>
-          <w:sz w:val="24"/>
-          <w:szCs w:val="24"/>
-        </w:rPr>
-        <w:t>%}</w:t>
       </w:r>
     </w:p>
     <w:p>
@@ -1494,769 +1379,6 @@
         </w:rPr>
         <w:t xml:space="preserve"> </w:t>
       </w:r>
-      <w:r>
-        <w:rPr>
-          <w:rFonts w:ascii="Arial" w:hAnsi="Arial" w:cs="Arial"/>
-          <w:sz w:val="24"/>
-          <w:szCs w:val="24"/>
-        </w:rPr>
-        <w:t xml:space="preserve">children | length &gt; 4 </w:t>
-      </w:r>
-      <w:r>
-        <w:rPr>
-          <w:rFonts w:ascii="Arial" w:hAnsi="Arial" w:cs="Arial"/>
-          <w:sz w:val="24"/>
-          <w:szCs w:val="24"/>
-        </w:rPr>
-        <w:t>%}</w:t>
-      </w:r>
-    </w:p>
-    <w:p>
-      <w:pPr>
-        <w:pStyle w:val="Heading2"/>
-        <w:rPr>
-          <w:rFonts w:ascii="Arial" w:hAnsi="Arial" w:cs="Arial"/>
-          <w:sz w:val="24"/>
-          <w:szCs w:val="24"/>
-        </w:rPr>
-      </w:pPr>
-      <w:r>
-        <w:rPr>
-          <w:rFonts w:ascii="Arial" w:hAnsi="Arial" w:cs="Arial"/>
-          <w:sz w:val="24"/>
-          <w:szCs w:val="24"/>
-        </w:rPr>
-        <w:t>Additional children</w:t>
-      </w:r>
-    </w:p>
-    <w:tbl>
-      <w:tblPr>
-        <w:tblStyle w:val="TableGrid"/>
-        <w:tblW w:w="8005" w:type="dxa"/>
-        <w:tblLayout w:type="fixed"/>
-        <w:tblLook w:val="04A0" w:firstRow="1" w:lastRow="0" w:firstColumn="1" w:lastColumn="0" w:noHBand="0" w:noVBand="1"/>
-      </w:tblPr>
-      <w:tblGrid>
-        <w:gridCol w:w="1795"/>
-        <w:gridCol w:w="1260"/>
-        <w:gridCol w:w="1260"/>
-        <w:gridCol w:w="1800"/>
-        <w:gridCol w:w="1890"/>
-      </w:tblGrid>
-      <w:tr>
-        <w:tc>
-          <w:tcPr>
-            <w:tcW w:w="1795" w:type="dxa"/>
-          </w:tcPr>
-          <w:p>
-            <w:pPr>
-              <w:widowControl w:val="0"/>
-              <w:rPr>
-                <w:rFonts w:ascii="Arial" w:hAnsi="Arial" w:cs="Arial"/>
-                <w:b/>
-                <w:sz w:val="20"/>
-                <w:szCs w:val="20"/>
-              </w:rPr>
-            </w:pPr>
-            <w:r>
-              <w:rPr>
-                <w:rFonts w:ascii="Arial" w:eastAsia="Calibri" w:hAnsi="Arial" w:cs="Arial"/>
-                <w:b/>
-                <w:sz w:val="20"/>
-                <w:szCs w:val="20"/>
-              </w:rPr>
-              <w:t>Name</w:t>
-            </w:r>
-          </w:p>
-        </w:tc>
-        <w:tc>
-          <w:tcPr>
-            <w:tcW w:w="1260" w:type="dxa"/>
-          </w:tcPr>
-          <w:p>
-            <w:pPr>
-              <w:widowControl w:val="0"/>
-              <w:rPr>
-                <w:rFonts w:ascii="Arial" w:eastAsia="Calibri" w:hAnsi="Arial" w:cs="Arial"/>
-                <w:b/>
-                <w:sz w:val="20"/>
-                <w:szCs w:val="20"/>
-              </w:rPr>
-            </w:pPr>
-            <w:r>
-              <w:rPr>
-                <w:rFonts w:ascii="Arial" w:eastAsia="Calibri" w:hAnsi="Arial" w:cs="Arial"/>
-                <w:b/>
-                <w:sz w:val="20"/>
-                <w:szCs w:val="20"/>
-              </w:rPr>
-              <w:t>Born</w:t>
-            </w:r>
-          </w:p>
-        </w:tc>
-        <w:tc>
-          <w:tcPr>
-            <w:tcW w:w="1260" w:type="dxa"/>
-          </w:tcPr>
-          <w:p>
-            <w:pPr>
-              <w:widowControl w:val="0"/>
-              <w:rPr>
-                <w:rFonts w:ascii="Arial" w:eastAsia="Calibri" w:hAnsi="Arial" w:cs="Arial"/>
-                <w:b/>
-                <w:sz w:val="20"/>
-                <w:szCs w:val="20"/>
-              </w:rPr>
-            </w:pPr>
-            <w:r>
-              <w:rPr>
-                <w:rFonts w:ascii="Arial" w:eastAsia="Calibri" w:hAnsi="Arial" w:cs="Arial"/>
-                <w:b/>
-                <w:sz w:val="20"/>
-                <w:szCs w:val="20"/>
-              </w:rPr>
-              <w:t>In danger?</w:t>
-            </w:r>
-          </w:p>
-        </w:tc>
-        <w:tc>
-          <w:tcPr>
-            <w:tcW w:w="1800" w:type="dxa"/>
-          </w:tcPr>
-          <w:p>
-            <w:pPr>
-              <w:widowControl w:val="0"/>
-              <w:rPr>
-                <w:rFonts w:ascii="Arial" w:eastAsia="Calibri" w:hAnsi="Arial" w:cs="Arial"/>
-                <w:b/>
-                <w:sz w:val="20"/>
-                <w:szCs w:val="20"/>
-              </w:rPr>
-            </w:pPr>
-            <w:r>
-              <w:rPr>
-                <w:rFonts w:ascii="Arial" w:eastAsia="Calibri" w:hAnsi="Arial" w:cs="Arial"/>
-                <w:b/>
-                <w:sz w:val="20"/>
-                <w:szCs w:val="20"/>
-              </w:rPr>
-              <w:t xml:space="preserve">Relationship to </w:t>
-            </w:r>
-            <w:r>
-              <w:rPr>
-                <w:rFonts w:ascii="Arial" w:eastAsia="Calibri" w:hAnsi="Arial" w:cs="Arial"/>
-                <w:b/>
-                <w:sz w:val="20"/>
-                <w:szCs w:val="20"/>
-              </w:rPr>
-              <w:t>plaintiff</w:t>
-            </w:r>
-          </w:p>
-        </w:tc>
-        <w:tc>
-          <w:tcPr>
-            <w:tcW w:w="1890" w:type="dxa"/>
-          </w:tcPr>
-          <w:p>
-            <w:pPr>
-              <w:widowControl w:val="0"/>
-              <w:rPr>
-                <w:rFonts w:ascii="Arial" w:eastAsia="Calibri" w:hAnsi="Arial" w:cs="Arial"/>
-                <w:b/>
-                <w:sz w:val="20"/>
-                <w:szCs w:val="20"/>
-              </w:rPr>
-            </w:pPr>
-            <w:r>
-              <w:rPr>
-                <w:rFonts w:ascii="Arial" w:eastAsia="Calibri" w:hAnsi="Arial" w:cs="Arial"/>
-                <w:b/>
-                <w:sz w:val="20"/>
-                <w:szCs w:val="20"/>
-              </w:rPr>
-              <w:t>Relationship to defendant</w:t>
-            </w:r>
-          </w:p>
-        </w:tc>
-      </w:tr>
-      <w:tr>
-        <w:tc>
-          <w:tcPr>
-            <w:tcW w:w="1795" w:type="dxa"/>
-          </w:tcPr>
-          <w:p>
-            <w:pPr>
-              <w:rPr>
-                <w:rFonts w:ascii="Arial" w:hAnsi="Arial" w:cs="Arial"/>
-                <w:sz w:val="20"/>
-                <w:szCs w:val="20"/>
-              </w:rPr>
-            </w:pPr>
-            <w:r>
-              <w:rPr>
-                <w:rFonts w:ascii="Arial" w:eastAsia="Calibri" w:hAnsi="Arial" w:cs="Arial"/>
-                <w:sz w:val="20"/>
-                <w:szCs w:val="20"/>
-              </w:rPr>
-              <w:t xml:space="preserve">{%tr for row in </w:t>
-            </w:r>
-            <w:proofErr w:type="spellStart"/>
-            <w:r>
-              <w:rPr>
-                <w:rFonts w:ascii="Arial" w:eastAsia="Calibri" w:hAnsi="Arial" w:cs="Arial"/>
-                <w:sz w:val="20"/>
-                <w:szCs w:val="20"/>
-              </w:rPr>
-              <w:t>field.overflow_value</w:t>
-            </w:r>
-            <w:proofErr w:type="spellEnd"/>
-            <w:r>
-              <w:rPr>
-                <w:rFonts w:ascii="Arial" w:eastAsia="Calibri" w:hAnsi="Arial" w:cs="Arial"/>
-                <w:sz w:val="20"/>
-                <w:szCs w:val="20"/>
-              </w:rPr>
-              <w:t>() %}</w:t>
-            </w:r>
-          </w:p>
-        </w:tc>
-        <w:tc>
-          <w:tcPr>
-            <w:tcW w:w="1260" w:type="dxa"/>
-          </w:tcPr>
-          <w:p>
-            <w:pPr>
-              <w:widowControl w:val="0"/>
-              <w:rPr>
-                <w:rFonts w:ascii="Arial" w:eastAsia="Calibri" w:hAnsi="Arial" w:cs="Arial"/>
-                <w:sz w:val="20"/>
-                <w:szCs w:val="20"/>
-              </w:rPr>
-            </w:pPr>
-          </w:p>
-        </w:tc>
-        <w:tc>
-          <w:tcPr>
-            <w:tcW w:w="1260" w:type="dxa"/>
-          </w:tcPr>
-          <w:p>
-            <w:pPr>
-              <w:widowControl w:val="0"/>
-              <w:rPr>
-                <w:rFonts w:ascii="Arial" w:eastAsia="Calibri" w:hAnsi="Arial" w:cs="Arial"/>
-                <w:sz w:val="20"/>
-                <w:szCs w:val="20"/>
-              </w:rPr>
-            </w:pPr>
-          </w:p>
-        </w:tc>
-        <w:tc>
-          <w:tcPr>
-            <w:tcW w:w="1800" w:type="dxa"/>
-          </w:tcPr>
-          <w:p>
-            <w:pPr>
-              <w:widowControl w:val="0"/>
-              <w:rPr>
-                <w:rFonts w:ascii="Arial" w:eastAsia="Calibri" w:hAnsi="Arial" w:cs="Arial"/>
-                <w:sz w:val="20"/>
-                <w:szCs w:val="20"/>
-              </w:rPr>
-            </w:pPr>
-          </w:p>
-        </w:tc>
-        <w:tc>
-          <w:tcPr>
-            <w:tcW w:w="1890" w:type="dxa"/>
-          </w:tcPr>
-          <w:p>
-            <w:pPr>
-              <w:widowControl w:val="0"/>
-              <w:rPr>
-                <w:rFonts w:ascii="Arial" w:eastAsia="Calibri" w:hAnsi="Arial" w:cs="Arial"/>
-                <w:sz w:val="20"/>
-                <w:szCs w:val="20"/>
-              </w:rPr>
-            </w:pPr>
-          </w:p>
-        </w:tc>
-      </w:tr>
-      <w:tr>
-        <w:tc>
-          <w:tcPr>
-            <w:tcW w:w="1795" w:type="dxa"/>
-          </w:tcPr>
-          <w:p>
-            <w:pPr>
-              <w:rPr>
-                <w:rFonts w:ascii="Arial" w:hAnsi="Arial" w:cs="Arial"/>
-                <w:sz w:val="24"/>
-                <w:szCs w:val="24"/>
-              </w:rPr>
-            </w:pPr>
-            <w:r>
-              <w:rPr>
-                <w:rFonts w:ascii="Arial" w:eastAsia="Calibri" w:hAnsi="Arial" w:cs="Arial"/>
-                <w:sz w:val="24"/>
-                <w:szCs w:val="24"/>
-              </w:rPr>
-              <w:t>{{ row.name }}</w:t>
-            </w:r>
-          </w:p>
-        </w:tc>
-        <w:tc>
-          <w:tcPr>
-            <w:tcW w:w="1260" w:type="dxa"/>
-          </w:tcPr>
-          <w:p>
-            <w:pPr>
-              <w:widowControl w:val="0"/>
-              <w:rPr>
-                <w:rFonts w:ascii="Arial" w:eastAsia="Calibri" w:hAnsi="Arial" w:cs="Arial"/>
-                <w:sz w:val="20"/>
-                <w:szCs w:val="20"/>
-              </w:rPr>
-            </w:pPr>
-            <w:r>
-              <w:rPr>
-                <w:rFonts w:ascii="Arial" w:eastAsia="Calibri" w:hAnsi="Arial" w:cs="Arial"/>
-                <w:sz w:val="20"/>
-                <w:szCs w:val="20"/>
-              </w:rPr>
-              <w:t>{{</w:t>
-            </w:r>
-            <w:proofErr w:type="spellStart"/>
-            <w:r>
-              <w:rPr>
-                <w:rFonts w:ascii="Arial" w:eastAsia="Calibri" w:hAnsi="Arial" w:cs="Arial"/>
-                <w:sz w:val="20"/>
-                <w:szCs w:val="20"/>
-              </w:rPr>
-              <w:t>row.birthdate</w:t>
-            </w:r>
-            <w:proofErr w:type="spellEnd"/>
-            <w:r>
-              <w:rPr>
-                <w:rFonts w:ascii="Arial" w:eastAsia="Calibri" w:hAnsi="Arial" w:cs="Arial"/>
-                <w:sz w:val="20"/>
-                <w:szCs w:val="20"/>
-              </w:rPr>
-              <w:t>.</w:t>
-            </w:r>
-            <w:r>
-              <w:rPr>
-                <w:rFonts w:ascii="inherit" w:eastAsia="Times New Roman" w:hAnsi="inherit" w:cs="Courier New"/>
-                <w:color w:val="0C0D0E"/>
-                <w:sz w:val="20"/>
-                <w:szCs w:val="20"/>
-                <w:bdr w:val="none" w:sz="0" w:space="0" w:color="auto" w:frame="1"/>
-              </w:rPr>
-              <w:t xml:space="preserve"> </w:t>
-            </w:r>
-            <w:proofErr w:type="spellStart"/>
-            <w:r>
-              <w:rPr>
-                <w:rFonts w:ascii="Arial" w:eastAsia="Calibri" w:hAnsi="Arial" w:cs="Arial"/>
-                <w:sz w:val="20"/>
-                <w:szCs w:val="20"/>
-              </w:rPr>
-              <w:t>strftime</w:t>
-            </w:r>
-            <w:proofErr w:type="spellEnd"/>
-            <w:r>
-              <w:rPr>
-                <w:rFonts w:ascii="Arial" w:eastAsia="Calibri" w:hAnsi="Arial" w:cs="Arial"/>
-                <w:sz w:val="20"/>
-                <w:szCs w:val="20"/>
-              </w:rPr>
-              <w:t>('%m/%d/%Y')</w:t>
-            </w:r>
-          </w:p>
-          <w:p>
-            <w:pPr>
-              <w:widowControl w:val="0"/>
-              <w:rPr>
-                <w:rFonts w:ascii="Arial" w:hAnsi="Arial" w:cs="Arial"/>
-                <w:sz w:val="20"/>
-                <w:szCs w:val="20"/>
-              </w:rPr>
-            </w:pPr>
-            <w:r>
-              <w:rPr>
-                <w:rFonts w:ascii="Arial" w:eastAsia="Calibri" w:hAnsi="Arial" w:cs="Arial"/>
-                <w:sz w:val="20"/>
-                <w:szCs w:val="20"/>
-              </w:rPr>
-              <w:t>}}</w:t>
-            </w:r>
-          </w:p>
-        </w:tc>
-        <w:tc>
-          <w:tcPr>
-            <w:tcW w:w="1260" w:type="dxa"/>
-          </w:tcPr>
-          <w:p>
-            <w:pPr>
-              <w:widowControl w:val="0"/>
-              <w:rPr>
-                <w:rFonts w:ascii="Arial" w:hAnsi="Arial" w:cs="Arial"/>
-                <w:sz w:val="20"/>
-                <w:szCs w:val="20"/>
-              </w:rPr>
-            </w:pPr>
-            <w:r>
-              <w:rPr>
-                <w:rFonts w:ascii="Arial" w:eastAsia="Calibri" w:hAnsi="Arial" w:cs="Arial"/>
-                <w:sz w:val="20"/>
-                <w:szCs w:val="20"/>
-              </w:rPr>
-              <w:t xml:space="preserve">{{ </w:t>
-            </w:r>
-            <w:r>
-              <w:rPr>
-                <w:rFonts w:ascii="Arial" w:eastAsia="Calibri" w:hAnsi="Arial" w:cs="Arial"/>
-                <w:sz w:val="20"/>
-                <w:szCs w:val="20"/>
-              </w:rPr>
-              <w:t xml:space="preserve">“Yes” if </w:t>
-            </w:r>
-            <w:proofErr w:type="spellStart"/>
-            <w:r>
-              <w:rPr>
-                <w:rFonts w:ascii="Arial" w:eastAsia="Calibri" w:hAnsi="Arial" w:cs="Arial"/>
-                <w:sz w:val="20"/>
-                <w:szCs w:val="20"/>
-              </w:rPr>
-              <w:t>row.in_danger</w:t>
-            </w:r>
-            <w:proofErr w:type="spellEnd"/>
-            <w:r>
-              <w:rPr>
-                <w:rFonts w:ascii="Arial" w:eastAsia="Calibri" w:hAnsi="Arial" w:cs="Arial"/>
-                <w:sz w:val="20"/>
-                <w:szCs w:val="20"/>
-              </w:rPr>
-              <w:t xml:space="preserve"> </w:t>
-            </w:r>
-            <w:r>
-              <w:rPr>
-                <w:rFonts w:ascii="Arial" w:eastAsia="Calibri" w:hAnsi="Arial" w:cs="Arial"/>
-                <w:sz w:val="20"/>
-                <w:szCs w:val="20"/>
-              </w:rPr>
-              <w:t>else “No”</w:t>
-            </w:r>
-            <w:r>
-              <w:rPr>
-                <w:rFonts w:ascii="Arial" w:eastAsia="Calibri" w:hAnsi="Arial" w:cs="Arial"/>
-                <w:sz w:val="20"/>
-                <w:szCs w:val="20"/>
-              </w:rPr>
-              <w:t>}}</w:t>
-            </w:r>
-          </w:p>
-        </w:tc>
-        <w:tc>
-          <w:tcPr>
-            <w:tcW w:w="1800" w:type="dxa"/>
-          </w:tcPr>
-          <w:p>
-            <w:pPr>
-              <w:widowControl w:val="0"/>
-              <w:rPr>
-                <w:rFonts w:ascii="Arial" w:hAnsi="Arial" w:cs="Arial"/>
-                <w:sz w:val="20"/>
-                <w:szCs w:val="20"/>
-              </w:rPr>
-            </w:pPr>
-            <w:r>
-              <w:rPr>
-                <w:rFonts w:ascii="Arial" w:hAnsi="Arial" w:cs="Arial"/>
-                <w:sz w:val="20"/>
-                <w:szCs w:val="20"/>
-              </w:rPr>
-              <w:t>{{ row.relationship_user</w:t>
-            </w:r>
-            <w:r>
-              <w:rPr>
-                <w:rFonts w:ascii="Arial" w:hAnsi="Arial" w:cs="Arial"/>
-                <w:sz w:val="20"/>
-                <w:szCs w:val="20"/>
-              </w:rPr>
-              <w:t>s</w:t>
-            </w:r>
-            <w:r>
-              <w:rPr>
-                <w:rFonts w:ascii="Arial" w:hAnsi="Arial" w:cs="Arial"/>
-                <w:sz w:val="20"/>
-                <w:szCs w:val="20"/>
-              </w:rPr>
-              <w:t>1</w:t>
-            </w:r>
-            <w:r>
-              <w:rPr>
-                <w:rFonts w:ascii="Arial" w:hAnsi="Arial" w:cs="Arial"/>
-                <w:sz w:val="20"/>
-                <w:szCs w:val="20"/>
-              </w:rPr>
-              <w:t xml:space="preserve"> </w:t>
-            </w:r>
-            <w:r>
-              <w:rPr>
-                <w:rFonts w:ascii="Arial" w:hAnsi="Arial" w:cs="Arial"/>
-                <w:sz w:val="20"/>
-                <w:szCs w:val="20"/>
-              </w:rPr>
-              <w:t>| capitalize</w:t>
-            </w:r>
-            <w:r>
-              <w:rPr>
-                <w:rFonts w:ascii="Arial" w:hAnsi="Arial" w:cs="Arial"/>
-                <w:sz w:val="20"/>
-                <w:szCs w:val="20"/>
-              </w:rPr>
-              <w:t>}}</w:t>
-            </w:r>
-          </w:p>
-        </w:tc>
-        <w:tc>
-          <w:tcPr>
-            <w:tcW w:w="1890" w:type="dxa"/>
-          </w:tcPr>
-          <w:p>
-            <w:pPr>
-              <w:widowControl w:val="0"/>
-              <w:rPr>
-                <w:rFonts w:ascii="Arial" w:eastAsia="Calibri" w:hAnsi="Arial" w:cs="Arial"/>
-                <w:sz w:val="20"/>
-                <w:szCs w:val="20"/>
-              </w:rPr>
-            </w:pPr>
-            <w:r>
-              <w:rPr>
-                <w:rFonts w:ascii="Arial" w:hAnsi="Arial" w:cs="Arial"/>
-                <w:sz w:val="20"/>
-                <w:szCs w:val="20"/>
-              </w:rPr>
-              <w:t xml:space="preserve">{{ </w:t>
-            </w:r>
-            <w:proofErr w:type="spellStart"/>
-            <w:r>
-              <w:rPr>
-                <w:rFonts w:ascii="Arial" w:hAnsi="Arial" w:cs="Arial"/>
-                <w:sz w:val="20"/>
-                <w:szCs w:val="20"/>
-              </w:rPr>
-              <w:t>row.relationship_</w:t>
-            </w:r>
-            <w:r>
-              <w:rPr>
-                <w:rFonts w:ascii="Arial" w:hAnsi="Arial" w:cs="Arial"/>
-                <w:sz w:val="20"/>
-                <w:szCs w:val="20"/>
-              </w:rPr>
-              <w:t>OP</w:t>
-            </w:r>
-            <w:proofErr w:type="spellEnd"/>
-            <w:r>
-              <w:rPr>
-                <w:rFonts w:ascii="Arial" w:hAnsi="Arial" w:cs="Arial"/>
-                <w:sz w:val="20"/>
-                <w:szCs w:val="20"/>
-              </w:rPr>
-              <w:t xml:space="preserve"> </w:t>
-            </w:r>
-            <w:r>
-              <w:rPr>
-                <w:rFonts w:ascii="Arial" w:hAnsi="Arial" w:cs="Arial"/>
-                <w:sz w:val="20"/>
-                <w:szCs w:val="20"/>
-              </w:rPr>
-              <w:t>| capitalize</w:t>
-            </w:r>
-            <w:r>
-              <w:rPr>
-                <w:rFonts w:ascii="Arial" w:hAnsi="Arial" w:cs="Arial"/>
-                <w:sz w:val="20"/>
-                <w:szCs w:val="20"/>
-              </w:rPr>
-              <w:t>}}</w:t>
-            </w:r>
-          </w:p>
-        </w:tc>
-      </w:tr>
-      <w:tr>
-        <w:tc>
-          <w:tcPr>
-            <w:tcW w:w="1795" w:type="dxa"/>
-          </w:tcPr>
-          <w:p>
-            <w:pPr>
-              <w:rPr>
-                <w:rFonts w:ascii="Arial" w:hAnsi="Arial" w:cs="Arial"/>
-                <w:sz w:val="20"/>
-                <w:szCs w:val="20"/>
-              </w:rPr>
-            </w:pPr>
-            <w:r>
-              <w:rPr>
-                <w:rFonts w:ascii="Arial" w:eastAsia="Calibri" w:hAnsi="Arial" w:cs="Arial"/>
-                <w:sz w:val="20"/>
-                <w:szCs w:val="20"/>
-              </w:rPr>
-              <w:t xml:space="preserve">{%tr </w:t>
-            </w:r>
-            <w:proofErr w:type="spellStart"/>
-            <w:r>
-              <w:rPr>
-                <w:rFonts w:ascii="Arial" w:eastAsia="Calibri" w:hAnsi="Arial" w:cs="Arial"/>
-                <w:sz w:val="20"/>
-                <w:szCs w:val="20"/>
-              </w:rPr>
-              <w:t>endfor</w:t>
-            </w:r>
-            <w:proofErr w:type="spellEnd"/>
-            <w:r>
-              <w:rPr>
-                <w:rFonts w:ascii="Arial" w:eastAsia="Calibri" w:hAnsi="Arial" w:cs="Arial"/>
-                <w:sz w:val="20"/>
-                <w:szCs w:val="20"/>
-              </w:rPr>
-              <w:t xml:space="preserve"> %}</w:t>
-            </w:r>
-          </w:p>
-        </w:tc>
-        <w:tc>
-          <w:tcPr>
-            <w:tcW w:w="1260" w:type="dxa"/>
-          </w:tcPr>
-          <w:p>
-            <w:pPr>
-              <w:widowControl w:val="0"/>
-              <w:rPr>
-                <w:rFonts w:ascii="Arial" w:eastAsia="Calibri" w:hAnsi="Arial" w:cs="Arial"/>
-                <w:sz w:val="20"/>
-                <w:szCs w:val="20"/>
-              </w:rPr>
-            </w:pPr>
-          </w:p>
-        </w:tc>
-        <w:tc>
-          <w:tcPr>
-            <w:tcW w:w="1260" w:type="dxa"/>
-          </w:tcPr>
-          <w:p>
-            <w:pPr>
-              <w:widowControl w:val="0"/>
-              <w:rPr>
-                <w:rFonts w:ascii="Arial" w:eastAsia="Calibri" w:hAnsi="Arial" w:cs="Arial"/>
-                <w:sz w:val="20"/>
-                <w:szCs w:val="20"/>
-              </w:rPr>
-            </w:pPr>
-          </w:p>
-        </w:tc>
-        <w:tc>
-          <w:tcPr>
-            <w:tcW w:w="1800" w:type="dxa"/>
-          </w:tcPr>
-          <w:p>
-            <w:pPr>
-              <w:widowControl w:val="0"/>
-              <w:rPr>
-                <w:rFonts w:ascii="Arial" w:eastAsia="Calibri" w:hAnsi="Arial" w:cs="Arial"/>
-                <w:sz w:val="20"/>
-                <w:szCs w:val="20"/>
-              </w:rPr>
-            </w:pPr>
-          </w:p>
-        </w:tc>
-        <w:tc>
-          <w:tcPr>
-            <w:tcW w:w="1890" w:type="dxa"/>
-          </w:tcPr>
-          <w:p>
-            <w:pPr>
-              <w:widowControl w:val="0"/>
-              <w:rPr>
-                <w:rFonts w:ascii="Arial" w:eastAsia="Calibri" w:hAnsi="Arial" w:cs="Arial"/>
-                <w:sz w:val="20"/>
-                <w:szCs w:val="20"/>
-              </w:rPr>
-            </w:pPr>
-          </w:p>
-        </w:tc>
-      </w:tr>
-    </w:tbl>
-    <w:p>
-      <w:pPr>
-        <w:rPr>
-          <w:rFonts w:ascii="Arial" w:hAnsi="Arial" w:cs="Arial"/>
-          <w:sz w:val="24"/>
-          <w:szCs w:val="24"/>
-        </w:rPr>
-      </w:pPr>
-      <w:r>
-        <w:rPr>
-          <w:rFonts w:ascii="Arial" w:hAnsi="Arial" w:cs="Arial"/>
-          <w:sz w:val="24"/>
-          <w:szCs w:val="24"/>
-        </w:rPr>
-        <w:lastRenderedPageBreak/>
-        <w:t>{%p endif %}</w:t>
-      </w:r>
-    </w:p>
-    <w:p>
-      <w:pPr>
-        <w:rPr>
-          <w:rFonts w:ascii="Arial" w:hAnsi="Arial" w:cs="Arial"/>
-          <w:sz w:val="24"/>
-          <w:szCs w:val="24"/>
-        </w:rPr>
-      </w:pPr>
-    </w:p>
-    <w:p>
-      <w:pPr>
-        <w:rPr>
-          <w:rFonts w:ascii="Arial" w:hAnsi="Arial" w:cs="Arial"/>
-          <w:sz w:val="24"/>
-          <w:szCs w:val="24"/>
-        </w:rPr>
-      </w:pPr>
-      <w:r>
-        <w:rPr>
-          <w:rFonts w:ascii="Arial" w:hAnsi="Arial" w:cs="Arial"/>
-          <w:sz w:val="24"/>
-          <w:szCs w:val="24"/>
-        </w:rPr>
-        <w:t xml:space="preserve">{%p </w:t>
-      </w:r>
-      <w:proofErr w:type="spellStart"/>
-      <w:r>
-        <w:rPr>
-          <w:rFonts w:ascii="Arial" w:hAnsi="Arial" w:cs="Arial"/>
-          <w:sz w:val="24"/>
-          <w:szCs w:val="24"/>
-        </w:rPr>
-        <w:t>el</w:t>
-      </w:r>
-      <w:r>
-        <w:rPr>
-          <w:rFonts w:ascii="Arial" w:hAnsi="Arial" w:cs="Arial"/>
-          <w:sz w:val="24"/>
-          <w:szCs w:val="24"/>
-        </w:rPr>
-        <w:t>if</w:t>
-      </w:r>
-      <w:proofErr w:type="spellEnd"/>
-      <w:r>
-        <w:rPr>
-          <w:rFonts w:ascii="Arial" w:hAnsi="Arial" w:cs="Arial"/>
-          <w:sz w:val="24"/>
-          <w:szCs w:val="24"/>
-        </w:rPr>
-        <w:t xml:space="preserve"> </w:t>
-      </w:r>
       <w:proofErr w:type="spellStart"/>
       <w:r>
         <w:rPr>
@@ -3435,81 +2557,6 @@
     </w:p>
     <w:p>
       <w:pPr>
-        <w:rPr>
-          <w:rFonts w:ascii="Arial" w:hAnsi="Arial" w:cs="Arial"/>
-          <w:sz w:val="24"/>
-          <w:szCs w:val="24"/>
-        </w:rPr>
-      </w:pPr>
-      <w:r>
-        <w:rPr>
-          <w:rFonts w:ascii="Arial" w:hAnsi="Arial" w:cs="Arial"/>
-          <w:sz w:val="24"/>
-          <w:szCs w:val="24"/>
-        </w:rPr>
-        <w:t>{%p</w:t>
-      </w:r>
-      <w:r>
-        <w:rPr>
-          <w:rFonts w:ascii="Arial" w:hAnsi="Arial" w:cs="Arial"/>
-          <w:sz w:val="24"/>
-          <w:szCs w:val="24"/>
-        </w:rPr>
-        <w:t xml:space="preserve"> </w:t>
-      </w:r>
-      <w:r>
-        <w:rPr>
-          <w:rFonts w:ascii="Arial" w:hAnsi="Arial" w:cs="Arial"/>
-          <w:sz w:val="24"/>
-          <w:szCs w:val="24"/>
-        </w:rPr>
-        <w:t xml:space="preserve">if </w:t>
-      </w:r>
-      <w:r>
-        <w:rPr>
-          <w:rFonts w:ascii="Arial" w:hAnsi="Arial" w:cs="Arial"/>
-          <w:sz w:val="24"/>
-          <w:szCs w:val="24"/>
-        </w:rPr>
-        <w:t xml:space="preserve">children | length &gt; 3 and </w:t>
-      </w:r>
-      <w:proofErr w:type="spellStart"/>
-      <w:r>
-        <w:rPr>
-          <w:rFonts w:ascii="Arial" w:hAnsi="Arial" w:cs="Arial"/>
-          <w:sz w:val="24"/>
-          <w:szCs w:val="24"/>
-        </w:rPr>
-        <w:t>custody_wanted_true_</w:t>
-      </w:r>
-      <w:r>
-        <w:rPr>
-          <w:rFonts w:ascii="Arial" w:hAnsi="Arial" w:cs="Arial"/>
-          <w:sz w:val="24"/>
-          <w:szCs w:val="24"/>
-        </w:rPr>
-        <w:t>overflow</w:t>
-      </w:r>
-      <w:proofErr w:type="spellEnd"/>
-      <w:r>
-        <w:rPr>
-          <w:rFonts w:ascii="Arial" w:hAnsi="Arial" w:cs="Arial"/>
-          <w:sz w:val="24"/>
-          <w:szCs w:val="24"/>
-        </w:rPr>
-        <w:t xml:space="preserve"> </w:t>
-      </w:r>
-      <w:r>
-        <w:rPr>
-          <w:rFonts w:ascii="Arial" w:hAnsi="Arial" w:cs="Arial"/>
-          <w:sz w:val="24"/>
-          <w:szCs w:val="24"/>
-        </w:rPr>
-        <w:t>%}</w:t>
-      </w:r>
-    </w:p>
-    <w:p>
-      <w:pPr>
         <w:pStyle w:val="Heading2"/>
         <w:rPr>
           <w:rFonts w:ascii="Arial" w:hAnsi="Arial" w:cs="Arial"/>
@@ -3523,7 +2570,6 @@
           <w:sz w:val="24"/>
           <w:szCs w:val="24"/>
         </w:rPr>
-        <w:lastRenderedPageBreak/>
         <w:t>Additional children and custody</w:t>
       </w:r>
     </w:p>
@@ -4331,743 +3377,6 @@
           <w:sz w:val="24"/>
           <w:szCs w:val="24"/>
         </w:rPr>
-        <w:t>elif</w:t>
-      </w:r>
-      <w:proofErr w:type="spellEnd"/>
-      <w:r>
-        <w:rPr>
-          <w:rFonts w:ascii="Arial" w:hAnsi="Arial" w:cs="Arial"/>
-          <w:sz w:val="24"/>
-          <w:szCs w:val="24"/>
-        </w:rPr>
-        <w:t xml:space="preserve"> children | length &gt; 4 </w:t>
-      </w:r>
-      <w:r>
-        <w:rPr>
-          <w:rFonts w:ascii="Arial" w:hAnsi="Arial" w:cs="Arial"/>
-          <w:sz w:val="24"/>
-          <w:szCs w:val="24"/>
-        </w:rPr>
-        <w:t>%}</w:t>
-      </w:r>
-    </w:p>
-    <w:p>
-      <w:pPr>
-        <w:pStyle w:val="Heading2"/>
-        <w:rPr>
-          <w:rFonts w:ascii="Arial" w:hAnsi="Arial" w:cs="Arial"/>
-          <w:sz w:val="24"/>
-          <w:szCs w:val="24"/>
-        </w:rPr>
-      </w:pPr>
-      <w:r>
-        <w:rPr>
-          <w:rFonts w:ascii="Arial" w:hAnsi="Arial" w:cs="Arial"/>
-          <w:sz w:val="24"/>
-          <w:szCs w:val="24"/>
-        </w:rPr>
-        <w:t>Additional children</w:t>
-      </w:r>
-    </w:p>
-    <w:tbl>
-      <w:tblPr>
-        <w:tblStyle w:val="TableGrid"/>
-        <w:tblW w:w="8005" w:type="dxa"/>
-        <w:tblLayout w:type="fixed"/>
-        <w:tblLook w:val="04A0" w:firstRow="1" w:lastRow="0" w:firstColumn="1" w:lastColumn="0" w:noHBand="0" w:noVBand="1"/>
-      </w:tblPr>
-      <w:tblGrid>
-        <w:gridCol w:w="1795"/>
-        <w:gridCol w:w="1260"/>
-        <w:gridCol w:w="1260"/>
-        <w:gridCol w:w="1800"/>
-        <w:gridCol w:w="1890"/>
-      </w:tblGrid>
-      <w:tr>
-        <w:tc>
-          <w:tcPr>
-            <w:tcW w:w="1795" w:type="dxa"/>
-          </w:tcPr>
-          <w:p>
-            <w:pPr>
-              <w:widowControl w:val="0"/>
-              <w:rPr>
-                <w:rFonts w:ascii="Arial" w:hAnsi="Arial" w:cs="Arial"/>
-                <w:b/>
-                <w:sz w:val="20"/>
-                <w:szCs w:val="20"/>
-              </w:rPr>
-            </w:pPr>
-            <w:r>
-              <w:rPr>
-                <w:rFonts w:ascii="Arial" w:eastAsia="Calibri" w:hAnsi="Arial" w:cs="Arial"/>
-                <w:b/>
-                <w:sz w:val="20"/>
-                <w:szCs w:val="20"/>
-              </w:rPr>
-              <w:t>Name</w:t>
-            </w:r>
-          </w:p>
-        </w:tc>
-        <w:tc>
-          <w:tcPr>
-            <w:tcW w:w="1260" w:type="dxa"/>
-          </w:tcPr>
-          <w:p>
-            <w:pPr>
-              <w:widowControl w:val="0"/>
-              <w:rPr>
-                <w:rFonts w:ascii="Arial" w:eastAsia="Calibri" w:hAnsi="Arial" w:cs="Arial"/>
-                <w:b/>
-                <w:sz w:val="20"/>
-                <w:szCs w:val="20"/>
-              </w:rPr>
-            </w:pPr>
-            <w:r>
-              <w:rPr>
-                <w:rFonts w:ascii="Arial" w:eastAsia="Calibri" w:hAnsi="Arial" w:cs="Arial"/>
-                <w:b/>
-                <w:sz w:val="20"/>
-                <w:szCs w:val="20"/>
-              </w:rPr>
-              <w:t>Born</w:t>
-            </w:r>
-          </w:p>
-        </w:tc>
-        <w:tc>
-          <w:tcPr>
-            <w:tcW w:w="1260" w:type="dxa"/>
-          </w:tcPr>
-          <w:p>
-            <w:pPr>
-              <w:widowControl w:val="0"/>
-              <w:rPr>
-                <w:rFonts w:ascii="Arial" w:eastAsia="Calibri" w:hAnsi="Arial" w:cs="Arial"/>
-                <w:b/>
-                <w:sz w:val="20"/>
-                <w:szCs w:val="20"/>
-              </w:rPr>
-            </w:pPr>
-            <w:r>
-              <w:rPr>
-                <w:rFonts w:ascii="Arial" w:eastAsia="Calibri" w:hAnsi="Arial" w:cs="Arial"/>
-                <w:b/>
-                <w:sz w:val="20"/>
-                <w:szCs w:val="20"/>
-              </w:rPr>
-              <w:t>In danger?</w:t>
-            </w:r>
-          </w:p>
-        </w:tc>
-        <w:tc>
-          <w:tcPr>
-            <w:tcW w:w="1800" w:type="dxa"/>
-          </w:tcPr>
-          <w:p>
-            <w:pPr>
-              <w:widowControl w:val="0"/>
-              <w:rPr>
-                <w:rFonts w:ascii="Arial" w:eastAsia="Calibri" w:hAnsi="Arial" w:cs="Arial"/>
-                <w:b/>
-                <w:sz w:val="20"/>
-                <w:szCs w:val="20"/>
-              </w:rPr>
-            </w:pPr>
-            <w:r>
-              <w:rPr>
-                <w:rFonts w:ascii="Arial" w:eastAsia="Calibri" w:hAnsi="Arial" w:cs="Arial"/>
-                <w:b/>
-                <w:sz w:val="20"/>
-                <w:szCs w:val="20"/>
-              </w:rPr>
-              <w:t>Relationship to petitioner</w:t>
-            </w:r>
-          </w:p>
-        </w:tc>
-        <w:tc>
-          <w:tcPr>
-            <w:tcW w:w="1890" w:type="dxa"/>
-          </w:tcPr>
-          <w:p>
-            <w:pPr>
-              <w:widowControl w:val="0"/>
-              <w:rPr>
-                <w:rFonts w:ascii="Arial" w:eastAsia="Calibri" w:hAnsi="Arial" w:cs="Arial"/>
-                <w:b/>
-                <w:sz w:val="20"/>
-                <w:szCs w:val="20"/>
-              </w:rPr>
-            </w:pPr>
-            <w:r>
-              <w:rPr>
-                <w:rFonts w:ascii="Arial" w:eastAsia="Calibri" w:hAnsi="Arial" w:cs="Arial"/>
-                <w:b/>
-                <w:sz w:val="20"/>
-                <w:szCs w:val="20"/>
-              </w:rPr>
-              <w:t>Relationship to defendant</w:t>
-            </w:r>
-          </w:p>
-        </w:tc>
-      </w:tr>
-      <w:tr>
-        <w:tc>
-          <w:tcPr>
-            <w:tcW w:w="1795" w:type="dxa"/>
-          </w:tcPr>
-          <w:p>
-            <w:pPr>
-              <w:rPr>
-                <w:rFonts w:ascii="Arial" w:hAnsi="Arial" w:cs="Arial"/>
-                <w:sz w:val="20"/>
-                <w:szCs w:val="20"/>
-              </w:rPr>
-            </w:pPr>
-            <w:r>
-              <w:rPr>
-                <w:rFonts w:ascii="Arial" w:eastAsia="Calibri" w:hAnsi="Arial" w:cs="Arial"/>
-                <w:sz w:val="20"/>
-                <w:szCs w:val="20"/>
-              </w:rPr>
-              <w:t xml:space="preserve">{%tr for row in </w:t>
-            </w:r>
-            <w:proofErr w:type="spellStart"/>
-            <w:r>
-              <w:rPr>
-                <w:rFonts w:ascii="Arial" w:eastAsia="Calibri" w:hAnsi="Arial" w:cs="Arial"/>
-                <w:sz w:val="20"/>
-                <w:szCs w:val="20"/>
-              </w:rPr>
-              <w:t>field.overflow_value</w:t>
-            </w:r>
-            <w:proofErr w:type="spellEnd"/>
-            <w:r>
-              <w:rPr>
-                <w:rFonts w:ascii="Arial" w:eastAsia="Calibri" w:hAnsi="Arial" w:cs="Arial"/>
-                <w:sz w:val="20"/>
-                <w:szCs w:val="20"/>
-              </w:rPr>
-              <w:t>() %}</w:t>
-            </w:r>
-          </w:p>
-        </w:tc>
-        <w:tc>
-          <w:tcPr>
-            <w:tcW w:w="1260" w:type="dxa"/>
-          </w:tcPr>
-          <w:p>
-            <w:pPr>
-              <w:widowControl w:val="0"/>
-              <w:rPr>
-                <w:rFonts w:ascii="Arial" w:eastAsia="Calibri" w:hAnsi="Arial" w:cs="Arial"/>
-                <w:sz w:val="20"/>
-                <w:szCs w:val="20"/>
-              </w:rPr>
-            </w:pPr>
-          </w:p>
-        </w:tc>
-        <w:tc>
-          <w:tcPr>
-            <w:tcW w:w="1260" w:type="dxa"/>
-          </w:tcPr>
-          <w:p>
-            <w:pPr>
-              <w:widowControl w:val="0"/>
-              <w:rPr>
-                <w:rFonts w:ascii="Arial" w:eastAsia="Calibri" w:hAnsi="Arial" w:cs="Arial"/>
-                <w:sz w:val="20"/>
-                <w:szCs w:val="20"/>
-              </w:rPr>
-            </w:pPr>
-          </w:p>
-        </w:tc>
-        <w:tc>
-          <w:tcPr>
-            <w:tcW w:w="1800" w:type="dxa"/>
-          </w:tcPr>
-          <w:p>
-            <w:pPr>
-              <w:widowControl w:val="0"/>
-              <w:rPr>
-                <w:rFonts w:ascii="Arial" w:eastAsia="Calibri" w:hAnsi="Arial" w:cs="Arial"/>
-                <w:sz w:val="20"/>
-                <w:szCs w:val="20"/>
-              </w:rPr>
-            </w:pPr>
-          </w:p>
-        </w:tc>
-        <w:tc>
-          <w:tcPr>
-            <w:tcW w:w="1890" w:type="dxa"/>
-          </w:tcPr>
-          <w:p>
-            <w:pPr>
-              <w:widowControl w:val="0"/>
-              <w:rPr>
-                <w:rFonts w:ascii="Arial" w:eastAsia="Calibri" w:hAnsi="Arial" w:cs="Arial"/>
-                <w:sz w:val="20"/>
-                <w:szCs w:val="20"/>
-              </w:rPr>
-            </w:pPr>
-          </w:p>
-        </w:tc>
-      </w:tr>
-      <w:tr>
-        <w:tc>
-          <w:tcPr>
-            <w:tcW w:w="1795" w:type="dxa"/>
-          </w:tcPr>
-          <w:p>
-            <w:pPr>
-              <w:rPr>
-                <w:rFonts w:ascii="Arial" w:hAnsi="Arial" w:cs="Arial"/>
-                <w:sz w:val="24"/>
-                <w:szCs w:val="24"/>
-              </w:rPr>
-            </w:pPr>
-            <w:r>
-              <w:rPr>
-                <w:rFonts w:ascii="Arial" w:eastAsia="Calibri" w:hAnsi="Arial" w:cs="Arial"/>
-                <w:sz w:val="24"/>
-                <w:szCs w:val="24"/>
-              </w:rPr>
-              <w:t>{{ row.name }}</w:t>
-            </w:r>
-          </w:p>
-        </w:tc>
-        <w:tc>
-          <w:tcPr>
-            <w:tcW w:w="1260" w:type="dxa"/>
-          </w:tcPr>
-          <w:p>
-            <w:pPr>
-              <w:widowControl w:val="0"/>
-              <w:rPr>
-                <w:rFonts w:ascii="Arial" w:eastAsia="Calibri" w:hAnsi="Arial" w:cs="Arial"/>
-                <w:sz w:val="20"/>
-                <w:szCs w:val="20"/>
-              </w:rPr>
-            </w:pPr>
-            <w:r>
-              <w:rPr>
-                <w:rFonts w:ascii="Arial" w:eastAsia="Calibri" w:hAnsi="Arial" w:cs="Arial"/>
-                <w:sz w:val="20"/>
-                <w:szCs w:val="20"/>
-              </w:rPr>
-              <w:t>{{</w:t>
-            </w:r>
-            <w:proofErr w:type="spellStart"/>
-            <w:r>
-              <w:rPr>
-                <w:rFonts w:ascii="Arial" w:eastAsia="Calibri" w:hAnsi="Arial" w:cs="Arial"/>
-                <w:sz w:val="20"/>
-                <w:szCs w:val="20"/>
-              </w:rPr>
-              <w:t>row.birthdate</w:t>
-            </w:r>
-            <w:proofErr w:type="spellEnd"/>
-            <w:r>
-              <w:rPr>
-                <w:rFonts w:ascii="Arial" w:eastAsia="Calibri" w:hAnsi="Arial" w:cs="Arial"/>
-                <w:sz w:val="20"/>
-                <w:szCs w:val="20"/>
-              </w:rPr>
-              <w:t>.</w:t>
-            </w:r>
-            <w:r>
-              <w:rPr>
-                <w:rFonts w:ascii="inherit" w:eastAsia="Times New Roman" w:hAnsi="inherit" w:cs="Courier New"/>
-                <w:color w:val="0C0D0E"/>
-                <w:sz w:val="20"/>
-                <w:szCs w:val="20"/>
-                <w:bdr w:val="none" w:sz="0" w:space="0" w:color="auto" w:frame="1"/>
-              </w:rPr>
-              <w:t xml:space="preserve"> </w:t>
-            </w:r>
-            <w:proofErr w:type="spellStart"/>
-            <w:r>
-              <w:rPr>
-                <w:rFonts w:ascii="Arial" w:eastAsia="Calibri" w:hAnsi="Arial" w:cs="Arial"/>
-                <w:sz w:val="20"/>
-                <w:szCs w:val="20"/>
-              </w:rPr>
-              <w:t>strftime</w:t>
-            </w:r>
-            <w:proofErr w:type="spellEnd"/>
-            <w:r>
-              <w:rPr>
-                <w:rFonts w:ascii="Arial" w:eastAsia="Calibri" w:hAnsi="Arial" w:cs="Arial"/>
-                <w:sz w:val="20"/>
-                <w:szCs w:val="20"/>
-              </w:rPr>
-              <w:t>('%m/%d/%Y')</w:t>
-            </w:r>
-          </w:p>
-          <w:p>
-            <w:pPr>
-              <w:widowControl w:val="0"/>
-              <w:rPr>
-                <w:rFonts w:ascii="Arial" w:hAnsi="Arial" w:cs="Arial"/>
-                <w:sz w:val="20"/>
-                <w:szCs w:val="20"/>
-              </w:rPr>
-            </w:pPr>
-            <w:r>
-              <w:rPr>
-                <w:rFonts w:ascii="Arial" w:eastAsia="Calibri" w:hAnsi="Arial" w:cs="Arial"/>
-                <w:sz w:val="20"/>
-                <w:szCs w:val="20"/>
-              </w:rPr>
-              <w:t>}}</w:t>
-            </w:r>
-          </w:p>
-        </w:tc>
-        <w:tc>
-          <w:tcPr>
-            <w:tcW w:w="1260" w:type="dxa"/>
-          </w:tcPr>
-          <w:p>
-            <w:pPr>
-              <w:widowControl w:val="0"/>
-              <w:rPr>
-                <w:rFonts w:ascii="Arial" w:hAnsi="Arial" w:cs="Arial"/>
-                <w:sz w:val="20"/>
-                <w:szCs w:val="20"/>
-              </w:rPr>
-            </w:pPr>
-            <w:r>
-              <w:rPr>
-                <w:rFonts w:ascii="Arial" w:eastAsia="Calibri" w:hAnsi="Arial" w:cs="Arial"/>
-                <w:sz w:val="20"/>
-                <w:szCs w:val="20"/>
-              </w:rPr>
-              <w:t xml:space="preserve">{{ </w:t>
-            </w:r>
-            <w:r>
-              <w:rPr>
-                <w:rFonts w:ascii="Arial" w:eastAsia="Calibri" w:hAnsi="Arial" w:cs="Arial"/>
-                <w:sz w:val="20"/>
-                <w:szCs w:val="20"/>
-              </w:rPr>
-              <w:t xml:space="preserve">“Yes” if </w:t>
-            </w:r>
-            <w:proofErr w:type="spellStart"/>
-            <w:r>
-              <w:rPr>
-                <w:rFonts w:ascii="Arial" w:eastAsia="Calibri" w:hAnsi="Arial" w:cs="Arial"/>
-                <w:sz w:val="20"/>
-                <w:szCs w:val="20"/>
-              </w:rPr>
-              <w:t>row.in_danger</w:t>
-            </w:r>
-            <w:proofErr w:type="spellEnd"/>
-            <w:r>
-              <w:rPr>
-                <w:rFonts w:ascii="Arial" w:eastAsia="Calibri" w:hAnsi="Arial" w:cs="Arial"/>
-                <w:sz w:val="20"/>
-                <w:szCs w:val="20"/>
-              </w:rPr>
-              <w:t xml:space="preserve"> </w:t>
-            </w:r>
-            <w:r>
-              <w:rPr>
-                <w:rFonts w:ascii="Arial" w:eastAsia="Calibri" w:hAnsi="Arial" w:cs="Arial"/>
-                <w:sz w:val="20"/>
-                <w:szCs w:val="20"/>
-              </w:rPr>
-              <w:t>else “No”</w:t>
-            </w:r>
-            <w:r>
-              <w:rPr>
-                <w:rFonts w:ascii="Arial" w:eastAsia="Calibri" w:hAnsi="Arial" w:cs="Arial"/>
-                <w:sz w:val="20"/>
-                <w:szCs w:val="20"/>
-              </w:rPr>
-              <w:t>}}</w:t>
-            </w:r>
-          </w:p>
-        </w:tc>
-        <w:tc>
-          <w:tcPr>
-            <w:tcW w:w="1800" w:type="dxa"/>
-          </w:tcPr>
-          <w:p>
-            <w:pPr>
-              <w:widowControl w:val="0"/>
-              <w:rPr>
-                <w:rFonts w:ascii="Arial" w:hAnsi="Arial" w:cs="Arial"/>
-                <w:sz w:val="20"/>
-                <w:szCs w:val="20"/>
-              </w:rPr>
-            </w:pPr>
-            <w:r>
-              <w:rPr>
-                <w:rFonts w:ascii="Arial" w:hAnsi="Arial" w:cs="Arial"/>
-                <w:sz w:val="20"/>
-                <w:szCs w:val="20"/>
-              </w:rPr>
-              <w:t>{{ row.relationship_user</w:t>
-            </w:r>
-            <w:r>
-              <w:rPr>
-                <w:rFonts w:ascii="Arial" w:hAnsi="Arial" w:cs="Arial"/>
-                <w:sz w:val="20"/>
-                <w:szCs w:val="20"/>
-              </w:rPr>
-              <w:t>s</w:t>
-            </w:r>
-            <w:r>
-              <w:rPr>
-                <w:rFonts w:ascii="Arial" w:hAnsi="Arial" w:cs="Arial"/>
-                <w:sz w:val="20"/>
-                <w:szCs w:val="20"/>
-              </w:rPr>
-              <w:t>1</w:t>
-            </w:r>
-            <w:r>
-              <w:rPr>
-                <w:rFonts w:ascii="Arial" w:hAnsi="Arial" w:cs="Arial"/>
-                <w:sz w:val="20"/>
-                <w:szCs w:val="20"/>
-              </w:rPr>
-              <w:t xml:space="preserve"> </w:t>
-            </w:r>
-            <w:r>
-              <w:rPr>
-                <w:rFonts w:ascii="Arial" w:hAnsi="Arial" w:cs="Arial"/>
-                <w:sz w:val="20"/>
-                <w:szCs w:val="20"/>
-              </w:rPr>
-              <w:t>| capitalize</w:t>
-            </w:r>
-            <w:r>
-              <w:rPr>
-                <w:rFonts w:ascii="Arial" w:hAnsi="Arial" w:cs="Arial"/>
-                <w:sz w:val="20"/>
-                <w:szCs w:val="20"/>
-              </w:rPr>
-              <w:t>}}</w:t>
-            </w:r>
-          </w:p>
-        </w:tc>
-        <w:tc>
-          <w:tcPr>
-            <w:tcW w:w="1890" w:type="dxa"/>
-          </w:tcPr>
-          <w:p>
-            <w:pPr>
-              <w:widowControl w:val="0"/>
-              <w:rPr>
-                <w:rFonts w:ascii="Arial" w:eastAsia="Calibri" w:hAnsi="Arial" w:cs="Arial"/>
-                <w:sz w:val="20"/>
-                <w:szCs w:val="20"/>
-              </w:rPr>
-            </w:pPr>
-            <w:r>
-              <w:rPr>
-                <w:rFonts w:ascii="Arial" w:hAnsi="Arial" w:cs="Arial"/>
-                <w:sz w:val="20"/>
-                <w:szCs w:val="20"/>
-              </w:rPr>
-              <w:t xml:space="preserve">{{ </w:t>
-            </w:r>
-            <w:proofErr w:type="spellStart"/>
-            <w:r>
-              <w:rPr>
-                <w:rFonts w:ascii="Arial" w:hAnsi="Arial" w:cs="Arial"/>
-                <w:sz w:val="20"/>
-                <w:szCs w:val="20"/>
-              </w:rPr>
-              <w:t>row.relationship_</w:t>
-            </w:r>
-            <w:r>
-              <w:rPr>
-                <w:rFonts w:ascii="Arial" w:hAnsi="Arial" w:cs="Arial"/>
-                <w:sz w:val="20"/>
-                <w:szCs w:val="20"/>
-              </w:rPr>
-              <w:t>OP</w:t>
-            </w:r>
-            <w:proofErr w:type="spellEnd"/>
-            <w:r>
-              <w:rPr>
-                <w:rFonts w:ascii="Arial" w:hAnsi="Arial" w:cs="Arial"/>
-                <w:sz w:val="20"/>
-                <w:szCs w:val="20"/>
-              </w:rPr>
-              <w:t xml:space="preserve"> </w:t>
-            </w:r>
-            <w:r>
-              <w:rPr>
-                <w:rFonts w:ascii="Arial" w:hAnsi="Arial" w:cs="Arial"/>
-                <w:sz w:val="20"/>
-                <w:szCs w:val="20"/>
-              </w:rPr>
-              <w:t>| capitalize</w:t>
-            </w:r>
-            <w:r>
-              <w:rPr>
-                <w:rFonts w:ascii="Arial" w:hAnsi="Arial" w:cs="Arial"/>
-                <w:sz w:val="20"/>
-                <w:szCs w:val="20"/>
-              </w:rPr>
-              <w:t>}}</w:t>
-            </w:r>
-          </w:p>
-        </w:tc>
-      </w:tr>
-      <w:tr>
-        <w:tc>
-          <w:tcPr>
-            <w:tcW w:w="1795" w:type="dxa"/>
-          </w:tcPr>
-          <w:p>
-            <w:pPr>
-              <w:rPr>
-                <w:rFonts w:ascii="Arial" w:hAnsi="Arial" w:cs="Arial"/>
-                <w:sz w:val="20"/>
-                <w:szCs w:val="20"/>
-              </w:rPr>
-            </w:pPr>
-            <w:r>
-              <w:rPr>
-                <w:rFonts w:ascii="Arial" w:eastAsia="Calibri" w:hAnsi="Arial" w:cs="Arial"/>
-                <w:sz w:val="20"/>
-                <w:szCs w:val="20"/>
-              </w:rPr>
-              <w:t xml:space="preserve">{%tr </w:t>
-            </w:r>
-            <w:proofErr w:type="spellStart"/>
-            <w:r>
-              <w:rPr>
-                <w:rFonts w:ascii="Arial" w:eastAsia="Calibri" w:hAnsi="Arial" w:cs="Arial"/>
-                <w:sz w:val="20"/>
-                <w:szCs w:val="20"/>
-              </w:rPr>
-              <w:t>endfor</w:t>
-            </w:r>
-            <w:proofErr w:type="spellEnd"/>
-            <w:r>
-              <w:rPr>
-                <w:rFonts w:ascii="Arial" w:eastAsia="Calibri" w:hAnsi="Arial" w:cs="Arial"/>
-                <w:sz w:val="20"/>
-                <w:szCs w:val="20"/>
-              </w:rPr>
-              <w:t xml:space="preserve"> %}</w:t>
-            </w:r>
-          </w:p>
-        </w:tc>
-        <w:tc>
-          <w:tcPr>
-            <w:tcW w:w="1260" w:type="dxa"/>
-          </w:tcPr>
-          <w:p>
-            <w:pPr>
-              <w:widowControl w:val="0"/>
-              <w:rPr>
-                <w:rFonts w:ascii="Arial" w:eastAsia="Calibri" w:hAnsi="Arial" w:cs="Arial"/>
-                <w:sz w:val="20"/>
-                <w:szCs w:val="20"/>
-              </w:rPr>
-            </w:pPr>
-          </w:p>
-        </w:tc>
-        <w:tc>
-          <w:tcPr>
-            <w:tcW w:w="1260" w:type="dxa"/>
-          </w:tcPr>
-          <w:p>
-            <w:pPr>
-              <w:widowControl w:val="0"/>
-              <w:rPr>
-                <w:rFonts w:ascii="Arial" w:eastAsia="Calibri" w:hAnsi="Arial" w:cs="Arial"/>
-                <w:sz w:val="20"/>
-                <w:szCs w:val="20"/>
-              </w:rPr>
-            </w:pPr>
-          </w:p>
-        </w:tc>
-        <w:tc>
-          <w:tcPr>
-            <w:tcW w:w="1800" w:type="dxa"/>
-          </w:tcPr>
-          <w:p>
-            <w:pPr>
-              <w:widowControl w:val="0"/>
-              <w:rPr>
-                <w:rFonts w:ascii="Arial" w:eastAsia="Calibri" w:hAnsi="Arial" w:cs="Arial"/>
-                <w:sz w:val="20"/>
-                <w:szCs w:val="20"/>
-              </w:rPr>
-            </w:pPr>
-          </w:p>
-        </w:tc>
-        <w:tc>
-          <w:tcPr>
-            <w:tcW w:w="1890" w:type="dxa"/>
-          </w:tcPr>
-          <w:p>
-            <w:pPr>
-              <w:widowControl w:val="0"/>
-              <w:rPr>
-                <w:rFonts w:ascii="Arial" w:eastAsia="Calibri" w:hAnsi="Arial" w:cs="Arial"/>
-                <w:sz w:val="20"/>
-                <w:szCs w:val="20"/>
-              </w:rPr>
-            </w:pPr>
-          </w:p>
-        </w:tc>
-      </w:tr>
-    </w:tbl>
-    <w:p>
-      <w:pPr>
-        <w:rPr>
-          <w:rFonts w:ascii="Arial" w:hAnsi="Arial" w:cs="Arial"/>
-          <w:sz w:val="24"/>
-          <w:szCs w:val="24"/>
-        </w:rPr>
-      </w:pPr>
-      <w:r>
-        <w:rPr>
-          <w:rFonts w:ascii="Arial" w:hAnsi="Arial" w:cs="Arial"/>
-          <w:sz w:val="24"/>
-          <w:szCs w:val="24"/>
-        </w:rPr>
-        <w:t>{%p endif %}</w:t>
-      </w:r>
-    </w:p>
-    <w:p>
-      <w:pPr>
-        <w:rPr>
-          <w:rFonts w:ascii="Arial" w:hAnsi="Arial" w:cs="Arial"/>
-          <w:sz w:val="24"/>
-          <w:szCs w:val="24"/>
-        </w:rPr>
-      </w:pPr>
-    </w:p>
-    <w:p>
-      <w:pPr>
-        <w:rPr>
-          <w:rFonts w:ascii="Arial" w:hAnsi="Arial" w:cs="Arial"/>
-          <w:sz w:val="24"/>
-          <w:szCs w:val="24"/>
-        </w:rPr>
-      </w:pPr>
-      <w:r>
-        <w:rPr>
-          <w:rFonts w:ascii="Arial" w:hAnsi="Arial" w:cs="Arial"/>
-          <w:sz w:val="24"/>
-          <w:szCs w:val="24"/>
-        </w:rPr>
-        <w:t xml:space="preserve">{%p </w:t>
-      </w:r>
-      <w:proofErr w:type="spellStart"/>
-      <w:r>
-        <w:rPr>
-          <w:rFonts w:ascii="Arial" w:hAnsi="Arial" w:cs="Arial"/>
-          <w:sz w:val="24"/>
-          <w:szCs w:val="24"/>
-        </w:rPr>
         <w:t>el</w:t>
       </w:r>
       <w:r>
@@ -5396,6 +3705,7 @@
                 <w:sz w:val="24"/>
                 <w:szCs w:val="24"/>
               </w:rPr>
+              <w:lastRenderedPageBreak/>
               <w:t>{%</w:t>
             </w:r>
             <w:proofErr w:type="spellStart"/>
@@ -5692,7 +4002,6 @@
           <w:sz w:val="24"/>
           <w:szCs w:val="24"/>
         </w:rPr>
-        <w:lastRenderedPageBreak/>
         <w:t xml:space="preserve">{{ </w:t>
       </w:r>
       <w:proofErr w:type="spellStart"/>

--- a/docassemble/RFApackage/data/templates/RFAcomplaint_addendum.docx
+++ b/docassemble/RFApackage/data/templates/RFAcomplaint_addendum.docx
@@ -261,8 +261,8 @@
       <w:tblGrid>
         <w:gridCol w:w="3690"/>
         <w:gridCol w:w="2520"/>
-        <w:gridCol w:w="1350"/>
-        <w:gridCol w:w="1799"/>
+        <w:gridCol w:w="1351"/>
+        <w:gridCol w:w="1798"/>
       </w:tblGrid>
       <w:tr>
         <w:trPr/>
@@ -275,6 +275,7 @@
             <w:pPr>
               <w:pStyle w:val="Normal"/>
               <w:widowControl w:val="false"/>
+              <w:suppressAutoHyphens w:val="true"/>
               <w:spacing w:lineRule="auto" w:line="240" w:before="0" w:after="0"/>
               <w:jc w:val="left"/>
               <w:rPr>
@@ -307,6 +308,7 @@
             <w:pPr>
               <w:pStyle w:val="Normal"/>
               <w:widowControl w:val="false"/>
+              <w:suppressAutoHyphens w:val="true"/>
               <w:spacing w:lineRule="auto" w:line="240" w:before="0" w:after="0"/>
               <w:jc w:val="left"/>
               <w:rPr>
@@ -332,13 +334,14 @@
         </w:tc>
         <w:tc>
           <w:tcPr>
-            <w:tcW w:w="1350" w:type="dxa"/>
-            <w:tcBorders/>
-          </w:tcPr>
-          <w:p>
-            <w:pPr>
-              <w:pStyle w:val="Normal"/>
-              <w:widowControl w:val="false"/>
+            <w:tcW w:w="1351" w:type="dxa"/>
+            <w:tcBorders/>
+          </w:tcPr>
+          <w:p>
+            <w:pPr>
+              <w:pStyle w:val="Normal"/>
+              <w:widowControl w:val="false"/>
+              <w:suppressAutoHyphens w:val="true"/>
               <w:spacing w:lineRule="auto" w:line="240" w:before="0" w:after="0"/>
               <w:jc w:val="left"/>
               <w:rPr>
@@ -364,13 +367,14 @@
         </w:tc>
         <w:tc>
           <w:tcPr>
-            <w:tcW w:w="1799" w:type="dxa"/>
-            <w:tcBorders/>
-          </w:tcPr>
-          <w:p>
-            <w:pPr>
-              <w:pStyle w:val="Normal"/>
-              <w:widowControl w:val="false"/>
+            <w:tcW w:w="1798" w:type="dxa"/>
+            <w:tcBorders/>
+          </w:tcPr>
+          <w:p>
+            <w:pPr>
+              <w:pStyle w:val="Normal"/>
+              <w:widowControl w:val="false"/>
+              <w:suppressAutoHyphens w:val="true"/>
               <w:spacing w:lineRule="auto" w:line="240" w:before="0" w:after="0"/>
               <w:jc w:val="left"/>
               <w:rPr>
@@ -405,7 +409,8 @@
           <w:p>
             <w:pPr>
               <w:pStyle w:val="Normal"/>
-              <w:widowControl/>
+              <w:widowControl w:val="false"/>
+              <w:suppressAutoHyphens w:val="true"/>
               <w:spacing w:lineRule="auto" w:line="240" w:before="0" w:after="0"/>
               <w:jc w:val="left"/>
               <w:rPr>
@@ -435,6 +440,7 @@
             <w:pPr>
               <w:pStyle w:val="Normal"/>
               <w:widowControl w:val="false"/>
+              <w:suppressAutoHyphens w:val="true"/>
               <w:spacing w:lineRule="auto" w:line="240" w:before="0" w:after="0"/>
               <w:jc w:val="left"/>
               <w:rPr>
@@ -446,23 +452,22 @@
             <w:r>
               <w:rPr>
                 <w:rFonts w:eastAsia="Calibri" w:cs="Arial" w:ascii="Arial" w:hAnsi="Arial"/>
-                <w:kern w:val="0"/>
-                <w:sz w:val="22"/>
-                <w:szCs w:val="22"/>
-                <w:lang w:val="en-US" w:eastAsia="en-US" w:bidi="ar-SA"/>
-              </w:rPr>
-            </w:r>
-          </w:p>
-        </w:tc>
-        <w:tc>
-          <w:tcPr>
-            <w:tcW w:w="1350" w:type="dxa"/>
-            <w:tcBorders/>
-          </w:tcPr>
-          <w:p>
-            <w:pPr>
-              <w:pStyle w:val="Normal"/>
-              <w:widowControl w:val="false"/>
+                <w:sz w:val="20"/>
+                <w:szCs w:val="20"/>
+              </w:rPr>
+            </w:r>
+          </w:p>
+        </w:tc>
+        <w:tc>
+          <w:tcPr>
+            <w:tcW w:w="1351" w:type="dxa"/>
+            <w:tcBorders/>
+          </w:tcPr>
+          <w:p>
+            <w:pPr>
+              <w:pStyle w:val="Normal"/>
+              <w:widowControl w:val="false"/>
+              <w:suppressAutoHyphens w:val="true"/>
               <w:spacing w:lineRule="auto" w:line="240" w:before="0" w:after="0"/>
               <w:jc w:val="left"/>
               <w:rPr>
@@ -474,23 +479,22 @@
             <w:r>
               <w:rPr>
                 <w:rFonts w:eastAsia="Calibri" w:cs="Arial" w:ascii="Arial" w:hAnsi="Arial"/>
-                <w:kern w:val="0"/>
-                <w:sz w:val="22"/>
-                <w:szCs w:val="22"/>
-                <w:lang w:val="en-US" w:eastAsia="en-US" w:bidi="ar-SA"/>
-              </w:rPr>
-            </w:r>
-          </w:p>
-        </w:tc>
-        <w:tc>
-          <w:tcPr>
-            <w:tcW w:w="1799" w:type="dxa"/>
-            <w:tcBorders/>
-          </w:tcPr>
-          <w:p>
-            <w:pPr>
-              <w:pStyle w:val="Normal"/>
-              <w:widowControl w:val="false"/>
+                <w:sz w:val="20"/>
+                <w:szCs w:val="20"/>
+              </w:rPr>
+            </w:r>
+          </w:p>
+        </w:tc>
+        <w:tc>
+          <w:tcPr>
+            <w:tcW w:w="1798" w:type="dxa"/>
+            <w:tcBorders/>
+          </w:tcPr>
+          <w:p>
+            <w:pPr>
+              <w:pStyle w:val="Normal"/>
+              <w:widowControl w:val="false"/>
+              <w:suppressAutoHyphens w:val="true"/>
               <w:spacing w:lineRule="auto" w:line="240" w:before="0" w:after="0"/>
               <w:jc w:val="left"/>
               <w:rPr>
@@ -502,10 +506,8 @@
             <w:r>
               <w:rPr>
                 <w:rFonts w:eastAsia="Calibri" w:cs="Arial" w:ascii="Arial" w:hAnsi="Arial"/>
-                <w:kern w:val="0"/>
-                <w:sz w:val="22"/>
-                <w:szCs w:val="22"/>
-                <w:lang w:val="en-US" w:eastAsia="en-US" w:bidi="ar-SA"/>
+                <w:sz w:val="20"/>
+                <w:szCs w:val="20"/>
               </w:rPr>
             </w:r>
           </w:p>
@@ -521,7 +523,8 @@
           <w:p>
             <w:pPr>
               <w:pStyle w:val="Normal"/>
-              <w:widowControl/>
+              <w:widowControl w:val="false"/>
+              <w:suppressAutoHyphens w:val="true"/>
               <w:spacing w:lineRule="auto" w:line="240" w:before="0" w:after="0"/>
               <w:jc w:val="left"/>
               <w:rPr>
@@ -551,6 +554,7 @@
             <w:pPr>
               <w:pStyle w:val="Normal"/>
               <w:widowControl w:val="false"/>
+              <w:suppressAutoHyphens w:val="true"/>
               <w:spacing w:lineRule="auto" w:line="240" w:before="0" w:after="0"/>
               <w:jc w:val="left"/>
               <w:rPr>
@@ -595,6 +599,7 @@
             <w:pPr>
               <w:pStyle w:val="Normal"/>
               <w:widowControl w:val="false"/>
+              <w:suppressAutoHyphens w:val="true"/>
               <w:spacing w:lineRule="auto" w:line="240" w:before="0" w:after="0"/>
               <w:jc w:val="left"/>
               <w:rPr>
@@ -617,13 +622,14 @@
         </w:tc>
         <w:tc>
           <w:tcPr>
-            <w:tcW w:w="1350" w:type="dxa"/>
-            <w:tcBorders/>
-          </w:tcPr>
-          <w:p>
-            <w:pPr>
-              <w:pStyle w:val="Normal"/>
-              <w:widowControl w:val="false"/>
+            <w:tcW w:w="1351" w:type="dxa"/>
+            <w:tcBorders/>
+          </w:tcPr>
+          <w:p>
+            <w:pPr>
+              <w:pStyle w:val="Normal"/>
+              <w:widowControl w:val="false"/>
+              <w:suppressAutoHyphens w:val="true"/>
               <w:spacing w:lineRule="auto" w:line="240" w:before="0" w:after="0"/>
               <w:jc w:val="left"/>
               <w:rPr>
@@ -646,13 +652,14 @@
         </w:tc>
         <w:tc>
           <w:tcPr>
-            <w:tcW w:w="1799" w:type="dxa"/>
-            <w:tcBorders/>
-          </w:tcPr>
-          <w:p>
-            <w:pPr>
-              <w:pStyle w:val="Normal"/>
-              <w:widowControl w:val="false"/>
+            <w:tcW w:w="1798" w:type="dxa"/>
+            <w:tcBorders/>
+          </w:tcPr>
+          <w:p>
+            <w:pPr>
+              <w:pStyle w:val="Normal"/>
+              <w:widowControl w:val="false"/>
+              <w:suppressAutoHyphens w:val="true"/>
               <w:spacing w:lineRule="auto" w:line="240" w:before="0" w:after="0"/>
               <w:jc w:val="left"/>
               <w:rPr>
@@ -684,7 +691,8 @@
           <w:p>
             <w:pPr>
               <w:pStyle w:val="Normal"/>
-              <w:widowControl/>
+              <w:widowControl w:val="false"/>
+              <w:suppressAutoHyphens w:val="true"/>
               <w:spacing w:lineRule="auto" w:line="240" w:before="0" w:after="0"/>
               <w:jc w:val="left"/>
               <w:rPr>
@@ -714,6 +722,7 @@
             <w:pPr>
               <w:pStyle w:val="Normal"/>
               <w:widowControl w:val="false"/>
+              <w:suppressAutoHyphens w:val="true"/>
               <w:spacing w:lineRule="auto" w:line="240" w:before="0" w:after="0"/>
               <w:jc w:val="left"/>
               <w:rPr>
@@ -725,23 +734,22 @@
             <w:r>
               <w:rPr>
                 <w:rFonts w:eastAsia="Calibri" w:cs="Arial" w:ascii="Arial" w:hAnsi="Arial"/>
-                <w:kern w:val="0"/>
-                <w:sz w:val="22"/>
-                <w:szCs w:val="22"/>
-                <w:lang w:val="en-US" w:eastAsia="en-US" w:bidi="ar-SA"/>
-              </w:rPr>
-            </w:r>
-          </w:p>
-        </w:tc>
-        <w:tc>
-          <w:tcPr>
-            <w:tcW w:w="1350" w:type="dxa"/>
-            <w:tcBorders/>
-          </w:tcPr>
-          <w:p>
-            <w:pPr>
-              <w:pStyle w:val="Normal"/>
-              <w:widowControl w:val="false"/>
+                <w:sz w:val="20"/>
+                <w:szCs w:val="20"/>
+              </w:rPr>
+            </w:r>
+          </w:p>
+        </w:tc>
+        <w:tc>
+          <w:tcPr>
+            <w:tcW w:w="1351" w:type="dxa"/>
+            <w:tcBorders/>
+          </w:tcPr>
+          <w:p>
+            <w:pPr>
+              <w:pStyle w:val="Normal"/>
+              <w:widowControl w:val="false"/>
+              <w:suppressAutoHyphens w:val="true"/>
               <w:spacing w:lineRule="auto" w:line="240" w:before="0" w:after="0"/>
               <w:jc w:val="left"/>
               <w:rPr>
@@ -753,23 +761,22 @@
             <w:r>
               <w:rPr>
                 <w:rFonts w:eastAsia="Calibri" w:cs="Arial" w:ascii="Arial" w:hAnsi="Arial"/>
-                <w:kern w:val="0"/>
-                <w:sz w:val="22"/>
-                <w:szCs w:val="22"/>
-                <w:lang w:val="en-US" w:eastAsia="en-US" w:bidi="ar-SA"/>
-              </w:rPr>
-            </w:r>
-          </w:p>
-        </w:tc>
-        <w:tc>
-          <w:tcPr>
-            <w:tcW w:w="1799" w:type="dxa"/>
-            <w:tcBorders/>
-          </w:tcPr>
-          <w:p>
-            <w:pPr>
-              <w:pStyle w:val="Normal"/>
-              <w:widowControl w:val="false"/>
+                <w:sz w:val="20"/>
+                <w:szCs w:val="20"/>
+              </w:rPr>
+            </w:r>
+          </w:p>
+        </w:tc>
+        <w:tc>
+          <w:tcPr>
+            <w:tcW w:w="1798" w:type="dxa"/>
+            <w:tcBorders/>
+          </w:tcPr>
+          <w:p>
+            <w:pPr>
+              <w:pStyle w:val="Normal"/>
+              <w:widowControl w:val="false"/>
+              <w:suppressAutoHyphens w:val="true"/>
               <w:spacing w:lineRule="auto" w:line="240" w:before="0" w:after="0"/>
               <w:jc w:val="left"/>
               <w:rPr>
@@ -781,10 +788,8 @@
             <w:r>
               <w:rPr>
                 <w:rFonts w:eastAsia="Calibri" w:cs="Arial" w:ascii="Arial" w:hAnsi="Arial"/>
-                <w:kern w:val="0"/>
-                <w:sz w:val="22"/>
-                <w:szCs w:val="22"/>
-                <w:lang w:val="en-US" w:eastAsia="en-US" w:bidi="ar-SA"/>
+                <w:sz w:val="20"/>
+                <w:szCs w:val="20"/>
               </w:rPr>
             </w:r>
           </w:p>
@@ -801,7 +806,11 @@
         </w:rPr>
       </w:pPr>
       <w:r>
-        <w:rPr/>
+        <w:rPr>
+          <w:rFonts w:cs="Arial" w:ascii="Arial" w:hAnsi="Arial"/>
+          <w:sz w:val="24"/>
+          <w:szCs w:val="24"/>
+        </w:rPr>
       </w:r>
     </w:p>
     <w:p>
@@ -819,23 +828,7 @@
           <w:sz w:val="24"/>
           <w:szCs w:val="24"/>
         </w:rPr>
-        <w:t xml:space="preserve">{%p </w:t>
-      </w:r>
-      <w:r>
-        <w:rPr>
-          <w:rFonts w:cs="Arial" w:ascii="Arial" w:hAnsi="Arial"/>
-          <w:sz w:val="24"/>
-          <w:szCs w:val="24"/>
-        </w:rPr>
-        <w:t>el</w:t>
-      </w:r>
-      <w:r>
-        <w:rPr>
-          <w:rFonts w:cs="Arial" w:ascii="Arial" w:hAnsi="Arial"/>
-          <w:sz w:val="24"/>
-          <w:szCs w:val="24"/>
-        </w:rPr>
-        <w:t>if field.field_name == "children_custody_wanted" %}</w:t>
+        <w:t>{%p elif field.field_name == "children_custody_wanted" %}</w:t>
       </w:r>
     </w:p>
     <w:p>
@@ -857,31 +850,7 @@
           <w:sz w:val="24"/>
           <w:szCs w:val="24"/>
         </w:rPr>
-        <w:t xml:space="preserve">Additional </w:t>
-      </w:r>
-      <w:r>
-        <w:rPr>
-          <w:rFonts w:cs="Arial" w:ascii="Arial" w:hAnsi="Arial"/>
-          <w:sz w:val="24"/>
-          <w:szCs w:val="24"/>
-        </w:rPr>
-        <w:t>C</w:t>
-      </w:r>
-      <w:r>
-        <w:rPr>
-          <w:rFonts w:cs="Arial" w:ascii="Arial" w:hAnsi="Arial"/>
-          <w:sz w:val="24"/>
-          <w:szCs w:val="24"/>
-        </w:rPr>
-        <w:t xml:space="preserve">ustody </w:t>
-      </w:r>
-      <w:r>
-        <w:rPr>
-          <w:rFonts w:cs="Arial" w:ascii="Arial" w:hAnsi="Arial"/>
-          <w:sz w:val="24"/>
-          <w:szCs w:val="24"/>
-        </w:rPr>
-        <w:t>Wanted</w:t>
+        <w:t>Additional Custody Wanted</w:t>
       </w:r>
     </w:p>
     <w:tbl>
@@ -900,23 +869,24 @@
         <w:tblLook w:val="04a0" w:noHBand="0" w:noVBand="1" w:firstColumn="1" w:lastRow="0" w:lastColumn="0" w:firstRow="1"/>
       </w:tblPr>
       <w:tblGrid>
-        <w:gridCol w:w="2610"/>
-        <w:gridCol w:w="1530"/>
-        <w:gridCol w:w="1170"/>
-        <w:gridCol w:w="2250"/>
-        <w:gridCol w:w="1121"/>
+        <w:gridCol w:w="2813"/>
+        <w:gridCol w:w="1649"/>
+        <w:gridCol w:w="1262"/>
+        <w:gridCol w:w="2426"/>
+        <w:gridCol w:w="1210"/>
       </w:tblGrid>
       <w:tr>
         <w:trPr/>
         <w:tc>
           <w:tcPr>
-            <w:tcW w:w="2610" w:type="dxa"/>
-            <w:tcBorders/>
-          </w:tcPr>
-          <w:p>
-            <w:pPr>
-              <w:pStyle w:val="Normal"/>
-              <w:widowControl w:val="false"/>
+            <w:tcW w:w="2813" w:type="dxa"/>
+            <w:tcBorders/>
+          </w:tcPr>
+          <w:p>
+            <w:pPr>
+              <w:pStyle w:val="Normal"/>
+              <w:widowControl w:val="false"/>
+              <w:suppressAutoHyphens w:val="true"/>
               <w:spacing w:lineRule="auto" w:line="240" w:before="0" w:after="0"/>
               <w:jc w:val="left"/>
               <w:rPr>
@@ -942,13 +912,14 @@
         </w:tc>
         <w:tc>
           <w:tcPr>
-            <w:tcW w:w="1530" w:type="dxa"/>
-            <w:tcBorders/>
-          </w:tcPr>
-          <w:p>
-            <w:pPr>
-              <w:pStyle w:val="Normal"/>
-              <w:widowControl w:val="false"/>
+            <w:tcW w:w="1649" w:type="dxa"/>
+            <w:tcBorders/>
+          </w:tcPr>
+          <w:p>
+            <w:pPr>
+              <w:pStyle w:val="Normal"/>
+              <w:widowControl w:val="false"/>
+              <w:suppressAutoHyphens w:val="true"/>
               <w:spacing w:lineRule="auto" w:line="240" w:before="0" w:after="0"/>
               <w:jc w:val="left"/>
               <w:rPr>
@@ -974,13 +945,14 @@
         </w:tc>
         <w:tc>
           <w:tcPr>
-            <w:tcW w:w="1170" w:type="dxa"/>
-            <w:tcBorders/>
-          </w:tcPr>
-          <w:p>
-            <w:pPr>
-              <w:pStyle w:val="Normal"/>
-              <w:widowControl w:val="false"/>
+            <w:tcW w:w="1262" w:type="dxa"/>
+            <w:tcBorders/>
+          </w:tcPr>
+          <w:p>
+            <w:pPr>
+              <w:pStyle w:val="Normal"/>
+              <w:widowControl w:val="false"/>
+              <w:suppressAutoHyphens w:val="true"/>
               <w:spacing w:lineRule="auto" w:line="240" w:before="0" w:after="0"/>
               <w:jc w:val="left"/>
               <w:rPr>
@@ -1006,13 +978,14 @@
         </w:tc>
         <w:tc>
           <w:tcPr>
-            <w:tcW w:w="2250" w:type="dxa"/>
-            <w:tcBorders/>
-          </w:tcPr>
-          <w:p>
-            <w:pPr>
-              <w:pStyle w:val="Normal"/>
-              <w:widowControl w:val="false"/>
+            <w:tcW w:w="2426" w:type="dxa"/>
+            <w:tcBorders/>
+          </w:tcPr>
+          <w:p>
+            <w:pPr>
+              <w:pStyle w:val="Normal"/>
+              <w:widowControl w:val="false"/>
+              <w:suppressAutoHyphens w:val="true"/>
               <w:spacing w:lineRule="auto" w:line="240" w:before="0" w:after="0"/>
               <w:jc w:val="left"/>
               <w:rPr>
@@ -1038,13 +1011,14 @@
         </w:tc>
         <w:tc>
           <w:tcPr>
-            <w:tcW w:w="1121" w:type="dxa"/>
-            <w:tcBorders/>
-          </w:tcPr>
-          <w:p>
-            <w:pPr>
-              <w:pStyle w:val="Normal"/>
-              <w:widowControl w:val="false"/>
+            <w:tcW w:w="1210" w:type="dxa"/>
+            <w:tcBorders/>
+          </w:tcPr>
+          <w:p>
+            <w:pPr>
+              <w:pStyle w:val="Normal"/>
+              <w:widowControl w:val="false"/>
+              <w:suppressAutoHyphens w:val="true"/>
               <w:spacing w:lineRule="auto" w:line="240" w:before="0" w:after="0"/>
               <w:jc w:val="left"/>
               <w:rPr>
@@ -1073,13 +1047,14 @@
         <w:trPr/>
         <w:tc>
           <w:tcPr>
-            <w:tcW w:w="2610" w:type="dxa"/>
-            <w:tcBorders/>
-          </w:tcPr>
-          <w:p>
-            <w:pPr>
-              <w:pStyle w:val="Normal"/>
-              <w:widowControl/>
+            <w:tcW w:w="2813" w:type="dxa"/>
+            <w:tcBorders/>
+          </w:tcPr>
+          <w:p>
+            <w:pPr>
+              <w:pStyle w:val="Normal"/>
+              <w:widowControl w:val="false"/>
+              <w:suppressAutoHyphens w:val="true"/>
               <w:spacing w:lineRule="auto" w:line="240" w:before="0" w:after="0"/>
               <w:jc w:val="left"/>
               <w:rPr>
@@ -1102,13 +1077,14 @@
         </w:tc>
         <w:tc>
           <w:tcPr>
-            <w:tcW w:w="1530" w:type="dxa"/>
-            <w:tcBorders/>
-          </w:tcPr>
-          <w:p>
-            <w:pPr>
-              <w:pStyle w:val="Normal"/>
-              <w:widowControl w:val="false"/>
+            <w:tcW w:w="1649" w:type="dxa"/>
+            <w:tcBorders/>
+          </w:tcPr>
+          <w:p>
+            <w:pPr>
+              <w:pStyle w:val="Normal"/>
+              <w:widowControl w:val="false"/>
+              <w:suppressAutoHyphens w:val="true"/>
               <w:spacing w:lineRule="auto" w:line="240" w:before="0" w:after="0"/>
               <w:jc w:val="left"/>
               <w:rPr>
@@ -1120,23 +1096,22 @@
             <w:r>
               <w:rPr>
                 <w:rFonts w:eastAsia="Calibri" w:cs="Arial" w:ascii="Arial" w:hAnsi="Arial"/>
-                <w:kern w:val="0"/>
-                <w:sz w:val="22"/>
-                <w:szCs w:val="22"/>
-                <w:lang w:val="en-US" w:eastAsia="en-US" w:bidi="ar-SA"/>
-              </w:rPr>
-            </w:r>
-          </w:p>
-        </w:tc>
-        <w:tc>
-          <w:tcPr>
-            <w:tcW w:w="1170" w:type="dxa"/>
-            <w:tcBorders/>
-          </w:tcPr>
-          <w:p>
-            <w:pPr>
-              <w:pStyle w:val="Normal"/>
-              <w:widowControl w:val="false"/>
+                <w:sz w:val="20"/>
+                <w:szCs w:val="20"/>
+              </w:rPr>
+            </w:r>
+          </w:p>
+        </w:tc>
+        <w:tc>
+          <w:tcPr>
+            <w:tcW w:w="1262" w:type="dxa"/>
+            <w:tcBorders/>
+          </w:tcPr>
+          <w:p>
+            <w:pPr>
+              <w:pStyle w:val="Normal"/>
+              <w:widowControl w:val="false"/>
+              <w:suppressAutoHyphens w:val="true"/>
               <w:spacing w:lineRule="auto" w:line="240" w:before="0" w:after="0"/>
               <w:jc w:val="left"/>
               <w:rPr>
@@ -1148,23 +1123,22 @@
             <w:r>
               <w:rPr>
                 <w:rFonts w:eastAsia="Calibri" w:cs="Arial" w:ascii="Arial" w:hAnsi="Arial"/>
-                <w:kern w:val="0"/>
-                <w:sz w:val="22"/>
-                <w:szCs w:val="22"/>
-                <w:lang w:val="en-US" w:eastAsia="en-US" w:bidi="ar-SA"/>
-              </w:rPr>
-            </w:r>
-          </w:p>
-        </w:tc>
-        <w:tc>
-          <w:tcPr>
-            <w:tcW w:w="2250" w:type="dxa"/>
-            <w:tcBorders/>
-          </w:tcPr>
-          <w:p>
-            <w:pPr>
-              <w:pStyle w:val="Normal"/>
-              <w:widowControl w:val="false"/>
+                <w:sz w:val="20"/>
+                <w:szCs w:val="20"/>
+              </w:rPr>
+            </w:r>
+          </w:p>
+        </w:tc>
+        <w:tc>
+          <w:tcPr>
+            <w:tcW w:w="2426" w:type="dxa"/>
+            <w:tcBorders/>
+          </w:tcPr>
+          <w:p>
+            <w:pPr>
+              <w:pStyle w:val="Normal"/>
+              <w:widowControl w:val="false"/>
+              <w:suppressAutoHyphens w:val="true"/>
               <w:spacing w:lineRule="auto" w:line="240" w:before="0" w:after="0"/>
               <w:jc w:val="left"/>
               <w:rPr>
@@ -1176,23 +1150,22 @@
             <w:r>
               <w:rPr>
                 <w:rFonts w:eastAsia="Calibri" w:cs="Arial" w:ascii="Arial" w:hAnsi="Arial"/>
-                <w:kern w:val="0"/>
-                <w:sz w:val="22"/>
-                <w:szCs w:val="22"/>
-                <w:lang w:val="en-US" w:eastAsia="en-US" w:bidi="ar-SA"/>
-              </w:rPr>
-            </w:r>
-          </w:p>
-        </w:tc>
-        <w:tc>
-          <w:tcPr>
-            <w:tcW w:w="1121" w:type="dxa"/>
-            <w:tcBorders/>
-          </w:tcPr>
-          <w:p>
-            <w:pPr>
-              <w:pStyle w:val="Normal"/>
-              <w:widowControl w:val="false"/>
+                <w:sz w:val="20"/>
+                <w:szCs w:val="20"/>
+              </w:rPr>
+            </w:r>
+          </w:p>
+        </w:tc>
+        <w:tc>
+          <w:tcPr>
+            <w:tcW w:w="1210" w:type="dxa"/>
+            <w:tcBorders/>
+          </w:tcPr>
+          <w:p>
+            <w:pPr>
+              <w:pStyle w:val="Normal"/>
+              <w:widowControl w:val="false"/>
+              <w:suppressAutoHyphens w:val="true"/>
               <w:spacing w:lineRule="auto" w:line="240" w:before="0" w:after="0"/>
               <w:jc w:val="left"/>
               <w:rPr>
@@ -1204,10 +1177,8 @@
             <w:r>
               <w:rPr>
                 <w:rFonts w:eastAsia="Calibri" w:cs="Arial" w:ascii="Arial" w:hAnsi="Arial"/>
-                <w:kern w:val="0"/>
-                <w:sz w:val="22"/>
-                <w:szCs w:val="22"/>
-                <w:lang w:val="en-US" w:eastAsia="en-US" w:bidi="ar-SA"/>
+                <w:sz w:val="20"/>
+                <w:szCs w:val="20"/>
               </w:rPr>
             </w:r>
           </w:p>
@@ -1217,13 +1188,14 @@
         <w:trPr/>
         <w:tc>
           <w:tcPr>
-            <w:tcW w:w="2610" w:type="dxa"/>
-            <w:tcBorders/>
-          </w:tcPr>
-          <w:p>
-            <w:pPr>
-              <w:pStyle w:val="Normal"/>
-              <w:widowControl/>
+            <w:tcW w:w="2813" w:type="dxa"/>
+            <w:tcBorders/>
+          </w:tcPr>
+          <w:p>
+            <w:pPr>
+              <w:pStyle w:val="Normal"/>
+              <w:widowControl w:val="false"/>
+              <w:suppressAutoHyphens w:val="true"/>
               <w:spacing w:lineRule="auto" w:line="240" w:before="0" w:after="0"/>
               <w:jc w:val="left"/>
               <w:rPr>
@@ -1246,13 +1218,14 @@
         </w:tc>
         <w:tc>
           <w:tcPr>
-            <w:tcW w:w="1530" w:type="dxa"/>
-            <w:tcBorders/>
-          </w:tcPr>
-          <w:p>
-            <w:pPr>
-              <w:pStyle w:val="Normal"/>
-              <w:widowControl w:val="false"/>
+            <w:tcW w:w="1649" w:type="dxa"/>
+            <w:tcBorders/>
+          </w:tcPr>
+          <w:p>
+            <w:pPr>
+              <w:pStyle w:val="Normal"/>
+              <w:widowControl w:val="false"/>
+              <w:suppressAutoHyphens w:val="true"/>
               <w:spacing w:lineRule="auto" w:line="240" w:before="0" w:after="0"/>
               <w:jc w:val="left"/>
               <w:rPr>
@@ -1297,6 +1270,7 @@
             <w:pPr>
               <w:pStyle w:val="Normal"/>
               <w:widowControl w:val="false"/>
+              <w:suppressAutoHyphens w:val="true"/>
               <w:spacing w:lineRule="auto" w:line="240" w:before="0" w:after="0"/>
               <w:jc w:val="left"/>
               <w:rPr>
@@ -1319,13 +1293,14 @@
         </w:tc>
         <w:tc>
           <w:tcPr>
-            <w:tcW w:w="1170" w:type="dxa"/>
-            <w:tcBorders/>
-          </w:tcPr>
-          <w:p>
-            <w:pPr>
-              <w:pStyle w:val="Normal"/>
-              <w:widowControl w:val="false"/>
+            <w:tcW w:w="1262" w:type="dxa"/>
+            <w:tcBorders/>
+          </w:tcPr>
+          <w:p>
+            <w:pPr>
+              <w:pStyle w:val="Normal"/>
+              <w:widowControl w:val="false"/>
+              <w:suppressAutoHyphens w:val="true"/>
               <w:spacing w:lineRule="auto" w:line="240" w:before="0" w:after="0"/>
               <w:jc w:val="left"/>
               <w:rPr>
@@ -1348,13 +1323,14 @@
         </w:tc>
         <w:tc>
           <w:tcPr>
-            <w:tcW w:w="2250" w:type="dxa"/>
-            <w:tcBorders/>
-          </w:tcPr>
-          <w:p>
-            <w:pPr>
-              <w:pStyle w:val="Normal"/>
-              <w:widowControl w:val="false"/>
+            <w:tcW w:w="2426" w:type="dxa"/>
+            <w:tcBorders/>
+          </w:tcPr>
+          <w:p>
+            <w:pPr>
+              <w:pStyle w:val="Normal"/>
+              <w:widowControl w:val="false"/>
+              <w:suppressAutoHyphens w:val="true"/>
               <w:spacing w:lineRule="auto" w:line="240" w:before="0" w:after="0"/>
               <w:jc w:val="left"/>
               <w:rPr>
@@ -1377,13 +1353,14 @@
         </w:tc>
         <w:tc>
           <w:tcPr>
-            <w:tcW w:w="1121" w:type="dxa"/>
-            <w:tcBorders/>
-          </w:tcPr>
-          <w:p>
-            <w:pPr>
-              <w:pStyle w:val="Normal"/>
-              <w:widowControl w:val="false"/>
+            <w:tcW w:w="1210" w:type="dxa"/>
+            <w:tcBorders/>
+          </w:tcPr>
+          <w:p>
+            <w:pPr>
+              <w:pStyle w:val="Normal"/>
+              <w:widowControl w:val="false"/>
+              <w:suppressAutoHyphens w:val="true"/>
               <w:spacing w:lineRule="auto" w:line="240" w:before="0" w:after="0"/>
               <w:jc w:val="left"/>
               <w:rPr>
@@ -1409,13 +1386,14 @@
         <w:trPr/>
         <w:tc>
           <w:tcPr>
-            <w:tcW w:w="2610" w:type="dxa"/>
-            <w:tcBorders/>
-          </w:tcPr>
-          <w:p>
-            <w:pPr>
-              <w:pStyle w:val="Normal"/>
-              <w:widowControl/>
+            <w:tcW w:w="2813" w:type="dxa"/>
+            <w:tcBorders/>
+          </w:tcPr>
+          <w:p>
+            <w:pPr>
+              <w:pStyle w:val="Normal"/>
+              <w:widowControl w:val="false"/>
+              <w:suppressAutoHyphens w:val="true"/>
               <w:spacing w:lineRule="auto" w:line="240" w:before="0" w:after="0"/>
               <w:jc w:val="left"/>
               <w:rPr>
@@ -1438,13 +1416,14 @@
         </w:tc>
         <w:tc>
           <w:tcPr>
-            <w:tcW w:w="1530" w:type="dxa"/>
-            <w:tcBorders/>
-          </w:tcPr>
-          <w:p>
-            <w:pPr>
-              <w:pStyle w:val="Normal"/>
-              <w:widowControl w:val="false"/>
+            <w:tcW w:w="1649" w:type="dxa"/>
+            <w:tcBorders/>
+          </w:tcPr>
+          <w:p>
+            <w:pPr>
+              <w:pStyle w:val="Normal"/>
+              <w:widowControl w:val="false"/>
+              <w:suppressAutoHyphens w:val="true"/>
               <w:spacing w:lineRule="auto" w:line="240" w:before="0" w:after="0"/>
               <w:jc w:val="left"/>
               <w:rPr>
@@ -1456,23 +1435,22 @@
             <w:r>
               <w:rPr>
                 <w:rFonts w:eastAsia="Calibri" w:cs="Arial" w:ascii="Arial" w:hAnsi="Arial"/>
-                <w:kern w:val="0"/>
-                <w:sz w:val="22"/>
-                <w:szCs w:val="22"/>
-                <w:lang w:val="en-US" w:eastAsia="en-US" w:bidi="ar-SA"/>
-              </w:rPr>
-            </w:r>
-          </w:p>
-        </w:tc>
-        <w:tc>
-          <w:tcPr>
-            <w:tcW w:w="1170" w:type="dxa"/>
-            <w:tcBorders/>
-          </w:tcPr>
-          <w:p>
-            <w:pPr>
-              <w:pStyle w:val="Normal"/>
-              <w:widowControl w:val="false"/>
+                <w:sz w:val="20"/>
+                <w:szCs w:val="20"/>
+              </w:rPr>
+            </w:r>
+          </w:p>
+        </w:tc>
+        <w:tc>
+          <w:tcPr>
+            <w:tcW w:w="1262" w:type="dxa"/>
+            <w:tcBorders/>
+          </w:tcPr>
+          <w:p>
+            <w:pPr>
+              <w:pStyle w:val="Normal"/>
+              <w:widowControl w:val="false"/>
+              <w:suppressAutoHyphens w:val="true"/>
               <w:spacing w:lineRule="auto" w:line="240" w:before="0" w:after="0"/>
               <w:jc w:val="left"/>
               <w:rPr>
@@ -1484,23 +1462,22 @@
             <w:r>
               <w:rPr>
                 <w:rFonts w:eastAsia="Calibri" w:cs="Arial" w:ascii="Arial" w:hAnsi="Arial"/>
-                <w:kern w:val="0"/>
-                <w:sz w:val="22"/>
-                <w:szCs w:val="22"/>
-                <w:lang w:val="en-US" w:eastAsia="en-US" w:bidi="ar-SA"/>
-              </w:rPr>
-            </w:r>
-          </w:p>
-        </w:tc>
-        <w:tc>
-          <w:tcPr>
-            <w:tcW w:w="2250" w:type="dxa"/>
-            <w:tcBorders/>
-          </w:tcPr>
-          <w:p>
-            <w:pPr>
-              <w:pStyle w:val="Normal"/>
-              <w:widowControl w:val="false"/>
+                <w:sz w:val="20"/>
+                <w:szCs w:val="20"/>
+              </w:rPr>
+            </w:r>
+          </w:p>
+        </w:tc>
+        <w:tc>
+          <w:tcPr>
+            <w:tcW w:w="2426" w:type="dxa"/>
+            <w:tcBorders/>
+          </w:tcPr>
+          <w:p>
+            <w:pPr>
+              <w:pStyle w:val="Normal"/>
+              <w:widowControl w:val="false"/>
+              <w:suppressAutoHyphens w:val="true"/>
               <w:spacing w:lineRule="auto" w:line="240" w:before="0" w:after="0"/>
               <w:jc w:val="left"/>
               <w:rPr>
@@ -1512,23 +1489,22 @@
             <w:r>
               <w:rPr>
                 <w:rFonts w:eastAsia="Calibri" w:cs="Arial" w:ascii="Arial" w:hAnsi="Arial"/>
-                <w:kern w:val="0"/>
-                <w:sz w:val="22"/>
-                <w:szCs w:val="22"/>
-                <w:lang w:val="en-US" w:eastAsia="en-US" w:bidi="ar-SA"/>
-              </w:rPr>
-            </w:r>
-          </w:p>
-        </w:tc>
-        <w:tc>
-          <w:tcPr>
-            <w:tcW w:w="1121" w:type="dxa"/>
-            <w:tcBorders/>
-          </w:tcPr>
-          <w:p>
-            <w:pPr>
-              <w:pStyle w:val="Normal"/>
-              <w:widowControl w:val="false"/>
+                <w:sz w:val="20"/>
+                <w:szCs w:val="20"/>
+              </w:rPr>
+            </w:r>
+          </w:p>
+        </w:tc>
+        <w:tc>
+          <w:tcPr>
+            <w:tcW w:w="1210" w:type="dxa"/>
+            <w:tcBorders/>
+          </w:tcPr>
+          <w:p>
+            <w:pPr>
+              <w:pStyle w:val="Normal"/>
+              <w:widowControl w:val="false"/>
+              <w:suppressAutoHyphens w:val="true"/>
               <w:spacing w:lineRule="auto" w:line="240" w:before="0" w:after="0"/>
               <w:jc w:val="left"/>
               <w:rPr>
@@ -1540,10 +1516,8 @@
             <w:r>
               <w:rPr>
                 <w:rFonts w:eastAsia="Calibri" w:cs="Arial" w:ascii="Arial" w:hAnsi="Arial"/>
-                <w:kern w:val="0"/>
-                <w:sz w:val="22"/>
-                <w:szCs w:val="22"/>
-                <w:lang w:val="en-US" w:eastAsia="en-US" w:bidi="ar-SA"/>
+                <w:sz w:val="20"/>
+                <w:szCs w:val="20"/>
               </w:rPr>
             </w:r>
           </w:p>
@@ -1637,7 +1611,8 @@
           <w:p>
             <w:pPr>
               <w:pStyle w:val="Normal"/>
-              <w:widowControl/>
+              <w:widowControl w:val="false"/>
+              <w:suppressAutoHyphens w:val="true"/>
               <w:spacing w:lineRule="auto" w:line="240" w:before="0" w:after="0"/>
               <w:jc w:val="left"/>
               <w:rPr>
@@ -1669,7 +1644,8 @@
           <w:p>
             <w:pPr>
               <w:pStyle w:val="Normal"/>
-              <w:widowControl/>
+              <w:widowControl w:val="false"/>
+              <w:suppressAutoHyphens w:val="true"/>
               <w:spacing w:lineRule="auto" w:line="240" w:before="0" w:after="0"/>
               <w:jc w:val="left"/>
               <w:rPr>
@@ -1701,7 +1677,8 @@
           <w:p>
             <w:pPr>
               <w:pStyle w:val="Normal"/>
-              <w:widowControl/>
+              <w:widowControl w:val="false"/>
+              <w:suppressAutoHyphens w:val="true"/>
               <w:spacing w:lineRule="auto" w:line="240" w:before="0" w:after="0"/>
               <w:jc w:val="left"/>
               <w:rPr>
@@ -1736,7 +1713,8 @@
           <w:p>
             <w:pPr>
               <w:pStyle w:val="Normal"/>
-              <w:widowControl/>
+              <w:widowControl w:val="false"/>
+              <w:suppressAutoHyphens w:val="true"/>
               <w:spacing w:lineRule="auto" w:line="240" w:before="0" w:after="0"/>
               <w:jc w:val="left"/>
               <w:rPr>
@@ -1765,7 +1743,8 @@
           <w:p>
             <w:pPr>
               <w:pStyle w:val="Normal"/>
-              <w:widowControl/>
+              <w:widowControl w:val="false"/>
+              <w:suppressAutoHyphens w:val="true"/>
               <w:spacing w:lineRule="auto" w:line="240" w:before="0" w:after="0"/>
               <w:jc w:val="left"/>
               <w:rPr>
@@ -1776,11 +1755,9 @@
             </w:pPr>
             <w:r>
               <w:rPr>
-                <w:rFonts w:eastAsia="Calibri" w:cs="Arial" w:ascii="Arial" w:hAnsi="Arial"/>
-                <w:kern w:val="0"/>
-                <w:sz w:val="22"/>
-                <w:szCs w:val="22"/>
-                <w:lang w:val="en-US" w:eastAsia="en-US" w:bidi="ar-SA"/>
+                <w:rFonts w:cs="Arial" w:ascii="Arial" w:hAnsi="Arial"/>
+                <w:sz w:val="24"/>
+                <w:szCs w:val="24"/>
               </w:rPr>
             </w:r>
           </w:p>
@@ -1793,7 +1770,8 @@
           <w:p>
             <w:pPr>
               <w:pStyle w:val="Normal"/>
-              <w:widowControl/>
+              <w:widowControl w:val="false"/>
+              <w:suppressAutoHyphens w:val="true"/>
               <w:spacing w:lineRule="auto" w:line="240" w:before="0" w:after="0"/>
               <w:jc w:val="left"/>
               <w:rPr>
@@ -1804,11 +1782,9 @@
             </w:pPr>
             <w:r>
               <w:rPr>
-                <w:rFonts w:eastAsia="Calibri" w:cs="Arial" w:ascii="Arial" w:hAnsi="Arial"/>
-                <w:kern w:val="0"/>
-                <w:sz w:val="22"/>
-                <w:szCs w:val="22"/>
-                <w:lang w:val="en-US" w:eastAsia="en-US" w:bidi="ar-SA"/>
+                <w:rFonts w:cs="Arial" w:ascii="Arial" w:hAnsi="Arial"/>
+                <w:sz w:val="24"/>
+                <w:szCs w:val="24"/>
               </w:rPr>
             </w:r>
           </w:p>
@@ -1824,7 +1800,8 @@
           <w:p>
             <w:pPr>
               <w:pStyle w:val="Normal"/>
-              <w:widowControl/>
+              <w:widowControl w:val="false"/>
+              <w:suppressAutoHyphens w:val="true"/>
               <w:spacing w:lineRule="auto" w:line="240" w:before="0" w:after="0"/>
               <w:jc w:val="left"/>
               <w:rPr>
@@ -1853,7 +1830,8 @@
           <w:p>
             <w:pPr>
               <w:pStyle w:val="Normal"/>
-              <w:widowControl/>
+              <w:widowControl w:val="false"/>
+              <w:suppressAutoHyphens w:val="true"/>
               <w:spacing w:lineRule="auto" w:line="240" w:before="0" w:after="0"/>
               <w:jc w:val="left"/>
               <w:rPr>
@@ -1882,7 +1860,8 @@
           <w:p>
             <w:pPr>
               <w:pStyle w:val="Normal"/>
-              <w:widowControl/>
+              <w:widowControl w:val="false"/>
+              <w:suppressAutoHyphens w:val="true"/>
               <w:spacing w:lineRule="auto" w:line="240" w:before="0" w:after="0"/>
               <w:jc w:val="left"/>
               <w:rPr>
@@ -1914,7 +1893,8 @@
           <w:p>
             <w:pPr>
               <w:pStyle w:val="Normal"/>
-              <w:widowControl/>
+              <w:widowControl w:val="false"/>
+              <w:suppressAutoHyphens w:val="true"/>
               <w:spacing w:lineRule="auto" w:line="240" w:before="0" w:after="0"/>
               <w:jc w:val="left"/>
               <w:rPr>
@@ -1943,7 +1923,8 @@
           <w:p>
             <w:pPr>
               <w:pStyle w:val="Normal"/>
-              <w:widowControl/>
+              <w:widowControl w:val="false"/>
+              <w:suppressAutoHyphens w:val="true"/>
               <w:spacing w:lineRule="auto" w:line="240" w:before="0" w:after="0"/>
               <w:jc w:val="left"/>
               <w:rPr>
@@ -1954,11 +1935,9 @@
             </w:pPr>
             <w:r>
               <w:rPr>
-                <w:rFonts w:eastAsia="Calibri" w:cs="Arial" w:ascii="Arial" w:hAnsi="Arial"/>
-                <w:kern w:val="0"/>
-                <w:sz w:val="22"/>
-                <w:szCs w:val="22"/>
-                <w:lang w:val="en-US" w:eastAsia="en-US" w:bidi="ar-SA"/>
+                <w:rFonts w:cs="Arial" w:ascii="Arial" w:hAnsi="Arial"/>
+                <w:sz w:val="24"/>
+                <w:szCs w:val="24"/>
               </w:rPr>
             </w:r>
           </w:p>
@@ -1971,7 +1950,8 @@
           <w:p>
             <w:pPr>
               <w:pStyle w:val="Normal"/>
-              <w:widowControl/>
+              <w:widowControl w:val="false"/>
+              <w:suppressAutoHyphens w:val="true"/>
               <w:spacing w:lineRule="auto" w:line="240" w:before="0" w:after="0"/>
               <w:jc w:val="left"/>
               <w:rPr>
@@ -1982,11 +1962,9 @@
             </w:pPr>
             <w:r>
               <w:rPr>
-                <w:rFonts w:eastAsia="Calibri" w:cs="Arial" w:ascii="Arial" w:hAnsi="Arial"/>
-                <w:kern w:val="0"/>
-                <w:sz w:val="22"/>
-                <w:szCs w:val="22"/>
-                <w:lang w:val="en-US" w:eastAsia="en-US" w:bidi="ar-SA"/>
+                <w:rFonts w:cs="Arial" w:ascii="Arial" w:hAnsi="Arial"/>
+                <w:sz w:val="24"/>
+                <w:szCs w:val="24"/>
               </w:rPr>
             </w:r>
           </w:p>
@@ -2317,7 +2295,55 @@
           <w:sz w:val="24"/>
           <w:szCs w:val="24"/>
         </w:rPr>
-        <w:t>{%p if field.field_name == "children" %}</w:t>
+        <w:t xml:space="preserve">{%p if field.field_name </w:t>
+      </w:r>
+      <w:r>
+        <w:rPr>
+          <w:rFonts w:cs="Arial" w:ascii="Arial" w:hAnsi="Arial"/>
+          <w:sz w:val="24"/>
+          <w:szCs w:val="24"/>
+        </w:rPr>
+        <w:t>in [</w:t>
+      </w:r>
+      <w:r>
+        <w:rPr>
+          <w:rFonts w:cs="Arial" w:ascii="Arial" w:hAnsi="Arial"/>
+          <w:sz w:val="24"/>
+          <w:szCs w:val="24"/>
+        </w:rPr>
+        <w:t>"children_</w:t>
+      </w:r>
+      <w:r>
+        <w:rPr>
+          <w:rFonts w:cs="Arial" w:ascii="Arial" w:hAnsi="Arial"/>
+          <w:sz w:val="24"/>
+          <w:szCs w:val="24"/>
+        </w:rPr>
+        <w:t>in_danger</w:t>
+      </w:r>
+      <w:r>
+        <w:rPr>
+          <w:rFonts w:cs="Arial" w:ascii="Arial" w:hAnsi="Arial"/>
+          <w:sz w:val="24"/>
+          <w:szCs w:val="24"/>
+        </w:rPr>
+        <w:t>",”</w:t>
+      </w:r>
+      <w:r>
+        <w:rPr>
+          <w:rFonts w:cs="Arial" w:ascii="Arial" w:hAnsi="Arial"/>
+          <w:sz w:val="24"/>
+          <w:szCs w:val="24"/>
+        </w:rPr>
+        <w:t>children_custody_wanted”]</w:t>
+      </w:r>
+      <w:r>
+        <w:rPr>
+          <w:rFonts w:cs="Arial" w:ascii="Arial" w:hAnsi="Arial"/>
+          <w:sz w:val="24"/>
+          <w:szCs w:val="24"/>
+        </w:rPr>
+        <w:t xml:space="preserve"> %}</w:t>
       </w:r>
     </w:p>
     <w:p>
@@ -2339,7 +2365,7 @@
           <w:sz w:val="24"/>
           <w:szCs w:val="24"/>
         </w:rPr>
-        <w:t>Additional children and custody</w:t>
+        <w:t>{{ field.label }}</w:t>
       </w:r>
     </w:p>
     <w:tbl>
@@ -2358,24 +2384,23 @@
         <w:tblLook w:val="04a0" w:noHBand="0" w:noVBand="1" w:firstColumn="1" w:lastRow="0" w:lastColumn="0" w:firstRow="1"/>
       </w:tblPr>
       <w:tblGrid>
-        <w:gridCol w:w="1795"/>
-        <w:gridCol w:w="1260"/>
-        <w:gridCol w:w="1259"/>
-        <w:gridCol w:w="1800"/>
-        <w:gridCol w:w="1890"/>
-        <w:gridCol w:w="1355"/>
+        <w:gridCol w:w="2813"/>
+        <w:gridCol w:w="1777"/>
+        <w:gridCol w:w="2430"/>
+        <w:gridCol w:w="2340"/>
       </w:tblGrid>
       <w:tr>
         <w:trPr/>
         <w:tc>
           <w:tcPr>
-            <w:tcW w:w="1795" w:type="dxa"/>
-            <w:tcBorders/>
-          </w:tcPr>
-          <w:p>
-            <w:pPr>
-              <w:pStyle w:val="Normal"/>
-              <w:widowControl w:val="false"/>
+            <w:tcW w:w="2813" w:type="dxa"/>
+            <w:tcBorders/>
+          </w:tcPr>
+          <w:p>
+            <w:pPr>
+              <w:pStyle w:val="Normal"/>
+              <w:widowControl w:val="false"/>
+              <w:suppressAutoHyphens w:val="true"/>
               <w:spacing w:lineRule="auto" w:line="240" w:before="0" w:after="0"/>
               <w:jc w:val="left"/>
               <w:rPr>
@@ -2401,13 +2426,14 @@
         </w:tc>
         <w:tc>
           <w:tcPr>
-            <w:tcW w:w="1260" w:type="dxa"/>
-            <w:tcBorders/>
-          </w:tcPr>
-          <w:p>
-            <w:pPr>
-              <w:pStyle w:val="Normal"/>
-              <w:widowControl w:val="false"/>
+            <w:tcW w:w="1777" w:type="dxa"/>
+            <w:tcBorders/>
+          </w:tcPr>
+          <w:p>
+            <w:pPr>
+              <w:pStyle w:val="Normal"/>
+              <w:widowControl w:val="false"/>
+              <w:suppressAutoHyphens w:val="true"/>
               <w:spacing w:lineRule="auto" w:line="240" w:before="0" w:after="0"/>
               <w:jc w:val="left"/>
               <w:rPr>
@@ -2433,13 +2459,14 @@
         </w:tc>
         <w:tc>
           <w:tcPr>
-            <w:tcW w:w="1259" w:type="dxa"/>
-            <w:tcBorders/>
-          </w:tcPr>
-          <w:p>
-            <w:pPr>
-              <w:pStyle w:val="Normal"/>
-              <w:widowControl w:val="false"/>
+            <w:tcW w:w="2430" w:type="dxa"/>
+            <w:tcBorders/>
+          </w:tcPr>
+          <w:p>
+            <w:pPr>
+              <w:pStyle w:val="Normal"/>
+              <w:widowControl w:val="false"/>
+              <w:suppressAutoHyphens w:val="true"/>
               <w:spacing w:lineRule="auto" w:line="240" w:before="0" w:after="0"/>
               <w:jc w:val="left"/>
               <w:rPr>
@@ -2459,19 +2486,20 @@
                 <w:szCs w:val="20"/>
                 <w:lang w:val="en-US" w:eastAsia="en-US" w:bidi="ar-SA"/>
               </w:rPr>
-              <w:t>In danger?</w:t>
-            </w:r>
-          </w:p>
-        </w:tc>
-        <w:tc>
-          <w:tcPr>
-            <w:tcW w:w="1800" w:type="dxa"/>
-            <w:tcBorders/>
-          </w:tcPr>
-          <w:p>
-            <w:pPr>
-              <w:pStyle w:val="Normal"/>
-              <w:widowControl w:val="false"/>
+              <w:t>Relationship to plaintiff</w:t>
+            </w:r>
+          </w:p>
+        </w:tc>
+        <w:tc>
+          <w:tcPr>
+            <w:tcW w:w="2340" w:type="dxa"/>
+            <w:tcBorders/>
+          </w:tcPr>
+          <w:p>
+            <w:pPr>
+              <w:pStyle w:val="Normal"/>
+              <w:widowControl w:val="false"/>
+              <w:suppressAutoHyphens w:val="true"/>
               <w:spacing w:lineRule="auto" w:line="240" w:before="0" w:after="0"/>
               <w:jc w:val="left"/>
               <w:rPr>
@@ -2491,71 +2519,7 @@
                 <w:szCs w:val="20"/>
                 <w:lang w:val="en-US" w:eastAsia="en-US" w:bidi="ar-SA"/>
               </w:rPr>
-              <w:t>Relationship to petitioner</w:t>
-            </w:r>
-          </w:p>
-        </w:tc>
-        <w:tc>
-          <w:tcPr>
-            <w:tcW w:w="1890" w:type="dxa"/>
-            <w:tcBorders/>
-          </w:tcPr>
-          <w:p>
-            <w:pPr>
-              <w:pStyle w:val="Normal"/>
-              <w:widowControl w:val="false"/>
-              <w:spacing w:lineRule="auto" w:line="240" w:before="0" w:after="0"/>
-              <w:jc w:val="left"/>
-              <w:rPr>
-                <w:rFonts w:ascii="Arial" w:hAnsi="Arial" w:eastAsia="Calibri" w:cs="Arial"/>
-                <w:b/>
-                <w:b/>
-                <w:sz w:val="20"/>
-                <w:szCs w:val="20"/>
-              </w:rPr>
-            </w:pPr>
-            <w:r>
-              <w:rPr>
-                <w:rFonts w:eastAsia="Calibri" w:cs="Arial" w:ascii="Arial" w:hAnsi="Arial"/>
-                <w:b/>
-                <w:kern w:val="0"/>
-                <w:sz w:val="20"/>
-                <w:szCs w:val="20"/>
-                <w:lang w:val="en-US" w:eastAsia="en-US" w:bidi="ar-SA"/>
-              </w:rPr>
               <w:t>Relationship to defendant</w:t>
-            </w:r>
-          </w:p>
-        </w:tc>
-        <w:tc>
-          <w:tcPr>
-            <w:tcW w:w="1355" w:type="dxa"/>
-            <w:tcBorders/>
-          </w:tcPr>
-          <w:p>
-            <w:pPr>
-              <w:pStyle w:val="Normal"/>
-              <w:widowControl w:val="false"/>
-              <w:spacing w:lineRule="auto" w:line="240" w:before="0" w:after="0"/>
-              <w:jc w:val="left"/>
-              <w:rPr>
-                <w:rFonts w:ascii="Arial" w:hAnsi="Arial" w:eastAsia="Calibri" w:cs="Arial"/>
-                <w:b/>
-                <w:b/>
-                <w:sz w:val="20"/>
-                <w:szCs w:val="20"/>
-              </w:rPr>
-            </w:pPr>
-            <w:r>
-              <w:rPr>
-                <w:rFonts w:eastAsia="Calibri" w:cs="Arial" w:ascii="Arial" w:hAnsi="Arial"/>
-                <w:b/>
-                <w:kern w:val="0"/>
-                <w:sz w:val="20"/>
-                <w:szCs w:val="20"/>
-                <w:lang w:val="en-US" w:eastAsia="en-US" w:bidi="ar-SA"/>
-              </w:rPr>
-              <w:t>Petitioner wants custody?</w:t>
             </w:r>
           </w:p>
         </w:tc>
@@ -2564,13 +2528,14 @@
         <w:trPr/>
         <w:tc>
           <w:tcPr>
-            <w:tcW w:w="1795" w:type="dxa"/>
-            <w:tcBorders/>
-          </w:tcPr>
-          <w:p>
-            <w:pPr>
-              <w:pStyle w:val="Normal"/>
-              <w:widowControl/>
+            <w:tcW w:w="2813" w:type="dxa"/>
+            <w:tcBorders/>
+          </w:tcPr>
+          <w:p>
+            <w:pPr>
+              <w:pStyle w:val="Normal"/>
+              <w:widowControl w:val="false"/>
+              <w:suppressAutoHyphens w:val="true"/>
               <w:spacing w:lineRule="auto" w:line="240" w:before="0" w:after="0"/>
               <w:jc w:val="left"/>
               <w:rPr>
@@ -2593,13 +2558,14 @@
         </w:tc>
         <w:tc>
           <w:tcPr>
-            <w:tcW w:w="1260" w:type="dxa"/>
-            <w:tcBorders/>
-          </w:tcPr>
-          <w:p>
-            <w:pPr>
-              <w:pStyle w:val="Normal"/>
-              <w:widowControl w:val="false"/>
+            <w:tcW w:w="1777" w:type="dxa"/>
+            <w:tcBorders/>
+          </w:tcPr>
+          <w:p>
+            <w:pPr>
+              <w:pStyle w:val="Normal"/>
+              <w:widowControl w:val="false"/>
+              <w:suppressAutoHyphens w:val="true"/>
               <w:spacing w:lineRule="auto" w:line="240" w:before="0" w:after="0"/>
               <w:jc w:val="left"/>
               <w:rPr>
@@ -2611,23 +2577,22 @@
             <w:r>
               <w:rPr>
                 <w:rFonts w:eastAsia="Calibri" w:cs="Arial" w:ascii="Arial" w:hAnsi="Arial"/>
-                <w:kern w:val="0"/>
-                <w:sz w:val="22"/>
-                <w:szCs w:val="22"/>
-                <w:lang w:val="en-US" w:eastAsia="en-US" w:bidi="ar-SA"/>
-              </w:rPr>
-            </w:r>
-          </w:p>
-        </w:tc>
-        <w:tc>
-          <w:tcPr>
-            <w:tcW w:w="1259" w:type="dxa"/>
-            <w:tcBorders/>
-          </w:tcPr>
-          <w:p>
-            <w:pPr>
-              <w:pStyle w:val="Normal"/>
-              <w:widowControl w:val="false"/>
+                <w:sz w:val="20"/>
+                <w:szCs w:val="20"/>
+              </w:rPr>
+            </w:r>
+          </w:p>
+        </w:tc>
+        <w:tc>
+          <w:tcPr>
+            <w:tcW w:w="2430" w:type="dxa"/>
+            <w:tcBorders/>
+          </w:tcPr>
+          <w:p>
+            <w:pPr>
+              <w:pStyle w:val="Normal"/>
+              <w:widowControl w:val="false"/>
+              <w:suppressAutoHyphens w:val="true"/>
               <w:spacing w:lineRule="auto" w:line="240" w:before="0" w:after="0"/>
               <w:jc w:val="left"/>
               <w:rPr>
@@ -2639,23 +2604,22 @@
             <w:r>
               <w:rPr>
                 <w:rFonts w:eastAsia="Calibri" w:cs="Arial" w:ascii="Arial" w:hAnsi="Arial"/>
-                <w:kern w:val="0"/>
-                <w:sz w:val="22"/>
-                <w:szCs w:val="22"/>
-                <w:lang w:val="en-US" w:eastAsia="en-US" w:bidi="ar-SA"/>
-              </w:rPr>
-            </w:r>
-          </w:p>
-        </w:tc>
-        <w:tc>
-          <w:tcPr>
-            <w:tcW w:w="1800" w:type="dxa"/>
-            <w:tcBorders/>
-          </w:tcPr>
-          <w:p>
-            <w:pPr>
-              <w:pStyle w:val="Normal"/>
-              <w:widowControl w:val="false"/>
+                <w:sz w:val="20"/>
+                <w:szCs w:val="20"/>
+              </w:rPr>
+            </w:r>
+          </w:p>
+        </w:tc>
+        <w:tc>
+          <w:tcPr>
+            <w:tcW w:w="2340" w:type="dxa"/>
+            <w:tcBorders/>
+          </w:tcPr>
+          <w:p>
+            <w:pPr>
+              <w:pStyle w:val="Normal"/>
+              <w:widowControl w:val="false"/>
+              <w:suppressAutoHyphens w:val="true"/>
               <w:spacing w:lineRule="auto" w:line="240" w:before="0" w:after="0"/>
               <w:jc w:val="left"/>
               <w:rPr>
@@ -2667,66 +2631,8 @@
             <w:r>
               <w:rPr>
                 <w:rFonts w:eastAsia="Calibri" w:cs="Arial" w:ascii="Arial" w:hAnsi="Arial"/>
-                <w:kern w:val="0"/>
-                <w:sz w:val="22"/>
-                <w:szCs w:val="22"/>
-                <w:lang w:val="en-US" w:eastAsia="en-US" w:bidi="ar-SA"/>
-              </w:rPr>
-            </w:r>
-          </w:p>
-        </w:tc>
-        <w:tc>
-          <w:tcPr>
-            <w:tcW w:w="1890" w:type="dxa"/>
-            <w:tcBorders/>
-          </w:tcPr>
-          <w:p>
-            <w:pPr>
-              <w:pStyle w:val="Normal"/>
-              <w:widowControl w:val="false"/>
-              <w:spacing w:lineRule="auto" w:line="240" w:before="0" w:after="0"/>
-              <w:jc w:val="left"/>
-              <w:rPr>
-                <w:rFonts w:ascii="Arial" w:hAnsi="Arial" w:eastAsia="Calibri" w:cs="Arial"/>
-                <w:sz w:val="20"/>
-                <w:szCs w:val="20"/>
-              </w:rPr>
-            </w:pPr>
-            <w:r>
-              <w:rPr>
-                <w:rFonts w:eastAsia="Calibri" w:cs="Arial" w:ascii="Arial" w:hAnsi="Arial"/>
-                <w:kern w:val="0"/>
-                <w:sz w:val="22"/>
-                <w:szCs w:val="22"/>
-                <w:lang w:val="en-US" w:eastAsia="en-US" w:bidi="ar-SA"/>
-              </w:rPr>
-            </w:r>
-          </w:p>
-        </w:tc>
-        <w:tc>
-          <w:tcPr>
-            <w:tcW w:w="1355" w:type="dxa"/>
-            <w:tcBorders/>
-          </w:tcPr>
-          <w:p>
-            <w:pPr>
-              <w:pStyle w:val="Normal"/>
-              <w:widowControl w:val="false"/>
-              <w:spacing w:lineRule="auto" w:line="240" w:before="0" w:after="0"/>
-              <w:jc w:val="left"/>
-              <w:rPr>
-                <w:rFonts w:ascii="Arial" w:hAnsi="Arial" w:eastAsia="Calibri" w:cs="Arial"/>
-                <w:sz w:val="20"/>
-                <w:szCs w:val="20"/>
-              </w:rPr>
-            </w:pPr>
-            <w:r>
-              <w:rPr>
-                <w:rFonts w:eastAsia="Calibri" w:cs="Arial" w:ascii="Arial" w:hAnsi="Arial"/>
-                <w:kern w:val="0"/>
-                <w:sz w:val="22"/>
-                <w:szCs w:val="22"/>
-                <w:lang w:val="en-US" w:eastAsia="en-US" w:bidi="ar-SA"/>
+                <w:sz w:val="20"/>
+                <w:szCs w:val="20"/>
               </w:rPr>
             </w:r>
           </w:p>
@@ -2736,13 +2642,14 @@
         <w:trPr/>
         <w:tc>
           <w:tcPr>
-            <w:tcW w:w="1795" w:type="dxa"/>
-            <w:tcBorders/>
-          </w:tcPr>
-          <w:p>
-            <w:pPr>
-              <w:pStyle w:val="Normal"/>
-              <w:widowControl/>
+            <w:tcW w:w="2813" w:type="dxa"/>
+            <w:tcBorders/>
+          </w:tcPr>
+          <w:p>
+            <w:pPr>
+              <w:pStyle w:val="Normal"/>
+              <w:widowControl w:val="false"/>
+              <w:suppressAutoHyphens w:val="true"/>
               <w:spacing w:lineRule="auto" w:line="240" w:before="0" w:after="0"/>
               <w:jc w:val="left"/>
               <w:rPr>
@@ -2765,13 +2672,14 @@
         </w:tc>
         <w:tc>
           <w:tcPr>
-            <w:tcW w:w="1260" w:type="dxa"/>
-            <w:tcBorders/>
-          </w:tcPr>
-          <w:p>
-            <w:pPr>
-              <w:pStyle w:val="Normal"/>
-              <w:widowControl w:val="false"/>
+            <w:tcW w:w="1777" w:type="dxa"/>
+            <w:tcBorders/>
+          </w:tcPr>
+          <w:p>
+            <w:pPr>
+              <w:pStyle w:val="Normal"/>
+              <w:widowControl w:val="false"/>
+              <w:suppressAutoHyphens w:val="true"/>
               <w:spacing w:lineRule="auto" w:line="240" w:before="0" w:after="0"/>
               <w:jc w:val="left"/>
               <w:rPr>
@@ -2816,6 +2724,7 @@
             <w:pPr>
               <w:pStyle w:val="Normal"/>
               <w:widowControl w:val="false"/>
+              <w:suppressAutoHyphens w:val="true"/>
               <w:spacing w:lineRule="auto" w:line="240" w:before="0" w:after="0"/>
               <w:jc w:val="left"/>
               <w:rPr>
@@ -2838,13 +2747,14 @@
         </w:tc>
         <w:tc>
           <w:tcPr>
-            <w:tcW w:w="1259" w:type="dxa"/>
-            <w:tcBorders/>
-          </w:tcPr>
-          <w:p>
-            <w:pPr>
-              <w:pStyle w:val="Normal"/>
-              <w:widowControl w:val="false"/>
+            <w:tcW w:w="2430" w:type="dxa"/>
+            <w:tcBorders/>
+          </w:tcPr>
+          <w:p>
+            <w:pPr>
+              <w:pStyle w:val="Normal"/>
+              <w:widowControl w:val="false"/>
+              <w:suppressAutoHyphens w:val="true"/>
               <w:spacing w:lineRule="auto" w:line="240" w:before="0" w:after="0"/>
               <w:jc w:val="left"/>
               <w:rPr>
@@ -2861,48 +2771,20 @@
                 <w:szCs w:val="20"/>
                 <w:lang w:val="en-US" w:eastAsia="en-US" w:bidi="ar-SA"/>
               </w:rPr>
-              <w:t>{{ “Yes” if row.in_danger else “No”}}</w:t>
-            </w:r>
-          </w:p>
-        </w:tc>
-        <w:tc>
-          <w:tcPr>
-            <w:tcW w:w="1800" w:type="dxa"/>
-            <w:tcBorders/>
-          </w:tcPr>
-          <w:p>
-            <w:pPr>
-              <w:pStyle w:val="Normal"/>
-              <w:widowControl w:val="false"/>
-              <w:spacing w:lineRule="auto" w:line="240" w:before="0" w:after="0"/>
-              <w:jc w:val="left"/>
-              <w:rPr>
-                <w:rFonts w:ascii="Arial" w:hAnsi="Arial" w:cs="Arial"/>
-                <w:sz w:val="20"/>
-                <w:szCs w:val="20"/>
-              </w:rPr>
-            </w:pPr>
-            <w:r>
-              <w:rPr>
-                <w:rFonts w:eastAsia="Calibri" w:cs="Arial" w:ascii="Arial" w:hAnsi="Arial"/>
-                <w:kern w:val="0"/>
-                <w:sz w:val="20"/>
-                <w:szCs w:val="20"/>
-                <w:lang w:val="en-US" w:eastAsia="en-US" w:bidi="ar-SA"/>
-              </w:rPr>
               <w:t>{{ row.relationship_users1 | capitalize}}</w:t>
             </w:r>
           </w:p>
         </w:tc>
         <w:tc>
           <w:tcPr>
-            <w:tcW w:w="1890" w:type="dxa"/>
-            <w:tcBorders/>
-          </w:tcPr>
-          <w:p>
-            <w:pPr>
-              <w:pStyle w:val="Normal"/>
-              <w:widowControl w:val="false"/>
+            <w:tcW w:w="2340" w:type="dxa"/>
+            <w:tcBorders/>
+          </w:tcPr>
+          <w:p>
+            <w:pPr>
+              <w:pStyle w:val="Normal"/>
+              <w:widowControl w:val="false"/>
+              <w:suppressAutoHyphens w:val="true"/>
               <w:spacing w:lineRule="auto" w:line="240" w:before="0" w:after="0"/>
               <w:jc w:val="left"/>
               <w:rPr>
@@ -2920,35 +2802,6 @@
                 <w:lang w:val="en-US" w:eastAsia="en-US" w:bidi="ar-SA"/>
               </w:rPr>
               <w:t>{{ row.relationship_OP | capitalize}}</w:t>
-            </w:r>
-          </w:p>
-        </w:tc>
-        <w:tc>
-          <w:tcPr>
-            <w:tcW w:w="1355" w:type="dxa"/>
-            <w:tcBorders/>
-          </w:tcPr>
-          <w:p>
-            <w:pPr>
-              <w:pStyle w:val="Normal"/>
-              <w:widowControl w:val="false"/>
-              <w:spacing w:lineRule="auto" w:line="240" w:before="0" w:after="0"/>
-              <w:jc w:val="left"/>
-              <w:rPr>
-                <w:rFonts w:ascii="Arial" w:hAnsi="Arial" w:cs="Arial"/>
-                <w:sz w:val="20"/>
-                <w:szCs w:val="20"/>
-              </w:rPr>
-            </w:pPr>
-            <w:r>
-              <w:rPr>
-                <w:rFonts w:eastAsia="Calibri" w:cs="Arial" w:ascii="Arial" w:hAnsi="Arial"/>
-                <w:kern w:val="0"/>
-                <w:sz w:val="20"/>
-                <w:szCs w:val="20"/>
-                <w:lang w:val="en-US" w:eastAsia="en-US" w:bidi="ar-SA"/>
-              </w:rPr>
-              <w:t>{{ “Yes” if row.custody_wanted else “No”}}</w:t>
             </w:r>
           </w:p>
         </w:tc>
@@ -2957,13 +2810,14 @@
         <w:trPr/>
         <w:tc>
           <w:tcPr>
-            <w:tcW w:w="1795" w:type="dxa"/>
-            <w:tcBorders/>
-          </w:tcPr>
-          <w:p>
-            <w:pPr>
-              <w:pStyle w:val="Normal"/>
-              <w:widowControl/>
+            <w:tcW w:w="2813" w:type="dxa"/>
+            <w:tcBorders/>
+          </w:tcPr>
+          <w:p>
+            <w:pPr>
+              <w:pStyle w:val="Normal"/>
+              <w:widowControl w:val="false"/>
+              <w:suppressAutoHyphens w:val="true"/>
               <w:spacing w:lineRule="auto" w:line="240" w:before="0" w:after="0"/>
               <w:jc w:val="left"/>
               <w:rPr>
@@ -2986,13 +2840,14 @@
         </w:tc>
         <w:tc>
           <w:tcPr>
-            <w:tcW w:w="1260" w:type="dxa"/>
-            <w:tcBorders/>
-          </w:tcPr>
-          <w:p>
-            <w:pPr>
-              <w:pStyle w:val="Normal"/>
-              <w:widowControl w:val="false"/>
+            <w:tcW w:w="1777" w:type="dxa"/>
+            <w:tcBorders/>
+          </w:tcPr>
+          <w:p>
+            <w:pPr>
+              <w:pStyle w:val="Normal"/>
+              <w:widowControl w:val="false"/>
+              <w:suppressAutoHyphens w:val="true"/>
               <w:spacing w:lineRule="auto" w:line="240" w:before="0" w:after="0"/>
               <w:jc w:val="left"/>
               <w:rPr>
@@ -3004,23 +2859,22 @@
             <w:r>
               <w:rPr>
                 <w:rFonts w:eastAsia="Calibri" w:cs="Arial" w:ascii="Arial" w:hAnsi="Arial"/>
-                <w:kern w:val="0"/>
-                <w:sz w:val="22"/>
-                <w:szCs w:val="22"/>
-                <w:lang w:val="en-US" w:eastAsia="en-US" w:bidi="ar-SA"/>
-              </w:rPr>
-            </w:r>
-          </w:p>
-        </w:tc>
-        <w:tc>
-          <w:tcPr>
-            <w:tcW w:w="1259" w:type="dxa"/>
-            <w:tcBorders/>
-          </w:tcPr>
-          <w:p>
-            <w:pPr>
-              <w:pStyle w:val="Normal"/>
-              <w:widowControl w:val="false"/>
+                <w:sz w:val="20"/>
+                <w:szCs w:val="20"/>
+              </w:rPr>
+            </w:r>
+          </w:p>
+        </w:tc>
+        <w:tc>
+          <w:tcPr>
+            <w:tcW w:w="2430" w:type="dxa"/>
+            <w:tcBorders/>
+          </w:tcPr>
+          <w:p>
+            <w:pPr>
+              <w:pStyle w:val="Normal"/>
+              <w:widowControl w:val="false"/>
+              <w:suppressAutoHyphens w:val="true"/>
               <w:spacing w:lineRule="auto" w:line="240" w:before="0" w:after="0"/>
               <w:jc w:val="left"/>
               <w:rPr>
@@ -3032,23 +2886,22 @@
             <w:r>
               <w:rPr>
                 <w:rFonts w:eastAsia="Calibri" w:cs="Arial" w:ascii="Arial" w:hAnsi="Arial"/>
-                <w:kern w:val="0"/>
-                <w:sz w:val="22"/>
-                <w:szCs w:val="22"/>
-                <w:lang w:val="en-US" w:eastAsia="en-US" w:bidi="ar-SA"/>
-              </w:rPr>
-            </w:r>
-          </w:p>
-        </w:tc>
-        <w:tc>
-          <w:tcPr>
-            <w:tcW w:w="1800" w:type="dxa"/>
-            <w:tcBorders/>
-          </w:tcPr>
-          <w:p>
-            <w:pPr>
-              <w:pStyle w:val="Normal"/>
-              <w:widowControl w:val="false"/>
+                <w:sz w:val="20"/>
+                <w:szCs w:val="20"/>
+              </w:rPr>
+            </w:r>
+          </w:p>
+        </w:tc>
+        <w:tc>
+          <w:tcPr>
+            <w:tcW w:w="2340" w:type="dxa"/>
+            <w:tcBorders/>
+          </w:tcPr>
+          <w:p>
+            <w:pPr>
+              <w:pStyle w:val="Normal"/>
+              <w:widowControl w:val="false"/>
+              <w:suppressAutoHyphens w:val="true"/>
               <w:spacing w:lineRule="auto" w:line="240" w:before="0" w:after="0"/>
               <w:jc w:val="left"/>
               <w:rPr>
@@ -3060,72 +2913,23 @@
             <w:r>
               <w:rPr>
                 <w:rFonts w:eastAsia="Calibri" w:cs="Arial" w:ascii="Arial" w:hAnsi="Arial"/>
-                <w:kern w:val="0"/>
-                <w:sz w:val="22"/>
-                <w:szCs w:val="22"/>
-                <w:lang w:val="en-US" w:eastAsia="en-US" w:bidi="ar-SA"/>
-              </w:rPr>
-            </w:r>
-          </w:p>
-        </w:tc>
-        <w:tc>
-          <w:tcPr>
-            <w:tcW w:w="1890" w:type="dxa"/>
-            <w:tcBorders/>
-          </w:tcPr>
-          <w:p>
-            <w:pPr>
-              <w:pStyle w:val="Normal"/>
-              <w:widowControl w:val="false"/>
-              <w:spacing w:lineRule="auto" w:line="240" w:before="0" w:after="0"/>
-              <w:jc w:val="left"/>
-              <w:rPr>
-                <w:rFonts w:ascii="Arial" w:hAnsi="Arial" w:eastAsia="Calibri" w:cs="Arial"/>
-                <w:sz w:val="20"/>
-                <w:szCs w:val="20"/>
-              </w:rPr>
-            </w:pPr>
-            <w:r>
-              <w:rPr>
-                <w:rFonts w:eastAsia="Calibri" w:cs="Arial" w:ascii="Arial" w:hAnsi="Arial"/>
-                <w:kern w:val="0"/>
-                <w:sz w:val="22"/>
-                <w:szCs w:val="22"/>
-                <w:lang w:val="en-US" w:eastAsia="en-US" w:bidi="ar-SA"/>
-              </w:rPr>
-            </w:r>
-          </w:p>
-        </w:tc>
-        <w:tc>
-          <w:tcPr>
-            <w:tcW w:w="1355" w:type="dxa"/>
-            <w:tcBorders/>
-          </w:tcPr>
-          <w:p>
-            <w:pPr>
-              <w:pStyle w:val="Normal"/>
-              <w:widowControl w:val="false"/>
-              <w:spacing w:lineRule="auto" w:line="240" w:before="0" w:after="0"/>
-              <w:jc w:val="left"/>
-              <w:rPr>
-                <w:rFonts w:ascii="Arial" w:hAnsi="Arial" w:eastAsia="Calibri" w:cs="Arial"/>
-                <w:sz w:val="20"/>
-                <w:szCs w:val="20"/>
-              </w:rPr>
-            </w:pPr>
-            <w:r>
-              <w:rPr>
-                <w:rFonts w:eastAsia="Calibri" w:cs="Arial" w:ascii="Arial" w:hAnsi="Arial"/>
-                <w:kern w:val="0"/>
-                <w:sz w:val="22"/>
-                <w:szCs w:val="22"/>
-                <w:lang w:val="en-US" w:eastAsia="en-US" w:bidi="ar-SA"/>
+                <w:sz w:val="20"/>
+                <w:szCs w:val="20"/>
               </w:rPr>
             </w:r>
           </w:p>
         </w:tc>
       </w:tr>
     </w:tbl>
+    <w:p>
+      <w:pPr>
+        <w:pStyle w:val="Normal"/>
+        <w:rPr/>
+      </w:pPr>
+      <w:r>
+        <w:rPr/>
+      </w:r>
+    </w:p>
     <w:p>
       <w:pPr>
         <w:pStyle w:val="Normal"/>
@@ -3213,7 +3017,8 @@
           <w:p>
             <w:pPr>
               <w:pStyle w:val="Normal"/>
-              <w:widowControl/>
+              <w:widowControl w:val="false"/>
+              <w:suppressAutoHyphens w:val="true"/>
               <w:spacing w:lineRule="auto" w:line="240" w:before="0" w:after="0"/>
               <w:jc w:val="left"/>
               <w:rPr>
@@ -3245,7 +3050,8 @@
           <w:p>
             <w:pPr>
               <w:pStyle w:val="Normal"/>
-              <w:widowControl/>
+              <w:widowControl w:val="false"/>
+              <w:suppressAutoHyphens w:val="true"/>
               <w:spacing w:lineRule="auto" w:line="240" w:before="0" w:after="0"/>
               <w:jc w:val="left"/>
               <w:rPr>
@@ -3277,7 +3083,8 @@
           <w:p>
             <w:pPr>
               <w:pStyle w:val="Normal"/>
-              <w:widowControl/>
+              <w:widowControl w:val="false"/>
+              <w:suppressAutoHyphens w:val="true"/>
               <w:spacing w:lineRule="auto" w:line="240" w:before="0" w:after="0"/>
               <w:jc w:val="left"/>
               <w:rPr>
@@ -3312,7 +3119,8 @@
           <w:p>
             <w:pPr>
               <w:pStyle w:val="Normal"/>
-              <w:widowControl/>
+              <w:widowControl w:val="false"/>
+              <w:suppressAutoHyphens w:val="true"/>
               <w:spacing w:lineRule="auto" w:line="240" w:before="0" w:after="0"/>
               <w:jc w:val="left"/>
               <w:rPr>
@@ -3341,7 +3149,8 @@
           <w:p>
             <w:pPr>
               <w:pStyle w:val="Normal"/>
-              <w:widowControl/>
+              <w:widowControl w:val="false"/>
+              <w:suppressAutoHyphens w:val="true"/>
               <w:spacing w:lineRule="auto" w:line="240" w:before="0" w:after="0"/>
               <w:jc w:val="left"/>
               <w:rPr>
@@ -3352,11 +3161,9 @@
             </w:pPr>
             <w:r>
               <w:rPr>
-                <w:rFonts w:eastAsia="Calibri" w:cs="Arial" w:ascii="Arial" w:hAnsi="Arial"/>
-                <w:kern w:val="0"/>
-                <w:sz w:val="22"/>
-                <w:szCs w:val="22"/>
-                <w:lang w:val="en-US" w:eastAsia="en-US" w:bidi="ar-SA"/>
+                <w:rFonts w:cs="Arial" w:ascii="Arial" w:hAnsi="Arial"/>
+                <w:sz w:val="24"/>
+                <w:szCs w:val="24"/>
               </w:rPr>
             </w:r>
           </w:p>
@@ -3369,7 +3176,8 @@
           <w:p>
             <w:pPr>
               <w:pStyle w:val="Normal"/>
-              <w:widowControl/>
+              <w:widowControl w:val="false"/>
+              <w:suppressAutoHyphens w:val="true"/>
               <w:spacing w:lineRule="auto" w:line="240" w:before="0" w:after="0"/>
               <w:jc w:val="left"/>
               <w:rPr>
@@ -3380,11 +3188,9 @@
             </w:pPr>
             <w:r>
               <w:rPr>
-                <w:rFonts w:eastAsia="Calibri" w:cs="Arial" w:ascii="Arial" w:hAnsi="Arial"/>
-                <w:kern w:val="0"/>
-                <w:sz w:val="22"/>
-                <w:szCs w:val="22"/>
-                <w:lang w:val="en-US" w:eastAsia="en-US" w:bidi="ar-SA"/>
+                <w:rFonts w:cs="Arial" w:ascii="Arial" w:hAnsi="Arial"/>
+                <w:sz w:val="24"/>
+                <w:szCs w:val="24"/>
               </w:rPr>
             </w:r>
           </w:p>
@@ -3400,7 +3206,8 @@
           <w:p>
             <w:pPr>
               <w:pStyle w:val="Normal"/>
-              <w:widowControl/>
+              <w:widowControl w:val="false"/>
+              <w:suppressAutoHyphens w:val="true"/>
               <w:spacing w:lineRule="auto" w:line="240" w:before="0" w:after="0"/>
               <w:jc w:val="left"/>
               <w:rPr>
@@ -3429,7 +3236,8 @@
           <w:p>
             <w:pPr>
               <w:pStyle w:val="Normal"/>
-              <w:widowControl/>
+              <w:widowControl w:val="false"/>
+              <w:suppressAutoHyphens w:val="true"/>
               <w:spacing w:lineRule="auto" w:line="240" w:before="0" w:after="0"/>
               <w:jc w:val="left"/>
               <w:rPr>
@@ -3458,7 +3266,8 @@
           <w:p>
             <w:pPr>
               <w:pStyle w:val="Normal"/>
-              <w:widowControl/>
+              <w:widowControl w:val="false"/>
+              <w:suppressAutoHyphens w:val="true"/>
               <w:spacing w:lineRule="auto" w:line="240" w:before="0" w:after="0"/>
               <w:jc w:val="left"/>
               <w:rPr>
@@ -3490,7 +3299,8 @@
           <w:p>
             <w:pPr>
               <w:pStyle w:val="Normal"/>
-              <w:widowControl/>
+              <w:widowControl w:val="false"/>
+              <w:suppressAutoHyphens w:val="true"/>
               <w:spacing w:lineRule="auto" w:line="240" w:before="0" w:after="0"/>
               <w:jc w:val="left"/>
               <w:rPr>
@@ -3519,7 +3329,8 @@
           <w:p>
             <w:pPr>
               <w:pStyle w:val="Normal"/>
-              <w:widowControl/>
+              <w:widowControl w:val="false"/>
+              <w:suppressAutoHyphens w:val="true"/>
               <w:spacing w:lineRule="auto" w:line="240" w:before="0" w:after="0"/>
               <w:jc w:val="left"/>
               <w:rPr>
@@ -3530,11 +3341,9 @@
             </w:pPr>
             <w:r>
               <w:rPr>
-                <w:rFonts w:eastAsia="Calibri" w:cs="Arial" w:ascii="Arial" w:hAnsi="Arial"/>
-                <w:kern w:val="0"/>
-                <w:sz w:val="22"/>
-                <w:szCs w:val="22"/>
-                <w:lang w:val="en-US" w:eastAsia="en-US" w:bidi="ar-SA"/>
+                <w:rFonts w:cs="Arial" w:ascii="Arial" w:hAnsi="Arial"/>
+                <w:sz w:val="24"/>
+                <w:szCs w:val="24"/>
               </w:rPr>
             </w:r>
           </w:p>
@@ -3547,7 +3356,8 @@
           <w:p>
             <w:pPr>
               <w:pStyle w:val="Normal"/>
-              <w:widowControl/>
+              <w:widowControl w:val="false"/>
+              <w:suppressAutoHyphens w:val="true"/>
               <w:spacing w:lineRule="auto" w:line="240" w:before="0" w:after="0"/>
               <w:jc w:val="left"/>
               <w:rPr>
@@ -3558,11 +3368,9 @@
             </w:pPr>
             <w:r>
               <w:rPr>
-                <w:rFonts w:eastAsia="Calibri" w:cs="Arial" w:ascii="Arial" w:hAnsi="Arial"/>
-                <w:kern w:val="0"/>
-                <w:sz w:val="22"/>
-                <w:szCs w:val="22"/>
-                <w:lang w:val="en-US" w:eastAsia="en-US" w:bidi="ar-SA"/>
+                <w:rFonts w:cs="Arial" w:ascii="Arial" w:hAnsi="Arial"/>
+                <w:sz w:val="24"/>
+                <w:szCs w:val="24"/>
               </w:rPr>
             </w:r>
           </w:p>
@@ -4782,6 +4590,7 @@
     <w:rsid w:val="006b525e"/>
     <w:pPr>
       <w:widowControl/>
+      <w:suppressAutoHyphens w:val="true"/>
       <w:bidi w:val="0"/>
       <w:spacing w:lineRule="auto" w:line="259" w:before="0" w:after="160"/>
       <w:jc w:val="left"/>
@@ -5027,6 +4836,19 @@
       <w:rFonts w:ascii="Consolas" w:hAnsi="Consolas"/>
       <w:sz w:val="20"/>
       <w:szCs w:val="20"/>
+    </w:rPr>
+  </w:style>
+  <w:style w:type="paragraph" w:styleId="TableHeading">
+    <w:name w:val="Table Heading"/>
+    <w:basedOn w:val="TableContents"/>
+    <w:qFormat/>
+    <w:pPr>
+      <w:suppressLineNumbers/>
+      <w:jc w:val="center"/>
+    </w:pPr>
+    <w:rPr>
+      <w:b/>
+      <w:bCs/>
     </w:rPr>
   </w:style>
   <w:style w:type="numbering" w:styleId="NoList" w:default="1">
